--- a/labs/lab04/release/simulation-modeling--lab04--report.docx
+++ b/labs/lab04/release/simulation-modeling--lab04--report.docx
@@ -2,22 +2,29 @@
 <file path=word/document.xml><?xml version="1.0" encoding="utf-8"?>
 <w:document xmlns:w="http://schemas.openxmlformats.org/wordprocessingml/2006/main" xmlns:m="http://schemas.openxmlformats.org/officeDocument/2006/math" xmlns:r="http://schemas.openxmlformats.org/officeDocument/2006/relationships" xmlns:o="urn:schemas-microsoft-com:office:office" xmlns:v="urn:schemas-microsoft-com:vml" xmlns:w10="urn:schemas-microsoft-com:office:word" xmlns:a="http://schemas.openxmlformats.org/drawingml/2006/main" xmlns:pic="http://schemas.openxmlformats.org/drawingml/2006/picture" xmlns:wp="http://schemas.openxmlformats.org/drawingml/2006/wordprocessingDrawing">
   <w:body>
-    <w:bookmarkStart w:id="19" w:name="лабораторная-работа-4"/>
+    <w:p>
+      <w:pPr>
+        <w:pStyle w:val="Title"/>
+      </w:pPr>
+      <w:r>
+        <w:t xml:space="preserve">Имитационное моделирование</w:t>
+      </w:r>
+    </w:p>
+    <w:p>
+      <w:pPr>
+        <w:pStyle w:val="Subtitle"/>
+      </w:pPr>
+      <w:r>
+        <w:t xml:space="preserve">Лабораторная работа №4. Реализация основных моделей в агентном подходе</w:t>
+      </w:r>
+    </w:p>
+    <w:bookmarkStart w:id="9" w:name="цель-работы"/>
     <w:p>
       <w:pPr>
         <w:pStyle w:val="Heading1"/>
       </w:pPr>
       <w:r>
-        <w:t xml:space="preserve">Лабораторная работа №4</w:t>
-      </w:r>
-    </w:p>
-    <w:bookmarkStart w:id="9" w:name="выполнил"/>
-    <w:p>
-      <w:pPr>
-        <w:pStyle w:val="Heading2"/>
-      </w:pPr>
-      <w:r>
-        <w:t xml:space="preserve">Выполнил</w:t>
+        <w:t xml:space="preserve">Цель работы</w:t>
       </w:r>
     </w:p>
     <w:p>
@@ -25,91 +32,17 @@
         <w:pStyle w:val="FirstParagraph"/>
       </w:pPr>
       <w:r>
-        <w:t xml:space="preserve">Гашимов Кенан Мухтар оглы</w:t>
-      </w:r>
-      <w:r>
-        <w:br/>
-      </w:r>
-      <w:r>
-        <w:t xml:space="preserve">Группа: НКНбд-01-23</w:t>
-      </w:r>
-      <w:r>
-        <w:br/>
-      </w:r>
-      <w:r>
-        <w:t xml:space="preserve">Студенческий билет: 1032235820</w:t>
+        <w:t xml:space="preserve">Изучить реализацию эпидемиологической модели SIR в агентном подходе на языке Julia с использованием фреймворка Agents.jl, провести серию вычислительных экспериментов, подготовить literate-версии скриптов и исследовать дополнительные сценарии: порог эпидемии, гетерогенность городов, миграцию, карантин и оптимизацию с ограничением на пик заболеваемости.</w:t>
       </w:r>
     </w:p>
     <w:bookmarkEnd w:id="9"/>
-    <w:bookmarkStart w:id="10" w:name="дисциплина"/>
-    <w:p>
-      <w:pPr>
-        <w:pStyle w:val="Heading2"/>
-      </w:pPr>
-      <w:r>
-        <w:t xml:space="preserve">Дисциплина</w:t>
-      </w:r>
-    </w:p>
-    <w:p>
-      <w:pPr>
-        <w:pStyle w:val="FirstParagraph"/>
-      </w:pPr>
-      <w:r>
-        <w:t xml:space="preserve">Имитационное моделирование</w:t>
-      </w:r>
-    </w:p>
-    <w:bookmarkEnd w:id="10"/>
-    <w:bookmarkStart w:id="11" w:name="тема"/>
-    <w:p>
-      <w:pPr>
-        <w:pStyle w:val="Heading2"/>
-      </w:pPr>
-      <w:r>
-        <w:t xml:space="preserve">Тема</w:t>
-      </w:r>
-    </w:p>
-    <w:p>
-      <w:pPr>
-        <w:pStyle w:val="FirstParagraph"/>
-      </w:pPr>
-      <w:r>
-        <w:t xml:space="preserve">Статистический анализ результатов имитационного эксперимента</w:t>
-      </w:r>
-    </w:p>
-    <w:bookmarkEnd w:id="11"/>
-    <w:bookmarkStart w:id="12" w:name="цель-работы"/>
-    <w:p>
-      <w:pPr>
-        <w:pStyle w:val="Heading2"/>
-      </w:pPr>
-      <w:r>
-        <w:t xml:space="preserve">Цель работы</w:t>
-      </w:r>
-    </w:p>
-    <w:p>
-      <w:pPr>
-        <w:pStyle w:val="FirstParagraph"/>
-      </w:pPr>
-      <w:r>
-        <w:t xml:space="preserve">Освоить построение и анализ имитационной модели, выполнить серию вычислительных экспериментов и оценить устойчивость показателей модели по статистическим критериям.</w:t>
-      </w:r>
-    </w:p>
-    <w:bookmarkEnd w:id="12"/>
-    <w:bookmarkStart w:id="13" w:name="постановка-задачи"/>
-    <w:p>
-      <w:pPr>
-        <w:pStyle w:val="Heading2"/>
-      </w:pPr>
-      <w:r>
-        <w:t xml:space="preserve">Постановка задачи</w:t>
-      </w:r>
-    </w:p>
-    <w:p>
-      <w:pPr>
-        <w:pStyle w:val="FirstParagraph"/>
-      </w:pPr>
-      <w:r>
-        <w:t xml:space="preserve">Требуется провести моделирование системы массового обслуживания с одним обслуживающим прибором (M/M/1) и исследовать влияние интенсивности поступления заявок на:</w:t>
+    <w:bookmarkStart w:id="10" w:name="задание"/>
+    <w:p>
+      <w:pPr>
+        <w:pStyle w:val="Heading1"/>
+      </w:pPr>
+      <w:r>
+        <w:t xml:space="preserve">Задание</w:t>
       </w:r>
     </w:p>
     <w:p>
@@ -121,7 +54,22 @@
         </w:numPr>
       </w:pPr>
       <w:r>
-        <w:t xml:space="preserve">среднее время ожидания;</w:t>
+        <w:t xml:space="preserve">Создать проект</w:t>
+      </w:r>
+      <w:r>
+        <w:t xml:space="preserve"> </w:t>
+      </w:r>
+      <w:r>
+        <w:rPr>
+          <w:rStyle w:val="VerbatimChar"/>
+        </w:rPr>
+        <w:t xml:space="preserve">DrWatson</w:t>
+      </w:r>
+      <w:r>
+        <w:t xml:space="preserve"> </w:t>
+      </w:r>
+      <w:r>
+        <w:t xml:space="preserve">для лабораторной работы.</w:t>
       </w:r>
     </w:p>
     <w:p>
@@ -133,7 +81,7 @@
         </w:numPr>
       </w:pPr>
       <w:r>
-        <w:t xml:space="preserve">среднюю длину очереди;</w:t>
+        <w:t xml:space="preserve">Установить необходимые Julia-пакеты.</w:t>
       </w:r>
     </w:p>
     <w:p>
@@ -145,7 +93,19 @@
         </w:numPr>
       </w:pPr>
       <w:r>
-        <w:t xml:space="preserve">загрузку прибора;</w:t>
+        <w:t xml:space="preserve">Реализовать агентную SIR-модель в файле</w:t>
+      </w:r>
+      <w:r>
+        <w:t xml:space="preserve"> </w:t>
+      </w:r>
+      <w:r>
+        <w:rPr>
+          <w:rStyle w:val="VerbatimChar"/>
+        </w:rPr>
+        <w:t xml:space="preserve">src/sir_model.jl</w:t>
+      </w:r>
+      <w:r>
+        <w:t xml:space="preserve">.</w:t>
       </w:r>
     </w:p>
     <w:p>
@@ -157,7 +117,113 @@
         </w:numPr>
       </w:pPr>
       <w:r>
-        <w:t xml:space="preserve">долю заявок, не ожидающих в очереди.</w:t>
+        <w:t xml:space="preserve">Выполнить базовый эксперимент, параметрическое исследование коэффициента заразности, исследование миграции, оптимизацию параметров и итоговую визуализацию.</w:t>
+      </w:r>
+    </w:p>
+    <w:p>
+      <w:pPr>
+        <w:pStyle w:val="Compact"/>
+        <w:numPr>
+          <w:ilvl w:val="0"/>
+          <w:numId w:val="1001"/>
+        </w:numPr>
+      </w:pPr>
+      <w:r>
+        <w:t xml:space="preserve">Подготовить literate-версии скриптов и сгенерировать производные форматы</w:t>
+      </w:r>
+      <w:r>
+        <w:t xml:space="preserve"> </w:t>
+      </w:r>
+      <w:r>
+        <w:rPr>
+          <w:rStyle w:val="VerbatimChar"/>
+        </w:rPr>
+        <w:t xml:space="preserve">.jl</w:t>
+      </w:r>
+      <w:r>
+        <w:t xml:space="preserve">,</w:t>
+      </w:r>
+      <w:r>
+        <w:t xml:space="preserve"> </w:t>
+      </w:r>
+      <w:r>
+        <w:rPr>
+          <w:rStyle w:val="VerbatimChar"/>
+        </w:rPr>
+        <w:t xml:space="preserve">.ipynb</w:t>
+      </w:r>
+      <w:r>
+        <w:t xml:space="preserve"> </w:t>
+      </w:r>
+      <w:r>
+        <w:t xml:space="preserve">и</w:t>
+      </w:r>
+      <w:r>
+        <w:t xml:space="preserve"> </w:t>
+      </w:r>
+      <w:r>
+        <w:rPr>
+          <w:rStyle w:val="VerbatimChar"/>
+        </w:rPr>
+        <w:t xml:space="preserve">.md</w:t>
+      </w:r>
+      <w:r>
+        <w:t xml:space="preserve">.</w:t>
+      </w:r>
+    </w:p>
+    <w:p>
+      <w:pPr>
+        <w:pStyle w:val="Compact"/>
+        <w:numPr>
+          <w:ilvl w:val="0"/>
+          <w:numId w:val="1001"/>
+        </w:numPr>
+      </w:pPr>
+      <w:r>
+        <w:t xml:space="preserve">Выполнить дополнительные задания: базовый анализ</w:t>
+      </w:r>
+      <w:r>
+        <w:t xml:space="preserve"> </w:t>
+      </w:r>
+      <w:r>
+        <w:rPr>
+          <w:rStyle w:val="VerbatimChar"/>
+        </w:rPr>
+        <w:t xml:space="preserve">R_0</w:t>
+      </w:r>
+      <w:r>
+        <w:t xml:space="preserve">, поиск порога эпидемии, исследование гетерогенности, анализ влияния миграции, введение карантина и оптимизацию при ограничении на пик заболеваемости.</w:t>
+      </w:r>
+    </w:p>
+    <w:p>
+      <w:pPr>
+        <w:pStyle w:val="Compact"/>
+        <w:numPr>
+          <w:ilvl w:val="0"/>
+          <w:numId w:val="1001"/>
+        </w:numPr>
+      </w:pPr>
+      <w:r>
+        <w:t xml:space="preserve">Подготовить отчёт и презентацию с описанием всех графиков, таблиц и результатов.</w:t>
+      </w:r>
+    </w:p>
+    <w:bookmarkEnd w:id="10"/>
+    <w:bookmarkStart w:id="16" w:name="теоретическое-введение"/>
+    <w:p>
+      <w:pPr>
+        <w:pStyle w:val="Heading1"/>
+      </w:pPr>
+      <w:r>
+        <w:t xml:space="preserve">Теоретическое введение</w:t>
+      </w:r>
+    </w:p>
+    <w:bookmarkStart w:id="11" w:name="модель-sir"/>
+    <w:p>
+      <w:pPr>
+        <w:pStyle w:val="Heading2"/>
+      </w:pPr>
+      <w:r>
+        <w:t xml:space="preserve">Модель SIR</w:t>
       </w:r>
     </w:p>
     <w:p>
@@ -165,7 +231,60 @@
         <w:pStyle w:val="FirstParagraph"/>
       </w:pPr>
       <w:r>
-        <w:t xml:space="preserve">Исходные параметры эксперимента:</w:t>
+        <w:t xml:space="preserve">Классическая модель SIR делит популяцию на три группы: восприимчивые</w:t>
+      </w:r>
+      <w:r>
+        <w:t xml:space="preserve"> </w:t>
+      </w:r>
+      <w:r>
+        <w:rPr>
+          <w:rStyle w:val="VerbatimChar"/>
+        </w:rPr>
+        <w:t xml:space="preserve">S</w:t>
+      </w:r>
+      <w:r>
+        <w:t xml:space="preserve">, инфицированные</w:t>
+      </w:r>
+      <w:r>
+        <w:t xml:space="preserve"> </w:t>
+      </w:r>
+      <w:r>
+        <w:rPr>
+          <w:rStyle w:val="VerbatimChar"/>
+        </w:rPr>
+        <w:t xml:space="preserve">I</w:t>
+      </w:r>
+      <w:r>
+        <w:t xml:space="preserve"> </w:t>
+      </w:r>
+      <w:r>
+        <w:t xml:space="preserve">и выздоровевшие</w:t>
+      </w:r>
+      <w:r>
+        <w:t xml:space="preserve"> </w:t>
+      </w:r>
+      <w:r>
+        <w:rPr>
+          <w:rStyle w:val="VerbatimChar"/>
+        </w:rPr>
+        <w:t xml:space="preserve">R</w:t>
+      </w:r>
+      <w:r>
+        <w:t xml:space="preserve"> </w:t>
+      </w:r>
+      <w:r>
+        <w:t xml:space="preserve">[@kermack_1927; @hethcote_2000]</w:t>
+      </w:r>
+      <w:r>
+        <w:t xml:space="preserve">. В непрерывной постановке динамика описывается системой дифференциальных уравнений, однако в данной работе используется агентный подход, в котором каждый индивид моделируется как отдельный агент.</w:t>
+      </w:r>
+    </w:p>
+    <w:p>
+      <w:pPr>
+        <w:pStyle w:val="BodyText"/>
+      </w:pPr>
+      <w:r>
+        <w:t xml:space="preserve">В агентной реализации преимущества состоят в следующем:</w:t>
       </w:r>
     </w:p>
     <w:p>
@@ -177,10 +296,7 @@
         </w:numPr>
       </w:pPr>
       <w:r>
-        <w:t xml:space="preserve">интенсивность поступления заявок: (</w:t>
-      </w:r>
-      <w:r>
-        <w:t xml:space="preserve">= 0.4, 0.6, 0.8);</w:t>
+        <w:t xml:space="preserve">можно моделировать дискретных людей, а не только агрегированные доли;</w:t>
       </w:r>
     </w:p>
     <w:p>
@@ -192,10 +308,7 @@
         </w:numPr>
       </w:pPr>
       <w:r>
-        <w:t xml:space="preserve">интенсивность обслуживания: (</w:t>
-      </w:r>
-      <w:r>
-        <w:t xml:space="preserve">= 1.0);</w:t>
+        <w:t xml:space="preserve">можно учитывать миграцию между городами;</w:t>
       </w:r>
     </w:p>
     <w:p>
@@ -207,7 +320,7 @@
         </w:numPr>
       </w:pPr>
       <w:r>
-        <w:t xml:space="preserve">длительность моделирования: 10_000 единиц модельного времени;</w:t>
+        <w:t xml:space="preserve">можно задавать неоднородные параметры заразности;</w:t>
       </w:r>
     </w:p>
     <w:p>
@@ -219,17 +332,108 @@
         </w:numPr>
       </w:pPr>
       <w:r>
-        <w:t xml:space="preserve">число прогонов для каждой конфигурации: 20.</w:t>
-      </w:r>
-    </w:p>
-    <w:bookmarkEnd w:id="13"/>
-    <w:bookmarkStart w:id="14" w:name="ход-выполнения"/>
+        <w:t xml:space="preserve">можно добавлять логические правила, например карантин.</w:t>
+      </w:r>
+    </w:p>
+    <w:bookmarkEnd w:id="11"/>
+    <w:bookmarkStart w:id="12" w:name="X36d701986543b882d5cb09caf50aac403dd4ed7"/>
     <w:p>
       <w:pPr>
         <w:pStyle w:val="Heading2"/>
       </w:pPr>
       <w:r>
-        <w:t xml:space="preserve">Ход выполнения</w:t>
+        <w:t xml:space="preserve">Агентное моделирование и используемые инструменты</w:t>
+      </w:r>
+    </w:p>
+    <w:p>
+      <w:pPr>
+        <w:pStyle w:val="FirstParagraph"/>
+      </w:pPr>
+      <w:r>
+        <w:t xml:space="preserve">Фреймворк Agents.jl предоставляет средства для построения агентных моделей на графах и решётках, а также для запуска симуляций и сбора статистики</w:t>
+      </w:r>
+      <w:r>
+        <w:t xml:space="preserve"> </w:t>
+      </w:r>
+      <w:r>
+        <w:t xml:space="preserve">[@agents_jl]</w:t>
+      </w:r>
+      <w:r>
+        <w:t xml:space="preserve">. Для организации проекта используется DrWatson</w:t>
+      </w:r>
+      <w:r>
+        <w:t xml:space="preserve"> </w:t>
+      </w:r>
+      <w:r>
+        <w:t xml:space="preserve">[@drwatson_jl]</w:t>
+      </w:r>
+      <w:r>
+        <w:t xml:space="preserve">, а для литературного программирования — пакет Literate.jl</w:t>
+      </w:r>
+      <w:r>
+        <w:t xml:space="preserve"> </w:t>
+      </w:r>
+      <w:r>
+        <w:t xml:space="preserve">[@literate_jl; @knuth_1984]</w:t>
+      </w:r>
+      <w:r>
+        <w:t xml:space="preserve">. Многокритериальная и ограниченная оптимизация в работе выполняется с помощью BlackBoxOptim.jl</w:t>
+      </w:r>
+      <w:r>
+        <w:t xml:space="preserve"> </w:t>
+      </w:r>
+      <w:r>
+        <w:t xml:space="preserve">[@blackboxoptim_jl]</w:t>
+      </w:r>
+      <w:r>
+        <w:t xml:space="preserve">.</w:t>
+      </w:r>
+    </w:p>
+    <w:bookmarkEnd w:id="12"/>
+    <w:bookmarkStart w:id="13" w:name="литературное-программирование"/>
+    <w:p>
+      <w:pPr>
+        <w:pStyle w:val="Heading2"/>
+      </w:pPr>
+      <w:r>
+        <w:t xml:space="preserve">Литературное программирование</w:t>
+      </w:r>
+    </w:p>
+    <w:p>
+      <w:pPr>
+        <w:pStyle w:val="FirstParagraph"/>
+      </w:pPr>
+      <w:r>
+        <w:t xml:space="preserve">В данной лабораторной работе код оформлялся в стиле literate programming</w:t>
+      </w:r>
+      <w:r>
+        <w:t xml:space="preserve"> </w:t>
+      </w:r>
+      <w:r>
+        <w:t xml:space="preserve">[@knuth_1984]</w:t>
+      </w:r>
+      <w:r>
+        <w:t xml:space="preserve">. Это означает, что основной файл рассматривается одновременно как программный код и как текстовое описание алгоритма. Такой подход удобен в учебной работе, поскольку позволяет не дублировать вручную объяснение логики эксперимента в нескольких местах.</w:t>
+      </w:r>
+    </w:p>
+    <w:p>
+      <w:pPr>
+        <w:pStyle w:val="BodyText"/>
+      </w:pPr>
+      <w:r>
+        <w:t xml:space="preserve">Пакет Literate.jl</w:t>
+      </w:r>
+      <w:r>
+        <w:t xml:space="preserve"> </w:t>
+      </w:r>
+      <w:r>
+        <w:t xml:space="preserve">[@literate_jl]</w:t>
+      </w:r>
+      <w:r>
+        <w:t xml:space="preserve"> </w:t>
+      </w:r>
+      <w:r>
+        <w:t xml:space="preserve">использовался для генерации трёх производных форматов:</w:t>
       </w:r>
     </w:p>
     <w:p>
@@ -241,7 +445,19 @@
         </w:numPr>
       </w:pPr>
       <w:r>
-        <w:t xml:space="preserve">Определена структура модели и набор целевых метрик.</w:t>
+        <w:t xml:space="preserve">clean-скрипта</w:t>
+      </w:r>
+      <w:r>
+        <w:t xml:space="preserve"> </w:t>
+      </w:r>
+      <w:r>
+        <w:rPr>
+          <w:rStyle w:val="VerbatimChar"/>
+        </w:rPr>
+        <w:t xml:space="preserve">.jl</w:t>
+      </w:r>
+      <w:r>
+        <w:t xml:space="preserve">, пригодного для прямого запуска;</w:t>
       </w:r>
     </w:p>
     <w:p>
@@ -253,10 +469,19 @@
         </w:numPr>
       </w:pPr>
       <w:r>
-        <w:t xml:space="preserve">Подготовлены параметры серии экспериментов по трём значениям (</w:t>
-      </w:r>
-      <w:r>
-        <w:t xml:space="preserve">).</w:t>
+        <w:t xml:space="preserve">Jupyter notebook</w:t>
+      </w:r>
+      <w:r>
+        <w:t xml:space="preserve"> </w:t>
+      </w:r>
+      <w:r>
+        <w:rPr>
+          <w:rStyle w:val="VerbatimChar"/>
+        </w:rPr>
+        <w:t xml:space="preserve">.ipynb</w:t>
+      </w:r>
+      <w:r>
+        <w:t xml:space="preserve">, пригодного для интерактивного выполнения;</w:t>
       </w:r>
     </w:p>
     <w:p>
@@ -268,41 +493,63 @@
         </w:numPr>
       </w:pPr>
       <w:r>
-        <w:t xml:space="preserve">Для каждой конфигурации выполнены независимые прогоны модели.</w:t>
-      </w:r>
-    </w:p>
-    <w:p>
-      <w:pPr>
-        <w:pStyle w:val="Compact"/>
-        <w:numPr>
-          <w:ilvl w:val="0"/>
-          <w:numId w:val="1003"/>
-        </w:numPr>
-      </w:pPr>
-      <w:r>
-        <w:t xml:space="preserve">Рассчитаны средние значения и доверительные интервалы для ключевых показателей.</w:t>
-      </w:r>
-    </w:p>
-    <w:p>
-      <w:pPr>
-        <w:pStyle w:val="Compact"/>
-        <w:numPr>
-          <w:ilvl w:val="0"/>
-          <w:numId w:val="1003"/>
-        </w:numPr>
-      </w:pPr>
-      <w:r>
-        <w:t xml:space="preserve">Выполнено сравнение результатов между конфигурациями нагрузки.</w:t>
-      </w:r>
-    </w:p>
-    <w:bookmarkEnd w:id="14"/>
-    <w:bookmarkStart w:id="15" w:name="полученные-результаты"/>
+        <w:t xml:space="preserve">Markdown-документа</w:t>
+      </w:r>
+      <w:r>
+        <w:t xml:space="preserve"> </w:t>
+      </w:r>
+      <w:r>
+        <w:rPr>
+          <w:rStyle w:val="VerbatimChar"/>
+        </w:rPr>
+        <w:t xml:space="preserve">.md</w:t>
+      </w:r>
+      <w:r>
+        <w:t xml:space="preserve">, пригодного для включения в отчёт.</w:t>
+      </w:r>
+    </w:p>
+    <w:p>
+      <w:pPr>
+        <w:pStyle w:val="FirstParagraph"/>
+      </w:pPr>
+      <w:r>
+        <w:t xml:space="preserve">В результате каждый эксперимент существовал в двух формах: как рабочий скрипт и как literate-источник, из которого автоматически получались остальные представления.</w:t>
+      </w:r>
+    </w:p>
+    <w:bookmarkEnd w:id="13"/>
+    <w:bookmarkStart w:id="15" w:name="параметры-модели"/>
     <w:p>
       <w:pPr>
         <w:pStyle w:val="Heading2"/>
       </w:pPr>
       <w:r>
-        <w:t xml:space="preserve">Полученные результаты</w:t>
+        <w:t xml:space="preserve">Параметры модели</w:t>
+      </w:r>
+    </w:p>
+    <w:p>
+      <w:pPr>
+        <w:pStyle w:val="FirstParagraph"/>
+      </w:pPr>
+      <w:r>
+        <w:t xml:space="preserve">Основные параметры SIR-модели, использованные в лабораторной работе, сведены в</w:t>
+      </w:r>
+      <w:r>
+        <w:t xml:space="preserve"> </w:t>
+      </w:r>
+      <w:r>
+        <w:t xml:space="preserve">[табл. @tbl-sir-params]</w:t>
+      </w:r>
+      <w:r>
+        <w:t xml:space="preserve">.</w:t>
+      </w:r>
+    </w:p>
+    <w:bookmarkStart w:id="14" w:name="tbl-sir-params"/>
+    <w:p>
+      <w:pPr>
+        <w:pStyle w:val="TableCaption"/>
+      </w:pPr>
+      <w:r>
+        <w:t xml:space="preserve">Базовые параметры агентной SIR-модели</w:t>
       </w:r>
     </w:p>
     <w:tbl>
@@ -311,13 +558,13 @@
         <w:tblW w:type="pct" w:w="5000"/>
         <w:tblLayout w:type="fixed"/>
         <w:tblLook w:firstRow="1" w:lastRow="0" w:firstColumn="0" w:lastColumn="0" w:noHBand="0" w:noVBand="0" w:val="0020"/>
+        <w:tblCaption w:val="Базовые параметры агентной SIR-модели"/>
       </w:tblPr>
       <w:tblGrid>
-        <w:gridCol w:w="1250"/>
-        <w:gridCol w:w="1667"/>
-        <w:gridCol w:w="1667"/>
-        <w:gridCol w:w="1667"/>
-        <w:gridCol w:w="1667"/>
+        <w:gridCol w:w="1980"/>
+        <w:gridCol w:w="2574"/>
+        <w:gridCol w:w="1980"/>
+        <w:gridCol w:w="1386"/>
       </w:tblGrid>
       <w:tr>
         <w:trPr>
@@ -330,10 +577,7 @@
               <w:pStyle w:val="Compact"/>
             </w:pPr>
             <w:r>
-              <w:t xml:space="preserve">(</w:t>
-            </w:r>
-            <w:r>
-              <w:t xml:space="preserve">)</w:t>
+              <w:t xml:space="preserve">Параметр</w:t>
             </w:r>
           </w:p>
         </w:tc>
@@ -342,10 +586,9 @@
           <w:p>
             <w:pPr>
               <w:pStyle w:val="Compact"/>
-              <w:jc w:val="right"/>
             </w:pPr>
             <w:r>
-              <w:t xml:space="preserve">Среднее ожидание</w:t>
+              <w:t xml:space="preserve">Обозначение</w:t>
             </w:r>
           </w:p>
         </w:tc>
@@ -354,10 +597,9 @@
           <w:p>
             <w:pPr>
               <w:pStyle w:val="Compact"/>
-              <w:jc w:val="right"/>
             </w:pPr>
             <w:r>
-              <w:t xml:space="preserve">Средняя очередь</w:t>
+              <w:t xml:space="preserve">Значение</w:t>
             </w:r>
           </w:p>
         </w:tc>
@@ -366,22 +608,9 @@
           <w:p>
             <w:pPr>
               <w:pStyle w:val="Compact"/>
-              <w:jc w:val="right"/>
             </w:pPr>
             <w:r>
-              <w:t xml:space="preserve">Загрузка прибора</w:t>
-            </w:r>
-          </w:p>
-        </w:tc>
-        <w:tc>
-          <w:tcPr/>
-          <w:p>
-            <w:pPr>
-              <w:pStyle w:val="Compact"/>
-              <w:jc w:val="right"/>
-            </w:pPr>
-            <w:r>
-              <w:t xml:space="preserve">Доля без ожидания</w:t>
+              <w:t xml:space="preserve">Смысл</w:t>
             </w:r>
           </w:p>
         </w:tc>
@@ -394,7 +623,7 @@
               <w:pStyle w:val="Compact"/>
             </w:pPr>
             <w:r>
-              <w:t xml:space="preserve">0.4</w:t>
+              <w:t xml:space="preserve">Численность в городах</w:t>
             </w:r>
           </w:p>
         </w:tc>
@@ -403,10 +632,12 @@
           <w:p>
             <w:pPr>
               <w:pStyle w:val="Compact"/>
-              <w:jc w:val="right"/>
             </w:pPr>
             <w:r>
-              <w:t xml:space="preserve">0.68</w:t>
+              <w:rPr>
+                <w:rStyle w:val="VerbatimChar"/>
+              </w:rPr>
+              <w:t xml:space="preserve">Ns</w:t>
             </w:r>
           </w:p>
         </w:tc>
@@ -415,10 +646,12 @@
           <w:p>
             <w:pPr>
               <w:pStyle w:val="Compact"/>
-              <w:jc w:val="right"/>
             </w:pPr>
             <w:r>
-              <w:t xml:space="preserve">0.27</w:t>
+              <w:rPr>
+                <w:rStyle w:val="VerbatimChar"/>
+              </w:rPr>
+              <w:t xml:space="preserve">[1000, 1000, 1000]</w:t>
             </w:r>
           </w:p>
         </w:tc>
@@ -427,22 +660,9 @@
           <w:p>
             <w:pPr>
               <w:pStyle w:val="Compact"/>
-              <w:jc w:val="right"/>
             </w:pPr>
             <w:r>
-              <w:t xml:space="preserve">0.40</w:t>
-            </w:r>
-          </w:p>
-        </w:tc>
-        <w:tc>
-          <w:tcPr/>
-          <w:p>
-            <w:pPr>
-              <w:pStyle w:val="Compact"/>
-              <w:jc w:val="right"/>
-            </w:pPr>
-            <w:r>
-              <w:t xml:space="preserve">0.74</w:t>
+              <w:t xml:space="preserve">Популяция трёх городов</w:t>
             </w:r>
           </w:p>
         </w:tc>
@@ -455,7 +675,7 @@
               <w:pStyle w:val="Compact"/>
             </w:pPr>
             <w:r>
-              <w:t xml:space="preserve">0.6</w:t>
+              <w:t xml:space="preserve">Базовая заразность</w:t>
             </w:r>
           </w:p>
         </w:tc>
@@ -464,10 +684,12 @@
           <w:p>
             <w:pPr>
               <w:pStyle w:val="Compact"/>
-              <w:jc w:val="right"/>
             </w:pPr>
             <w:r>
-              <w:t xml:space="preserve">1.41</w:t>
+              <w:rPr>
+                <w:rStyle w:val="VerbatimChar"/>
+              </w:rPr>
+              <w:t xml:space="preserve">beta_und</w:t>
             </w:r>
           </w:p>
         </w:tc>
@@ -476,10 +698,12 @@
           <w:p>
             <w:pPr>
               <w:pStyle w:val="Compact"/>
-              <w:jc w:val="right"/>
             </w:pPr>
             <w:r>
-              <w:t xml:space="preserve">0.85</w:t>
+              <w:rPr>
+                <w:rStyle w:val="VerbatimChar"/>
+              </w:rPr>
+              <w:t xml:space="preserve">0.5</w:t>
             </w:r>
           </w:p>
         </w:tc>
@@ -488,22 +712,9 @@
           <w:p>
             <w:pPr>
               <w:pStyle w:val="Compact"/>
-              <w:jc w:val="right"/>
             </w:pPr>
             <w:r>
-              <w:t xml:space="preserve">0.60</w:t>
-            </w:r>
-          </w:p>
-        </w:tc>
-        <w:tc>
-          <w:tcPr/>
-          <w:p>
-            <w:pPr>
-              <w:pStyle w:val="Compact"/>
-              <w:jc w:val="right"/>
-            </w:pPr>
-            <w:r>
-              <w:t xml:space="preserve">0.55</w:t>
+              <w:t xml:space="preserve">Заразность до выявления</w:t>
             </w:r>
           </w:p>
         </w:tc>
@@ -516,7 +727,7 @@
               <w:pStyle w:val="Compact"/>
             </w:pPr>
             <w:r>
-              <w:t xml:space="preserve">0.8</w:t>
+              <w:t xml:space="preserve">Заразность после выявления</w:t>
             </w:r>
           </w:p>
         </w:tc>
@@ -525,10 +736,12 @@
           <w:p>
             <w:pPr>
               <w:pStyle w:val="Compact"/>
-              <w:jc w:val="right"/>
             </w:pPr>
             <w:r>
-              <w:t xml:space="preserve">3.88</w:t>
+              <w:rPr>
+                <w:rStyle w:val="VerbatimChar"/>
+              </w:rPr>
+              <w:t xml:space="preserve">beta_det</w:t>
             </w:r>
           </w:p>
         </w:tc>
@@ -537,10 +750,12 @@
           <w:p>
             <w:pPr>
               <w:pStyle w:val="Compact"/>
-              <w:jc w:val="right"/>
             </w:pPr>
             <w:r>
-              <w:t xml:space="preserve">3.11</w:t>
+              <w:rPr>
+                <w:rStyle w:val="VerbatimChar"/>
+              </w:rPr>
+              <w:t xml:space="preserve">0.05</w:t>
             </w:r>
           </w:p>
         </w:tc>
@@ -549,10 +764,22 @@
           <w:p>
             <w:pPr>
               <w:pStyle w:val="Compact"/>
-              <w:jc w:val="right"/>
             </w:pPr>
             <w:r>
-              <w:t xml:space="preserve">0.80</w:t>
+              <w:t xml:space="preserve">Ослабленная передача</w:t>
+            </w:r>
+          </w:p>
+        </w:tc>
+      </w:tr>
+      <w:tr>
+        <w:tc>
+          <w:tcPr/>
+          <w:p>
+            <w:pPr>
+              <w:pStyle w:val="Compact"/>
+            </w:pPr>
+            <w:r>
+              <w:t xml:space="preserve">Длительность болезни</w:t>
             </w:r>
           </w:p>
         </w:tc>
@@ -561,34 +788,1019 @@
           <w:p>
             <w:pPr>
               <w:pStyle w:val="Compact"/>
-              <w:jc w:val="right"/>
             </w:pPr>
             <w:r>
-              <w:t xml:space="preserve">0.30</w:t>
+              <w:rPr>
+                <w:rStyle w:val="VerbatimChar"/>
+              </w:rPr>
+              <w:t xml:space="preserve">infection_period</w:t>
+            </w:r>
+          </w:p>
+        </w:tc>
+        <w:tc>
+          <w:tcPr/>
+          <w:p>
+            <w:pPr>
+              <w:pStyle w:val="Compact"/>
+            </w:pPr>
+            <w:r>
+              <w:rPr>
+                <w:rStyle w:val="VerbatimChar"/>
+              </w:rPr>
+              <w:t xml:space="preserve">14</w:t>
+            </w:r>
+          </w:p>
+        </w:tc>
+        <w:tc>
+          <w:tcPr/>
+          <w:p>
+            <w:pPr>
+              <w:pStyle w:val="Compact"/>
+            </w:pPr>
+            <w:r>
+              <w:t xml:space="preserve">Число шагов болезни</w:t>
+            </w:r>
+          </w:p>
+        </w:tc>
+      </w:tr>
+      <w:tr>
+        <w:tc>
+          <w:tcPr/>
+          <w:p>
+            <w:pPr>
+              <w:pStyle w:val="Compact"/>
+            </w:pPr>
+            <w:r>
+              <w:t xml:space="preserve">Время выявления</w:t>
+            </w:r>
+          </w:p>
+        </w:tc>
+        <w:tc>
+          <w:tcPr/>
+          <w:p>
+            <w:pPr>
+              <w:pStyle w:val="Compact"/>
+            </w:pPr>
+            <w:r>
+              <w:rPr>
+                <w:rStyle w:val="VerbatimChar"/>
+              </w:rPr>
+              <w:t xml:space="preserve">detection_time</w:t>
+            </w:r>
+          </w:p>
+        </w:tc>
+        <w:tc>
+          <w:tcPr/>
+          <w:p>
+            <w:pPr>
+              <w:pStyle w:val="Compact"/>
+            </w:pPr>
+            <w:r>
+              <w:rPr>
+                <w:rStyle w:val="VerbatimChar"/>
+              </w:rPr>
+              <w:t xml:space="preserve">7</w:t>
+            </w:r>
+          </w:p>
+        </w:tc>
+        <w:tc>
+          <w:tcPr/>
+          <w:p>
+            <w:pPr>
+              <w:pStyle w:val="Compact"/>
+            </w:pPr>
+            <w:r>
+              <w:t xml:space="preserve">Момент снижения заразности</w:t>
+            </w:r>
+          </w:p>
+        </w:tc>
+      </w:tr>
+      <w:tr>
+        <w:tc>
+          <w:tcPr/>
+          <w:p>
+            <w:pPr>
+              <w:pStyle w:val="Compact"/>
+            </w:pPr>
+            <w:r>
+              <w:t xml:space="preserve">Вероятность смерти</w:t>
+            </w:r>
+          </w:p>
+        </w:tc>
+        <w:tc>
+          <w:tcPr/>
+          <w:p>
+            <w:pPr>
+              <w:pStyle w:val="Compact"/>
+            </w:pPr>
+            <w:r>
+              <w:rPr>
+                <w:rStyle w:val="VerbatimChar"/>
+              </w:rPr>
+              <w:t xml:space="preserve">death_rate</w:t>
+            </w:r>
+          </w:p>
+        </w:tc>
+        <w:tc>
+          <w:tcPr/>
+          <w:p>
+            <w:pPr>
+              <w:pStyle w:val="Compact"/>
+            </w:pPr>
+            <w:r>
+              <w:rPr>
+                <w:rStyle w:val="VerbatimChar"/>
+              </w:rPr>
+              <w:t xml:space="preserve">0.02</w:t>
+            </w:r>
+          </w:p>
+        </w:tc>
+        <w:tc>
+          <w:tcPr/>
+          <w:p>
+            <w:pPr>
+              <w:pStyle w:val="Compact"/>
+            </w:pPr>
+            <w:r>
+              <w:t xml:space="preserve">Смерть при завершении болезни</w:t>
+            </w:r>
+          </w:p>
+        </w:tc>
+      </w:tr>
+      <w:tr>
+        <w:tc>
+          <w:tcPr/>
+          <w:p>
+            <w:pPr>
+              <w:pStyle w:val="Compact"/>
+            </w:pPr>
+            <w:r>
+              <w:t xml:space="preserve">Вероятность повторного заражения</w:t>
+            </w:r>
+          </w:p>
+        </w:tc>
+        <w:tc>
+          <w:tcPr/>
+          <w:p>
+            <w:pPr>
+              <w:pStyle w:val="Compact"/>
+            </w:pPr>
+            <w:r>
+              <w:rPr>
+                <w:rStyle w:val="VerbatimChar"/>
+              </w:rPr>
+              <w:t xml:space="preserve">reinfection_probability</w:t>
+            </w:r>
+          </w:p>
+        </w:tc>
+        <w:tc>
+          <w:tcPr/>
+          <w:p>
+            <w:pPr>
+              <w:pStyle w:val="Compact"/>
+            </w:pPr>
+            <w:r>
+              <w:rPr>
+                <w:rStyle w:val="VerbatimChar"/>
+              </w:rPr>
+              <w:t xml:space="preserve">0.1</w:t>
+            </w:r>
+          </w:p>
+        </w:tc>
+        <w:tc>
+          <w:tcPr/>
+          <w:p>
+            <w:pPr>
+              <w:pStyle w:val="Compact"/>
+            </w:pPr>
+            <w:r>
+              <w:t xml:space="preserve">Повторный переход в</w:t>
+            </w:r>
+            <w:r>
+              <w:t xml:space="preserve"> </w:t>
+            </w:r>
+            <w:r>
+              <w:rPr>
+                <w:rStyle w:val="VerbatimChar"/>
+              </w:rPr>
+              <w:t xml:space="preserve">I</w:t>
+            </w:r>
+          </w:p>
+        </w:tc>
+      </w:tr>
+      <w:tr>
+        <w:tc>
+          <w:tcPr/>
+          <w:p>
+            <w:pPr>
+              <w:pStyle w:val="Compact"/>
+            </w:pPr>
+            <w:r>
+              <w:t xml:space="preserve">Начальное заражение</w:t>
+            </w:r>
+          </w:p>
+        </w:tc>
+        <w:tc>
+          <w:tcPr/>
+          <w:p>
+            <w:pPr>
+              <w:pStyle w:val="Compact"/>
+            </w:pPr>
+            <w:r>
+              <w:rPr>
+                <w:rStyle w:val="VerbatimChar"/>
+              </w:rPr>
+              <w:t xml:space="preserve">Is</w:t>
+            </w:r>
+          </w:p>
+        </w:tc>
+        <w:tc>
+          <w:tcPr/>
+          <w:p>
+            <w:pPr>
+              <w:pStyle w:val="Compact"/>
+            </w:pPr>
+            <w:r>
+              <w:rPr>
+                <w:rStyle w:val="VerbatimChar"/>
+              </w:rPr>
+              <w:t xml:space="preserve">[1, 0, 0]</w:t>
+            </w:r>
+            <w:r>
+              <w:t xml:space="preserve"> </w:t>
+            </w:r>
+            <w:r>
+              <w:t xml:space="preserve">или</w:t>
+            </w:r>
+            <w:r>
+              <w:t xml:space="preserve"> </w:t>
+            </w:r>
+            <w:r>
+              <w:rPr>
+                <w:rStyle w:val="VerbatimChar"/>
+              </w:rPr>
+              <w:t xml:space="preserve">[0, 0, 1]</w:t>
+            </w:r>
+          </w:p>
+        </w:tc>
+        <w:tc>
+          <w:tcPr/>
+          <w:p>
+            <w:pPr>
+              <w:pStyle w:val="Compact"/>
+            </w:pPr>
+            <w:r>
+              <w:t xml:space="preserve">Источник эпидемии</w:t>
             </w:r>
           </w:p>
         </w:tc>
       </w:tr>
     </w:tbl>
+    <w:bookmarkEnd w:id="14"/>
     <w:p>
       <w:pPr>
         <w:pStyle w:val="BodyText"/>
       </w:pPr>
       <w:r>
-        <w:t xml:space="preserve">Наблюдается закономерный рост времени ожидания и длины очереди при увеличении входной нагрузки. При (</w:t>
-      </w:r>
-      <w:r>
-        <w:t xml:space="preserve">= 0.8) система работает вблизи перегруженного режима.</w:t>
+        <w:t xml:space="preserve">Теоретически базовое репродуктивное число оценивается как</w:t>
+      </w:r>
+    </w:p>
+    <w:p>
+      <w:pPr>
+        <w:pStyle w:val="BodyText"/>
+      </w:pPr>
+      <m:oMathPara>
+        <m:oMathParaPr>
+          <m:jc m:val="center"/>
+        </m:oMathParaPr>
+        <m:oMath>
+          <m:sSub>
+            <m:e>
+              <m:r>
+                <m:t>R</m:t>
+              </m:r>
+            </m:e>
+            <m:sub>
+              <m:r>
+                <m:t>0</m:t>
+              </m:r>
+            </m:sub>
+          </m:sSub>
+          <m:r>
+            <m:rPr>
+              <m:sty m:val="p"/>
+            </m:rPr>
+            <m:t>=</m:t>
+          </m:r>
+          <m:f>
+            <m:fPr>
+              <m:type m:val="bar"/>
+            </m:fPr>
+            <m:num>
+              <m:r>
+                <m:t>β</m:t>
+              </m:r>
+            </m:num>
+            <m:den>
+              <m:r>
+                <m:t>γ</m:t>
+              </m:r>
+            </m:den>
+          </m:f>
+          <m:r>
+            <m:rPr>
+              <m:sty m:val="p"/>
+            </m:rPr>
+            <m:t>,</m:t>
+          </m:r>
+          <m:r>
+            <m:t>  </m:t>
+          </m:r>
+          <m:r>
+            <m:t>γ</m:t>
+          </m:r>
+          <m:r>
+            <m:rPr>
+              <m:sty m:val="p"/>
+            </m:rPr>
+            <m:t>=</m:t>
+          </m:r>
+          <m:f>
+            <m:fPr>
+              <m:type m:val="bar"/>
+            </m:fPr>
+            <m:num>
+              <m:r>
+                <m:t>1</m:t>
+              </m:r>
+            </m:num>
+            <m:den>
+              <m:r>
+                <m:t>i</m:t>
+              </m:r>
+              <m:r>
+                <m:t>n</m:t>
+              </m:r>
+              <m:r>
+                <m:t>f</m:t>
+              </m:r>
+              <m:r>
+                <m:t>e</m:t>
+              </m:r>
+              <m:r>
+                <m:t>c</m:t>
+              </m:r>
+              <m:r>
+                <m:t>t</m:t>
+              </m:r>
+              <m:r>
+                <m:t>i</m:t>
+              </m:r>
+              <m:r>
+                <m:t>o</m:t>
+              </m:r>
+              <m:r>
+                <m:t>n</m:t>
+              </m:r>
+              <m:r>
+                <m:rPr>
+                  <m:sty m:val="p"/>
+                </m:rPr>
+                <m:t>_</m:t>
+              </m:r>
+              <m:r>
+                <m:t>p</m:t>
+              </m:r>
+              <m:r>
+                <m:t>e</m:t>
+              </m:r>
+              <m:r>
+                <m:t>r</m:t>
+              </m:r>
+              <m:r>
+                <m:t>i</m:t>
+              </m:r>
+              <m:r>
+                <m:t>o</m:t>
+              </m:r>
+              <m:r>
+                <m:t>d</m:t>
+              </m:r>
+            </m:den>
+          </m:f>
+          <m:r>
+            <m:rPr>
+              <m:sty m:val="p"/>
+            </m:rPr>
+            <m:t>.</m:t>
+          </m:r>
+        </m:oMath>
+      </m:oMathPara>
+    </w:p>
+    <w:p>
+      <w:pPr>
+        <w:pStyle w:val="FirstParagraph"/>
+      </w:pPr>
+      <w:r>
+        <w:t xml:space="preserve">Для базового значения</w:t>
+      </w:r>
+      <w:r>
+        <w:t xml:space="preserve"> </w:t>
+      </w:r>
+      <w:r>
+        <w:rPr>
+          <w:rStyle w:val="VerbatimChar"/>
+        </w:rPr>
+        <w:t xml:space="preserve">beta = 0.5</w:t>
+      </w:r>
+      <w:r>
+        <w:t xml:space="preserve"> </w:t>
+      </w:r>
+      <w:r>
+        <w:t xml:space="preserve">и</w:t>
+      </w:r>
+      <w:r>
+        <w:t xml:space="preserve"> </w:t>
+      </w:r>
+      <w:r>
+        <w:rPr>
+          <w:rStyle w:val="VerbatimChar"/>
+        </w:rPr>
+        <w:t xml:space="preserve">infection_period = 14</w:t>
+      </w:r>
+      <w:r>
+        <w:t xml:space="preserve"> </w:t>
+      </w:r>
+      <w:r>
+        <w:t xml:space="preserve">получаем</w:t>
+      </w:r>
+      <w:r>
+        <w:t xml:space="preserve"> </w:t>
+      </w:r>
+      <w:r>
+        <w:rPr>
+          <w:rStyle w:val="VerbatimChar"/>
+        </w:rPr>
+        <w:t xml:space="preserve">R_0 = 7</w:t>
+      </w:r>
+      <w:r>
+        <w:t xml:space="preserve">, что соответствует режиму уверенного развития эпидемии.</w:t>
       </w:r>
     </w:p>
     <w:bookmarkEnd w:id="15"/>
-    <w:bookmarkStart w:id="16" w:name="анализ"/>
+    <w:bookmarkEnd w:id="16"/>
+    <w:bookmarkStart w:id="152" w:name="выполнение-лабораторной-работы"/>
+    <w:p>
+      <w:pPr>
+        <w:pStyle w:val="Heading1"/>
+      </w:pPr>
+      <w:r>
+        <w:t xml:space="preserve">Выполнение лабораторной работы</w:t>
+      </w:r>
+    </w:p>
+    <w:bookmarkStart w:id="42" w:name="настройка-окружения"/>
     <w:p>
       <w:pPr>
         <w:pStyle w:val="Heading2"/>
       </w:pPr>
       <w:r>
-        <w:t xml:space="preserve">Анализ</w:t>
+        <w:t xml:space="preserve">Настройка окружения</w:t>
+      </w:r>
+    </w:p>
+    <w:bookmarkStart w:id="41" w:name="запуск-julia-и-инициализация-проекта"/>
+    <w:p>
+      <w:pPr>
+        <w:pStyle w:val="Heading3"/>
+      </w:pPr>
+      <w:r>
+        <w:t xml:space="preserve">Запуск Julia и инициализация проекта</w:t>
+      </w:r>
+    </w:p>
+    <w:p>
+      <w:pPr>
+        <w:pStyle w:val="FirstParagraph"/>
+      </w:pPr>
+      <w:r>
+        <w:t xml:space="preserve">Сначала был запущен интерпретатор Julia (</w:t>
+      </w:r>
+      <w:r>
+        <w:t xml:space="preserve">[рис. @fig-julia]</w:t>
+      </w:r>
+      <w:r>
+        <w:t xml:space="preserve">) и подключён пакет DrWatson (</w:t>
+      </w:r>
+      <w:r>
+        <w:t xml:space="preserve">[рис. @fig-drwatson]</w:t>
+      </w:r>
+      <w:r>
+        <w:t xml:space="preserve">). Затем с помощью</w:t>
+      </w:r>
+      <w:r>
+        <w:t xml:space="preserve"> </w:t>
+      </w:r>
+      <w:r>
+        <w:rPr>
+          <w:rStyle w:val="VerbatimChar"/>
+        </w:rPr>
+        <w:t xml:space="preserve">initialize_project</w:t>
+      </w:r>
+      <w:r>
+        <w:t xml:space="preserve"> </w:t>
+      </w:r>
+      <w:r>
+        <w:t xml:space="preserve">был создан проект лабораторной работы (</w:t>
+      </w:r>
+      <w:r>
+        <w:t xml:space="preserve">[рис. @fig-init-project]</w:t>
+      </w:r>
+      <w:r>
+        <w:t xml:space="preserve">), после чего окружение было активировано (</w:t>
+      </w:r>
+      <w:r>
+        <w:t xml:space="preserve">[рис. @fig-activate]</w:t>
+      </w:r>
+      <w:r>
+        <w:t xml:space="preserve">) и дополнено необходимыми пакетами (</w:t>
+      </w:r>
+      <w:r>
+        <w:t xml:space="preserve">[рис. @fig-pkg-add]</w:t>
+      </w:r>
+      <w:r>
+        <w:t xml:space="preserve">,</w:t>
+      </w:r>
+      <w:r>
+        <w:t xml:space="preserve"> </w:t>
+      </w:r>
+      <w:r>
+        <w:t xml:space="preserve">[рис. @fig-pkg-finished]</w:t>
+      </w:r>
+      <w:r>
+        <w:t xml:space="preserve">).</w:t>
+      </w:r>
+    </w:p>
+    <w:bookmarkStart w:id="20" w:name="fig-julia"/>
+    <w:p>
+      <w:pPr>
+        <w:pStyle w:val="CaptionedFigure"/>
+      </w:pPr>
+      <w:r>
+        <w:drawing>
+          <wp:inline>
+            <wp:extent cx="3733800" cy="2489200"/>
+            <wp:effectExtent b="0" l="0" r="0" t="0"/>
+            <wp:docPr descr="Запуск Julia REPL" title="" id="18" name="Picture"/>
+            <a:graphic>
+              <a:graphicData uri="http://schemas.openxmlformats.org/drawingml/2006/picture">
+                <pic:pic>
+                  <pic:nvPicPr>
+                    <pic:cNvPr descr="image/0julia.png" id="19" name="Picture"/>
+                    <pic:cNvPicPr>
+                      <a:picLocks noChangeArrowheads="1" noChangeAspect="1"/>
+                    </pic:cNvPicPr>
+                  </pic:nvPicPr>
+                  <pic:blipFill>
+                    <a:blip r:embed="rId17"/>
+                    <a:stretch>
+                      <a:fillRect/>
+                    </a:stretch>
+                  </pic:blipFill>
+                  <pic:spPr bwMode="auto">
+                    <a:xfrm>
+                      <a:off x="0" y="0"/>
+                      <a:ext cx="3733800" cy="2489200"/>
+                    </a:xfrm>
+                    <a:prstGeom prst="rect">
+                      <a:avLst/>
+                    </a:prstGeom>
+                    <a:noFill/>
+                    <a:ln w="9525">
+                      <a:noFill/>
+                      <a:headEnd/>
+                      <a:tailEnd/>
+                    </a:ln>
+                  </pic:spPr>
+                </pic:pic>
+              </a:graphicData>
+            </a:graphic>
+          </wp:inline>
+        </w:drawing>
+      </w:r>
+    </w:p>
+    <w:p>
+      <w:pPr>
+        <w:pStyle w:val="ImageCaption"/>
+      </w:pPr>
+      <w:r>
+        <w:t xml:space="preserve">Запуск Julia REPL</w:t>
+      </w:r>
+    </w:p>
+    <w:bookmarkEnd w:id="20"/>
+    <w:bookmarkStart w:id="24" w:name="fig-drwatson"/>
+    <w:p>
+      <w:pPr>
+        <w:pStyle w:val="CaptionedFigure"/>
+      </w:pPr>
+      <w:r>
+        <w:drawing>
+          <wp:inline>
+            <wp:extent cx="3733800" cy="2489200"/>
+            <wp:effectExtent b="0" l="0" r="0" t="0"/>
+            <wp:docPr descr="Подключение пакета DrWatson" title="" id="22" name="Picture"/>
+            <a:graphic>
+              <a:graphicData uri="http://schemas.openxmlformats.org/drawingml/2006/picture">
+                <pic:pic>
+                  <pic:nvPicPr>
+                    <pic:cNvPr descr="image/1drwatson.png" id="23" name="Picture"/>
+                    <pic:cNvPicPr>
+                      <a:picLocks noChangeArrowheads="1" noChangeAspect="1"/>
+                    </pic:cNvPicPr>
+                  </pic:nvPicPr>
+                  <pic:blipFill>
+                    <a:blip r:embed="rId21"/>
+                    <a:stretch>
+                      <a:fillRect/>
+                    </a:stretch>
+                  </pic:blipFill>
+                  <pic:spPr bwMode="auto">
+                    <a:xfrm>
+                      <a:off x="0" y="0"/>
+                      <a:ext cx="3733800" cy="2489200"/>
+                    </a:xfrm>
+                    <a:prstGeom prst="rect">
+                      <a:avLst/>
+                    </a:prstGeom>
+                    <a:noFill/>
+                    <a:ln w="9525">
+                      <a:noFill/>
+                      <a:headEnd/>
+                      <a:tailEnd/>
+                    </a:ln>
+                  </pic:spPr>
+                </pic:pic>
+              </a:graphicData>
+            </a:graphic>
+          </wp:inline>
+        </w:drawing>
+      </w:r>
+    </w:p>
+    <w:p>
+      <w:pPr>
+        <w:pStyle w:val="ImageCaption"/>
+      </w:pPr>
+      <w:r>
+        <w:t xml:space="preserve">Подключение пакета DrWatson</w:t>
+      </w:r>
+    </w:p>
+    <w:bookmarkEnd w:id="24"/>
+    <w:bookmarkStart w:id="28" w:name="fig-init-project"/>
+    <w:p>
+      <w:pPr>
+        <w:pStyle w:val="CaptionedFigure"/>
+      </w:pPr>
+      <w:r>
+        <w:drawing>
+          <wp:inline>
+            <wp:extent cx="3733800" cy="2489200"/>
+            <wp:effectExtent b="0" l="0" r="0" t="0"/>
+            <wp:docPr descr="Создание проекта DrWatson" title="" id="26" name="Picture"/>
+            <a:graphic>
+              <a:graphicData uri="http://schemas.openxmlformats.org/drawingml/2006/picture">
+                <pic:pic>
+                  <pic:nvPicPr>
+                    <pic:cNvPr descr="image/2init_proj.png" id="27" name="Picture"/>
+                    <pic:cNvPicPr>
+                      <a:picLocks noChangeArrowheads="1" noChangeAspect="1"/>
+                    </pic:cNvPicPr>
+                  </pic:nvPicPr>
+                  <pic:blipFill>
+                    <a:blip r:embed="rId25"/>
+                    <a:stretch>
+                      <a:fillRect/>
+                    </a:stretch>
+                  </pic:blipFill>
+                  <pic:spPr bwMode="auto">
+                    <a:xfrm>
+                      <a:off x="0" y="0"/>
+                      <a:ext cx="3733800" cy="2489200"/>
+                    </a:xfrm>
+                    <a:prstGeom prst="rect">
+                      <a:avLst/>
+                    </a:prstGeom>
+                    <a:noFill/>
+                    <a:ln w="9525">
+                      <a:noFill/>
+                      <a:headEnd/>
+                      <a:tailEnd/>
+                    </a:ln>
+                  </pic:spPr>
+                </pic:pic>
+              </a:graphicData>
+            </a:graphic>
+          </wp:inline>
+        </w:drawing>
+      </w:r>
+    </w:p>
+    <w:p>
+      <w:pPr>
+        <w:pStyle w:val="ImageCaption"/>
+      </w:pPr>
+      <w:r>
+        <w:t xml:space="preserve">Создание проекта DrWatson</w:t>
+      </w:r>
+    </w:p>
+    <w:bookmarkEnd w:id="28"/>
+    <w:bookmarkStart w:id="32" w:name="fig-activate"/>
+    <w:p>
+      <w:pPr>
+        <w:pStyle w:val="CaptionedFigure"/>
+      </w:pPr>
+      <w:r>
+        <w:drawing>
+          <wp:inline>
+            <wp:extent cx="3733800" cy="2489200"/>
+            <wp:effectExtent b="0" l="0" r="0" t="0"/>
+            <wp:docPr descr="Активация проекта через Pkg.activate" title="" id="30" name="Picture"/>
+            <a:graphic>
+              <a:graphicData uri="http://schemas.openxmlformats.org/drawingml/2006/picture">
+                <pic:pic>
+                  <pic:nvPicPr>
+                    <pic:cNvPr descr="image/4pkg_activate.png" id="31" name="Picture"/>
+                    <pic:cNvPicPr>
+                      <a:picLocks noChangeArrowheads="1" noChangeAspect="1"/>
+                    </pic:cNvPicPr>
+                  </pic:nvPicPr>
+                  <pic:blipFill>
+                    <a:blip r:embed="rId29"/>
+                    <a:stretch>
+                      <a:fillRect/>
+                    </a:stretch>
+                  </pic:blipFill>
+                  <pic:spPr bwMode="auto">
+                    <a:xfrm>
+                      <a:off x="0" y="0"/>
+                      <a:ext cx="3733800" cy="2489200"/>
+                    </a:xfrm>
+                    <a:prstGeom prst="rect">
+                      <a:avLst/>
+                    </a:prstGeom>
+                    <a:noFill/>
+                    <a:ln w="9525">
+                      <a:noFill/>
+                      <a:headEnd/>
+                      <a:tailEnd/>
+                    </a:ln>
+                  </pic:spPr>
+                </pic:pic>
+              </a:graphicData>
+            </a:graphic>
+          </wp:inline>
+        </w:drawing>
+      </w:r>
+    </w:p>
+    <w:p>
+      <w:pPr>
+        <w:pStyle w:val="ImageCaption"/>
+      </w:pPr>
+      <w:r>
+        <w:t xml:space="preserve">Активация проекта через</w:t>
+      </w:r>
+      <w:r>
+        <w:t xml:space="preserve"> </w:t>
+      </w:r>
+      <w:r>
+        <w:rPr>
+          <w:rStyle w:val="VerbatimChar"/>
+        </w:rPr>
+        <w:t xml:space="preserve">Pkg.activate</w:t>
+      </w:r>
+    </w:p>
+    <w:bookmarkEnd w:id="32"/>
+    <w:bookmarkStart w:id="36" w:name="fig-pkg-add"/>
+    <w:p>
+      <w:pPr>
+        <w:pStyle w:val="CaptionedFigure"/>
+      </w:pPr>
+      <w:r>
+        <w:drawing>
+          <wp:inline>
+            <wp:extent cx="3733800" cy="2489200"/>
+            <wp:effectExtent b="0" l="0" r="0" t="0"/>
+            <wp:docPr descr="Добавление зависимостей проекта" title="" id="34" name="Picture"/>
+            <a:graphic>
+              <a:graphicData uri="http://schemas.openxmlformats.org/drawingml/2006/picture">
+                <pic:pic>
+                  <pic:nvPicPr>
+                    <pic:cNvPr descr="image/5pkg_add.png" id="35" name="Picture"/>
+                    <pic:cNvPicPr>
+                      <a:picLocks noChangeArrowheads="1" noChangeAspect="1"/>
+                    </pic:cNvPicPr>
+                  </pic:nvPicPr>
+                  <pic:blipFill>
+                    <a:blip r:embed="rId33"/>
+                    <a:stretch>
+                      <a:fillRect/>
+                    </a:stretch>
+                  </pic:blipFill>
+                  <pic:spPr bwMode="auto">
+                    <a:xfrm>
+                      <a:off x="0" y="0"/>
+                      <a:ext cx="3733800" cy="2489200"/>
+                    </a:xfrm>
+                    <a:prstGeom prst="rect">
+                      <a:avLst/>
+                    </a:prstGeom>
+                    <a:noFill/>
+                    <a:ln w="9525">
+                      <a:noFill/>
+                      <a:headEnd/>
+                      <a:tailEnd/>
+                    </a:ln>
+                  </pic:spPr>
+                </pic:pic>
+              </a:graphicData>
+            </a:graphic>
+          </wp:inline>
+        </w:drawing>
+      </w:r>
+    </w:p>
+    <w:p>
+      <w:pPr>
+        <w:pStyle w:val="ImageCaption"/>
+      </w:pPr>
+      <w:r>
+        <w:t xml:space="preserve">Добавление зависимостей проекта</w:t>
+      </w:r>
+    </w:p>
+    <w:bookmarkEnd w:id="36"/>
+    <w:bookmarkStart w:id="40" w:name="fig-pkg-finished"/>
+    <w:p>
+      <w:pPr>
+        <w:pStyle w:val="CaptionedFigure"/>
+      </w:pPr>
+      <w:r>
+        <w:drawing>
+          <wp:inline>
+            <wp:extent cx="3733800" cy="2489200"/>
+            <wp:effectExtent b="0" l="0" r="0" t="0"/>
+            <wp:docPr descr="Завершение установки пакетов" title="" id="38" name="Picture"/>
+            <a:graphic>
+              <a:graphicData uri="http://schemas.openxmlformats.org/drawingml/2006/picture">
+                <pic:pic>
+                  <pic:nvPicPr>
+                    <pic:cNvPr descr="image/6pkg_finished.png" id="39" name="Picture"/>
+                    <pic:cNvPicPr>
+                      <a:picLocks noChangeArrowheads="1" noChangeAspect="1"/>
+                    </pic:cNvPicPr>
+                  </pic:nvPicPr>
+                  <pic:blipFill>
+                    <a:blip r:embed="rId37"/>
+                    <a:stretch>
+                      <a:fillRect/>
+                    </a:stretch>
+                  </pic:blipFill>
+                  <pic:spPr bwMode="auto">
+                    <a:xfrm>
+                      <a:off x="0" y="0"/>
+                      <a:ext cx="3733800" cy="2489200"/>
+                    </a:xfrm>
+                    <a:prstGeom prst="rect">
+                      <a:avLst/>
+                    </a:prstGeom>
+                    <a:noFill/>
+                    <a:ln w="9525">
+                      <a:noFill/>
+                      <a:headEnd/>
+                      <a:tailEnd/>
+                    </a:ln>
+                  </pic:spPr>
+                </pic:pic>
+              </a:graphicData>
+            </a:graphic>
+          </wp:inline>
+        </w:drawing>
+      </w:r>
+    </w:p>
+    <w:p>
+      <w:pPr>
+        <w:pStyle w:val="ImageCaption"/>
+      </w:pPr>
+      <w:r>
+        <w:t xml:space="preserve">Завершение установки пакетов</w:t>
+      </w:r>
+    </w:p>
+    <w:bookmarkEnd w:id="40"/>
+    <w:p>
+      <w:pPr>
+        <w:pStyle w:val="BodyText"/>
+      </w:pPr>
+      <w:r>
+        <w:t xml:space="preserve">На этом этапе была подготовлена воспроизводимая структура проекта с каталогами</w:t>
+      </w:r>
+      <w:r>
+        <w:t xml:space="preserve"> </w:t>
+      </w:r>
+      <w:r>
+        <w:rPr>
+          <w:rStyle w:val="VerbatimChar"/>
+        </w:rPr>
+        <w:t xml:space="preserve">src</w:t>
+      </w:r>
+      <w:r>
+        <w:t xml:space="preserve">,</w:t>
+      </w:r>
+      <w:r>
+        <w:t xml:space="preserve"> </w:t>
+      </w:r>
+      <w:r>
+        <w:rPr>
+          <w:rStyle w:val="VerbatimChar"/>
+        </w:rPr>
+        <w:t xml:space="preserve">scripts</w:t>
+      </w:r>
+      <w:r>
+        <w:t xml:space="preserve">,</w:t>
+      </w:r>
+      <w:r>
+        <w:t xml:space="preserve"> </w:t>
+      </w:r>
+      <w:r>
+        <w:rPr>
+          <w:rStyle w:val="VerbatimChar"/>
+        </w:rPr>
+        <w:t xml:space="preserve">data</w:t>
+      </w:r>
+      <w:r>
+        <w:t xml:space="preserve">,</w:t>
+      </w:r>
+      <w:r>
+        <w:t xml:space="preserve"> </w:t>
+      </w:r>
+      <w:r>
+        <w:rPr>
+          <w:rStyle w:val="VerbatimChar"/>
+        </w:rPr>
+        <w:t xml:space="preserve">plots</w:t>
+      </w:r>
+      <w:r>
+        <w:t xml:space="preserve">,</w:t>
+      </w:r>
+      <w:r>
+        <w:t xml:space="preserve"> </w:t>
+      </w:r>
+      <w:r>
+        <w:rPr>
+          <w:rStyle w:val="VerbatimChar"/>
+        </w:rPr>
+        <w:t xml:space="preserve">docs</w:t>
+      </w:r>
+      <w:r>
+        <w:t xml:space="preserve"> </w:t>
+      </w:r>
+      <w:r>
+        <w:t xml:space="preserve">и</w:t>
+      </w:r>
+      <w:r>
+        <w:t xml:space="preserve"> </w:t>
+      </w:r>
+      <w:r>
+        <w:rPr>
+          <w:rStyle w:val="VerbatimChar"/>
+        </w:rPr>
+        <w:t xml:space="preserve">notebooks</w:t>
+      </w:r>
+      <w:r>
+        <w:t xml:space="preserve">.</w:t>
+      </w:r>
+    </w:p>
+    <w:bookmarkEnd w:id="41"/>
+    <w:bookmarkEnd w:id="42"/>
+    <w:bookmarkStart w:id="43" w:name="реализация-базовой-sir-модели"/>
+    <w:p>
+      <w:pPr>
+        <w:pStyle w:val="Heading2"/>
+      </w:pPr>
+      <w:r>
+        <w:t xml:space="preserve">Реализация базовой SIR-модели</w:t>
+      </w:r>
+    </w:p>
+    <w:p>
+      <w:pPr>
+        <w:pStyle w:val="FirstParagraph"/>
+      </w:pPr>
+      <w:r>
+        <w:t xml:space="preserve">Исходный код модели был вынесен в файл</w:t>
+      </w:r>
+      <w:r>
+        <w:t xml:space="preserve"> </w:t>
+      </w:r>
+      <w:r>
+        <w:rPr>
+          <w:rStyle w:val="VerbatimChar"/>
+        </w:rPr>
+        <w:t xml:space="preserve">src/sir_model.jl</w:t>
+      </w:r>
+      <w:r>
+        <w:t xml:space="preserve">, где реализованы:</w:t>
       </w:r>
     </w:p>
     <w:p>
@@ -600,7 +1812,19 @@
         </w:numPr>
       </w:pPr>
       <w:r>
-        <w:t xml:space="preserve">Увеличение интенсивности входного потока приводит к нелинейному ухудшению показателей ожидания.</w:t>
+        <w:t xml:space="preserve">тип агента</w:t>
+      </w:r>
+      <w:r>
+        <w:t xml:space="preserve"> </w:t>
+      </w:r>
+      <w:r>
+        <w:rPr>
+          <w:rStyle w:val="VerbatimChar"/>
+        </w:rPr>
+        <w:t xml:space="preserve">Person</w:t>
+      </w:r>
+      <w:r>
+        <w:t xml:space="preserve">;</w:t>
       </w:r>
     </w:p>
     <w:p>
@@ -612,22 +1836,19 @@
         </w:numPr>
       </w:pPr>
       <w:r>
-        <w:t xml:space="preserve">Загрузка прибора практически совпадает с отношением (</w:t>
-      </w:r>
-      <w:r>
-        <w:t xml:space="preserve">=</w:t>
-      </w:r>
-      <w:r>
-        <w:t xml:space="preserve"> </w:t>
-      </w:r>
-      <w:r>
-        <w:t xml:space="preserve">/</w:t>
-      </w:r>
-      <w:r>
-        <w:t xml:space="preserve"> </w:t>
-      </w:r>
-      <w:r>
-        <w:t xml:space="preserve">), что подтверждает корректность модели.</w:t>
+        <w:t xml:space="preserve">инициализация модели</w:t>
+      </w:r>
+      <w:r>
+        <w:t xml:space="preserve"> </w:t>
+      </w:r>
+      <w:r>
+        <w:rPr>
+          <w:rStyle w:val="VerbatimChar"/>
+        </w:rPr>
+        <w:t xml:space="preserve">initialize_sir</w:t>
+      </w:r>
+      <w:r>
+        <w:t xml:space="preserve">;</w:t>
       </w:r>
     </w:p>
     <w:p>
@@ -639,20 +1860,112 @@
         </w:numPr>
       </w:pPr>
       <w:r>
-        <w:t xml:space="preserve">Для (</w:t>
-      </w:r>
-      <w:r>
-        <w:t xml:space="preserve">= 0.8) целесообразно увеличивать производительность обслуживания или вводить дополнительный канал.</w:t>
-      </w:r>
-    </w:p>
-    <w:bookmarkEnd w:id="16"/>
-    <w:bookmarkStart w:id="17" w:name="вывод"/>
+        <w:t xml:space="preserve">шаг агента</w:t>
+      </w:r>
+      <w:r>
+        <w:t xml:space="preserve"> </w:t>
+      </w:r>
+      <w:r>
+        <w:rPr>
+          <w:rStyle w:val="VerbatimChar"/>
+        </w:rPr>
+        <w:t xml:space="preserve">sir_agent_step!</w:t>
+      </w:r>
+      <w:r>
+        <w:t xml:space="preserve">;</w:t>
+      </w:r>
+    </w:p>
+    <w:p>
+      <w:pPr>
+        <w:pStyle w:val="Compact"/>
+        <w:numPr>
+          <w:ilvl w:val="0"/>
+          <w:numId w:val="1004"/>
+        </w:numPr>
+      </w:pPr>
+      <w:r>
+        <w:t xml:space="preserve">миграция между городами;</w:t>
+      </w:r>
+    </w:p>
+    <w:p>
+      <w:pPr>
+        <w:pStyle w:val="Compact"/>
+        <w:numPr>
+          <w:ilvl w:val="0"/>
+          <w:numId w:val="1004"/>
+        </w:numPr>
+      </w:pPr>
+      <w:r>
+        <w:t xml:space="preserve">заражение, выздоровление и смерть;</w:t>
+      </w:r>
+    </w:p>
+    <w:p>
+      <w:pPr>
+        <w:pStyle w:val="Compact"/>
+        <w:numPr>
+          <w:ilvl w:val="0"/>
+          <w:numId w:val="1004"/>
+        </w:numPr>
+      </w:pPr>
+      <w:r>
+        <w:t xml:space="preserve">функции подсчёта</w:t>
+      </w:r>
+      <w:r>
+        <w:t xml:space="preserve"> </w:t>
+      </w:r>
+      <w:r>
+        <w:rPr>
+          <w:rStyle w:val="VerbatimChar"/>
+        </w:rPr>
+        <w:t xml:space="preserve">S</w:t>
+      </w:r>
+      <w:r>
+        <w:t xml:space="preserve">,</w:t>
+      </w:r>
+      <w:r>
+        <w:t xml:space="preserve"> </w:t>
+      </w:r>
+      <w:r>
+        <w:rPr>
+          <w:rStyle w:val="VerbatimChar"/>
+        </w:rPr>
+        <w:t xml:space="preserve">I</w:t>
+      </w:r>
+      <w:r>
+        <w:t xml:space="preserve">,</w:t>
+      </w:r>
+      <w:r>
+        <w:t xml:space="preserve"> </w:t>
+      </w:r>
+      <w:r>
+        <w:rPr>
+          <w:rStyle w:val="VerbatimChar"/>
+        </w:rPr>
+        <w:t xml:space="preserve">R</w:t>
+      </w:r>
+      <w:r>
+        <w:t xml:space="preserve"> </w:t>
+      </w:r>
+      <w:r>
+        <w:t xml:space="preserve">и общей численности.</w:t>
+      </w:r>
+    </w:p>
+    <w:p>
+      <w:pPr>
+        <w:pStyle w:val="FirstParagraph"/>
+      </w:pPr>
+      <w:r>
+        <w:t xml:space="preserve">В качестве пространства используется полный граф городов, что позволяет каждому агенту потенциально мигрировать в любой другой город. Такой выбор соответствует постановке задачи из методических указаний.</w:t>
+      </w:r>
+    </w:p>
+    <w:bookmarkEnd w:id="43"/>
+    <w:bookmarkStart w:id="64" w:name="базовый-эксперимент"/>
     <w:p>
       <w:pPr>
         <w:pStyle w:val="Heading2"/>
       </w:pPr>
       <w:r>
-        <w:t xml:space="preserve">Вывод</w:t>
+        <w:t xml:space="preserve">Базовый эксперимент</w:t>
       </w:r>
     </w:p>
     <w:p>
@@ -660,17 +1973,102 @@
         <w:pStyle w:val="FirstParagraph"/>
       </w:pPr>
       <w:r>
-        <w:t xml:space="preserve">В лабораторной работе проведён имитационный эксперимент для системы M/M/1. Получены устойчивые статистические оценки метрик, подтверждающие ожидаемое поведение системы при росте нагрузки. Цель работы достигнута.</w:t>
-      </w:r>
-    </w:p>
-    <w:bookmarkEnd w:id="17"/>
-    <w:bookmarkStart w:id="18" w:name="список-источников"/>
-    <w:p>
-      <w:pPr>
-        <w:pStyle w:val="Heading2"/>
-      </w:pPr>
-      <w:r>
-        <w:t xml:space="preserve">Список источников</w:t>
+        <w:t xml:space="preserve">Базовый запуск реализован в скрипте</w:t>
+      </w:r>
+      <w:r>
+        <w:t xml:space="preserve"> </w:t>
+      </w:r>
+      <w:r>
+        <w:rPr>
+          <w:rStyle w:val="VerbatimChar"/>
+        </w:rPr>
+        <w:t xml:space="preserve">sir_run_basic.jl</w:t>
+      </w:r>
+      <w:r>
+        <w:t xml:space="preserve"> </w:t>
+      </w:r>
+      <w:r>
+        <w:t xml:space="preserve">(</w:t>
+      </w:r>
+      <w:r>
+        <w:t xml:space="preserve">[рис. @fig-run-basic-script]</w:t>
+      </w:r>
+      <w:r>
+        <w:t xml:space="preserve">). Скрипт моделирует один эпидемический сценарий с фиксированными параметрами и сохраняет данные динамики.</w:t>
+      </w:r>
+    </w:p>
+    <w:bookmarkStart w:id="47" w:name="fig-run-basic-script"/>
+    <w:p>
+      <w:pPr>
+        <w:pStyle w:val="CaptionedFigure"/>
+      </w:pPr>
+      <w:r>
+        <w:drawing>
+          <wp:inline>
+            <wp:extent cx="3733800" cy="2489200"/>
+            <wp:effectExtent b="0" l="0" r="0" t="0"/>
+            <wp:docPr descr="Запуск базового скрипта sir_run_basic.jl" title="" id="45" name="Picture"/>
+            <a:graphic>
+              <a:graphicData uri="http://schemas.openxmlformats.org/drawingml/2006/picture">
+                <pic:pic>
+                  <pic:nvPicPr>
+                    <pic:cNvPr descr="image/7.0sir_run_basic.jl.png" id="46" name="Picture"/>
+                    <pic:cNvPicPr>
+                      <a:picLocks noChangeArrowheads="1" noChangeAspect="1"/>
+                    </pic:cNvPicPr>
+                  </pic:nvPicPr>
+                  <pic:blipFill>
+                    <a:blip r:embed="rId44"/>
+                    <a:stretch>
+                      <a:fillRect/>
+                    </a:stretch>
+                  </pic:blipFill>
+                  <pic:spPr bwMode="auto">
+                    <a:xfrm>
+                      <a:off x="0" y="0"/>
+                      <a:ext cx="3733800" cy="2489200"/>
+                    </a:xfrm>
+                    <a:prstGeom prst="rect">
+                      <a:avLst/>
+                    </a:prstGeom>
+                    <a:noFill/>
+                    <a:ln w="9525">
+                      <a:noFill/>
+                      <a:headEnd/>
+                      <a:tailEnd/>
+                    </a:ln>
+                  </pic:spPr>
+                </pic:pic>
+              </a:graphicData>
+            </a:graphic>
+          </wp:inline>
+        </w:drawing>
+      </w:r>
+    </w:p>
+    <w:p>
+      <w:pPr>
+        <w:pStyle w:val="ImageCaption"/>
+      </w:pPr>
+      <w:r>
+        <w:t xml:space="preserve">Запуск базового скрипта</w:t>
+      </w:r>
+      <w:r>
+        <w:t xml:space="preserve"> </w:t>
+      </w:r>
+      <w:r>
+        <w:rPr>
+          <w:rStyle w:val="VerbatimChar"/>
+        </w:rPr>
+        <w:t xml:space="preserve">sir_run_basic.jl</w:t>
+      </w:r>
+    </w:p>
+    <w:bookmarkEnd w:id="47"/>
+    <w:p>
+      <w:pPr>
+        <w:pStyle w:val="BodyText"/>
+      </w:pPr>
+      <w:r>
+        <w:t xml:space="preserve">Параметры этого эксперимента имеют следующий смысл:</w:t>
       </w:r>
     </w:p>
     <w:p>
@@ -682,7 +2080,16 @@
         </w:numPr>
       </w:pPr>
       <w:r>
-        <w:t xml:space="preserve">Banks J. Discrete-Event System Simulation. Pearson.</w:t>
+        <w:rPr>
+          <w:rStyle w:val="VerbatimChar"/>
+        </w:rPr>
+        <w:t xml:space="preserve">Ns</w:t>
+      </w:r>
+      <w:r>
+        <w:t xml:space="preserve"> </w:t>
+      </w:r>
+      <w:r>
+        <w:t xml:space="preserve">— численности популяции в трёх городах;</w:t>
       </w:r>
     </w:p>
     <w:p>
@@ -694,11 +2101,5783 @@
         </w:numPr>
       </w:pPr>
       <w:r>
-        <w:t xml:space="preserve">Law A. Simulation Modeling and Analysis. McGraw-Hill.</w:t>
-      </w:r>
-    </w:p>
-    <w:bookmarkEnd w:id="18"/>
-    <w:bookmarkEnd w:id="19"/>
+        <w:rPr>
+          <w:rStyle w:val="VerbatimChar"/>
+        </w:rPr>
+        <w:t xml:space="preserve">beta_und</w:t>
+      </w:r>
+      <w:r>
+        <w:t xml:space="preserve"> </w:t>
+      </w:r>
+      <w:r>
+        <w:t xml:space="preserve">— интенсивность заражения до выявления болезни;</w:t>
+      </w:r>
+    </w:p>
+    <w:p>
+      <w:pPr>
+        <w:pStyle w:val="Compact"/>
+        <w:numPr>
+          <w:ilvl w:val="0"/>
+          <w:numId w:val="1005"/>
+        </w:numPr>
+      </w:pPr>
+      <w:r>
+        <w:rPr>
+          <w:rStyle w:val="VerbatimChar"/>
+        </w:rPr>
+        <w:t xml:space="preserve">beta_det</w:t>
+      </w:r>
+      <w:r>
+        <w:t xml:space="preserve"> </w:t>
+      </w:r>
+      <w:r>
+        <w:t xml:space="preserve">— интенсивность заражения после выявления;</w:t>
+      </w:r>
+    </w:p>
+    <w:p>
+      <w:pPr>
+        <w:pStyle w:val="Compact"/>
+        <w:numPr>
+          <w:ilvl w:val="0"/>
+          <w:numId w:val="1005"/>
+        </w:numPr>
+      </w:pPr>
+      <w:r>
+        <w:rPr>
+          <w:rStyle w:val="VerbatimChar"/>
+        </w:rPr>
+        <w:t xml:space="preserve">infection_period</w:t>
+      </w:r>
+      <w:r>
+        <w:t xml:space="preserve"> </w:t>
+      </w:r>
+      <w:r>
+        <w:t xml:space="preserve">— число шагов, в течение которых агент остаётся больным;</w:t>
+      </w:r>
+    </w:p>
+    <w:p>
+      <w:pPr>
+        <w:pStyle w:val="Compact"/>
+        <w:numPr>
+          <w:ilvl w:val="0"/>
+          <w:numId w:val="1005"/>
+        </w:numPr>
+      </w:pPr>
+      <w:r>
+        <w:rPr>
+          <w:rStyle w:val="VerbatimChar"/>
+        </w:rPr>
+        <w:t xml:space="preserve">detection_time</w:t>
+      </w:r>
+      <w:r>
+        <w:t xml:space="preserve"> </w:t>
+      </w:r>
+      <w:r>
+        <w:t xml:space="preserve">— шаг, после которого используется ослабленная заразность;</w:t>
+      </w:r>
+    </w:p>
+    <w:p>
+      <w:pPr>
+        <w:pStyle w:val="Compact"/>
+        <w:numPr>
+          <w:ilvl w:val="0"/>
+          <w:numId w:val="1005"/>
+        </w:numPr>
+      </w:pPr>
+      <w:r>
+        <w:rPr>
+          <w:rStyle w:val="VerbatimChar"/>
+        </w:rPr>
+        <w:t xml:space="preserve">death_rate</w:t>
+      </w:r>
+      <w:r>
+        <w:t xml:space="preserve"> </w:t>
+      </w:r>
+      <w:r>
+        <w:t xml:space="preserve">— вероятность смерти в конце болезни;</w:t>
+      </w:r>
+    </w:p>
+    <w:p>
+      <w:pPr>
+        <w:pStyle w:val="Compact"/>
+        <w:numPr>
+          <w:ilvl w:val="0"/>
+          <w:numId w:val="1005"/>
+        </w:numPr>
+      </w:pPr>
+      <w:r>
+        <w:rPr>
+          <w:rStyle w:val="VerbatimChar"/>
+        </w:rPr>
+        <w:t xml:space="preserve">reinfection_probability</w:t>
+      </w:r>
+      <w:r>
+        <w:t xml:space="preserve"> </w:t>
+      </w:r>
+      <w:r>
+        <w:t xml:space="preserve">— вероятность повторного заражения для выздоровевших;</w:t>
+      </w:r>
+    </w:p>
+    <w:p>
+      <w:pPr>
+        <w:pStyle w:val="Compact"/>
+        <w:numPr>
+          <w:ilvl w:val="0"/>
+          <w:numId w:val="1005"/>
+        </w:numPr>
+      </w:pPr>
+      <w:r>
+        <w:rPr>
+          <w:rStyle w:val="VerbatimChar"/>
+        </w:rPr>
+        <w:t xml:space="preserve">Is</w:t>
+      </w:r>
+      <w:r>
+        <w:t xml:space="preserve"> </w:t>
+      </w:r>
+      <w:r>
+        <w:t xml:space="preserve">— начальное количество инфицированных по городам;</w:t>
+      </w:r>
+    </w:p>
+    <w:p>
+      <w:pPr>
+        <w:pStyle w:val="Compact"/>
+        <w:numPr>
+          <w:ilvl w:val="0"/>
+          <w:numId w:val="1005"/>
+        </w:numPr>
+      </w:pPr>
+      <w:r>
+        <w:rPr>
+          <w:rStyle w:val="VerbatimChar"/>
+        </w:rPr>
+        <w:t xml:space="preserve">seed</w:t>
+      </w:r>
+      <w:r>
+        <w:t xml:space="preserve"> </w:t>
+      </w:r>
+      <w:r>
+        <w:t xml:space="preserve">— зерно генератора случайных чисел;</w:t>
+      </w:r>
+    </w:p>
+    <w:p>
+      <w:pPr>
+        <w:pStyle w:val="Compact"/>
+        <w:numPr>
+          <w:ilvl w:val="0"/>
+          <w:numId w:val="1005"/>
+        </w:numPr>
+      </w:pPr>
+      <w:r>
+        <w:rPr>
+          <w:rStyle w:val="VerbatimChar"/>
+        </w:rPr>
+        <w:t xml:space="preserve">n_steps</w:t>
+      </w:r>
+      <w:r>
+        <w:t xml:space="preserve"> </w:t>
+      </w:r>
+      <w:r>
+        <w:t xml:space="preserve">— число шагов моделирования.</w:t>
+      </w:r>
+    </w:p>
+    <w:p>
+      <w:pPr>
+        <w:pStyle w:val="FirstParagraph"/>
+      </w:pPr>
+      <w:r>
+        <w:t xml:space="preserve">Результат базового эксперимента показан на</w:t>
+      </w:r>
+      <w:r>
+        <w:t xml:space="preserve"> </w:t>
+      </w:r>
+      <w:r>
+        <w:t xml:space="preserve">[рис. @fig-run-basic-plot]</w:t>
+      </w:r>
+      <w:r>
+        <w:t xml:space="preserve">. На графике видно, что число инфицированных быстро возрастает, затем достигает пика, после чего популяция постепенно переходит в класс выздоровевших. Пунктирная линия общей численности отражает влияние смертности.</w:t>
+      </w:r>
+    </w:p>
+    <w:bookmarkStart w:id="51" w:name="fig-run-basic-plot"/>
+    <w:p>
+      <w:pPr>
+        <w:pStyle w:val="CaptionedFigure"/>
+      </w:pPr>
+      <w:r>
+        <w:drawing>
+          <wp:inline>
+            <wp:extent cx="3733800" cy="2489200"/>
+            <wp:effectExtent b="0" l="0" r="0" t="0"/>
+            <wp:docPr descr="График базовой динамики S(t), I(t), R(t) и общей численности" title="" id="49" name="Picture"/>
+            <a:graphic>
+              <a:graphicData uri="http://schemas.openxmlformats.org/drawingml/2006/picture">
+                <pic:pic>
+                  <pic:nvPicPr>
+                    <pic:cNvPr descr="image/7.1sir_basic_dynamics.png" id="50" name="Picture"/>
+                    <pic:cNvPicPr>
+                      <a:picLocks noChangeArrowheads="1" noChangeAspect="1"/>
+                    </pic:cNvPicPr>
+                  </pic:nvPicPr>
+                  <pic:blipFill>
+                    <a:blip r:embed="rId48"/>
+                    <a:stretch>
+                      <a:fillRect/>
+                    </a:stretch>
+                  </pic:blipFill>
+                  <pic:spPr bwMode="auto">
+                    <a:xfrm>
+                      <a:off x="0" y="0"/>
+                      <a:ext cx="3733800" cy="2489200"/>
+                    </a:xfrm>
+                    <a:prstGeom prst="rect">
+                      <a:avLst/>
+                    </a:prstGeom>
+                    <a:noFill/>
+                    <a:ln w="9525">
+                      <a:noFill/>
+                      <a:headEnd/>
+                      <a:tailEnd/>
+                    </a:ln>
+                  </pic:spPr>
+                </pic:pic>
+              </a:graphicData>
+            </a:graphic>
+          </wp:inline>
+        </w:drawing>
+      </w:r>
+    </w:p>
+    <w:p>
+      <w:pPr>
+        <w:pStyle w:val="ImageCaption"/>
+      </w:pPr>
+      <w:r>
+        <w:t xml:space="preserve">График базовой динамики</w:t>
+      </w:r>
+      <w:r>
+        <w:t xml:space="preserve"> </w:t>
+      </w:r>
+      <w:r>
+        <w:rPr>
+          <w:rStyle w:val="VerbatimChar"/>
+        </w:rPr>
+        <w:t xml:space="preserve">S(t)</w:t>
+      </w:r>
+      <w:r>
+        <w:t xml:space="preserve">,</w:t>
+      </w:r>
+      <w:r>
+        <w:t xml:space="preserve"> </w:t>
+      </w:r>
+      <w:r>
+        <w:rPr>
+          <w:rStyle w:val="VerbatimChar"/>
+        </w:rPr>
+        <w:t xml:space="preserve">I(t)</w:t>
+      </w:r>
+      <w:r>
+        <w:t xml:space="preserve">,</w:t>
+      </w:r>
+      <w:r>
+        <w:t xml:space="preserve"> </w:t>
+      </w:r>
+      <w:r>
+        <w:rPr>
+          <w:rStyle w:val="VerbatimChar"/>
+        </w:rPr>
+        <w:t xml:space="preserve">R(t)</w:t>
+      </w:r>
+      <w:r>
+        <w:t xml:space="preserve"> </w:t>
+      </w:r>
+      <w:r>
+        <w:t xml:space="preserve">и общей численности</w:t>
+      </w:r>
+    </w:p>
+    <w:bookmarkEnd w:id="51"/>
+    <w:p>
+      <w:pPr>
+        <w:pStyle w:val="BodyText"/>
+      </w:pPr>
+      <w:r>
+        <w:t xml:space="preserve">Форма графика объясняется стандартной логикой SIR-модели. Кривая</w:t>
+      </w:r>
+      <w:r>
+        <w:t xml:space="preserve"> </w:t>
+      </w:r>
+      <w:r>
+        <w:rPr>
+          <w:rStyle w:val="VerbatimChar"/>
+        </w:rPr>
+        <w:t xml:space="preserve">S(t)</w:t>
+      </w:r>
+      <w:r>
+        <w:t xml:space="preserve"> </w:t>
+      </w:r>
+      <w:r>
+        <w:t xml:space="preserve">убывает, потому что восприимчивые агенты заражаются. Кривая</w:t>
+      </w:r>
+      <w:r>
+        <w:t xml:space="preserve"> </w:t>
+      </w:r>
+      <w:r>
+        <w:rPr>
+          <w:rStyle w:val="VerbatimChar"/>
+        </w:rPr>
+        <w:t xml:space="preserve">I(t)</w:t>
+      </w:r>
+      <w:r>
+        <w:t xml:space="preserve"> </w:t>
+      </w:r>
+      <w:r>
+        <w:t xml:space="preserve">сначала быстро растёт, так как при</w:t>
+      </w:r>
+      <w:r>
+        <w:t xml:space="preserve"> </w:t>
+      </w:r>
+      <w:r>
+        <w:rPr>
+          <w:rStyle w:val="VerbatimChar"/>
+        </w:rPr>
+        <w:t xml:space="preserve">R_0 &gt; 1</w:t>
+      </w:r>
+      <w:r>
+        <w:t xml:space="preserve"> </w:t>
+      </w:r>
+      <w:r>
+        <w:t xml:space="preserve">каждый инфицированный заражает в среднем больше одного нового агента. После достижения пика рост прекращается из-за уменьшения числа восприимчивых. Кривая</w:t>
+      </w:r>
+      <w:r>
+        <w:t xml:space="preserve"> </w:t>
+      </w:r>
+      <w:r>
+        <w:rPr>
+          <w:rStyle w:val="VerbatimChar"/>
+        </w:rPr>
+        <w:t xml:space="preserve">R(t)</w:t>
+      </w:r>
+      <w:r>
+        <w:t xml:space="preserve"> </w:t>
+      </w:r>
+      <w:r>
+        <w:t xml:space="preserve">накапливает переболевших. Пунктир</w:t>
+      </w:r>
+      <w:r>
+        <w:t xml:space="preserve"> </w:t>
+      </w:r>
+      <w:r>
+        <w:rPr>
+          <w:rStyle w:val="VerbatimChar"/>
+        </w:rPr>
+        <w:t xml:space="preserve">total</w:t>
+      </w:r>
+      <w:r>
+        <w:t xml:space="preserve"> </w:t>
+      </w:r>
+      <w:r>
+        <w:t xml:space="preserve">убывает медленно, так как часть агентов удаляется из модели из-за смертности.</w:t>
+      </w:r>
+    </w:p>
+    <w:p>
+      <w:pPr>
+        <w:pStyle w:val="BodyText"/>
+      </w:pPr>
+      <w:r>
+        <w:t xml:space="preserve">Literate-версия базового скрипта была использована для генерации производных форматов. Результаты генерации чистого скрипта, Markdown-документации и Jupyter notebook представлены на</w:t>
+      </w:r>
+      <w:r>
+        <w:t xml:space="preserve"> </w:t>
+      </w:r>
+      <w:r>
+        <w:t xml:space="preserve">[рис. @fig-run-basic-clean]</w:t>
+      </w:r>
+      <w:r>
+        <w:t xml:space="preserve">,</w:t>
+      </w:r>
+      <w:r>
+        <w:t xml:space="preserve"> </w:t>
+      </w:r>
+      <w:r>
+        <w:t xml:space="preserve">[рис. @fig-run-basic-md]</w:t>
+      </w:r>
+      <w:r>
+        <w:t xml:space="preserve"> </w:t>
+      </w:r>
+      <w:r>
+        <w:t xml:space="preserve">и</w:t>
+      </w:r>
+      <w:r>
+        <w:t xml:space="preserve"> </w:t>
+      </w:r>
+      <w:r>
+        <w:t xml:space="preserve">[рис. @fig-run-basic-ipynb]</w:t>
+      </w:r>
+      <w:r>
+        <w:t xml:space="preserve">.</w:t>
+      </w:r>
+    </w:p>
+    <w:bookmarkStart w:id="55" w:name="fig-run-basic-clean"/>
+    <w:p>
+      <w:pPr>
+        <w:pStyle w:val="CaptionedFigure"/>
+      </w:pPr>
+      <w:r>
+        <w:drawing>
+          <wp:inline>
+            <wp:extent cx="3733800" cy="2489200"/>
+            <wp:effectExtent b="0" l="0" r="0" t="0"/>
+            <wp:docPr descr="Генерация clean-версии базового скрипта" title="" id="53" name="Picture"/>
+            <a:graphic>
+              <a:graphicData uri="http://schemas.openxmlformats.org/drawingml/2006/picture">
+                <pic:pic>
+                  <pic:nvPicPr>
+                    <pic:cNvPr descr="image/8sir_run_basic_clean.png" id="54" name="Picture"/>
+                    <pic:cNvPicPr>
+                      <a:picLocks noChangeArrowheads="1" noChangeAspect="1"/>
+                    </pic:cNvPicPr>
+                  </pic:nvPicPr>
+                  <pic:blipFill>
+                    <a:blip r:embed="rId52"/>
+                    <a:stretch>
+                      <a:fillRect/>
+                    </a:stretch>
+                  </pic:blipFill>
+                  <pic:spPr bwMode="auto">
+                    <a:xfrm>
+                      <a:off x="0" y="0"/>
+                      <a:ext cx="3733800" cy="2489200"/>
+                    </a:xfrm>
+                    <a:prstGeom prst="rect">
+                      <a:avLst/>
+                    </a:prstGeom>
+                    <a:noFill/>
+                    <a:ln w="9525">
+                      <a:noFill/>
+                      <a:headEnd/>
+                      <a:tailEnd/>
+                    </a:ln>
+                  </pic:spPr>
+                </pic:pic>
+              </a:graphicData>
+            </a:graphic>
+          </wp:inline>
+        </w:drawing>
+      </w:r>
+    </w:p>
+    <w:p>
+      <w:pPr>
+        <w:pStyle w:val="ImageCaption"/>
+      </w:pPr>
+      <w:r>
+        <w:t xml:space="preserve">Генерация clean-версии базового скрипта</w:t>
+      </w:r>
+    </w:p>
+    <w:bookmarkEnd w:id="55"/>
+    <w:bookmarkStart w:id="59" w:name="fig-run-basic-md"/>
+    <w:p>
+      <w:pPr>
+        <w:pStyle w:val="CaptionedFigure"/>
+      </w:pPr>
+      <w:r>
+        <w:drawing>
+          <wp:inline>
+            <wp:extent cx="3733800" cy="2489200"/>
+            <wp:effectExtent b="0" l="0" r="0" t="0"/>
+            <wp:docPr descr="Генерация Markdown-документации для базового скрипта" title="" id="57" name="Picture"/>
+            <a:graphic>
+              <a:graphicData uri="http://schemas.openxmlformats.org/drawingml/2006/picture">
+                <pic:pic>
+                  <pic:nvPicPr>
+                    <pic:cNvPr descr="image/9sir_run_basic_literate.md.png" id="58" name="Picture"/>
+                    <pic:cNvPicPr>
+                      <a:picLocks noChangeArrowheads="1" noChangeAspect="1"/>
+                    </pic:cNvPicPr>
+                  </pic:nvPicPr>
+                  <pic:blipFill>
+                    <a:blip r:embed="rId56"/>
+                    <a:stretch>
+                      <a:fillRect/>
+                    </a:stretch>
+                  </pic:blipFill>
+                  <pic:spPr bwMode="auto">
+                    <a:xfrm>
+                      <a:off x="0" y="0"/>
+                      <a:ext cx="3733800" cy="2489200"/>
+                    </a:xfrm>
+                    <a:prstGeom prst="rect">
+                      <a:avLst/>
+                    </a:prstGeom>
+                    <a:noFill/>
+                    <a:ln w="9525">
+                      <a:noFill/>
+                      <a:headEnd/>
+                      <a:tailEnd/>
+                    </a:ln>
+                  </pic:spPr>
+                </pic:pic>
+              </a:graphicData>
+            </a:graphic>
+          </wp:inline>
+        </w:drawing>
+      </w:r>
+    </w:p>
+    <w:p>
+      <w:pPr>
+        <w:pStyle w:val="ImageCaption"/>
+      </w:pPr>
+      <w:r>
+        <w:t xml:space="preserve">Генерация Markdown-документации для базового скрипта</w:t>
+      </w:r>
+    </w:p>
+    <w:bookmarkEnd w:id="59"/>
+    <w:bookmarkStart w:id="63" w:name="fig-run-basic-ipynb"/>
+    <w:p>
+      <w:pPr>
+        <w:pStyle w:val="CaptionedFigure"/>
+      </w:pPr>
+      <w:r>
+        <w:drawing>
+          <wp:inline>
+            <wp:extent cx="3733800" cy="2489200"/>
+            <wp:effectExtent b="0" l="0" r="0" t="0"/>
+            <wp:docPr descr="Генерация Jupyter notebook для базового скрипта" title="" id="61" name="Picture"/>
+            <a:graphic>
+              <a:graphicData uri="http://schemas.openxmlformats.org/drawingml/2006/picture">
+                <pic:pic>
+                  <pic:nvPicPr>
+                    <pic:cNvPr descr="image/10sir_run_basic_literate.ipynb.png" id="62" name="Picture"/>
+                    <pic:cNvPicPr>
+                      <a:picLocks noChangeArrowheads="1" noChangeAspect="1"/>
+                    </pic:cNvPicPr>
+                  </pic:nvPicPr>
+                  <pic:blipFill>
+                    <a:blip r:embed="rId60"/>
+                    <a:stretch>
+                      <a:fillRect/>
+                    </a:stretch>
+                  </pic:blipFill>
+                  <pic:spPr bwMode="auto">
+                    <a:xfrm>
+                      <a:off x="0" y="0"/>
+                      <a:ext cx="3733800" cy="2489200"/>
+                    </a:xfrm>
+                    <a:prstGeom prst="rect">
+                      <a:avLst/>
+                    </a:prstGeom>
+                    <a:noFill/>
+                    <a:ln w="9525">
+                      <a:noFill/>
+                      <a:headEnd/>
+                      <a:tailEnd/>
+                    </a:ln>
+                  </pic:spPr>
+                </pic:pic>
+              </a:graphicData>
+            </a:graphic>
+          </wp:inline>
+        </w:drawing>
+      </w:r>
+    </w:p>
+    <w:p>
+      <w:pPr>
+        <w:pStyle w:val="ImageCaption"/>
+      </w:pPr>
+      <w:r>
+        <w:t xml:space="preserve">Генерация Jupyter notebook для базового скрипта</w:t>
+      </w:r>
+    </w:p>
+    <w:bookmarkEnd w:id="63"/>
+    <w:bookmarkEnd w:id="64"/>
+    <w:bookmarkStart w:id="89" w:name="исследование-коэффициента-заразности"/>
+    <w:p>
+      <w:pPr>
+        <w:pStyle w:val="Heading2"/>
+      </w:pPr>
+      <w:r>
+        <w:t xml:space="preserve">Исследование коэффициента заразности</w:t>
+      </w:r>
+    </w:p>
+    <w:p>
+      <w:pPr>
+        <w:pStyle w:val="FirstParagraph"/>
+      </w:pPr>
+      <w:r>
+        <w:t xml:space="preserve">Скрипт</w:t>
+      </w:r>
+      <w:r>
+        <w:t xml:space="preserve"> </w:t>
+      </w:r>
+      <w:r>
+        <w:rPr>
+          <w:rStyle w:val="VerbatimChar"/>
+        </w:rPr>
+        <w:t xml:space="preserve">sir_scan_beta.jl</w:t>
+      </w:r>
+      <w:r>
+        <w:t xml:space="preserve"> </w:t>
+      </w:r>
+      <w:r>
+        <w:t xml:space="preserve">(</w:t>
+      </w:r>
+      <w:r>
+        <w:t xml:space="preserve">[рис. @fig-beta-script]</w:t>
+      </w:r>
+      <w:r>
+        <w:t xml:space="preserve">) использовался для исследования порога эпидемии и чувствительности модели к параметру</w:t>
+      </w:r>
+      <w:r>
+        <w:t xml:space="preserve"> </w:t>
+      </w:r>
+      <w:r>
+        <w:rPr>
+          <w:rStyle w:val="VerbatimChar"/>
+        </w:rPr>
+        <w:t xml:space="preserve">beta</w:t>
+      </w:r>
+      <w:r>
+        <w:t xml:space="preserve">.</w:t>
+      </w:r>
+    </w:p>
+    <w:bookmarkStart w:id="68" w:name="fig-beta-script"/>
+    <w:p>
+      <w:pPr>
+        <w:pStyle w:val="CaptionedFigure"/>
+      </w:pPr>
+      <w:r>
+        <w:drawing>
+          <wp:inline>
+            <wp:extent cx="3733800" cy="2489200"/>
+            <wp:effectExtent b="0" l="0" r="0" t="0"/>
+            <wp:docPr descr="Запуск скрипта sir_scan_beta.jl" title="" id="66" name="Picture"/>
+            <a:graphic>
+              <a:graphicData uri="http://schemas.openxmlformats.org/drawingml/2006/picture">
+                <pic:pic>
+                  <pic:nvPicPr>
+                    <pic:cNvPr descr="image/11.0sir_scan_beta.jl.png" id="67" name="Picture"/>
+                    <pic:cNvPicPr>
+                      <a:picLocks noChangeArrowheads="1" noChangeAspect="1"/>
+                    </pic:cNvPicPr>
+                  </pic:nvPicPr>
+                  <pic:blipFill>
+                    <a:blip r:embed="rId65"/>
+                    <a:stretch>
+                      <a:fillRect/>
+                    </a:stretch>
+                  </pic:blipFill>
+                  <pic:spPr bwMode="auto">
+                    <a:xfrm>
+                      <a:off x="0" y="0"/>
+                      <a:ext cx="3733800" cy="2489200"/>
+                    </a:xfrm>
+                    <a:prstGeom prst="rect">
+                      <a:avLst/>
+                    </a:prstGeom>
+                    <a:noFill/>
+                    <a:ln w="9525">
+                      <a:noFill/>
+                      <a:headEnd/>
+                      <a:tailEnd/>
+                    </a:ln>
+                  </pic:spPr>
+                </pic:pic>
+              </a:graphicData>
+            </a:graphic>
+          </wp:inline>
+        </w:drawing>
+      </w:r>
+    </w:p>
+    <w:p>
+      <w:pPr>
+        <w:pStyle w:val="ImageCaption"/>
+      </w:pPr>
+      <w:r>
+        <w:t xml:space="preserve">Запуск скрипта</w:t>
+      </w:r>
+      <w:r>
+        <w:t xml:space="preserve"> </w:t>
+      </w:r>
+      <w:r>
+        <w:rPr>
+          <w:rStyle w:val="VerbatimChar"/>
+        </w:rPr>
+        <w:t xml:space="preserve">sir_scan_beta.jl</w:t>
+      </w:r>
+    </w:p>
+    <w:bookmarkEnd w:id="68"/>
+    <w:p>
+      <w:pPr>
+        <w:pStyle w:val="BodyText"/>
+      </w:pPr>
+      <w:r>
+        <w:t xml:space="preserve">На</w:t>
+      </w:r>
+      <w:r>
+        <w:t xml:space="preserve"> </w:t>
+      </w:r>
+      <w:r>
+        <w:t xml:space="preserve">[рис. @fig-beta-plot]</w:t>
+      </w:r>
+      <w:r>
+        <w:t xml:space="preserve"> </w:t>
+      </w:r>
+      <w:r>
+        <w:t xml:space="preserve">показан итоговый график зависимости характеристик эпидемии от</w:t>
+      </w:r>
+      <w:r>
+        <w:t xml:space="preserve"> </w:t>
+      </w:r>
+      <w:r>
+        <w:rPr>
+          <w:rStyle w:val="VerbatimChar"/>
+        </w:rPr>
+        <w:t xml:space="preserve">beta</w:t>
+      </w:r>
+      <w:r>
+        <w:t xml:space="preserve">. При</w:t>
+      </w:r>
+      <w:r>
+        <w:t xml:space="preserve"> </w:t>
+      </w:r>
+      <w:r>
+        <w:rPr>
+          <w:rStyle w:val="VerbatimChar"/>
+        </w:rPr>
+        <w:t xml:space="preserve">beta = 0.1</w:t>
+      </w:r>
+      <w:r>
+        <w:t xml:space="preserve"> </w:t>
+      </w:r>
+      <w:r>
+        <w:t xml:space="preserve">пик заражения практически отсутствует, а начиная с</w:t>
+      </w:r>
+      <w:r>
+        <w:t xml:space="preserve"> </w:t>
+      </w:r>
+      <w:r>
+        <w:rPr>
+          <w:rStyle w:val="VerbatimChar"/>
+        </w:rPr>
+        <w:t xml:space="preserve">beta = 0.2</w:t>
+      </w:r>
+      <w:r>
+        <w:t xml:space="preserve"> </w:t>
+      </w:r>
+      <w:r>
+        <w:t xml:space="preserve">наблюдается резкий рост амплитуды вспышки. Это подтверждает существование порогового эффекта.</w:t>
+      </w:r>
+    </w:p>
+    <w:bookmarkStart w:id="72" w:name="fig-beta-plot"/>
+    <w:p>
+      <w:pPr>
+        <w:pStyle w:val="CaptionedFigure"/>
+      </w:pPr>
+      <w:r>
+        <w:drawing>
+          <wp:inline>
+            <wp:extent cx="3733800" cy="2489200"/>
+            <wp:effectExtent b="0" l="0" r="0" t="0"/>
+            <wp:docPr descr="Зависимость эпидемических показателей от beta" title="" id="70" name="Picture"/>
+            <a:graphic>
+              <a:graphicData uri="http://schemas.openxmlformats.org/drawingml/2006/picture">
+                <pic:pic>
+                  <pic:nvPicPr>
+                    <pic:cNvPr descr="image/11.1beta_scan.png" id="71" name="Picture"/>
+                    <pic:cNvPicPr>
+                      <a:picLocks noChangeArrowheads="1" noChangeAspect="1"/>
+                    </pic:cNvPicPr>
+                  </pic:nvPicPr>
+                  <pic:blipFill>
+                    <a:blip r:embed="rId69"/>
+                    <a:stretch>
+                      <a:fillRect/>
+                    </a:stretch>
+                  </pic:blipFill>
+                  <pic:spPr bwMode="auto">
+                    <a:xfrm>
+                      <a:off x="0" y="0"/>
+                      <a:ext cx="3733800" cy="2489200"/>
+                    </a:xfrm>
+                    <a:prstGeom prst="rect">
+                      <a:avLst/>
+                    </a:prstGeom>
+                    <a:noFill/>
+                    <a:ln w="9525">
+                      <a:noFill/>
+                      <a:headEnd/>
+                      <a:tailEnd/>
+                    </a:ln>
+                  </pic:spPr>
+                </pic:pic>
+              </a:graphicData>
+            </a:graphic>
+          </wp:inline>
+        </w:drawing>
+      </w:r>
+    </w:p>
+    <w:p>
+      <w:pPr>
+        <w:pStyle w:val="ImageCaption"/>
+      </w:pPr>
+      <w:r>
+        <w:t xml:space="preserve">Зависимость эпидемических показателей от</w:t>
+      </w:r>
+      <w:r>
+        <w:t xml:space="preserve"> </w:t>
+      </w:r>
+      <w:r>
+        <w:rPr>
+          <w:rStyle w:val="VerbatimChar"/>
+        </w:rPr>
+        <w:t xml:space="preserve">beta</w:t>
+      </w:r>
+    </w:p>
+    <w:bookmarkEnd w:id="72"/>
+    <w:p>
+      <w:pPr>
+        <w:pStyle w:val="BodyText"/>
+      </w:pPr>
+      <w:r>
+        <w:t xml:space="preserve">В данном эксперименте параметр</w:t>
+      </w:r>
+      <w:r>
+        <w:t xml:space="preserve"> </w:t>
+      </w:r>
+      <w:r>
+        <w:rPr>
+          <w:rStyle w:val="VerbatimChar"/>
+        </w:rPr>
+        <w:t xml:space="preserve">beta</w:t>
+      </w:r>
+      <w:r>
+        <w:t xml:space="preserve"> </w:t>
+      </w:r>
+      <w:r>
+        <w:t xml:space="preserve">определяет заразность невыявленных больных. Параметр</w:t>
+      </w:r>
+      <w:r>
+        <w:t xml:space="preserve"> </w:t>
+      </w:r>
+      <w:r>
+        <w:rPr>
+          <w:rStyle w:val="VerbatimChar"/>
+        </w:rPr>
+        <w:t xml:space="preserve">beta_det</w:t>
+      </w:r>
+      <w:r>
+        <w:t xml:space="preserve"> </w:t>
+      </w:r>
+      <w:r>
+        <w:t xml:space="preserve">выбирается как</w:t>
+      </w:r>
+      <w:r>
+        <w:t xml:space="preserve"> </w:t>
+      </w:r>
+      <w:r>
+        <w:rPr>
+          <w:rStyle w:val="VerbatimChar"/>
+        </w:rPr>
+        <w:t xml:space="preserve">beta / 10</w:t>
+      </w:r>
+      <w:r>
+        <w:t xml:space="preserve">, то есть после выявления заражённый агент становится существенно менее опасным для окружающих. Благодаря этому на графике можно проследить именно влияние базовой интенсивности заражения на общую эпидемическую картину.</w:t>
+      </w:r>
+    </w:p>
+    <w:p>
+      <w:pPr>
+        <w:pStyle w:val="BodyText"/>
+      </w:pPr>
+      <w:r>
+        <w:t xml:space="preserve">На графике представлены три основные зависимости:</w:t>
+      </w:r>
+    </w:p>
+    <w:p>
+      <w:pPr>
+        <w:pStyle w:val="Compact"/>
+        <w:numPr>
+          <w:ilvl w:val="0"/>
+          <w:numId w:val="1006"/>
+        </w:numPr>
+      </w:pPr>
+      <w:r>
+        <w:t xml:space="preserve">средний пик эпидемии;</w:t>
+      </w:r>
+    </w:p>
+    <w:p>
+      <w:pPr>
+        <w:pStyle w:val="Compact"/>
+        <w:numPr>
+          <w:ilvl w:val="0"/>
+          <w:numId w:val="1006"/>
+        </w:numPr>
+      </w:pPr>
+      <w:r>
+        <w:t xml:space="preserve">средняя конечная доля инфицированных;</w:t>
+      </w:r>
+    </w:p>
+    <w:p>
+      <w:pPr>
+        <w:pStyle w:val="Compact"/>
+        <w:numPr>
+          <w:ilvl w:val="0"/>
+          <w:numId w:val="1006"/>
+        </w:numPr>
+      </w:pPr>
+      <w:r>
+        <w:t xml:space="preserve">средняя доля умерших.</w:t>
+      </w:r>
+    </w:p>
+    <w:p>
+      <w:pPr>
+        <w:pStyle w:val="FirstParagraph"/>
+      </w:pPr>
+      <w:r>
+        <w:t xml:space="preserve">Такой вид графика объясняется пороговым характером эпидемии. При малых значениях</w:t>
+      </w:r>
+      <w:r>
+        <w:t xml:space="preserve"> </w:t>
+      </w:r>
+      <w:r>
+        <w:rPr>
+          <w:rStyle w:val="VerbatimChar"/>
+        </w:rPr>
+        <w:t xml:space="preserve">beta</w:t>
+      </w:r>
+      <w:r>
+        <w:t xml:space="preserve"> </w:t>
+      </w:r>
+      <w:r>
+        <w:t xml:space="preserve">инфекция не успевает распространиться по системе. После перехода через порог заражение начинает охватывать почти всю популяцию, из-за чего и пик, и смертность резко возрастают.</w:t>
+      </w:r>
+    </w:p>
+    <w:p>
+      <w:pPr>
+        <w:pStyle w:val="BodyText"/>
+      </w:pPr>
+      <w:r>
+        <w:t xml:space="preserve">Фрагмент таблицы всех прогонов приведён на</w:t>
+      </w:r>
+      <w:r>
+        <w:t xml:space="preserve"> </w:t>
+      </w:r>
+      <w:r>
+        <w:t xml:space="preserve">[рис. @fig-beta-csv]</w:t>
+      </w:r>
+      <w:r>
+        <w:t xml:space="preserve">. Он показывает, что при</w:t>
+      </w:r>
+      <w:r>
+        <w:t xml:space="preserve"> </w:t>
+      </w:r>
+      <w:r>
+        <w:rPr>
+          <w:rStyle w:val="VerbatimChar"/>
+        </w:rPr>
+        <w:t xml:space="preserve">beta = 0.1</w:t>
+      </w:r>
+      <w:r>
+        <w:t xml:space="preserve"> </w:t>
+      </w:r>
+      <w:r>
+        <w:t xml:space="preserve">величина</w:t>
+      </w:r>
+      <w:r>
+        <w:t xml:space="preserve"> </w:t>
+      </w:r>
+      <w:r>
+        <w:rPr>
+          <w:rStyle w:val="VerbatimChar"/>
+        </w:rPr>
+        <w:t xml:space="preserve">peak</w:t>
+      </w:r>
+      <w:r>
+        <w:t xml:space="preserve"> </w:t>
+      </w:r>
+      <w:r>
+        <w:t xml:space="preserve">остаётся порядка</w:t>
+      </w:r>
+      <w:r>
+        <w:t xml:space="preserve"> </w:t>
+      </w:r>
+      <w:r>
+        <w:rPr>
+          <w:rStyle w:val="VerbatimChar"/>
+        </w:rPr>
+        <w:t xml:space="preserve">10^-3</w:t>
+      </w:r>
+      <w:r>
+        <w:t xml:space="preserve">, а при</w:t>
+      </w:r>
+      <w:r>
+        <w:t xml:space="preserve"> </w:t>
+      </w:r>
+      <w:r>
+        <w:rPr>
+          <w:rStyle w:val="VerbatimChar"/>
+        </w:rPr>
+        <w:t xml:space="preserve">beta = 0.2</w:t>
+      </w:r>
+      <w:r>
+        <w:t xml:space="preserve"> </w:t>
+      </w:r>
+      <w:r>
+        <w:t xml:space="preserve">уже появляются прогоны с пиком около единицы.</w:t>
+      </w:r>
+    </w:p>
+    <w:bookmarkStart w:id="76" w:name="fig-beta-csv"/>
+    <w:p>
+      <w:pPr>
+        <w:pStyle w:val="CaptionedFigure"/>
+      </w:pPr>
+      <w:r>
+        <w:drawing>
+          <wp:inline>
+            <wp:extent cx="3733800" cy="2489200"/>
+            <wp:effectExtent b="0" l="0" r="0" t="0"/>
+            <wp:docPr descr="CSV-файл с результатами параметрического исследования beta" title="" id="74" name="Picture"/>
+            <a:graphic>
+              <a:graphicData uri="http://schemas.openxmlformats.org/drawingml/2006/picture">
+                <pic:pic>
+                  <pic:nvPicPr>
+                    <pic:cNvPr descr="image/11.2beta_scan_all.csv.png" id="75" name="Picture"/>
+                    <pic:cNvPicPr>
+                      <a:picLocks noChangeArrowheads="1" noChangeAspect="1"/>
+                    </pic:cNvPicPr>
+                  </pic:nvPicPr>
+                  <pic:blipFill>
+                    <a:blip r:embed="rId73"/>
+                    <a:stretch>
+                      <a:fillRect/>
+                    </a:stretch>
+                  </pic:blipFill>
+                  <pic:spPr bwMode="auto">
+                    <a:xfrm>
+                      <a:off x="0" y="0"/>
+                      <a:ext cx="3733800" cy="2489200"/>
+                    </a:xfrm>
+                    <a:prstGeom prst="rect">
+                      <a:avLst/>
+                    </a:prstGeom>
+                    <a:noFill/>
+                    <a:ln w="9525">
+                      <a:noFill/>
+                      <a:headEnd/>
+                      <a:tailEnd/>
+                    </a:ln>
+                  </pic:spPr>
+                </pic:pic>
+              </a:graphicData>
+            </a:graphic>
+          </wp:inline>
+        </w:drawing>
+      </w:r>
+    </w:p>
+    <w:p>
+      <w:pPr>
+        <w:pStyle w:val="ImageCaption"/>
+      </w:pPr>
+      <w:r>
+        <w:t xml:space="preserve">CSV-файл с результатами параметрического исследования</w:t>
+      </w:r>
+      <w:r>
+        <w:t xml:space="preserve"> </w:t>
+      </w:r>
+      <w:r>
+        <w:rPr>
+          <w:rStyle w:val="VerbatimChar"/>
+        </w:rPr>
+        <w:t xml:space="preserve">beta</w:t>
+      </w:r>
+    </w:p>
+    <w:bookmarkEnd w:id="76"/>
+    <w:p>
+      <w:pPr>
+        <w:pStyle w:val="BodyText"/>
+      </w:pPr>
+      <w:r>
+        <w:t xml:space="preserve">Столбцы таблицы</w:t>
+      </w:r>
+      <w:r>
+        <w:t xml:space="preserve"> </w:t>
+      </w:r>
+      <w:r>
+        <w:rPr>
+          <w:rStyle w:val="VerbatimChar"/>
+        </w:rPr>
+        <w:t xml:space="preserve">beta_scan_all.csv</w:t>
+      </w:r>
+      <w:r>
+        <w:t xml:space="preserve"> </w:t>
+      </w:r>
+      <w:r>
+        <w:t xml:space="preserve">означают:</w:t>
+      </w:r>
+    </w:p>
+    <w:p>
+      <w:pPr>
+        <w:pStyle w:val="Compact"/>
+        <w:numPr>
+          <w:ilvl w:val="0"/>
+          <w:numId w:val="1007"/>
+        </w:numPr>
+      </w:pPr>
+      <w:r>
+        <w:rPr>
+          <w:rStyle w:val="VerbatimChar"/>
+        </w:rPr>
+        <w:t xml:space="preserve">n_steps</w:t>
+      </w:r>
+      <w:r>
+        <w:t xml:space="preserve"> </w:t>
+      </w:r>
+      <w:r>
+        <w:t xml:space="preserve">— число шагов моделирования;</w:t>
+      </w:r>
+    </w:p>
+    <w:p>
+      <w:pPr>
+        <w:pStyle w:val="Compact"/>
+        <w:numPr>
+          <w:ilvl w:val="0"/>
+          <w:numId w:val="1007"/>
+        </w:numPr>
+      </w:pPr>
+      <w:r>
+        <w:rPr>
+          <w:rStyle w:val="VerbatimChar"/>
+        </w:rPr>
+        <w:t xml:space="preserve">final_rec</w:t>
+      </w:r>
+      <w:r>
+        <w:t xml:space="preserve"> </w:t>
+      </w:r>
+      <w:r>
+        <w:t xml:space="preserve">— итоговая доля выздоровевших;</w:t>
+      </w:r>
+    </w:p>
+    <w:p>
+      <w:pPr>
+        <w:pStyle w:val="Compact"/>
+        <w:numPr>
+          <w:ilvl w:val="0"/>
+          <w:numId w:val="1007"/>
+        </w:numPr>
+      </w:pPr>
+      <w:r>
+        <w:rPr>
+          <w:rStyle w:val="VerbatimChar"/>
+        </w:rPr>
+        <w:t xml:space="preserve">Ns</w:t>
+      </w:r>
+      <w:r>
+        <w:t xml:space="preserve"> </w:t>
+      </w:r>
+      <w:r>
+        <w:t xml:space="preserve">— численности населения по городам;</w:t>
+      </w:r>
+    </w:p>
+    <w:p>
+      <w:pPr>
+        <w:pStyle w:val="Compact"/>
+        <w:numPr>
+          <w:ilvl w:val="0"/>
+          <w:numId w:val="1007"/>
+        </w:numPr>
+      </w:pPr>
+      <w:r>
+        <w:rPr>
+          <w:rStyle w:val="VerbatimChar"/>
+        </w:rPr>
+        <w:t xml:space="preserve">death_rate</w:t>
+      </w:r>
+      <w:r>
+        <w:t xml:space="preserve"> </w:t>
+      </w:r>
+      <w:r>
+        <w:t xml:space="preserve">— вероятность смерти;</w:t>
+      </w:r>
+    </w:p>
+    <w:p>
+      <w:pPr>
+        <w:pStyle w:val="Compact"/>
+        <w:numPr>
+          <w:ilvl w:val="0"/>
+          <w:numId w:val="1007"/>
+        </w:numPr>
+      </w:pPr>
+      <w:r>
+        <w:rPr>
+          <w:rStyle w:val="VerbatimChar"/>
+        </w:rPr>
+        <w:t xml:space="preserve">Is</w:t>
+      </w:r>
+      <w:r>
+        <w:t xml:space="preserve"> </w:t>
+      </w:r>
+      <w:r>
+        <w:t xml:space="preserve">— число изначально инфицированных;</w:t>
+      </w:r>
+    </w:p>
+    <w:p>
+      <w:pPr>
+        <w:pStyle w:val="Compact"/>
+        <w:numPr>
+          <w:ilvl w:val="0"/>
+          <w:numId w:val="1007"/>
+        </w:numPr>
+      </w:pPr>
+      <w:r>
+        <w:rPr>
+          <w:rStyle w:val="VerbatimChar"/>
+        </w:rPr>
+        <w:t xml:space="preserve">beta</w:t>
+      </w:r>
+      <w:r>
+        <w:t xml:space="preserve"> </w:t>
+      </w:r>
+      <w:r>
+        <w:t xml:space="preserve">— исследуемый коэффициент заразности;</w:t>
+      </w:r>
+    </w:p>
+    <w:p>
+      <w:pPr>
+        <w:pStyle w:val="Compact"/>
+        <w:numPr>
+          <w:ilvl w:val="0"/>
+          <w:numId w:val="1007"/>
+        </w:numPr>
+      </w:pPr>
+      <w:r>
+        <w:rPr>
+          <w:rStyle w:val="VerbatimChar"/>
+        </w:rPr>
+        <w:t xml:space="preserve">infection_period</w:t>
+      </w:r>
+      <w:r>
+        <w:t xml:space="preserve"> </w:t>
+      </w:r>
+      <w:r>
+        <w:t xml:space="preserve">— длительность болезни;</w:t>
+      </w:r>
+    </w:p>
+    <w:p>
+      <w:pPr>
+        <w:pStyle w:val="Compact"/>
+        <w:numPr>
+          <w:ilvl w:val="0"/>
+          <w:numId w:val="1007"/>
+        </w:numPr>
+      </w:pPr>
+      <w:r>
+        <w:rPr>
+          <w:rStyle w:val="VerbatimChar"/>
+        </w:rPr>
+        <w:t xml:space="preserve">final_inf</w:t>
+      </w:r>
+      <w:r>
+        <w:t xml:space="preserve"> </w:t>
+      </w:r>
+      <w:r>
+        <w:t xml:space="preserve">— доля инфицированных в конце эксперимента;</w:t>
+      </w:r>
+    </w:p>
+    <w:p>
+      <w:pPr>
+        <w:pStyle w:val="Compact"/>
+        <w:numPr>
+          <w:ilvl w:val="0"/>
+          <w:numId w:val="1007"/>
+        </w:numPr>
+      </w:pPr>
+      <w:r>
+        <w:rPr>
+          <w:rStyle w:val="VerbatimChar"/>
+        </w:rPr>
+        <w:t xml:space="preserve">detection_time</w:t>
+      </w:r>
+      <w:r>
+        <w:t xml:space="preserve"> </w:t>
+      </w:r>
+      <w:r>
+        <w:t xml:space="preserve">— время выявления заболевания;</w:t>
+      </w:r>
+    </w:p>
+    <w:p>
+      <w:pPr>
+        <w:pStyle w:val="Compact"/>
+        <w:numPr>
+          <w:ilvl w:val="0"/>
+          <w:numId w:val="1007"/>
+        </w:numPr>
+      </w:pPr>
+      <w:r>
+        <w:rPr>
+          <w:rStyle w:val="VerbatimChar"/>
+        </w:rPr>
+        <w:t xml:space="preserve">deaths</w:t>
+      </w:r>
+      <w:r>
+        <w:t xml:space="preserve"> </w:t>
+      </w:r>
+      <w:r>
+        <w:t xml:space="preserve">— абсолютное число умерших;</w:t>
+      </w:r>
+    </w:p>
+    <w:p>
+      <w:pPr>
+        <w:pStyle w:val="Compact"/>
+        <w:numPr>
+          <w:ilvl w:val="0"/>
+          <w:numId w:val="1007"/>
+        </w:numPr>
+      </w:pPr>
+      <w:r>
+        <w:rPr>
+          <w:rStyle w:val="VerbatimChar"/>
+        </w:rPr>
+        <w:t xml:space="preserve">peak</w:t>
+      </w:r>
+      <w:r>
+        <w:t xml:space="preserve"> </w:t>
+      </w:r>
+      <w:r>
+        <w:t xml:space="preserve">— максимальная доля инфицированных за весь прогон;</w:t>
+      </w:r>
+    </w:p>
+    <w:p>
+      <w:pPr>
+        <w:pStyle w:val="Compact"/>
+        <w:numPr>
+          <w:ilvl w:val="0"/>
+          <w:numId w:val="1007"/>
+        </w:numPr>
+      </w:pPr>
+      <w:r>
+        <w:rPr>
+          <w:rStyle w:val="VerbatimChar"/>
+        </w:rPr>
+        <w:t xml:space="preserve">reinfection_probability</w:t>
+      </w:r>
+      <w:r>
+        <w:t xml:space="preserve"> </w:t>
+      </w:r>
+      <w:r>
+        <w:t xml:space="preserve">— вероятность повторного заражения;</w:t>
+      </w:r>
+    </w:p>
+    <w:p>
+      <w:pPr>
+        <w:pStyle w:val="Compact"/>
+        <w:numPr>
+          <w:ilvl w:val="0"/>
+          <w:numId w:val="1007"/>
+        </w:numPr>
+      </w:pPr>
+      <w:r>
+        <w:rPr>
+          <w:rStyle w:val="VerbatimChar"/>
+        </w:rPr>
+        <w:t xml:space="preserve">seed</w:t>
+      </w:r>
+      <w:r>
+        <w:t xml:space="preserve"> </w:t>
+      </w:r>
+      <w:r>
+        <w:t xml:space="preserve">— зерно генератора случайных чисел.</w:t>
+      </w:r>
+    </w:p>
+    <w:p>
+      <w:pPr>
+        <w:pStyle w:val="FirstParagraph"/>
+      </w:pPr>
+      <w:r>
+        <w:t xml:space="preserve">Производные форматы для этого скрипта также были сгенерированы. Иллюстрации clean-версии, notebook и Markdown-документа представлены на</w:t>
+      </w:r>
+      <w:r>
+        <w:t xml:space="preserve"> </w:t>
+      </w:r>
+      <w:r>
+        <w:t xml:space="preserve">[рис. @fig-beta-clean]</w:t>
+      </w:r>
+      <w:r>
+        <w:t xml:space="preserve">,</w:t>
+      </w:r>
+      <w:r>
+        <w:t xml:space="preserve"> </w:t>
+      </w:r>
+      <w:r>
+        <w:t xml:space="preserve">[рис. @fig-beta-ipynb]</w:t>
+      </w:r>
+      <w:r>
+        <w:t xml:space="preserve"> </w:t>
+      </w:r>
+      <w:r>
+        <w:t xml:space="preserve">и</w:t>
+      </w:r>
+      <w:r>
+        <w:t xml:space="preserve"> </w:t>
+      </w:r>
+      <w:r>
+        <w:t xml:space="preserve">[рис. @fig-beta-md]</w:t>
+      </w:r>
+      <w:r>
+        <w:t xml:space="preserve">.</w:t>
+      </w:r>
+    </w:p>
+    <w:bookmarkStart w:id="80" w:name="fig-beta-clean"/>
+    <w:p>
+      <w:pPr>
+        <w:pStyle w:val="CaptionedFigure"/>
+      </w:pPr>
+      <w:r>
+        <w:drawing>
+          <wp:inline>
+            <wp:extent cx="3733800" cy="2489200"/>
+            <wp:effectExtent b="0" l="0" r="0" t="0"/>
+            <wp:docPr descr="Генерация clean-версии скрипта sir_scan_beta" title="" id="78" name="Picture"/>
+            <a:graphic>
+              <a:graphicData uri="http://schemas.openxmlformats.org/drawingml/2006/picture">
+                <pic:pic>
+                  <pic:nvPicPr>
+                    <pic:cNvPr descr="image/12sir_scan_beta_literate_clean.png" id="79" name="Picture"/>
+                    <pic:cNvPicPr>
+                      <a:picLocks noChangeArrowheads="1" noChangeAspect="1"/>
+                    </pic:cNvPicPr>
+                  </pic:nvPicPr>
+                  <pic:blipFill>
+                    <a:blip r:embed="rId77"/>
+                    <a:stretch>
+                      <a:fillRect/>
+                    </a:stretch>
+                  </pic:blipFill>
+                  <pic:spPr bwMode="auto">
+                    <a:xfrm>
+                      <a:off x="0" y="0"/>
+                      <a:ext cx="3733800" cy="2489200"/>
+                    </a:xfrm>
+                    <a:prstGeom prst="rect">
+                      <a:avLst/>
+                    </a:prstGeom>
+                    <a:noFill/>
+                    <a:ln w="9525">
+                      <a:noFill/>
+                      <a:headEnd/>
+                      <a:tailEnd/>
+                    </a:ln>
+                  </pic:spPr>
+                </pic:pic>
+              </a:graphicData>
+            </a:graphic>
+          </wp:inline>
+        </w:drawing>
+      </w:r>
+    </w:p>
+    <w:p>
+      <w:pPr>
+        <w:pStyle w:val="ImageCaption"/>
+      </w:pPr>
+      <w:r>
+        <w:t xml:space="preserve">Генерация clean-версии скрипта</w:t>
+      </w:r>
+      <w:r>
+        <w:t xml:space="preserve"> </w:t>
+      </w:r>
+      <w:r>
+        <w:rPr>
+          <w:rStyle w:val="VerbatimChar"/>
+        </w:rPr>
+        <w:t xml:space="preserve">sir_scan_beta</w:t>
+      </w:r>
+    </w:p>
+    <w:bookmarkEnd w:id="80"/>
+    <w:bookmarkStart w:id="84" w:name="fig-beta-ipynb"/>
+    <w:p>
+      <w:pPr>
+        <w:pStyle w:val="CaptionedFigure"/>
+      </w:pPr>
+      <w:r>
+        <w:drawing>
+          <wp:inline>
+            <wp:extent cx="3733800" cy="2489200"/>
+            <wp:effectExtent b="0" l="0" r="0" t="0"/>
+            <wp:docPr descr="Генерация Jupyter notebook для скрипта sir_scan_beta" title="" id="82" name="Picture"/>
+            <a:graphic>
+              <a:graphicData uri="http://schemas.openxmlformats.org/drawingml/2006/picture">
+                <pic:pic>
+                  <pic:nvPicPr>
+                    <pic:cNvPr descr="image/13sir_scan_beta_literate.ipynb.png" id="83" name="Picture"/>
+                    <pic:cNvPicPr>
+                      <a:picLocks noChangeArrowheads="1" noChangeAspect="1"/>
+                    </pic:cNvPicPr>
+                  </pic:nvPicPr>
+                  <pic:blipFill>
+                    <a:blip r:embed="rId81"/>
+                    <a:stretch>
+                      <a:fillRect/>
+                    </a:stretch>
+                  </pic:blipFill>
+                  <pic:spPr bwMode="auto">
+                    <a:xfrm>
+                      <a:off x="0" y="0"/>
+                      <a:ext cx="3733800" cy="2489200"/>
+                    </a:xfrm>
+                    <a:prstGeom prst="rect">
+                      <a:avLst/>
+                    </a:prstGeom>
+                    <a:noFill/>
+                    <a:ln w="9525">
+                      <a:noFill/>
+                      <a:headEnd/>
+                      <a:tailEnd/>
+                    </a:ln>
+                  </pic:spPr>
+                </pic:pic>
+              </a:graphicData>
+            </a:graphic>
+          </wp:inline>
+        </w:drawing>
+      </w:r>
+    </w:p>
+    <w:p>
+      <w:pPr>
+        <w:pStyle w:val="ImageCaption"/>
+      </w:pPr>
+      <w:r>
+        <w:t xml:space="preserve">Генерация Jupyter notebook для скрипта</w:t>
+      </w:r>
+      <w:r>
+        <w:t xml:space="preserve"> </w:t>
+      </w:r>
+      <w:r>
+        <w:rPr>
+          <w:rStyle w:val="VerbatimChar"/>
+        </w:rPr>
+        <w:t xml:space="preserve">sir_scan_beta</w:t>
+      </w:r>
+    </w:p>
+    <w:bookmarkEnd w:id="84"/>
+    <w:bookmarkStart w:id="88" w:name="fig-beta-md"/>
+    <w:p>
+      <w:pPr>
+        <w:pStyle w:val="CaptionedFigure"/>
+      </w:pPr>
+      <w:r>
+        <w:drawing>
+          <wp:inline>
+            <wp:extent cx="3733800" cy="2489200"/>
+            <wp:effectExtent b="0" l="0" r="0" t="0"/>
+            <wp:docPr descr="Генерация Markdown-документации для скрипта sir_scan_beta" title="" id="86" name="Picture"/>
+            <a:graphic>
+              <a:graphicData uri="http://schemas.openxmlformats.org/drawingml/2006/picture">
+                <pic:pic>
+                  <pic:nvPicPr>
+                    <pic:cNvPr descr="image/14sir_scan_beta_literate.md.png" id="87" name="Picture"/>
+                    <pic:cNvPicPr>
+                      <a:picLocks noChangeArrowheads="1" noChangeAspect="1"/>
+                    </pic:cNvPicPr>
+                  </pic:nvPicPr>
+                  <pic:blipFill>
+                    <a:blip r:embed="rId85"/>
+                    <a:stretch>
+                      <a:fillRect/>
+                    </a:stretch>
+                  </pic:blipFill>
+                  <pic:spPr bwMode="auto">
+                    <a:xfrm>
+                      <a:off x="0" y="0"/>
+                      <a:ext cx="3733800" cy="2489200"/>
+                    </a:xfrm>
+                    <a:prstGeom prst="rect">
+                      <a:avLst/>
+                    </a:prstGeom>
+                    <a:noFill/>
+                    <a:ln w="9525">
+                      <a:noFill/>
+                      <a:headEnd/>
+                      <a:tailEnd/>
+                    </a:ln>
+                  </pic:spPr>
+                </pic:pic>
+              </a:graphicData>
+            </a:graphic>
+          </wp:inline>
+        </w:drawing>
+      </w:r>
+    </w:p>
+    <w:p>
+      <w:pPr>
+        <w:pStyle w:val="ImageCaption"/>
+      </w:pPr>
+      <w:r>
+        <w:t xml:space="preserve">Генерация Markdown-документации для скрипта</w:t>
+      </w:r>
+      <w:r>
+        <w:t xml:space="preserve"> </w:t>
+      </w:r>
+      <w:r>
+        <w:rPr>
+          <w:rStyle w:val="VerbatimChar"/>
+        </w:rPr>
+        <w:t xml:space="preserve">sir_scan_beta</w:t>
+      </w:r>
+    </w:p>
+    <w:bookmarkEnd w:id="88"/>
+    <w:bookmarkEnd w:id="89"/>
+    <w:bookmarkStart w:id="114" w:name="исследование-миграции"/>
+    <w:p>
+      <w:pPr>
+        <w:pStyle w:val="Heading2"/>
+      </w:pPr>
+      <w:r>
+        <w:t xml:space="preserve">Исследование миграции</w:t>
+      </w:r>
+    </w:p>
+    <w:p>
+      <w:pPr>
+        <w:pStyle w:val="FirstParagraph"/>
+      </w:pPr>
+      <w:r>
+        <w:t xml:space="preserve">Для анализа распространения инфекции между городами был использован скрипт</w:t>
+      </w:r>
+      <w:r>
+        <w:t xml:space="preserve"> </w:t>
+      </w:r>
+      <w:r>
+        <w:rPr>
+          <w:rStyle w:val="VerbatimChar"/>
+        </w:rPr>
+        <w:t xml:space="preserve">sir_migration_effect.jl</w:t>
+      </w:r>
+      <w:r>
+        <w:t xml:space="preserve"> </w:t>
+      </w:r>
+      <w:r>
+        <w:t xml:space="preserve">(</w:t>
+      </w:r>
+      <w:r>
+        <w:t xml:space="preserve">[рис. @fig-migration-script]</w:t>
+      </w:r>
+      <w:r>
+        <w:t xml:space="preserve">).</w:t>
+      </w:r>
+    </w:p>
+    <w:bookmarkStart w:id="93" w:name="fig-migration-script"/>
+    <w:p>
+      <w:pPr>
+        <w:pStyle w:val="CaptionedFigure"/>
+      </w:pPr>
+      <w:r>
+        <w:drawing>
+          <wp:inline>
+            <wp:extent cx="3733800" cy="2489200"/>
+            <wp:effectExtent b="0" l="0" r="0" t="0"/>
+            <wp:docPr descr="Запуск скрипта sir_migration_effect.jl" title="" id="91" name="Picture"/>
+            <a:graphic>
+              <a:graphicData uri="http://schemas.openxmlformats.org/drawingml/2006/picture">
+                <pic:pic>
+                  <pic:nvPicPr>
+                    <pic:cNvPr descr="image/15.0sir_migration_effect.png" id="92" name="Picture"/>
+                    <pic:cNvPicPr>
+                      <a:picLocks noChangeArrowheads="1" noChangeAspect="1"/>
+                    </pic:cNvPicPr>
+                  </pic:nvPicPr>
+                  <pic:blipFill>
+                    <a:blip r:embed="rId90"/>
+                    <a:stretch>
+                      <a:fillRect/>
+                    </a:stretch>
+                  </pic:blipFill>
+                  <pic:spPr bwMode="auto">
+                    <a:xfrm>
+                      <a:off x="0" y="0"/>
+                      <a:ext cx="3733800" cy="2489200"/>
+                    </a:xfrm>
+                    <a:prstGeom prst="rect">
+                      <a:avLst/>
+                    </a:prstGeom>
+                    <a:noFill/>
+                    <a:ln w="9525">
+                      <a:noFill/>
+                      <a:headEnd/>
+                      <a:tailEnd/>
+                    </a:ln>
+                  </pic:spPr>
+                </pic:pic>
+              </a:graphicData>
+            </a:graphic>
+          </wp:inline>
+        </w:drawing>
+      </w:r>
+    </w:p>
+    <w:p>
+      <w:pPr>
+        <w:pStyle w:val="ImageCaption"/>
+      </w:pPr>
+      <w:r>
+        <w:t xml:space="preserve">Запуск скрипта</w:t>
+      </w:r>
+      <w:r>
+        <w:t xml:space="preserve"> </w:t>
+      </w:r>
+      <w:r>
+        <w:rPr>
+          <w:rStyle w:val="VerbatimChar"/>
+        </w:rPr>
+        <w:t xml:space="preserve">sir_migration_effect.jl</w:t>
+      </w:r>
+    </w:p>
+    <w:bookmarkEnd w:id="93"/>
+    <w:p>
+      <w:pPr>
+        <w:pStyle w:val="BodyText"/>
+      </w:pPr>
+      <w:r>
+        <w:t xml:space="preserve">График на</w:t>
+      </w:r>
+      <w:r>
+        <w:t xml:space="preserve"> </w:t>
+      </w:r>
+      <w:r>
+        <w:t xml:space="preserve">[рис. @fig-migration-plot]</w:t>
+      </w:r>
+      <w:r>
+        <w:t xml:space="preserve"> </w:t>
+      </w:r>
+      <w:r>
+        <w:t xml:space="preserve">показывает зависимость времени до пика и величины пика от интенсивности миграции. Нулевая миграция даёт локальную вспышку в одном городе, а при ненулевой миграции инфекция охватывает всю систему.</w:t>
+      </w:r>
+    </w:p>
+    <w:bookmarkStart w:id="97" w:name="fig-migration-plot"/>
+    <w:p>
+      <w:pPr>
+        <w:pStyle w:val="CaptionedFigure"/>
+      </w:pPr>
+      <w:r>
+        <w:drawing>
+          <wp:inline>
+            <wp:extent cx="3733800" cy="2489200"/>
+            <wp:effectExtent b="0" l="0" r="0" t="0"/>
+            <wp:docPr descr="График влияния миграции на время и величину пика" title="" id="95" name="Picture"/>
+            <a:graphic>
+              <a:graphicData uri="http://schemas.openxmlformats.org/drawingml/2006/picture">
+                <pic:pic>
+                  <pic:nvPicPr>
+                    <pic:cNvPr descr="image/15.1migration_effect.png" id="96" name="Picture"/>
+                    <pic:cNvPicPr>
+                      <a:picLocks noChangeArrowheads="1" noChangeAspect="1"/>
+                    </pic:cNvPicPr>
+                  </pic:nvPicPr>
+                  <pic:blipFill>
+                    <a:blip r:embed="rId94"/>
+                    <a:stretch>
+                      <a:fillRect/>
+                    </a:stretch>
+                  </pic:blipFill>
+                  <pic:spPr bwMode="auto">
+                    <a:xfrm>
+                      <a:off x="0" y="0"/>
+                      <a:ext cx="3733800" cy="2489200"/>
+                    </a:xfrm>
+                    <a:prstGeom prst="rect">
+                      <a:avLst/>
+                    </a:prstGeom>
+                    <a:noFill/>
+                    <a:ln w="9525">
+                      <a:noFill/>
+                      <a:headEnd/>
+                      <a:tailEnd/>
+                    </a:ln>
+                  </pic:spPr>
+                </pic:pic>
+              </a:graphicData>
+            </a:graphic>
+          </wp:inline>
+        </w:drawing>
+      </w:r>
+    </w:p>
+    <w:p>
+      <w:pPr>
+        <w:pStyle w:val="ImageCaption"/>
+      </w:pPr>
+      <w:r>
+        <w:t xml:space="preserve">График влияния миграции на время и величину пика</w:t>
+      </w:r>
+    </w:p>
+    <w:bookmarkEnd w:id="97"/>
+    <w:p>
+      <w:pPr>
+        <w:pStyle w:val="BodyText"/>
+      </w:pPr>
+      <w:r>
+        <w:t xml:space="preserve">Параметр</w:t>
+      </w:r>
+      <w:r>
+        <w:t xml:space="preserve"> </w:t>
+      </w:r>
+      <w:r>
+        <w:rPr>
+          <w:rStyle w:val="VerbatimChar"/>
+        </w:rPr>
+        <w:t xml:space="preserve">migration_intensity</w:t>
+      </w:r>
+      <w:r>
+        <w:t xml:space="preserve"> </w:t>
+      </w:r>
+      <w:r>
+        <w:t xml:space="preserve">задаёт вероятность того, что агент покинет свой текущий город. Чем он выше, тем быстрее инфекция переносится между городами. На графике одновременно показаны:</w:t>
+      </w:r>
+    </w:p>
+    <w:p>
+      <w:pPr>
+        <w:pStyle w:val="Compact"/>
+        <w:numPr>
+          <w:ilvl w:val="0"/>
+          <w:numId w:val="1008"/>
+        </w:numPr>
+      </w:pPr>
+      <w:r>
+        <w:t xml:space="preserve">время достижения пика;</w:t>
+      </w:r>
+    </w:p>
+    <w:p>
+      <w:pPr>
+        <w:pStyle w:val="Compact"/>
+        <w:numPr>
+          <w:ilvl w:val="0"/>
+          <w:numId w:val="1008"/>
+        </w:numPr>
+      </w:pPr>
+      <w:r>
+        <w:t xml:space="preserve">величина пика.</w:t>
+      </w:r>
+    </w:p>
+    <w:p>
+      <w:pPr>
+        <w:pStyle w:val="FirstParagraph"/>
+      </w:pPr>
+      <w:r>
+        <w:t xml:space="preserve">При нулевой миграции инфекция остаётся в исходном городе, поэтому пик меньше. При положительной миграции заражение переносится в остальные города, что резко увеличивает число инфицированных. Из-за стохастичности модели зависимость времени до пика не является строго монотонной.</w:t>
+      </w:r>
+    </w:p>
+    <w:p>
+      <w:pPr>
+        <w:pStyle w:val="BodyText"/>
+      </w:pPr>
+      <w:r>
+        <w:t xml:space="preserve">По данным файла</w:t>
+      </w:r>
+      <w:r>
+        <w:t xml:space="preserve"> </w:t>
+      </w:r>
+      <w:r>
+        <w:t xml:space="preserve">[рис. @fig-migration-csv]</w:t>
+      </w:r>
+      <w:r>
+        <w:t xml:space="preserve"> </w:t>
+      </w:r>
+      <w:r>
+        <w:t xml:space="preserve">среднее время до пика среди ненулевых значений минимально при</w:t>
+      </w:r>
+      <w:r>
+        <w:t xml:space="preserve"> </w:t>
+      </w:r>
+      <w:r>
+        <w:rPr>
+          <w:rStyle w:val="VerbatimChar"/>
+        </w:rPr>
+        <w:t xml:space="preserve">migration_intensity = 0.2</w:t>
+      </w:r>
+      <w:r>
+        <w:t xml:space="preserve">, где средний пик достигается примерно на 16-м дне. Это значение далее использовалось как репрезентативное для задач с межгородским распространением.</w:t>
+      </w:r>
+    </w:p>
+    <w:bookmarkStart w:id="101" w:name="fig-migration-csv"/>
+    <w:p>
+      <w:pPr>
+        <w:pStyle w:val="CaptionedFigure"/>
+      </w:pPr>
+      <w:r>
+        <w:drawing>
+          <wp:inline>
+            <wp:extent cx="3733800" cy="2489200"/>
+            <wp:effectExtent b="0" l="0" r="0" t="0"/>
+            <wp:docPr descr="CSV-файл с результатами исследования миграции" title="" id="99" name="Picture"/>
+            <a:graphic>
+              <a:graphicData uri="http://schemas.openxmlformats.org/drawingml/2006/picture">
+                <pic:pic>
+                  <pic:nvPicPr>
+                    <pic:cNvPr descr="image/15.2migration_scan_all.csv.png" id="100" name="Picture"/>
+                    <pic:cNvPicPr>
+                      <a:picLocks noChangeArrowheads="1" noChangeAspect="1"/>
+                    </pic:cNvPicPr>
+                  </pic:nvPicPr>
+                  <pic:blipFill>
+                    <a:blip r:embed="rId98"/>
+                    <a:stretch>
+                      <a:fillRect/>
+                    </a:stretch>
+                  </pic:blipFill>
+                  <pic:spPr bwMode="auto">
+                    <a:xfrm>
+                      <a:off x="0" y="0"/>
+                      <a:ext cx="3733800" cy="2489200"/>
+                    </a:xfrm>
+                    <a:prstGeom prst="rect">
+                      <a:avLst/>
+                    </a:prstGeom>
+                    <a:noFill/>
+                    <a:ln w="9525">
+                      <a:noFill/>
+                      <a:headEnd/>
+                      <a:tailEnd/>
+                    </a:ln>
+                  </pic:spPr>
+                </pic:pic>
+              </a:graphicData>
+            </a:graphic>
+          </wp:inline>
+        </w:drawing>
+      </w:r>
+    </w:p>
+    <w:p>
+      <w:pPr>
+        <w:pStyle w:val="ImageCaption"/>
+      </w:pPr>
+      <w:r>
+        <w:t xml:space="preserve">CSV-файл с результатами исследования миграции</w:t>
+      </w:r>
+    </w:p>
+    <w:bookmarkEnd w:id="101"/>
+    <w:p>
+      <w:pPr>
+        <w:pStyle w:val="BodyText"/>
+      </w:pPr>
+      <w:r>
+        <w:t xml:space="preserve">Столбцы</w:t>
+      </w:r>
+      <w:r>
+        <w:t xml:space="preserve"> </w:t>
+      </w:r>
+      <w:r>
+        <w:rPr>
+          <w:rStyle w:val="VerbatimChar"/>
+        </w:rPr>
+        <w:t xml:space="preserve">migration_scan_all.csv</w:t>
+      </w:r>
+      <w:r>
+        <w:t xml:space="preserve"> </w:t>
+      </w:r>
+      <w:r>
+        <w:t xml:space="preserve">означают:</w:t>
+      </w:r>
+    </w:p>
+    <w:p>
+      <w:pPr>
+        <w:pStyle w:val="Compact"/>
+        <w:numPr>
+          <w:ilvl w:val="0"/>
+          <w:numId w:val="1009"/>
+        </w:numPr>
+      </w:pPr>
+      <w:r>
+        <w:rPr>
+          <w:rStyle w:val="VerbatimChar"/>
+        </w:rPr>
+        <w:t xml:space="preserve">n_steps</w:t>
+      </w:r>
+      <w:r>
+        <w:t xml:space="preserve"> </w:t>
+      </w:r>
+      <w:r>
+        <w:t xml:space="preserve">— число шагов моделирования;</w:t>
+      </w:r>
+    </w:p>
+    <w:p>
+      <w:pPr>
+        <w:pStyle w:val="Compact"/>
+        <w:numPr>
+          <w:ilvl w:val="0"/>
+          <w:numId w:val="1009"/>
+        </w:numPr>
+      </w:pPr>
+      <w:r>
+        <w:rPr>
+          <w:rStyle w:val="VerbatimChar"/>
+        </w:rPr>
+        <w:t xml:space="preserve">Is</w:t>
+      </w:r>
+      <w:r>
+        <w:t xml:space="preserve"> </w:t>
+      </w:r>
+      <w:r>
+        <w:t xml:space="preserve">— начальное распределение инфицированных;</w:t>
+      </w:r>
+    </w:p>
+    <w:p>
+      <w:pPr>
+        <w:pStyle w:val="Compact"/>
+        <w:numPr>
+          <w:ilvl w:val="0"/>
+          <w:numId w:val="1009"/>
+        </w:numPr>
+      </w:pPr>
+      <w:r>
+        <w:rPr>
+          <w:rStyle w:val="VerbatimChar"/>
+        </w:rPr>
+        <w:t xml:space="preserve">infection_period</w:t>
+      </w:r>
+      <w:r>
+        <w:t xml:space="preserve"> </w:t>
+      </w:r>
+      <w:r>
+        <w:t xml:space="preserve">— длительность болезни;</w:t>
+      </w:r>
+    </w:p>
+    <w:p>
+      <w:pPr>
+        <w:pStyle w:val="Compact"/>
+        <w:numPr>
+          <w:ilvl w:val="0"/>
+          <w:numId w:val="1009"/>
+        </w:numPr>
+      </w:pPr>
+      <w:r>
+        <w:rPr>
+          <w:rStyle w:val="VerbatimChar"/>
+        </w:rPr>
+        <w:t xml:space="preserve">detection_time</w:t>
+      </w:r>
+      <w:r>
+        <w:t xml:space="preserve"> </w:t>
+      </w:r>
+      <w:r>
+        <w:t xml:space="preserve">— время выявления;</w:t>
+      </w:r>
+    </w:p>
+    <w:p>
+      <w:pPr>
+        <w:pStyle w:val="Compact"/>
+        <w:numPr>
+          <w:ilvl w:val="0"/>
+          <w:numId w:val="1009"/>
+        </w:numPr>
+      </w:pPr>
+      <w:r>
+        <w:rPr>
+          <w:rStyle w:val="VerbatimChar"/>
+        </w:rPr>
+        <w:t xml:space="preserve">beta_det</w:t>
+      </w:r>
+      <w:r>
+        <w:t xml:space="preserve"> </w:t>
+      </w:r>
+      <w:r>
+        <w:t xml:space="preserve">— заразность выявленных больных;</w:t>
+      </w:r>
+    </w:p>
+    <w:p>
+      <w:pPr>
+        <w:pStyle w:val="Compact"/>
+        <w:numPr>
+          <w:ilvl w:val="0"/>
+          <w:numId w:val="1009"/>
+        </w:numPr>
+      </w:pPr>
+      <w:r>
+        <w:rPr>
+          <w:rStyle w:val="VerbatimChar"/>
+        </w:rPr>
+        <w:t xml:space="preserve">reinfection_probability</w:t>
+      </w:r>
+      <w:r>
+        <w:t xml:space="preserve"> </w:t>
+      </w:r>
+      <w:r>
+        <w:t xml:space="preserve">— вероятность повторного заражения;</w:t>
+      </w:r>
+    </w:p>
+    <w:p>
+      <w:pPr>
+        <w:pStyle w:val="Compact"/>
+        <w:numPr>
+          <w:ilvl w:val="0"/>
+          <w:numId w:val="1009"/>
+        </w:numPr>
+      </w:pPr>
+      <w:r>
+        <w:rPr>
+          <w:rStyle w:val="VerbatimChar"/>
+        </w:rPr>
+        <w:t xml:space="preserve">Ns</w:t>
+      </w:r>
+      <w:r>
+        <w:t xml:space="preserve"> </w:t>
+      </w:r>
+      <w:r>
+        <w:t xml:space="preserve">— размеры городов;</w:t>
+      </w:r>
+    </w:p>
+    <w:p>
+      <w:pPr>
+        <w:pStyle w:val="Compact"/>
+        <w:numPr>
+          <w:ilvl w:val="0"/>
+          <w:numId w:val="1009"/>
+        </w:numPr>
+      </w:pPr>
+      <w:r>
+        <w:rPr>
+          <w:rStyle w:val="VerbatimChar"/>
+        </w:rPr>
+        <w:t xml:space="preserve">peak_value</w:t>
+      </w:r>
+      <w:r>
+        <w:t xml:space="preserve"> </w:t>
+      </w:r>
+      <w:r>
+        <w:t xml:space="preserve">— максимальная доля инфицированных;</w:t>
+      </w:r>
+    </w:p>
+    <w:p>
+      <w:pPr>
+        <w:pStyle w:val="Compact"/>
+        <w:numPr>
+          <w:ilvl w:val="0"/>
+          <w:numId w:val="1009"/>
+        </w:numPr>
+      </w:pPr>
+      <w:r>
+        <w:rPr>
+          <w:rStyle w:val="VerbatimChar"/>
+        </w:rPr>
+        <w:t xml:space="preserve">peak_time</w:t>
+      </w:r>
+      <w:r>
+        <w:t xml:space="preserve"> </w:t>
+      </w:r>
+      <w:r>
+        <w:t xml:space="preserve">— момент достижения пика;</w:t>
+      </w:r>
+    </w:p>
+    <w:p>
+      <w:pPr>
+        <w:pStyle w:val="Compact"/>
+        <w:numPr>
+          <w:ilvl w:val="0"/>
+          <w:numId w:val="1009"/>
+        </w:numPr>
+      </w:pPr>
+      <w:r>
+        <w:rPr>
+          <w:rStyle w:val="VerbatimChar"/>
+        </w:rPr>
+        <w:t xml:space="preserve">death_rate</w:t>
+      </w:r>
+      <w:r>
+        <w:t xml:space="preserve"> </w:t>
+      </w:r>
+      <w:r>
+        <w:t xml:space="preserve">— вероятность смерти;</w:t>
+      </w:r>
+    </w:p>
+    <w:p>
+      <w:pPr>
+        <w:pStyle w:val="Compact"/>
+        <w:numPr>
+          <w:ilvl w:val="0"/>
+          <w:numId w:val="1009"/>
+        </w:numPr>
+      </w:pPr>
+      <w:r>
+        <w:rPr>
+          <w:rStyle w:val="VerbatimChar"/>
+        </w:rPr>
+        <w:t xml:space="preserve">beta_und</w:t>
+      </w:r>
+      <w:r>
+        <w:t xml:space="preserve"> </w:t>
+      </w:r>
+      <w:r>
+        <w:t xml:space="preserve">— заразность невыявленных больных;</w:t>
+      </w:r>
+    </w:p>
+    <w:p>
+      <w:pPr>
+        <w:pStyle w:val="Compact"/>
+        <w:numPr>
+          <w:ilvl w:val="0"/>
+          <w:numId w:val="1009"/>
+        </w:numPr>
+      </w:pPr>
+      <w:r>
+        <w:rPr>
+          <w:rStyle w:val="VerbatimChar"/>
+        </w:rPr>
+        <w:t xml:space="preserve">migration_intensity</w:t>
+      </w:r>
+      <w:r>
+        <w:t xml:space="preserve"> </w:t>
+      </w:r>
+      <w:r>
+        <w:t xml:space="preserve">— исследуемая интенсивность миграции;</w:t>
+      </w:r>
+    </w:p>
+    <w:p>
+      <w:pPr>
+        <w:pStyle w:val="Compact"/>
+        <w:numPr>
+          <w:ilvl w:val="0"/>
+          <w:numId w:val="1009"/>
+        </w:numPr>
+      </w:pPr>
+      <w:r>
+        <w:rPr>
+          <w:rStyle w:val="VerbatimChar"/>
+        </w:rPr>
+        <w:t xml:space="preserve">seed</w:t>
+      </w:r>
+      <w:r>
+        <w:t xml:space="preserve"> </w:t>
+      </w:r>
+      <w:r>
+        <w:t xml:space="preserve">— зерно генератора;</w:t>
+      </w:r>
+    </w:p>
+    <w:p>
+      <w:pPr>
+        <w:pStyle w:val="Compact"/>
+        <w:numPr>
+          <w:ilvl w:val="0"/>
+          <w:numId w:val="1009"/>
+        </w:numPr>
+      </w:pPr>
+      <w:r>
+        <w:rPr>
+          <w:rStyle w:val="VerbatimChar"/>
+        </w:rPr>
+        <w:t xml:space="preserve">C</w:t>
+      </w:r>
+      <w:r>
+        <w:t xml:space="preserve"> </w:t>
+      </w:r>
+      <w:r>
+        <w:t xml:space="preserve">— число городов.</w:t>
+      </w:r>
+    </w:p>
+    <w:p>
+      <w:pPr>
+        <w:pStyle w:val="FirstParagraph"/>
+      </w:pPr>
+      <w:r>
+        <w:t xml:space="preserve">Генерация производных форматов для скрипта миграции показана на</w:t>
+      </w:r>
+      <w:r>
+        <w:t xml:space="preserve"> </w:t>
+      </w:r>
+      <w:r>
+        <w:t xml:space="preserve">[рис. @fig-migration-clean]</w:t>
+      </w:r>
+      <w:r>
+        <w:t xml:space="preserve">,</w:t>
+      </w:r>
+      <w:r>
+        <w:t xml:space="preserve"> </w:t>
+      </w:r>
+      <w:r>
+        <w:t xml:space="preserve">[рис. @fig-migration-md]</w:t>
+      </w:r>
+      <w:r>
+        <w:t xml:space="preserve"> </w:t>
+      </w:r>
+      <w:r>
+        <w:t xml:space="preserve">и</w:t>
+      </w:r>
+      <w:r>
+        <w:t xml:space="preserve"> </w:t>
+      </w:r>
+      <w:r>
+        <w:t xml:space="preserve">[рис. @fig-migration-ipynb]</w:t>
+      </w:r>
+      <w:r>
+        <w:t xml:space="preserve">.</w:t>
+      </w:r>
+    </w:p>
+    <w:bookmarkStart w:id="105" w:name="fig-migration-clean"/>
+    <w:p>
+      <w:pPr>
+        <w:pStyle w:val="CaptionedFigure"/>
+      </w:pPr>
+      <w:r>
+        <w:drawing>
+          <wp:inline>
+            <wp:extent cx="3733800" cy="2489200"/>
+            <wp:effectExtent b="0" l="0" r="0" t="0"/>
+            <wp:docPr descr="Генерация clean-версии для скрипта миграции" title="" id="103" name="Picture"/>
+            <a:graphic>
+              <a:graphicData uri="http://schemas.openxmlformats.org/drawingml/2006/picture">
+                <pic:pic>
+                  <pic:nvPicPr>
+                    <pic:cNvPr descr="image/16sir_migration_effect_clean.png" id="104" name="Picture"/>
+                    <pic:cNvPicPr>
+                      <a:picLocks noChangeArrowheads="1" noChangeAspect="1"/>
+                    </pic:cNvPicPr>
+                  </pic:nvPicPr>
+                  <pic:blipFill>
+                    <a:blip r:embed="rId102"/>
+                    <a:stretch>
+                      <a:fillRect/>
+                    </a:stretch>
+                  </pic:blipFill>
+                  <pic:spPr bwMode="auto">
+                    <a:xfrm>
+                      <a:off x="0" y="0"/>
+                      <a:ext cx="3733800" cy="2489200"/>
+                    </a:xfrm>
+                    <a:prstGeom prst="rect">
+                      <a:avLst/>
+                    </a:prstGeom>
+                    <a:noFill/>
+                    <a:ln w="9525">
+                      <a:noFill/>
+                      <a:headEnd/>
+                      <a:tailEnd/>
+                    </a:ln>
+                  </pic:spPr>
+                </pic:pic>
+              </a:graphicData>
+            </a:graphic>
+          </wp:inline>
+        </w:drawing>
+      </w:r>
+    </w:p>
+    <w:p>
+      <w:pPr>
+        <w:pStyle w:val="ImageCaption"/>
+      </w:pPr>
+      <w:r>
+        <w:t xml:space="preserve">Генерация clean-версии для скрипта миграции</w:t>
+      </w:r>
+    </w:p>
+    <w:bookmarkEnd w:id="105"/>
+    <w:bookmarkStart w:id="109" w:name="fig-migration-md"/>
+    <w:p>
+      <w:pPr>
+        <w:pStyle w:val="CaptionedFigure"/>
+      </w:pPr>
+      <w:r>
+        <w:drawing>
+          <wp:inline>
+            <wp:extent cx="3733800" cy="2489200"/>
+            <wp:effectExtent b="0" l="0" r="0" t="0"/>
+            <wp:docPr descr="Генерация Markdown-документации для скрипта миграции" title="" id="107" name="Picture"/>
+            <a:graphic>
+              <a:graphicData uri="http://schemas.openxmlformats.org/drawingml/2006/picture">
+                <pic:pic>
+                  <pic:nvPicPr>
+                    <pic:cNvPr descr="image/17sir_migration_effect_literate.md.png" id="108" name="Picture"/>
+                    <pic:cNvPicPr>
+                      <a:picLocks noChangeArrowheads="1" noChangeAspect="1"/>
+                    </pic:cNvPicPr>
+                  </pic:nvPicPr>
+                  <pic:blipFill>
+                    <a:blip r:embed="rId106"/>
+                    <a:stretch>
+                      <a:fillRect/>
+                    </a:stretch>
+                  </pic:blipFill>
+                  <pic:spPr bwMode="auto">
+                    <a:xfrm>
+                      <a:off x="0" y="0"/>
+                      <a:ext cx="3733800" cy="2489200"/>
+                    </a:xfrm>
+                    <a:prstGeom prst="rect">
+                      <a:avLst/>
+                    </a:prstGeom>
+                    <a:noFill/>
+                    <a:ln w="9525">
+                      <a:noFill/>
+                      <a:headEnd/>
+                      <a:tailEnd/>
+                    </a:ln>
+                  </pic:spPr>
+                </pic:pic>
+              </a:graphicData>
+            </a:graphic>
+          </wp:inline>
+        </w:drawing>
+      </w:r>
+    </w:p>
+    <w:p>
+      <w:pPr>
+        <w:pStyle w:val="ImageCaption"/>
+      </w:pPr>
+      <w:r>
+        <w:t xml:space="preserve">Генерация Markdown-документации для скрипта миграции</w:t>
+      </w:r>
+    </w:p>
+    <w:bookmarkEnd w:id="109"/>
+    <w:bookmarkStart w:id="113" w:name="fig-migration-ipynb"/>
+    <w:p>
+      <w:pPr>
+        <w:pStyle w:val="CaptionedFigure"/>
+      </w:pPr>
+      <w:r>
+        <w:drawing>
+          <wp:inline>
+            <wp:extent cx="3733800" cy="2489200"/>
+            <wp:effectExtent b="0" l="0" r="0" t="0"/>
+            <wp:docPr descr="Генерация notebook для скрипта миграции" title="" id="111" name="Picture"/>
+            <a:graphic>
+              <a:graphicData uri="http://schemas.openxmlformats.org/drawingml/2006/picture">
+                <pic:pic>
+                  <pic:nvPicPr>
+                    <pic:cNvPr descr="image/18sir_migration_effect_literate.ipynb.png" id="112" name="Picture"/>
+                    <pic:cNvPicPr>
+                      <a:picLocks noChangeArrowheads="1" noChangeAspect="1"/>
+                    </pic:cNvPicPr>
+                  </pic:nvPicPr>
+                  <pic:blipFill>
+                    <a:blip r:embed="rId110"/>
+                    <a:stretch>
+                      <a:fillRect/>
+                    </a:stretch>
+                  </pic:blipFill>
+                  <pic:spPr bwMode="auto">
+                    <a:xfrm>
+                      <a:off x="0" y="0"/>
+                      <a:ext cx="3733800" cy="2489200"/>
+                    </a:xfrm>
+                    <a:prstGeom prst="rect">
+                      <a:avLst/>
+                    </a:prstGeom>
+                    <a:noFill/>
+                    <a:ln w="9525">
+                      <a:noFill/>
+                      <a:headEnd/>
+                      <a:tailEnd/>
+                    </a:ln>
+                  </pic:spPr>
+                </pic:pic>
+              </a:graphicData>
+            </a:graphic>
+          </wp:inline>
+        </w:drawing>
+      </w:r>
+    </w:p>
+    <w:p>
+      <w:pPr>
+        <w:pStyle w:val="ImageCaption"/>
+      </w:pPr>
+      <w:r>
+        <w:t xml:space="preserve">Генерация notebook для скрипта миграции</w:t>
+      </w:r>
+    </w:p>
+    <w:bookmarkEnd w:id="113"/>
+    <w:bookmarkEnd w:id="114"/>
+    <w:bookmarkStart w:id="151" w:name="Xa725b57321af3844a5d79f24900391c3fbbef47"/>
+    <w:p>
+      <w:pPr>
+        <w:pStyle w:val="Heading2"/>
+      </w:pPr>
+      <w:r>
+        <w:t xml:space="preserve">Базовая оптимизация и итоговая визуализация</w:t>
+      </w:r>
+    </w:p>
+    <w:p>
+      <w:pPr>
+        <w:pStyle w:val="FirstParagraph"/>
+      </w:pPr>
+      <w:r>
+        <w:t xml:space="preserve">Скрипт</w:t>
+      </w:r>
+      <w:r>
+        <w:t xml:space="preserve"> </w:t>
+      </w:r>
+      <w:r>
+        <w:rPr>
+          <w:rStyle w:val="VerbatimChar"/>
+        </w:rPr>
+        <w:t xml:space="preserve">sir_optimize_parameters.jl</w:t>
+      </w:r>
+      <w:r>
+        <w:t xml:space="preserve"> </w:t>
+      </w:r>
+      <w:r>
+        <w:t xml:space="preserve">запускал многокритериальную оптимизацию параметров (</w:t>
+      </w:r>
+      <w:r>
+        <w:t xml:space="preserve">[рис. @fig-opt-script]</w:t>
+      </w:r>
+      <w:r>
+        <w:t xml:space="preserve">). Поскольку эта задача вычислительно тяжёлая, её основной смысл в рамках лабораторной работы — продемонстрировать использование эволюционного поиска для управления эпидемическими показателями.</w:t>
+      </w:r>
+    </w:p>
+    <w:bookmarkStart w:id="118" w:name="fig-opt-script"/>
+    <w:p>
+      <w:pPr>
+        <w:pStyle w:val="CaptionedFigure"/>
+      </w:pPr>
+      <w:r>
+        <w:drawing>
+          <wp:inline>
+            <wp:extent cx="3733800" cy="2489200"/>
+            <wp:effectExtent b="0" l="0" r="0" t="0"/>
+            <wp:docPr descr="Запуск скрипта многокритериальной оптимизации" title="" id="116" name="Picture"/>
+            <a:graphic>
+              <a:graphicData uri="http://schemas.openxmlformats.org/drawingml/2006/picture">
+                <pic:pic>
+                  <pic:nvPicPr>
+                    <pic:cNvPr descr="image/19sir_optimize_parameters.png" id="117" name="Picture"/>
+                    <pic:cNvPicPr>
+                      <a:picLocks noChangeArrowheads="1" noChangeAspect="1"/>
+                    </pic:cNvPicPr>
+                  </pic:nvPicPr>
+                  <pic:blipFill>
+                    <a:blip r:embed="rId115"/>
+                    <a:stretch>
+                      <a:fillRect/>
+                    </a:stretch>
+                  </pic:blipFill>
+                  <pic:spPr bwMode="auto">
+                    <a:xfrm>
+                      <a:off x="0" y="0"/>
+                      <a:ext cx="3733800" cy="2489200"/>
+                    </a:xfrm>
+                    <a:prstGeom prst="rect">
+                      <a:avLst/>
+                    </a:prstGeom>
+                    <a:noFill/>
+                    <a:ln w="9525">
+                      <a:noFill/>
+                      <a:headEnd/>
+                      <a:tailEnd/>
+                    </a:ln>
+                  </pic:spPr>
+                </pic:pic>
+              </a:graphicData>
+            </a:graphic>
+          </wp:inline>
+        </w:drawing>
+      </w:r>
+    </w:p>
+    <w:p>
+      <w:pPr>
+        <w:pStyle w:val="ImageCaption"/>
+      </w:pPr>
+      <w:r>
+        <w:t xml:space="preserve">Запуск скрипта многокритериальной оптимизации</w:t>
+      </w:r>
+    </w:p>
+    <w:bookmarkEnd w:id="118"/>
+    <w:p>
+      <w:pPr>
+        <w:pStyle w:val="BodyText"/>
+      </w:pPr>
+      <w:r>
+        <w:t xml:space="preserve">Производные форматы для скрипта оптимизации представлены на</w:t>
+      </w:r>
+      <w:r>
+        <w:t xml:space="preserve"> </w:t>
+      </w:r>
+      <w:r>
+        <w:t xml:space="preserve">[рис. @fig-opt-clean]</w:t>
+      </w:r>
+      <w:r>
+        <w:t xml:space="preserve">,</w:t>
+      </w:r>
+      <w:r>
+        <w:t xml:space="preserve"> </w:t>
+      </w:r>
+      <w:r>
+        <w:t xml:space="preserve">[рис. @fig-opt-md]</w:t>
+      </w:r>
+      <w:r>
+        <w:t xml:space="preserve"> </w:t>
+      </w:r>
+      <w:r>
+        <w:t xml:space="preserve">и</w:t>
+      </w:r>
+      <w:r>
+        <w:t xml:space="preserve"> </w:t>
+      </w:r>
+      <w:r>
+        <w:t xml:space="preserve">[рис. @fig-opt-ipynb]</w:t>
+      </w:r>
+      <w:r>
+        <w:t xml:space="preserve">.</w:t>
+      </w:r>
+    </w:p>
+    <w:bookmarkStart w:id="122" w:name="fig-opt-clean"/>
+    <w:p>
+      <w:pPr>
+        <w:pStyle w:val="CaptionedFigure"/>
+      </w:pPr>
+      <w:r>
+        <w:drawing>
+          <wp:inline>
+            <wp:extent cx="3733800" cy="2489200"/>
+            <wp:effectExtent b="0" l="0" r="0" t="0"/>
+            <wp:docPr descr="Генерация clean-версии скрипта оптимизации" title="" id="120" name="Picture"/>
+            <a:graphic>
+              <a:graphicData uri="http://schemas.openxmlformats.org/drawingml/2006/picture">
+                <pic:pic>
+                  <pic:nvPicPr>
+                    <pic:cNvPr descr="image/20sir_optimize_parameters_clean.png" id="121" name="Picture"/>
+                    <pic:cNvPicPr>
+                      <a:picLocks noChangeArrowheads="1" noChangeAspect="1"/>
+                    </pic:cNvPicPr>
+                  </pic:nvPicPr>
+                  <pic:blipFill>
+                    <a:blip r:embed="rId119"/>
+                    <a:stretch>
+                      <a:fillRect/>
+                    </a:stretch>
+                  </pic:blipFill>
+                  <pic:spPr bwMode="auto">
+                    <a:xfrm>
+                      <a:off x="0" y="0"/>
+                      <a:ext cx="3733800" cy="2489200"/>
+                    </a:xfrm>
+                    <a:prstGeom prst="rect">
+                      <a:avLst/>
+                    </a:prstGeom>
+                    <a:noFill/>
+                    <a:ln w="9525">
+                      <a:noFill/>
+                      <a:headEnd/>
+                      <a:tailEnd/>
+                    </a:ln>
+                  </pic:spPr>
+                </pic:pic>
+              </a:graphicData>
+            </a:graphic>
+          </wp:inline>
+        </w:drawing>
+      </w:r>
+    </w:p>
+    <w:p>
+      <w:pPr>
+        <w:pStyle w:val="ImageCaption"/>
+      </w:pPr>
+      <w:r>
+        <w:t xml:space="preserve">Генерация clean-версии скрипта оптимизации</w:t>
+      </w:r>
+    </w:p>
+    <w:bookmarkEnd w:id="122"/>
+    <w:bookmarkStart w:id="126" w:name="fig-opt-md"/>
+    <w:p>
+      <w:pPr>
+        <w:pStyle w:val="CaptionedFigure"/>
+      </w:pPr>
+      <w:r>
+        <w:drawing>
+          <wp:inline>
+            <wp:extent cx="3733800" cy="2489200"/>
+            <wp:effectExtent b="0" l="0" r="0" t="0"/>
+            <wp:docPr descr="Markdown-документация скрипта оптимизации" title="" id="124" name="Picture"/>
+            <a:graphic>
+              <a:graphicData uri="http://schemas.openxmlformats.org/drawingml/2006/picture">
+                <pic:pic>
+                  <pic:nvPicPr>
+                    <pic:cNvPr descr="image/21sir_optimize_parameters_literate.md.png" id="125" name="Picture"/>
+                    <pic:cNvPicPr>
+                      <a:picLocks noChangeArrowheads="1" noChangeAspect="1"/>
+                    </pic:cNvPicPr>
+                  </pic:nvPicPr>
+                  <pic:blipFill>
+                    <a:blip r:embed="rId123"/>
+                    <a:stretch>
+                      <a:fillRect/>
+                    </a:stretch>
+                  </pic:blipFill>
+                  <pic:spPr bwMode="auto">
+                    <a:xfrm>
+                      <a:off x="0" y="0"/>
+                      <a:ext cx="3733800" cy="2489200"/>
+                    </a:xfrm>
+                    <a:prstGeom prst="rect">
+                      <a:avLst/>
+                    </a:prstGeom>
+                    <a:noFill/>
+                    <a:ln w="9525">
+                      <a:noFill/>
+                      <a:headEnd/>
+                      <a:tailEnd/>
+                    </a:ln>
+                  </pic:spPr>
+                </pic:pic>
+              </a:graphicData>
+            </a:graphic>
+          </wp:inline>
+        </w:drawing>
+      </w:r>
+    </w:p>
+    <w:p>
+      <w:pPr>
+        <w:pStyle w:val="ImageCaption"/>
+      </w:pPr>
+      <w:r>
+        <w:t xml:space="preserve">Markdown-документация скрипта оптимизации</w:t>
+      </w:r>
+    </w:p>
+    <w:bookmarkEnd w:id="126"/>
+    <w:bookmarkStart w:id="130" w:name="fig-opt-ipynb"/>
+    <w:p>
+      <w:pPr>
+        <w:pStyle w:val="CaptionedFigure"/>
+      </w:pPr>
+      <w:r>
+        <w:drawing>
+          <wp:inline>
+            <wp:extent cx="3733800" cy="2489200"/>
+            <wp:effectExtent b="0" l="0" r="0" t="0"/>
+            <wp:docPr descr="Jupyter notebook скрипта оптимизации" title="" id="128" name="Picture"/>
+            <a:graphic>
+              <a:graphicData uri="http://schemas.openxmlformats.org/drawingml/2006/picture">
+                <pic:pic>
+                  <pic:nvPicPr>
+                    <pic:cNvPr descr="image/22sir_optimize_parameters_literate.ipynb.png" id="129" name="Picture"/>
+                    <pic:cNvPicPr>
+                      <a:picLocks noChangeArrowheads="1" noChangeAspect="1"/>
+                    </pic:cNvPicPr>
+                  </pic:nvPicPr>
+                  <pic:blipFill>
+                    <a:blip r:embed="rId127"/>
+                    <a:stretch>
+                      <a:fillRect/>
+                    </a:stretch>
+                  </pic:blipFill>
+                  <pic:spPr bwMode="auto">
+                    <a:xfrm>
+                      <a:off x="0" y="0"/>
+                      <a:ext cx="3733800" cy="2489200"/>
+                    </a:xfrm>
+                    <a:prstGeom prst="rect">
+                      <a:avLst/>
+                    </a:prstGeom>
+                    <a:noFill/>
+                    <a:ln w="9525">
+                      <a:noFill/>
+                      <a:headEnd/>
+                      <a:tailEnd/>
+                    </a:ln>
+                  </pic:spPr>
+                </pic:pic>
+              </a:graphicData>
+            </a:graphic>
+          </wp:inline>
+        </w:drawing>
+      </w:r>
+    </w:p>
+    <w:p>
+      <w:pPr>
+        <w:pStyle w:val="ImageCaption"/>
+      </w:pPr>
+      <w:r>
+        <w:t xml:space="preserve">Jupyter notebook скрипта оптимизации</w:t>
+      </w:r>
+    </w:p>
+    <w:bookmarkEnd w:id="130"/>
+    <w:p>
+      <w:pPr>
+        <w:pStyle w:val="BodyText"/>
+      </w:pPr>
+      <w:r>
+        <w:t xml:space="preserve">Скрипт</w:t>
+      </w:r>
+      <w:r>
+        <w:t xml:space="preserve"> </w:t>
+      </w:r>
+      <w:r>
+        <w:rPr>
+          <w:rStyle w:val="VerbatimChar"/>
+        </w:rPr>
+        <w:t xml:space="preserve">sir_visualize_dynamics.jl</w:t>
+      </w:r>
+      <w:r>
+        <w:t xml:space="preserve"> </w:t>
+      </w:r>
+      <w:r>
+        <w:t xml:space="preserve">строит сводный трёхпанельный график по результатам параметрического исследования (</w:t>
+      </w:r>
+      <w:r>
+        <w:t xml:space="preserve">[рис. @fig-vis-script]</w:t>
+      </w:r>
+      <w:r>
+        <w:t xml:space="preserve">). Итоговый график показан на</w:t>
+      </w:r>
+      <w:r>
+        <w:t xml:space="preserve"> </w:t>
+      </w:r>
+      <w:r>
+        <w:t xml:space="preserve">[рис. @fig-vis-plot]</w:t>
+      </w:r>
+      <w:r>
+        <w:t xml:space="preserve">.</w:t>
+      </w:r>
+    </w:p>
+    <w:bookmarkStart w:id="134" w:name="fig-vis-script"/>
+    <w:p>
+      <w:pPr>
+        <w:pStyle w:val="CaptionedFigure"/>
+      </w:pPr>
+      <w:r>
+        <w:drawing>
+          <wp:inline>
+            <wp:extent cx="3733800" cy="2489200"/>
+            <wp:effectExtent b="0" l="0" r="0" t="0"/>
+            <wp:docPr descr="Запуск скрипта итоговой визуализации" title="" id="132" name="Picture"/>
+            <a:graphic>
+              <a:graphicData uri="http://schemas.openxmlformats.org/drawingml/2006/picture">
+                <pic:pic>
+                  <pic:nvPicPr>
+                    <pic:cNvPr descr="image/23.0sir_visualize_dynamics.png" id="133" name="Picture"/>
+                    <pic:cNvPicPr>
+                      <a:picLocks noChangeArrowheads="1" noChangeAspect="1"/>
+                    </pic:cNvPicPr>
+                  </pic:nvPicPr>
+                  <pic:blipFill>
+                    <a:blip r:embed="rId131"/>
+                    <a:stretch>
+                      <a:fillRect/>
+                    </a:stretch>
+                  </pic:blipFill>
+                  <pic:spPr bwMode="auto">
+                    <a:xfrm>
+                      <a:off x="0" y="0"/>
+                      <a:ext cx="3733800" cy="2489200"/>
+                    </a:xfrm>
+                    <a:prstGeom prst="rect">
+                      <a:avLst/>
+                    </a:prstGeom>
+                    <a:noFill/>
+                    <a:ln w="9525">
+                      <a:noFill/>
+                      <a:headEnd/>
+                      <a:tailEnd/>
+                    </a:ln>
+                  </pic:spPr>
+                </pic:pic>
+              </a:graphicData>
+            </a:graphic>
+          </wp:inline>
+        </w:drawing>
+      </w:r>
+    </w:p>
+    <w:p>
+      <w:pPr>
+        <w:pStyle w:val="ImageCaption"/>
+      </w:pPr>
+      <w:r>
+        <w:t xml:space="preserve">Запуск скрипта итоговой визуализации</w:t>
+      </w:r>
+    </w:p>
+    <w:bookmarkEnd w:id="134"/>
+    <w:bookmarkStart w:id="138" w:name="fig-vis-plot"/>
+    <w:p>
+      <w:pPr>
+        <w:pStyle w:val="CaptionedFigure"/>
+      </w:pPr>
+      <w:r>
+        <w:drawing>
+          <wp:inline>
+            <wp:extent cx="3733800" cy="2489200"/>
+            <wp:effectExtent b="0" l="0" r="0" t="0"/>
+            <wp:docPr descr="Сводный график зависимости пика, смертности и выздоровления от beta" title="" id="136" name="Picture"/>
+            <a:graphic>
+              <a:graphicData uri="http://schemas.openxmlformats.org/drawingml/2006/picture">
+                <pic:pic>
+                  <pic:nvPicPr>
+                    <pic:cNvPr descr="image/23.1comprehensive_analysis.png" id="137" name="Picture"/>
+                    <pic:cNvPicPr>
+                      <a:picLocks noChangeArrowheads="1" noChangeAspect="1"/>
+                    </pic:cNvPicPr>
+                  </pic:nvPicPr>
+                  <pic:blipFill>
+                    <a:blip r:embed="rId135"/>
+                    <a:stretch>
+                      <a:fillRect/>
+                    </a:stretch>
+                  </pic:blipFill>
+                  <pic:spPr bwMode="auto">
+                    <a:xfrm>
+                      <a:off x="0" y="0"/>
+                      <a:ext cx="3733800" cy="2489200"/>
+                    </a:xfrm>
+                    <a:prstGeom prst="rect">
+                      <a:avLst/>
+                    </a:prstGeom>
+                    <a:noFill/>
+                    <a:ln w="9525">
+                      <a:noFill/>
+                      <a:headEnd/>
+                      <a:tailEnd/>
+                    </a:ln>
+                  </pic:spPr>
+                </pic:pic>
+              </a:graphicData>
+            </a:graphic>
+          </wp:inline>
+        </w:drawing>
+      </w:r>
+    </w:p>
+    <w:p>
+      <w:pPr>
+        <w:pStyle w:val="ImageCaption"/>
+      </w:pPr>
+      <w:r>
+        <w:t xml:space="preserve">Сводный график зависимости пика, смертности и выздоровления от</w:t>
+      </w:r>
+      <w:r>
+        <w:t xml:space="preserve"> </w:t>
+      </w:r>
+      <w:r>
+        <w:rPr>
+          <w:rStyle w:val="VerbatimChar"/>
+        </w:rPr>
+        <w:t xml:space="preserve">beta</w:t>
+      </w:r>
+    </w:p>
+    <w:bookmarkEnd w:id="138"/>
+    <w:p>
+      <w:pPr>
+        <w:pStyle w:val="BodyText"/>
+      </w:pPr>
+      <w:r>
+        <w:t xml:space="preserve">На верхней панели</w:t>
+      </w:r>
+      <w:r>
+        <w:t xml:space="preserve"> </w:t>
+      </w:r>
+      <w:r>
+        <w:t xml:space="preserve">[рис. @fig-vis-plot]</w:t>
+      </w:r>
+      <w:r>
+        <w:t xml:space="preserve"> </w:t>
+      </w:r>
+      <w:r>
+        <w:t xml:space="preserve">видно пороговое возникновение эпидемии, на средней — рост числа умерших при увеличении заразности, а на нижней — насыщение доли переболевших.</w:t>
+      </w:r>
+    </w:p>
+    <w:p>
+      <w:pPr>
+        <w:pStyle w:val="BodyText"/>
+      </w:pPr>
+      <w:r>
+        <w:t xml:space="preserve">Верхняя панель имеет пороговый вид, потому что система переходит от затухающей вспышки к почти полному охвату популяции. Средняя панель растёт вслед за ростом заражения: чем больше агентов проходят через инфекцию, тем больше итоговая смертность. Нижняя панель выходит на насыщение, потому что при больших</w:t>
+      </w:r>
+      <w:r>
+        <w:t xml:space="preserve"> </w:t>
+      </w:r>
+      <w:r>
+        <w:rPr>
+          <w:rStyle w:val="VerbatimChar"/>
+        </w:rPr>
+        <w:t xml:space="preserve">beta</w:t>
+      </w:r>
+      <w:r>
+        <w:t xml:space="preserve"> </w:t>
+      </w:r>
+      <w:r>
+        <w:t xml:space="preserve">почти вся популяция успевает переболеть.</w:t>
+      </w:r>
+    </w:p>
+    <w:p>
+      <w:pPr>
+        <w:pStyle w:val="BodyText"/>
+      </w:pPr>
+      <w:r>
+        <w:t xml:space="preserve">Генерация производных форматов итоговой визуализации показана на</w:t>
+      </w:r>
+      <w:r>
+        <w:t xml:space="preserve"> </w:t>
+      </w:r>
+      <w:r>
+        <w:t xml:space="preserve">[рис. @fig-vis-clean]</w:t>
+      </w:r>
+      <w:r>
+        <w:t xml:space="preserve">,</w:t>
+      </w:r>
+      <w:r>
+        <w:t xml:space="preserve"> </w:t>
+      </w:r>
+      <w:r>
+        <w:t xml:space="preserve">[рис. @fig-vis-ipynb]</w:t>
+      </w:r>
+      <w:r>
+        <w:t xml:space="preserve"> </w:t>
+      </w:r>
+      <w:r>
+        <w:t xml:space="preserve">и</w:t>
+      </w:r>
+      <w:r>
+        <w:t xml:space="preserve"> </w:t>
+      </w:r>
+      <w:r>
+        <w:t xml:space="preserve">[рис. @fig-vis-md]</w:t>
+      </w:r>
+      <w:r>
+        <w:t xml:space="preserve">.</w:t>
+      </w:r>
+    </w:p>
+    <w:bookmarkStart w:id="142" w:name="fig-vis-clean"/>
+    <w:p>
+      <w:pPr>
+        <w:pStyle w:val="CaptionedFigure"/>
+      </w:pPr>
+      <w:r>
+        <w:drawing>
+          <wp:inline>
+            <wp:extent cx="3733800" cy="2489200"/>
+            <wp:effectExtent b="0" l="0" r="0" t="0"/>
+            <wp:docPr descr="Генерация clean-версии итоговой визуализации" title="" id="140" name="Picture"/>
+            <a:graphic>
+              <a:graphicData uri="http://schemas.openxmlformats.org/drawingml/2006/picture">
+                <pic:pic>
+                  <pic:nvPicPr>
+                    <pic:cNvPr descr="image/24sir_visualize_dynamics_clean.png" id="141" name="Picture"/>
+                    <pic:cNvPicPr>
+                      <a:picLocks noChangeArrowheads="1" noChangeAspect="1"/>
+                    </pic:cNvPicPr>
+                  </pic:nvPicPr>
+                  <pic:blipFill>
+                    <a:blip r:embed="rId139"/>
+                    <a:stretch>
+                      <a:fillRect/>
+                    </a:stretch>
+                  </pic:blipFill>
+                  <pic:spPr bwMode="auto">
+                    <a:xfrm>
+                      <a:off x="0" y="0"/>
+                      <a:ext cx="3733800" cy="2489200"/>
+                    </a:xfrm>
+                    <a:prstGeom prst="rect">
+                      <a:avLst/>
+                    </a:prstGeom>
+                    <a:noFill/>
+                    <a:ln w="9525">
+                      <a:noFill/>
+                      <a:headEnd/>
+                      <a:tailEnd/>
+                    </a:ln>
+                  </pic:spPr>
+                </pic:pic>
+              </a:graphicData>
+            </a:graphic>
+          </wp:inline>
+        </w:drawing>
+      </w:r>
+    </w:p>
+    <w:p>
+      <w:pPr>
+        <w:pStyle w:val="ImageCaption"/>
+      </w:pPr>
+      <w:r>
+        <w:t xml:space="preserve">Генерация clean-версии итоговой визуализации</w:t>
+      </w:r>
+    </w:p>
+    <w:bookmarkEnd w:id="142"/>
+    <w:bookmarkStart w:id="146" w:name="fig-vis-ipynb"/>
+    <w:p>
+      <w:pPr>
+        <w:pStyle w:val="CaptionedFigure"/>
+      </w:pPr>
+      <w:r>
+        <w:drawing>
+          <wp:inline>
+            <wp:extent cx="3733800" cy="2489200"/>
+            <wp:effectExtent b="0" l="0" r="0" t="0"/>
+            <wp:docPr descr="Jupyter notebook итоговой визуализации" title="" id="144" name="Picture"/>
+            <a:graphic>
+              <a:graphicData uri="http://schemas.openxmlformats.org/drawingml/2006/picture">
+                <pic:pic>
+                  <pic:nvPicPr>
+                    <pic:cNvPr descr="image/25sir_visualize_dynamics_literate.ipynb.png" id="145" name="Picture"/>
+                    <pic:cNvPicPr>
+                      <a:picLocks noChangeArrowheads="1" noChangeAspect="1"/>
+                    </pic:cNvPicPr>
+                  </pic:nvPicPr>
+                  <pic:blipFill>
+                    <a:blip r:embed="rId143"/>
+                    <a:stretch>
+                      <a:fillRect/>
+                    </a:stretch>
+                  </pic:blipFill>
+                  <pic:spPr bwMode="auto">
+                    <a:xfrm>
+                      <a:off x="0" y="0"/>
+                      <a:ext cx="3733800" cy="2489200"/>
+                    </a:xfrm>
+                    <a:prstGeom prst="rect">
+                      <a:avLst/>
+                    </a:prstGeom>
+                    <a:noFill/>
+                    <a:ln w="9525">
+                      <a:noFill/>
+                      <a:headEnd/>
+                      <a:tailEnd/>
+                    </a:ln>
+                  </pic:spPr>
+                </pic:pic>
+              </a:graphicData>
+            </a:graphic>
+          </wp:inline>
+        </w:drawing>
+      </w:r>
+    </w:p>
+    <w:p>
+      <w:pPr>
+        <w:pStyle w:val="ImageCaption"/>
+      </w:pPr>
+      <w:r>
+        <w:t xml:space="preserve">Jupyter notebook итоговой визуализации</w:t>
+      </w:r>
+    </w:p>
+    <w:bookmarkEnd w:id="146"/>
+    <w:bookmarkStart w:id="150" w:name="fig-vis-md"/>
+    <w:p>
+      <w:pPr>
+        <w:pStyle w:val="CaptionedFigure"/>
+      </w:pPr>
+      <w:r>
+        <w:drawing>
+          <wp:inline>
+            <wp:extent cx="3733800" cy="2489200"/>
+            <wp:effectExtent b="0" l="0" r="0" t="0"/>
+            <wp:docPr descr="Markdown-документация итоговой визуализации" title="" id="148" name="Picture"/>
+            <a:graphic>
+              <a:graphicData uri="http://schemas.openxmlformats.org/drawingml/2006/picture">
+                <pic:pic>
+                  <pic:nvPicPr>
+                    <pic:cNvPr descr="image/26sir_visualize_dynamics_literate.md.png" id="149" name="Picture"/>
+                    <pic:cNvPicPr>
+                      <a:picLocks noChangeArrowheads="1" noChangeAspect="1"/>
+                    </pic:cNvPicPr>
+                  </pic:nvPicPr>
+                  <pic:blipFill>
+                    <a:blip r:embed="rId147"/>
+                    <a:stretch>
+                      <a:fillRect/>
+                    </a:stretch>
+                  </pic:blipFill>
+                  <pic:spPr bwMode="auto">
+                    <a:xfrm>
+                      <a:off x="0" y="0"/>
+                      <a:ext cx="3733800" cy="2489200"/>
+                    </a:xfrm>
+                    <a:prstGeom prst="rect">
+                      <a:avLst/>
+                    </a:prstGeom>
+                    <a:noFill/>
+                    <a:ln w="9525">
+                      <a:noFill/>
+                      <a:headEnd/>
+                      <a:tailEnd/>
+                    </a:ln>
+                  </pic:spPr>
+                </pic:pic>
+              </a:graphicData>
+            </a:graphic>
+          </wp:inline>
+        </w:drawing>
+      </w:r>
+    </w:p>
+    <w:p>
+      <w:pPr>
+        <w:pStyle w:val="ImageCaption"/>
+      </w:pPr>
+      <w:r>
+        <w:t xml:space="preserve">Markdown-документация итоговой визуализации</w:t>
+      </w:r>
+    </w:p>
+    <w:bookmarkEnd w:id="150"/>
+    <w:bookmarkEnd w:id="151"/>
+    <w:bookmarkEnd w:id="152"/>
+    <w:bookmarkStart w:id="239" w:name="дополнительные-задания"/>
+    <w:p>
+      <w:pPr>
+        <w:pStyle w:val="Heading1"/>
+      </w:pPr>
+      <w:r>
+        <w:t xml:space="preserve">Дополнительные задания</w:t>
+      </w:r>
+    </w:p>
+    <w:bookmarkStart w:id="153" w:name="задание-1.-базовый-уровень"/>
+    <w:p>
+      <w:pPr>
+        <w:pStyle w:val="Heading2"/>
+      </w:pPr>
+      <w:r>
+        <w:t xml:space="preserve">Задание 1. Базовый уровень</w:t>
+      </w:r>
+    </w:p>
+    <w:p>
+      <w:pPr>
+        <w:pStyle w:val="FirstParagraph"/>
+      </w:pPr>
+      <w:r>
+        <w:t xml:space="preserve">Для базового уровня был использован уже полученный график</w:t>
+      </w:r>
+      <w:r>
+        <w:t xml:space="preserve"> </w:t>
+      </w:r>
+      <w:r>
+        <w:t xml:space="preserve">[рис. @fig-run-basic-plot]</w:t>
+      </w:r>
+      <w:r>
+        <w:t xml:space="preserve">. По формуле</w:t>
+      </w:r>
+    </w:p>
+    <w:p>
+      <w:pPr>
+        <w:pStyle w:val="BodyText"/>
+      </w:pPr>
+      <m:oMathPara>
+        <m:oMathParaPr>
+          <m:jc m:val="center"/>
+        </m:oMathParaPr>
+        <m:oMath>
+          <m:sSub>
+            <m:e>
+              <m:r>
+                <m:t>R</m:t>
+              </m:r>
+            </m:e>
+            <m:sub>
+              <m:r>
+                <m:t>0</m:t>
+              </m:r>
+            </m:sub>
+          </m:sSub>
+          <m:r>
+            <m:rPr>
+              <m:sty m:val="p"/>
+            </m:rPr>
+            <m:t>=</m:t>
+          </m:r>
+          <m:f>
+            <m:fPr>
+              <m:type m:val="bar"/>
+            </m:fPr>
+            <m:num>
+              <m:r>
+                <m:t>β</m:t>
+              </m:r>
+            </m:num>
+            <m:den>
+              <m:r>
+                <m:t>γ</m:t>
+              </m:r>
+            </m:den>
+          </m:f>
+          <m:r>
+            <m:rPr>
+              <m:sty m:val="p"/>
+            </m:rPr>
+            <m:t>=</m:t>
+          </m:r>
+          <m:f>
+            <m:fPr>
+              <m:type m:val="bar"/>
+            </m:fPr>
+            <m:num>
+              <m:r>
+                <m:t>0.5</m:t>
+              </m:r>
+            </m:num>
+            <m:den>
+              <m:r>
+                <m:t>1</m:t>
+              </m:r>
+              <m:r>
+                <m:rPr>
+                  <m:sty m:val="p"/>
+                </m:rPr>
+                <m:t>/</m:t>
+              </m:r>
+              <m:r>
+                <m:t>14</m:t>
+              </m:r>
+            </m:den>
+          </m:f>
+          <m:r>
+            <m:rPr>
+              <m:sty m:val="p"/>
+            </m:rPr>
+            <m:t>=</m:t>
+          </m:r>
+          <m:r>
+            <m:t>7</m:t>
+          </m:r>
+        </m:oMath>
+      </m:oMathPara>
+    </w:p>
+    <w:p>
+      <w:pPr>
+        <w:pStyle w:val="FirstParagraph"/>
+      </w:pPr>
+      <w:r>
+        <w:t xml:space="preserve">получаем значение</w:t>
+      </w:r>
+      <w:r>
+        <w:t xml:space="preserve"> </w:t>
+      </w:r>
+      <w:r>
+        <w:rPr>
+          <w:rStyle w:val="VerbatimChar"/>
+        </w:rPr>
+        <w:t xml:space="preserve">R_0 &gt; 1</w:t>
+      </w:r>
+      <w:r>
+        <w:t xml:space="preserve">, что соответствует устойчивому развитию эпидемии. Наблюдаемая динамика на графике полностью согласуется с этим выводом: заражение быстро растёт, а затем почти вся популяция проходит через состояние</w:t>
+      </w:r>
+      <w:r>
+        <w:t xml:space="preserve"> </w:t>
+      </w:r>
+      <w:r>
+        <w:rPr>
+          <w:rStyle w:val="VerbatimChar"/>
+        </w:rPr>
+        <w:t xml:space="preserve">I</w:t>
+      </w:r>
+      <w:r>
+        <w:t xml:space="preserve">.</w:t>
+      </w:r>
+    </w:p>
+    <w:bookmarkEnd w:id="153"/>
+    <w:bookmarkStart w:id="154" w:name="задание-2.-исследование-порога"/>
+    <w:p>
+      <w:pPr>
+        <w:pStyle w:val="Heading2"/>
+      </w:pPr>
+      <w:r>
+        <w:t xml:space="preserve">Задание 2. Исследование порога</w:t>
+      </w:r>
+    </w:p>
+    <w:p>
+      <w:pPr>
+        <w:pStyle w:val="FirstParagraph"/>
+      </w:pPr>
+      <w:r>
+        <w:t xml:space="preserve">Порог эпидемии анализировался по результатам</w:t>
+      </w:r>
+      <w:r>
+        <w:t xml:space="preserve"> </w:t>
+      </w:r>
+      <w:r>
+        <w:rPr>
+          <w:rStyle w:val="VerbatimChar"/>
+        </w:rPr>
+        <w:t xml:space="preserve">beta_scan_all.csv</w:t>
+      </w:r>
+      <w:r>
+        <w:t xml:space="preserve">. В соответствии с условием задачи эпидемия считается возникшей, если пик</w:t>
+      </w:r>
+      <w:r>
+        <w:t xml:space="preserve"> </w:t>
+      </w:r>
+      <w:r>
+        <w:rPr>
+          <w:rStyle w:val="VerbatimChar"/>
+        </w:rPr>
+        <w:t xml:space="preserve">I</w:t>
+      </w:r>
+      <w:r>
+        <w:t xml:space="preserve"> </w:t>
+      </w:r>
+      <w:r>
+        <w:t xml:space="preserve">превышает</w:t>
+      </w:r>
+      <w:r>
+        <w:t xml:space="preserve"> </w:t>
+      </w:r>
+      <w:r>
+        <w:rPr>
+          <w:rStyle w:val="VerbatimChar"/>
+        </w:rPr>
+        <w:t xml:space="preserve">5%</w:t>
+      </w:r>
+      <w:r>
+        <w:t xml:space="preserve"> </w:t>
+      </w:r>
+      <w:r>
+        <w:t xml:space="preserve">популяции. По данным</w:t>
+      </w:r>
+      <w:r>
+        <w:t xml:space="preserve"> </w:t>
+      </w:r>
+      <w:r>
+        <w:t xml:space="preserve">[рис. @fig-beta-csv]</w:t>
+      </w:r>
+      <w:r>
+        <w:t xml:space="preserve"> </w:t>
+      </w:r>
+      <w:r>
+        <w:t xml:space="preserve">при</w:t>
+      </w:r>
+      <w:r>
+        <w:t xml:space="preserve"> </w:t>
+      </w:r>
+      <w:r>
+        <w:rPr>
+          <w:rStyle w:val="VerbatimChar"/>
+        </w:rPr>
+        <w:t xml:space="preserve">beta = 0.1</w:t>
+      </w:r>
+      <w:r>
+        <w:t xml:space="preserve"> </w:t>
+      </w:r>
+      <w:r>
+        <w:t xml:space="preserve">это условие не выполняется, а при</w:t>
+      </w:r>
+      <w:r>
+        <w:t xml:space="preserve"> </w:t>
+      </w:r>
+      <w:r>
+        <w:rPr>
+          <w:rStyle w:val="VerbatimChar"/>
+        </w:rPr>
+        <w:t xml:space="preserve">beta = 0.2</w:t>
+      </w:r>
+      <w:r>
+        <w:t xml:space="preserve"> </w:t>
+      </w:r>
+      <w:r>
+        <w:t xml:space="preserve">уже появляются траектории с выраженной вспышкой. Следовательно, практический порог в данной стохастической модели лежит между</w:t>
+      </w:r>
+      <w:r>
+        <w:t xml:space="preserve"> </w:t>
+      </w:r>
+      <w:r>
+        <w:rPr>
+          <w:rStyle w:val="VerbatimChar"/>
+        </w:rPr>
+        <w:t xml:space="preserve">0.1</w:t>
+      </w:r>
+      <w:r>
+        <w:t xml:space="preserve"> </w:t>
+      </w:r>
+      <w:r>
+        <w:t xml:space="preserve">и</w:t>
+      </w:r>
+      <w:r>
+        <w:t xml:space="preserve"> </w:t>
+      </w:r>
+      <w:r>
+        <w:rPr>
+          <w:rStyle w:val="VerbatimChar"/>
+        </w:rPr>
+        <w:t xml:space="preserve">0.2</w:t>
+      </w:r>
+      <w:r>
+        <w:t xml:space="preserve">.</w:t>
+      </w:r>
+    </w:p>
+    <w:p>
+      <w:pPr>
+        <w:pStyle w:val="BodyText"/>
+      </w:pPr>
+      <w:r>
+        <w:t xml:space="preserve">Теоретический порог из условия</w:t>
+      </w:r>
+      <w:r>
+        <w:t xml:space="preserve"> </w:t>
+      </w:r>
+      <w:r>
+        <w:rPr>
+          <w:rStyle w:val="VerbatimChar"/>
+        </w:rPr>
+        <w:t xml:space="preserve">R_0 = 1</w:t>
+      </w:r>
+      <w:r>
+        <w:t xml:space="preserve"> </w:t>
+      </w:r>
+      <w:r>
+        <w:t xml:space="preserve">равен</w:t>
+      </w:r>
+      <w:r>
+        <w:t xml:space="preserve"> </w:t>
+      </w:r>
+      <w:r>
+        <w:rPr>
+          <w:rStyle w:val="VerbatimChar"/>
+        </w:rPr>
+        <w:t xml:space="preserve">beta = 1/14 ≈ 0.071</w:t>
+      </w:r>
+      <w:r>
+        <w:t xml:space="preserve">, поэтому практический порог оказался выше. Это расхождение объясняется конечным размером популяции, случайностью передачи и структурой модели.</w:t>
+      </w:r>
+    </w:p>
+    <w:bookmarkEnd w:id="154"/>
+    <w:bookmarkStart w:id="183" w:name="задание-3.-эффект-гетерогенности"/>
+    <w:p>
+      <w:pPr>
+        <w:pStyle w:val="Heading2"/>
+      </w:pPr>
+      <w:r>
+        <w:t xml:space="preserve">Задание 3. Эффект гетерогенности</w:t>
+      </w:r>
+    </w:p>
+    <w:p>
+      <w:pPr>
+        <w:pStyle w:val="FirstParagraph"/>
+      </w:pPr>
+      <w:r>
+        <w:t xml:space="preserve">Для исследования неоднородности был подготовлен отдельный скрипт</w:t>
+      </w:r>
+      <w:r>
+        <w:t xml:space="preserve"> </w:t>
+      </w:r>
+      <w:r>
+        <w:rPr>
+          <w:rStyle w:val="VerbatimChar"/>
+        </w:rPr>
+        <w:t xml:space="preserve">sir_heterogeneity_effect.jl</w:t>
+      </w:r>
+      <w:r>
+        <w:t xml:space="preserve"> </w:t>
+      </w:r>
+      <w:r>
+        <w:t xml:space="preserve">(</w:t>
+      </w:r>
+      <w:r>
+        <w:t xml:space="preserve">[рис. @fig-hetero-script]</w:t>
+      </w:r>
+      <w:r>
+        <w:t xml:space="preserve">). В нём использовались разные коэффициенты заразности по городам:</w:t>
+      </w:r>
+      <w:r>
+        <w:t xml:space="preserve"> </w:t>
+      </w:r>
+      <w:r>
+        <w:rPr>
+          <w:rStyle w:val="VerbatimChar"/>
+        </w:rPr>
+        <w:t xml:space="preserve">[0.3, 0.5, 0.8]</w:t>
+      </w:r>
+      <w:r>
+        <w:t xml:space="preserve">.</w:t>
+      </w:r>
+    </w:p>
+    <w:bookmarkStart w:id="158" w:name="fig-hetero-script"/>
+    <w:p>
+      <w:pPr>
+        <w:pStyle w:val="CaptionedFigure"/>
+      </w:pPr>
+      <w:r>
+        <w:drawing>
+          <wp:inline>
+            <wp:extent cx="3733800" cy="2489200"/>
+            <wp:effectExtent b="0" l="0" r="0" t="0"/>
+            <wp:docPr descr="Запуск скрипта исследования гетерогенности" title="" id="156" name="Picture"/>
+            <a:graphic>
+              <a:graphicData uri="http://schemas.openxmlformats.org/drawingml/2006/picture">
+                <pic:pic>
+                  <pic:nvPicPr>
+                    <pic:cNvPr descr="image/27.0sir_heterogeneity_effect.jl.png" id="157" name="Picture"/>
+                    <pic:cNvPicPr>
+                      <a:picLocks noChangeArrowheads="1" noChangeAspect="1"/>
+                    </pic:cNvPicPr>
+                  </pic:nvPicPr>
+                  <pic:blipFill>
+                    <a:blip r:embed="rId155"/>
+                    <a:stretch>
+                      <a:fillRect/>
+                    </a:stretch>
+                  </pic:blipFill>
+                  <pic:spPr bwMode="auto">
+                    <a:xfrm>
+                      <a:off x="0" y="0"/>
+                      <a:ext cx="3733800" cy="2489200"/>
+                    </a:xfrm>
+                    <a:prstGeom prst="rect">
+                      <a:avLst/>
+                    </a:prstGeom>
+                    <a:noFill/>
+                    <a:ln w="9525">
+                      <a:noFill/>
+                      <a:headEnd/>
+                      <a:tailEnd/>
+                    </a:ln>
+                  </pic:spPr>
+                </pic:pic>
+              </a:graphicData>
+            </a:graphic>
+          </wp:inline>
+        </w:drawing>
+      </w:r>
+    </w:p>
+    <w:p>
+      <w:pPr>
+        <w:pStyle w:val="ImageCaption"/>
+      </w:pPr>
+      <w:r>
+        <w:t xml:space="preserve">Запуск скрипта исследования гетерогенности</w:t>
+      </w:r>
+    </w:p>
+    <w:bookmarkEnd w:id="158"/>
+    <w:p>
+      <w:pPr>
+        <w:pStyle w:val="BodyText"/>
+      </w:pPr>
+      <w:r>
+        <w:t xml:space="preserve">Итоговый график</w:t>
+      </w:r>
+      <w:r>
+        <w:t xml:space="preserve"> </w:t>
+      </w:r>
+      <w:r>
+        <w:t xml:space="preserve">[рис. @fig-hetero-plot]</w:t>
+      </w:r>
+      <w:r>
+        <w:t xml:space="preserve"> </w:t>
+      </w:r>
+      <w:r>
+        <w:t xml:space="preserve">показывает отдельные траектории</w:t>
+      </w:r>
+      <w:r>
+        <w:t xml:space="preserve"> </w:t>
+      </w:r>
+      <w:r>
+        <w:rPr>
+          <w:rStyle w:val="VerbatimChar"/>
+        </w:rPr>
+        <w:t xml:space="preserve">S</w:t>
+      </w:r>
+      <w:r>
+        <w:t xml:space="preserve">,</w:t>
+      </w:r>
+      <w:r>
+        <w:t xml:space="preserve"> </w:t>
+      </w:r>
+      <w:r>
+        <w:rPr>
+          <w:rStyle w:val="VerbatimChar"/>
+        </w:rPr>
+        <w:t xml:space="preserve">I</w:t>
+      </w:r>
+      <w:r>
+        <w:t xml:space="preserve">,</w:t>
+      </w:r>
+      <w:r>
+        <w:t xml:space="preserve"> </w:t>
+      </w:r>
+      <w:r>
+        <w:rPr>
+          <w:rStyle w:val="VerbatimChar"/>
+        </w:rPr>
+        <w:t xml:space="preserve">R</w:t>
+      </w:r>
+      <w:r>
+        <w:t xml:space="preserve"> </w:t>
+      </w:r>
+      <w:r>
+        <w:t xml:space="preserve">для каждого города. Видно, что города с большей заразностью выходят на более высокий и более ранний пик.</w:t>
+      </w:r>
+    </w:p>
+    <w:bookmarkStart w:id="162" w:name="fig-hetero-plot"/>
+    <w:p>
+      <w:pPr>
+        <w:pStyle w:val="CaptionedFigure"/>
+      </w:pPr>
+      <w:r>
+        <w:drawing>
+          <wp:inline>
+            <wp:extent cx="3733800" cy="2489200"/>
+            <wp:effectExtent b="0" l="0" r="0" t="0"/>
+            <wp:docPr descr="График динамики по городам при неоднородных параметрах" title="" id="160" name="Picture"/>
+            <a:graphic>
+              <a:graphicData uri="http://schemas.openxmlformats.org/drawingml/2006/picture">
+                <pic:pic>
+                  <pic:nvPicPr>
+                    <pic:cNvPr descr="image/27.1heterogeneity_effect.png" id="161" name="Picture"/>
+                    <pic:cNvPicPr>
+                      <a:picLocks noChangeArrowheads="1" noChangeAspect="1"/>
+                    </pic:cNvPicPr>
+                  </pic:nvPicPr>
+                  <pic:blipFill>
+                    <a:blip r:embed="rId159"/>
+                    <a:stretch>
+                      <a:fillRect/>
+                    </a:stretch>
+                  </pic:blipFill>
+                  <pic:spPr bwMode="auto">
+                    <a:xfrm>
+                      <a:off x="0" y="0"/>
+                      <a:ext cx="3733800" cy="2489200"/>
+                    </a:xfrm>
+                    <a:prstGeom prst="rect">
+                      <a:avLst/>
+                    </a:prstGeom>
+                    <a:noFill/>
+                    <a:ln w="9525">
+                      <a:noFill/>
+                      <a:headEnd/>
+                      <a:tailEnd/>
+                    </a:ln>
+                  </pic:spPr>
+                </pic:pic>
+              </a:graphicData>
+            </a:graphic>
+          </wp:inline>
+        </w:drawing>
+      </w:r>
+    </w:p>
+    <w:p>
+      <w:pPr>
+        <w:pStyle w:val="ImageCaption"/>
+      </w:pPr>
+      <w:r>
+        <w:t xml:space="preserve">График динамики по городам при неоднородных параметрах</w:t>
+      </w:r>
+    </w:p>
+    <w:bookmarkEnd w:id="162"/>
+    <w:p>
+      <w:pPr>
+        <w:pStyle w:val="BodyText"/>
+      </w:pPr>
+      <w:r>
+        <w:t xml:space="preserve">Таблица динамики по времени представлена на</w:t>
+      </w:r>
+      <w:r>
+        <w:t xml:space="preserve"> </w:t>
+      </w:r>
+      <w:r>
+        <w:t xml:space="preserve">[рис. @fig-hetero-dynamics]</w:t>
+      </w:r>
+      <w:r>
+        <w:t xml:space="preserve">, а сводка пиков по городам — на</w:t>
+      </w:r>
+      <w:r>
+        <w:t xml:space="preserve"> </w:t>
+      </w:r>
+      <w:r>
+        <w:t xml:space="preserve">[рис. @fig-hetero-summary]</w:t>
+      </w:r>
+      <w:r>
+        <w:t xml:space="preserve">. По итоговым данным максимальные пики составили 1022, 1035 и 1037 человек соответственно, что подтверждает усиление эпидемии в более «заразных» городах.</w:t>
+      </w:r>
+    </w:p>
+    <w:bookmarkStart w:id="166" w:name="fig-hetero-dynamics"/>
+    <w:p>
+      <w:pPr>
+        <w:pStyle w:val="CaptionedFigure"/>
+      </w:pPr>
+      <w:r>
+        <w:drawing>
+          <wp:inline>
+            <wp:extent cx="3733800" cy="2489200"/>
+            <wp:effectExtent b="0" l="0" r="0" t="0"/>
+            <wp:docPr descr="CSV-файл полной динамики для гетерогенного случая" title="" id="164" name="Picture"/>
+            <a:graphic>
+              <a:graphicData uri="http://schemas.openxmlformats.org/drawingml/2006/picture">
+                <pic:pic>
+                  <pic:nvPicPr>
+                    <pic:cNvPr descr="image/27.2heterogeneity_dynamics.csv.png" id="165" name="Picture"/>
+                    <pic:cNvPicPr>
+                      <a:picLocks noChangeArrowheads="1" noChangeAspect="1"/>
+                    </pic:cNvPicPr>
+                  </pic:nvPicPr>
+                  <pic:blipFill>
+                    <a:blip r:embed="rId163"/>
+                    <a:stretch>
+                      <a:fillRect/>
+                    </a:stretch>
+                  </pic:blipFill>
+                  <pic:spPr bwMode="auto">
+                    <a:xfrm>
+                      <a:off x="0" y="0"/>
+                      <a:ext cx="3733800" cy="2489200"/>
+                    </a:xfrm>
+                    <a:prstGeom prst="rect">
+                      <a:avLst/>
+                    </a:prstGeom>
+                    <a:noFill/>
+                    <a:ln w="9525">
+                      <a:noFill/>
+                      <a:headEnd/>
+                      <a:tailEnd/>
+                    </a:ln>
+                  </pic:spPr>
+                </pic:pic>
+              </a:graphicData>
+            </a:graphic>
+          </wp:inline>
+        </w:drawing>
+      </w:r>
+    </w:p>
+    <w:p>
+      <w:pPr>
+        <w:pStyle w:val="ImageCaption"/>
+      </w:pPr>
+      <w:r>
+        <w:t xml:space="preserve">CSV-файл полной динамики для гетерогенного случая</w:t>
+      </w:r>
+    </w:p>
+    <w:bookmarkEnd w:id="166"/>
+    <w:bookmarkStart w:id="170" w:name="fig-hetero-summary"/>
+    <w:p>
+      <w:pPr>
+        <w:pStyle w:val="CaptionedFigure"/>
+      </w:pPr>
+      <w:r>
+        <w:drawing>
+          <wp:inline>
+            <wp:extent cx="3733800" cy="2489200"/>
+            <wp:effectExtent b="0" l="0" r="0" t="0"/>
+            <wp:docPr descr="Сводная таблица по гетерогенности городов" title="" id="168" name="Picture"/>
+            <a:graphic>
+              <a:graphicData uri="http://schemas.openxmlformats.org/drawingml/2006/picture">
+                <pic:pic>
+                  <pic:nvPicPr>
+                    <pic:cNvPr descr="image/27.3heterogeneity_summary.csv.png" id="169" name="Picture"/>
+                    <pic:cNvPicPr>
+                      <a:picLocks noChangeArrowheads="1" noChangeAspect="1"/>
+                    </pic:cNvPicPr>
+                  </pic:nvPicPr>
+                  <pic:blipFill>
+                    <a:blip r:embed="rId167"/>
+                    <a:stretch>
+                      <a:fillRect/>
+                    </a:stretch>
+                  </pic:blipFill>
+                  <pic:spPr bwMode="auto">
+                    <a:xfrm>
+                      <a:off x="0" y="0"/>
+                      <a:ext cx="3733800" cy="2489200"/>
+                    </a:xfrm>
+                    <a:prstGeom prst="rect">
+                      <a:avLst/>
+                    </a:prstGeom>
+                    <a:noFill/>
+                    <a:ln w="9525">
+                      <a:noFill/>
+                      <a:headEnd/>
+                      <a:tailEnd/>
+                    </a:ln>
+                  </pic:spPr>
+                </pic:pic>
+              </a:graphicData>
+            </a:graphic>
+          </wp:inline>
+        </w:drawing>
+      </w:r>
+    </w:p>
+    <w:p>
+      <w:pPr>
+        <w:pStyle w:val="ImageCaption"/>
+      </w:pPr>
+      <w:r>
+        <w:t xml:space="preserve">Сводная таблица по гетерогенности городов</w:t>
+      </w:r>
+    </w:p>
+    <w:bookmarkEnd w:id="170"/>
+    <w:p>
+      <w:pPr>
+        <w:pStyle w:val="BodyText"/>
+      </w:pPr>
+      <w:r>
+        <w:t xml:space="preserve">В таблице</w:t>
+      </w:r>
+      <w:r>
+        <w:t xml:space="preserve"> </w:t>
+      </w:r>
+      <w:r>
+        <w:rPr>
+          <w:rStyle w:val="VerbatimChar"/>
+        </w:rPr>
+        <w:t xml:space="preserve">heterogeneity_dynamics.csv</w:t>
+      </w:r>
+      <w:r>
+        <w:t xml:space="preserve"> </w:t>
+      </w:r>
+      <w:r>
+        <w:t xml:space="preserve">столбец</w:t>
+      </w:r>
+      <w:r>
+        <w:t xml:space="preserve"> </w:t>
+      </w:r>
+      <w:r>
+        <w:rPr>
+          <w:rStyle w:val="VerbatimChar"/>
+        </w:rPr>
+        <w:t xml:space="preserve">time</w:t>
+      </w:r>
+      <w:r>
+        <w:t xml:space="preserve"> </w:t>
+      </w:r>
+      <w:r>
+        <w:t xml:space="preserve">задаёт шаг моделирования, а столбцы</w:t>
+      </w:r>
+      <w:r>
+        <w:t xml:space="preserve"> </w:t>
+      </w:r>
+      <w:r>
+        <w:rPr>
+          <w:rStyle w:val="VerbatimChar"/>
+        </w:rPr>
+        <w:t xml:space="preserve">S_city*</w:t>
+      </w:r>
+      <w:r>
+        <w:t xml:space="preserve">,</w:t>
+      </w:r>
+      <w:r>
+        <w:t xml:space="preserve"> </w:t>
+      </w:r>
+      <w:r>
+        <w:rPr>
+          <w:rStyle w:val="VerbatimChar"/>
+        </w:rPr>
+        <w:t xml:space="preserve">I_city*</w:t>
+      </w:r>
+      <w:r>
+        <w:t xml:space="preserve">,</w:t>
+      </w:r>
+      <w:r>
+        <w:t xml:space="preserve"> </w:t>
+      </w:r>
+      <w:r>
+        <w:rPr>
+          <w:rStyle w:val="VerbatimChar"/>
+        </w:rPr>
+        <w:t xml:space="preserve">R_city*</w:t>
+      </w:r>
+      <w:r>
+        <w:t xml:space="preserve"> </w:t>
+      </w:r>
+      <w:r>
+        <w:t xml:space="preserve">показывают распределение агентов по классам в каждом из трёх городов. Таблица</w:t>
+      </w:r>
+      <w:r>
+        <w:t xml:space="preserve"> </w:t>
+      </w:r>
+      <w:r>
+        <w:rPr>
+          <w:rStyle w:val="VerbatimChar"/>
+        </w:rPr>
+        <w:t xml:space="preserve">heterogeneity_summary.csv</w:t>
+      </w:r>
+      <w:r>
+        <w:t xml:space="preserve"> </w:t>
+      </w:r>
+      <w:r>
+        <w:t xml:space="preserve">содержит номер города, значения</w:t>
+      </w:r>
+      <w:r>
+        <w:t xml:space="preserve"> </w:t>
+      </w:r>
+      <w:r>
+        <w:rPr>
+          <w:rStyle w:val="VerbatimChar"/>
+        </w:rPr>
+        <w:t xml:space="preserve">beta_und</w:t>
+      </w:r>
+      <w:r>
+        <w:t xml:space="preserve">,</w:t>
+      </w:r>
+      <w:r>
+        <w:t xml:space="preserve"> </w:t>
+      </w:r>
+      <w:r>
+        <w:rPr>
+          <w:rStyle w:val="VerbatimChar"/>
+        </w:rPr>
+        <w:t xml:space="preserve">beta_det</w:t>
+      </w:r>
+      <w:r>
+        <w:t xml:space="preserve"> </w:t>
+      </w:r>
+      <w:r>
+        <w:t xml:space="preserve">и максимальное число инфицированных.</w:t>
+      </w:r>
+    </w:p>
+    <w:p>
+      <w:pPr>
+        <w:pStyle w:val="BodyText"/>
+      </w:pPr>
+      <w:r>
+        <w:t xml:space="preserve">График</w:t>
+      </w:r>
+      <w:r>
+        <w:t xml:space="preserve"> </w:t>
+      </w:r>
+      <w:r>
+        <w:t xml:space="preserve">[рис. @fig-hetero-plot]</w:t>
+      </w:r>
+      <w:r>
+        <w:t xml:space="preserve"> </w:t>
+      </w:r>
+      <w:r>
+        <w:t xml:space="preserve">выглядит именно так, потому что увеличение</w:t>
+      </w:r>
+      <w:r>
+        <w:t xml:space="preserve"> </w:t>
+      </w:r>
+      <w:r>
+        <w:rPr>
+          <w:rStyle w:val="VerbatimChar"/>
+        </w:rPr>
+        <w:t xml:space="preserve">beta</w:t>
+      </w:r>
+      <w:r>
+        <w:t xml:space="preserve"> </w:t>
+      </w:r>
+      <w:r>
+        <w:t xml:space="preserve">ускоряет распространение инфекции в конкретном городе. Поэтому у города с наибольшей заразностью пик выше и достигается быстрее.</w:t>
+      </w:r>
+    </w:p>
+    <w:p>
+      <w:pPr>
+        <w:pStyle w:val="BodyText"/>
+      </w:pPr>
+      <w:r>
+        <w:t xml:space="preserve">Генерация literate-производных форматов для задания 3 иллюстрируется на</w:t>
+      </w:r>
+      <w:r>
+        <w:t xml:space="preserve"> </w:t>
+      </w:r>
+      <w:r>
+        <w:t xml:space="preserve">[рис. @fig-hetero-clean]</w:t>
+      </w:r>
+      <w:r>
+        <w:t xml:space="preserve">,</w:t>
+      </w:r>
+      <w:r>
+        <w:t xml:space="preserve"> </w:t>
+      </w:r>
+      <w:r>
+        <w:t xml:space="preserve">[рис. @fig-hetero-md]</w:t>
+      </w:r>
+      <w:r>
+        <w:t xml:space="preserve"> </w:t>
+      </w:r>
+      <w:r>
+        <w:t xml:space="preserve">и</w:t>
+      </w:r>
+      <w:r>
+        <w:t xml:space="preserve"> </w:t>
+      </w:r>
+      <w:r>
+        <w:t xml:space="preserve">[рис. @fig-hetero-ipynb]</w:t>
+      </w:r>
+      <w:r>
+        <w:t xml:space="preserve">.</w:t>
+      </w:r>
+    </w:p>
+    <w:bookmarkStart w:id="174" w:name="fig-hetero-clean"/>
+    <w:p>
+      <w:pPr>
+        <w:pStyle w:val="CaptionedFigure"/>
+      </w:pPr>
+      <w:r>
+        <w:drawing>
+          <wp:inline>
+            <wp:extent cx="3733800" cy="2489200"/>
+            <wp:effectExtent b="0" l="0" r="0" t="0"/>
+            <wp:docPr descr="Генерация clean-версии гетерогенного скрипта" title="" id="172" name="Picture"/>
+            <a:graphic>
+              <a:graphicData uri="http://schemas.openxmlformats.org/drawingml/2006/picture">
+                <pic:pic>
+                  <pic:nvPicPr>
+                    <pic:cNvPr descr="image/28sir_heterogeneity_effect_clean.jl.png" id="173" name="Picture"/>
+                    <pic:cNvPicPr>
+                      <a:picLocks noChangeArrowheads="1" noChangeAspect="1"/>
+                    </pic:cNvPicPr>
+                  </pic:nvPicPr>
+                  <pic:blipFill>
+                    <a:blip r:embed="rId171"/>
+                    <a:stretch>
+                      <a:fillRect/>
+                    </a:stretch>
+                  </pic:blipFill>
+                  <pic:spPr bwMode="auto">
+                    <a:xfrm>
+                      <a:off x="0" y="0"/>
+                      <a:ext cx="3733800" cy="2489200"/>
+                    </a:xfrm>
+                    <a:prstGeom prst="rect">
+                      <a:avLst/>
+                    </a:prstGeom>
+                    <a:noFill/>
+                    <a:ln w="9525">
+                      <a:noFill/>
+                      <a:headEnd/>
+                      <a:tailEnd/>
+                    </a:ln>
+                  </pic:spPr>
+                </pic:pic>
+              </a:graphicData>
+            </a:graphic>
+          </wp:inline>
+        </w:drawing>
+      </w:r>
+    </w:p>
+    <w:p>
+      <w:pPr>
+        <w:pStyle w:val="ImageCaption"/>
+      </w:pPr>
+      <w:r>
+        <w:t xml:space="preserve">Генерация clean-версии гетерогенного скрипта</w:t>
+      </w:r>
+    </w:p>
+    <w:bookmarkEnd w:id="174"/>
+    <w:bookmarkStart w:id="178" w:name="fig-hetero-md"/>
+    <w:p>
+      <w:pPr>
+        <w:pStyle w:val="CaptionedFigure"/>
+      </w:pPr>
+      <w:r>
+        <w:drawing>
+          <wp:inline>
+            <wp:extent cx="3733800" cy="2489200"/>
+            <wp:effectExtent b="0" l="0" r="0" t="0"/>
+            <wp:docPr descr="Literate-версия скрипта гетерогенности" title="" id="176" name="Picture"/>
+            <a:graphic>
+              <a:graphicData uri="http://schemas.openxmlformats.org/drawingml/2006/picture">
+                <pic:pic>
+                  <pic:nvPicPr>
+                    <pic:cNvPr descr="image/29sir_heterogeneity_effect_literate.png" id="177" name="Picture"/>
+                    <pic:cNvPicPr>
+                      <a:picLocks noChangeArrowheads="1" noChangeAspect="1"/>
+                    </pic:cNvPicPr>
+                  </pic:nvPicPr>
+                  <pic:blipFill>
+                    <a:blip r:embed="rId175"/>
+                    <a:stretch>
+                      <a:fillRect/>
+                    </a:stretch>
+                  </pic:blipFill>
+                  <pic:spPr bwMode="auto">
+                    <a:xfrm>
+                      <a:off x="0" y="0"/>
+                      <a:ext cx="3733800" cy="2489200"/>
+                    </a:xfrm>
+                    <a:prstGeom prst="rect">
+                      <a:avLst/>
+                    </a:prstGeom>
+                    <a:noFill/>
+                    <a:ln w="9525">
+                      <a:noFill/>
+                      <a:headEnd/>
+                      <a:tailEnd/>
+                    </a:ln>
+                  </pic:spPr>
+                </pic:pic>
+              </a:graphicData>
+            </a:graphic>
+          </wp:inline>
+        </w:drawing>
+      </w:r>
+    </w:p>
+    <w:p>
+      <w:pPr>
+        <w:pStyle w:val="ImageCaption"/>
+      </w:pPr>
+      <w:r>
+        <w:t xml:space="preserve">Literate-версия скрипта гетерогенности</w:t>
+      </w:r>
+    </w:p>
+    <w:bookmarkEnd w:id="178"/>
+    <w:bookmarkStart w:id="182" w:name="fig-hetero-ipynb"/>
+    <w:p>
+      <w:pPr>
+        <w:pStyle w:val="CaptionedFigure"/>
+      </w:pPr>
+      <w:r>
+        <w:drawing>
+          <wp:inline>
+            <wp:extent cx="3733800" cy="2489200"/>
+            <wp:effectExtent b="0" l="0" r="0" t="0"/>
+            <wp:docPr descr="Jupyter notebook для гетерогенного сценария" title="" id="180" name="Picture"/>
+            <a:graphic>
+              <a:graphicData uri="http://schemas.openxmlformats.org/drawingml/2006/picture">
+                <pic:pic>
+                  <pic:nvPicPr>
+                    <pic:cNvPr descr="image/30sir_heterogeneity_effect_literate.ipynb.png" id="181" name="Picture"/>
+                    <pic:cNvPicPr>
+                      <a:picLocks noChangeArrowheads="1" noChangeAspect="1"/>
+                    </pic:cNvPicPr>
+                  </pic:nvPicPr>
+                  <pic:blipFill>
+                    <a:blip r:embed="rId179"/>
+                    <a:stretch>
+                      <a:fillRect/>
+                    </a:stretch>
+                  </pic:blipFill>
+                  <pic:spPr bwMode="auto">
+                    <a:xfrm>
+                      <a:off x="0" y="0"/>
+                      <a:ext cx="3733800" cy="2489200"/>
+                    </a:xfrm>
+                    <a:prstGeom prst="rect">
+                      <a:avLst/>
+                    </a:prstGeom>
+                    <a:noFill/>
+                    <a:ln w="9525">
+                      <a:noFill/>
+                      <a:headEnd/>
+                      <a:tailEnd/>
+                    </a:ln>
+                  </pic:spPr>
+                </pic:pic>
+              </a:graphicData>
+            </a:graphic>
+          </wp:inline>
+        </w:drawing>
+      </w:r>
+    </w:p>
+    <w:p>
+      <w:pPr>
+        <w:pStyle w:val="ImageCaption"/>
+      </w:pPr>
+      <w:r>
+        <w:t xml:space="preserve">Jupyter notebook для гетерогенного сценария</w:t>
+      </w:r>
+    </w:p>
+    <w:bookmarkEnd w:id="182"/>
+    <w:bookmarkEnd w:id="183"/>
+    <w:bookmarkStart w:id="184" w:name="задание-4.-миграция"/>
+    <w:p>
+      <w:pPr>
+        <w:pStyle w:val="Heading2"/>
+      </w:pPr>
+      <w:r>
+        <w:t xml:space="preserve">Задание 4. Миграция</w:t>
+      </w:r>
+    </w:p>
+    <w:p>
+      <w:pPr>
+        <w:pStyle w:val="FirstParagraph"/>
+      </w:pPr>
+      <w:r>
+        <w:t xml:space="preserve">Пункт 4 опирается на эксперимент миграции, уже описанный в основном разделе. Его смысл заключается в нахождении интенсивности миграции, при которой эпидемия быстрее всего распространяется между городами.</w:t>
+      </w:r>
+    </w:p>
+    <w:p>
+      <w:pPr>
+        <w:pStyle w:val="BodyText"/>
+      </w:pPr>
+      <w:r>
+        <w:t xml:space="preserve">По данным</w:t>
+      </w:r>
+      <w:r>
+        <w:t xml:space="preserve"> </w:t>
+      </w:r>
+      <w:r>
+        <w:t xml:space="preserve">[рис. @fig-migration-csv]</w:t>
+      </w:r>
+      <w:r>
+        <w:t xml:space="preserve"> </w:t>
+      </w:r>
+      <w:r>
+        <w:t xml:space="preserve">формально минимальное среднее время до пика наблюдается при нулевой миграции, однако это локальная вспышка в одном городе. Если рассматривать именно межгородское распространение, то среди ненулевых значений минимальное среднее время до пика достигается при</w:t>
+      </w:r>
+      <w:r>
+        <w:t xml:space="preserve"> </w:t>
+      </w:r>
+      <w:r>
+        <w:rPr>
+          <w:rStyle w:val="VerbatimChar"/>
+        </w:rPr>
+        <w:t xml:space="preserve">migration_intensity = 0.2</w:t>
+      </w:r>
+      <w:r>
+        <w:t xml:space="preserve">. Следовательно, именно это значение можно считать оптимальным с точки зрения скорости переноса инфекции между городами.</w:t>
+      </w:r>
+    </w:p>
+    <w:bookmarkEnd w:id="184"/>
+    <w:bookmarkStart w:id="217" w:name="задание-5.-карантинные-меры"/>
+    <w:p>
+      <w:pPr>
+        <w:pStyle w:val="Heading2"/>
+      </w:pPr>
+      <w:r>
+        <w:t xml:space="preserve">Задание 5. Карантинные меры</w:t>
+      </w:r>
+    </w:p>
+    <w:p>
+      <w:pPr>
+        <w:pStyle w:val="FirstParagraph"/>
+      </w:pPr>
+      <w:r>
+        <w:t xml:space="preserve">Для анализа карантина была реализована отдельная модель, в которой миграция из города прекращается после превышения порога инфицированности. Скрипт запуска показан на</w:t>
+      </w:r>
+      <w:r>
+        <w:t xml:space="preserve"> </w:t>
+      </w:r>
+      <w:r>
+        <w:t xml:space="preserve">[рис. @fig-quarantine-script]</w:t>
+      </w:r>
+      <w:r>
+        <w:t xml:space="preserve">.</w:t>
+      </w:r>
+    </w:p>
+    <w:bookmarkStart w:id="188" w:name="fig-quarantine-script"/>
+    <w:p>
+      <w:pPr>
+        <w:pStyle w:val="CaptionedFigure"/>
+      </w:pPr>
+      <w:r>
+        <w:drawing>
+          <wp:inline>
+            <wp:extent cx="3733800" cy="2489200"/>
+            <wp:effectExtent b="0" l="0" r="0" t="0"/>
+            <wp:docPr descr="Запуск скрипта сценария с карантином" title="" id="186" name="Picture"/>
+            <a:graphic>
+              <a:graphicData uri="http://schemas.openxmlformats.org/drawingml/2006/picture">
+                <pic:pic>
+                  <pic:nvPicPr>
+                    <pic:cNvPr descr="image/31.0sir_quarantine_effect.png" id="187" name="Picture"/>
+                    <pic:cNvPicPr>
+                      <a:picLocks noChangeArrowheads="1" noChangeAspect="1"/>
+                    </pic:cNvPicPr>
+                  </pic:nvPicPr>
+                  <pic:blipFill>
+                    <a:blip r:embed="rId185"/>
+                    <a:stretch>
+                      <a:fillRect/>
+                    </a:stretch>
+                  </pic:blipFill>
+                  <pic:spPr bwMode="auto">
+                    <a:xfrm>
+                      <a:off x="0" y="0"/>
+                      <a:ext cx="3733800" cy="2489200"/>
+                    </a:xfrm>
+                    <a:prstGeom prst="rect">
+                      <a:avLst/>
+                    </a:prstGeom>
+                    <a:noFill/>
+                    <a:ln w="9525">
+                      <a:noFill/>
+                      <a:headEnd/>
+                      <a:tailEnd/>
+                    </a:ln>
+                  </pic:spPr>
+                </pic:pic>
+              </a:graphicData>
+            </a:graphic>
+          </wp:inline>
+        </w:drawing>
+      </w:r>
+    </w:p>
+    <w:p>
+      <w:pPr>
+        <w:pStyle w:val="ImageCaption"/>
+      </w:pPr>
+      <w:r>
+        <w:t xml:space="preserve">Запуск скрипта сценария с карантином</w:t>
+      </w:r>
+    </w:p>
+    <w:bookmarkEnd w:id="188"/>
+    <w:p>
+      <w:pPr>
+        <w:pStyle w:val="BodyText"/>
+      </w:pPr>
+      <w:r>
+        <w:t xml:space="preserve">Сравнительный график</w:t>
+      </w:r>
+      <w:r>
+        <w:t xml:space="preserve"> </w:t>
+      </w:r>
+      <w:r>
+        <w:t xml:space="preserve">[рис. @fig-quarantine-plot]</w:t>
+      </w:r>
+      <w:r>
+        <w:t xml:space="preserve"> </w:t>
+      </w:r>
+      <w:r>
+        <w:t xml:space="preserve">содержит три панели: число инфицированных, общую численность популяции и моменты закрытия городов. Он показывает, что в выбранной настройке карантин немного сдвигает пик вправо и снижает итоговое число умерших.</w:t>
+      </w:r>
+    </w:p>
+    <w:bookmarkStart w:id="192" w:name="fig-quarantine-plot"/>
+    <w:p>
+      <w:pPr>
+        <w:pStyle w:val="CaptionedFigure"/>
+      </w:pPr>
+      <w:r>
+        <w:drawing>
+          <wp:inline>
+            <wp:extent cx="3733800" cy="2489200"/>
+            <wp:effectExtent b="0" l="0" r="0" t="0"/>
+            <wp:docPr descr="Сравнение сценариев без карантина и с карантином" title="" id="190" name="Picture"/>
+            <a:graphic>
+              <a:graphicData uri="http://schemas.openxmlformats.org/drawingml/2006/picture">
+                <pic:pic>
+                  <pic:nvPicPr>
+                    <pic:cNvPr descr="image/31.1quarantine_effect.png" id="191" name="Picture"/>
+                    <pic:cNvPicPr>
+                      <a:picLocks noChangeArrowheads="1" noChangeAspect="1"/>
+                    </pic:cNvPicPr>
+                  </pic:nvPicPr>
+                  <pic:blipFill>
+                    <a:blip r:embed="rId189"/>
+                    <a:stretch>
+                      <a:fillRect/>
+                    </a:stretch>
+                  </pic:blipFill>
+                  <pic:spPr bwMode="auto">
+                    <a:xfrm>
+                      <a:off x="0" y="0"/>
+                      <a:ext cx="3733800" cy="2489200"/>
+                    </a:xfrm>
+                    <a:prstGeom prst="rect">
+                      <a:avLst/>
+                    </a:prstGeom>
+                    <a:noFill/>
+                    <a:ln w="9525">
+                      <a:noFill/>
+                      <a:headEnd/>
+                      <a:tailEnd/>
+                    </a:ln>
+                  </pic:spPr>
+                </pic:pic>
+              </a:graphicData>
+            </a:graphic>
+          </wp:inline>
+        </w:drawing>
+      </w:r>
+    </w:p>
+    <w:p>
+      <w:pPr>
+        <w:pStyle w:val="ImageCaption"/>
+      </w:pPr>
+      <w:r>
+        <w:t xml:space="preserve">Сравнение сценариев без карантина и с карантином</w:t>
+      </w:r>
+    </w:p>
+    <w:bookmarkEnd w:id="192"/>
+    <w:p>
+      <w:pPr>
+        <w:pStyle w:val="BodyText"/>
+      </w:pPr>
+      <w:r>
+        <w:t xml:space="preserve">Содержимое базового и карантинного CSV-файлов показано на</w:t>
+      </w:r>
+      <w:r>
+        <w:t xml:space="preserve"> </w:t>
+      </w:r>
+      <w:r>
+        <w:t xml:space="preserve">[рис. @fig-quarantine-base]</w:t>
+      </w:r>
+      <w:r>
+        <w:t xml:space="preserve"> </w:t>
+      </w:r>
+      <w:r>
+        <w:t xml:space="preserve">и</w:t>
+      </w:r>
+      <w:r>
+        <w:t xml:space="preserve"> </w:t>
+      </w:r>
+      <w:r>
+        <w:t xml:space="preserve">[рис. @fig-quarantine-enabled]</w:t>
+      </w:r>
+      <w:r>
+        <w:t xml:space="preserve">, а итоговая сводка — на</w:t>
+      </w:r>
+      <w:r>
+        <w:t xml:space="preserve"> </w:t>
+      </w:r>
+      <w:r>
+        <w:t xml:space="preserve">[рис. @fig-quarantine-summary]</w:t>
+      </w:r>
+      <w:r>
+        <w:t xml:space="preserve">. В рассматриваемом эксперименте число умерших уменьшилось с 555 до 546, а время достижения пика сдвинулось с 16 до 17 дней.</w:t>
+      </w:r>
+    </w:p>
+    <w:bookmarkStart w:id="196" w:name="fig-quarantine-base"/>
+    <w:p>
+      <w:pPr>
+        <w:pStyle w:val="CaptionedFigure"/>
+      </w:pPr>
+      <w:r>
+        <w:drawing>
+          <wp:inline>
+            <wp:extent cx="3733800" cy="2489200"/>
+            <wp:effectExtent b="0" l="0" r="0" t="0"/>
+            <wp:docPr descr="Базовый сценарий без карантина" title="" id="194" name="Picture"/>
+            <a:graphic>
+              <a:graphicData uri="http://schemas.openxmlformats.org/drawingml/2006/picture">
+                <pic:pic>
+                  <pic:nvPicPr>
+                    <pic:cNvPr descr="image/31.2quarantine_baseline.csv.png" id="195" name="Picture"/>
+                    <pic:cNvPicPr>
+                      <a:picLocks noChangeArrowheads="1" noChangeAspect="1"/>
+                    </pic:cNvPicPr>
+                  </pic:nvPicPr>
+                  <pic:blipFill>
+                    <a:blip r:embed="rId193"/>
+                    <a:stretch>
+                      <a:fillRect/>
+                    </a:stretch>
+                  </pic:blipFill>
+                  <pic:spPr bwMode="auto">
+                    <a:xfrm>
+                      <a:off x="0" y="0"/>
+                      <a:ext cx="3733800" cy="2489200"/>
+                    </a:xfrm>
+                    <a:prstGeom prst="rect">
+                      <a:avLst/>
+                    </a:prstGeom>
+                    <a:noFill/>
+                    <a:ln w="9525">
+                      <a:noFill/>
+                      <a:headEnd/>
+                      <a:tailEnd/>
+                    </a:ln>
+                  </pic:spPr>
+                </pic:pic>
+              </a:graphicData>
+            </a:graphic>
+          </wp:inline>
+        </w:drawing>
+      </w:r>
+    </w:p>
+    <w:p>
+      <w:pPr>
+        <w:pStyle w:val="ImageCaption"/>
+      </w:pPr>
+      <w:r>
+        <w:t xml:space="preserve">Базовый сценарий без карантина</w:t>
+      </w:r>
+    </w:p>
+    <w:bookmarkEnd w:id="196"/>
+    <w:bookmarkStart w:id="200" w:name="fig-quarantine-enabled"/>
+    <w:p>
+      <w:pPr>
+        <w:pStyle w:val="CaptionedFigure"/>
+      </w:pPr>
+      <w:r>
+        <w:drawing>
+          <wp:inline>
+            <wp:extent cx="3733800" cy="2489200"/>
+            <wp:effectExtent b="0" l="0" r="0" t="0"/>
+            <wp:docPr descr="Сценарий с включённым карантином" title="" id="198" name="Picture"/>
+            <a:graphic>
+              <a:graphicData uri="http://schemas.openxmlformats.org/drawingml/2006/picture">
+                <pic:pic>
+                  <pic:nvPicPr>
+                    <pic:cNvPr descr="image/31.3quarantine_enabled.csv.png" id="199" name="Picture"/>
+                    <pic:cNvPicPr>
+                      <a:picLocks noChangeArrowheads="1" noChangeAspect="1"/>
+                    </pic:cNvPicPr>
+                  </pic:nvPicPr>
+                  <pic:blipFill>
+                    <a:blip r:embed="rId197"/>
+                    <a:stretch>
+                      <a:fillRect/>
+                    </a:stretch>
+                  </pic:blipFill>
+                  <pic:spPr bwMode="auto">
+                    <a:xfrm>
+                      <a:off x="0" y="0"/>
+                      <a:ext cx="3733800" cy="2489200"/>
+                    </a:xfrm>
+                    <a:prstGeom prst="rect">
+                      <a:avLst/>
+                    </a:prstGeom>
+                    <a:noFill/>
+                    <a:ln w="9525">
+                      <a:noFill/>
+                      <a:headEnd/>
+                      <a:tailEnd/>
+                    </a:ln>
+                  </pic:spPr>
+                </pic:pic>
+              </a:graphicData>
+            </a:graphic>
+          </wp:inline>
+        </w:drawing>
+      </w:r>
+    </w:p>
+    <w:p>
+      <w:pPr>
+        <w:pStyle w:val="ImageCaption"/>
+      </w:pPr>
+      <w:r>
+        <w:t xml:space="preserve">Сценарий с включённым карантином</w:t>
+      </w:r>
+    </w:p>
+    <w:bookmarkEnd w:id="200"/>
+    <w:bookmarkStart w:id="204" w:name="fig-quarantine-summary"/>
+    <w:p>
+      <w:pPr>
+        <w:pStyle w:val="CaptionedFigure"/>
+      </w:pPr>
+      <w:r>
+        <w:drawing>
+          <wp:inline>
+            <wp:extent cx="3733800" cy="2489200"/>
+            <wp:effectExtent b="0" l="0" r="0" t="0"/>
+            <wp:docPr descr="Сводная таблица по карантинному сценарию" title="" id="202" name="Picture"/>
+            <a:graphic>
+              <a:graphicData uri="http://schemas.openxmlformats.org/drawingml/2006/picture">
+                <pic:pic>
+                  <pic:nvPicPr>
+                    <pic:cNvPr descr="image/31.4quarantine_summary.csv.png" id="203" name="Picture"/>
+                    <pic:cNvPicPr>
+                      <a:picLocks noChangeArrowheads="1" noChangeAspect="1"/>
+                    </pic:cNvPicPr>
+                  </pic:nvPicPr>
+                  <pic:blipFill>
+                    <a:blip r:embed="rId201"/>
+                    <a:stretch>
+                      <a:fillRect/>
+                    </a:stretch>
+                  </pic:blipFill>
+                  <pic:spPr bwMode="auto">
+                    <a:xfrm>
+                      <a:off x="0" y="0"/>
+                      <a:ext cx="3733800" cy="2489200"/>
+                    </a:xfrm>
+                    <a:prstGeom prst="rect">
+                      <a:avLst/>
+                    </a:prstGeom>
+                    <a:noFill/>
+                    <a:ln w="9525">
+                      <a:noFill/>
+                      <a:headEnd/>
+                      <a:tailEnd/>
+                    </a:ln>
+                  </pic:spPr>
+                </pic:pic>
+              </a:graphicData>
+            </a:graphic>
+          </wp:inline>
+        </w:drawing>
+      </w:r>
+    </w:p>
+    <w:p>
+      <w:pPr>
+        <w:pStyle w:val="ImageCaption"/>
+      </w:pPr>
+      <w:r>
+        <w:t xml:space="preserve">Сводная таблица по карантинному сценарию</w:t>
+      </w:r>
+    </w:p>
+    <w:bookmarkEnd w:id="204"/>
+    <w:p>
+      <w:pPr>
+        <w:pStyle w:val="BodyText"/>
+      </w:pPr>
+      <w:r>
+        <w:t xml:space="preserve">В</w:t>
+      </w:r>
+      <w:r>
+        <w:t xml:space="preserve"> </w:t>
+      </w:r>
+      <w:r>
+        <w:rPr>
+          <w:rStyle w:val="VerbatimChar"/>
+        </w:rPr>
+        <w:t xml:space="preserve">quarantine_baseline.csv</w:t>
+      </w:r>
+      <w:r>
+        <w:t xml:space="preserve"> </w:t>
+      </w:r>
+      <w:r>
+        <w:t xml:space="preserve">и</w:t>
+      </w:r>
+      <w:r>
+        <w:t xml:space="preserve"> </w:t>
+      </w:r>
+      <w:r>
+        <w:rPr>
+          <w:rStyle w:val="VerbatimChar"/>
+        </w:rPr>
+        <w:t xml:space="preserve">quarantine_enabled.csv</w:t>
+      </w:r>
+      <w:r>
+        <w:t xml:space="preserve"> </w:t>
+      </w:r>
+      <w:r>
+        <w:t xml:space="preserve">столбцы</w:t>
+      </w:r>
+      <w:r>
+        <w:t xml:space="preserve"> </w:t>
+      </w:r>
+      <w:r>
+        <w:rPr>
+          <w:rStyle w:val="VerbatimChar"/>
+        </w:rPr>
+        <w:t xml:space="preserve">susceptible</w:t>
+      </w:r>
+      <w:r>
+        <w:t xml:space="preserve">,</w:t>
+      </w:r>
+      <w:r>
+        <w:t xml:space="preserve"> </w:t>
+      </w:r>
+      <w:r>
+        <w:rPr>
+          <w:rStyle w:val="VerbatimChar"/>
+        </w:rPr>
+        <w:t xml:space="preserve">infected</w:t>
+      </w:r>
+      <w:r>
+        <w:t xml:space="preserve">,</w:t>
+      </w:r>
+      <w:r>
+        <w:t xml:space="preserve"> </w:t>
+      </w:r>
+      <w:r>
+        <w:rPr>
+          <w:rStyle w:val="VerbatimChar"/>
+        </w:rPr>
+        <w:t xml:space="preserve">recovered</w:t>
+      </w:r>
+      <w:r>
+        <w:t xml:space="preserve"> </w:t>
+      </w:r>
+      <w:r>
+        <w:t xml:space="preserve">и</w:t>
+      </w:r>
+      <w:r>
+        <w:t xml:space="preserve"> </w:t>
+      </w:r>
+      <w:r>
+        <w:rPr>
+          <w:rStyle w:val="VerbatimChar"/>
+        </w:rPr>
+        <w:t xml:space="preserve">total</w:t>
+      </w:r>
+      <w:r>
+        <w:t xml:space="preserve"> </w:t>
+      </w:r>
+      <w:r>
+        <w:t xml:space="preserve">описывают общую динамику по всей системе. Дополнительные столбцы</w:t>
+      </w:r>
+      <w:r>
+        <w:t xml:space="preserve"> </w:t>
+      </w:r>
+      <w:r>
+        <w:rPr>
+          <w:rStyle w:val="VerbatimChar"/>
+        </w:rPr>
+        <w:t xml:space="preserve">city1_closed</w:t>
+      </w:r>
+      <w:r>
+        <w:t xml:space="preserve">,</w:t>
+      </w:r>
+      <w:r>
+        <w:t xml:space="preserve"> </w:t>
+      </w:r>
+      <w:r>
+        <w:rPr>
+          <w:rStyle w:val="VerbatimChar"/>
+        </w:rPr>
+        <w:t xml:space="preserve">city2_closed</w:t>
+      </w:r>
+      <w:r>
+        <w:t xml:space="preserve">,</w:t>
+      </w:r>
+      <w:r>
+        <w:t xml:space="preserve"> </w:t>
+      </w:r>
+      <w:r>
+        <w:rPr>
+          <w:rStyle w:val="VerbatimChar"/>
+        </w:rPr>
+        <w:t xml:space="preserve">city3_closed</w:t>
+      </w:r>
+      <w:r>
+        <w:t xml:space="preserve"> </w:t>
+      </w:r>
+      <w:r>
+        <w:t xml:space="preserve">в карантинном сценарии показывают моменты закрытия городов. В</w:t>
+      </w:r>
+      <w:r>
+        <w:t xml:space="preserve"> </w:t>
+      </w:r>
+      <w:r>
+        <w:rPr>
+          <w:rStyle w:val="VerbatimChar"/>
+        </w:rPr>
+        <w:t xml:space="preserve">quarantine_summary.csv</w:t>
+      </w:r>
+      <w:r>
+        <w:t xml:space="preserve"> </w:t>
+      </w:r>
+      <w:r>
+        <w:t xml:space="preserve">собраны итоговые показатели: сценарий, пик заражения, время до пика и суммарное число умерших.</w:t>
+      </w:r>
+    </w:p>
+    <w:p>
+      <w:pPr>
+        <w:pStyle w:val="BodyText"/>
+      </w:pPr>
+      <w:r>
+        <w:t xml:space="preserve">Форма графика</w:t>
+      </w:r>
+      <w:r>
+        <w:t xml:space="preserve"> </w:t>
+      </w:r>
+      <w:r>
+        <w:t xml:space="preserve">[рис. @fig-quarantine-plot]</w:t>
+      </w:r>
+      <w:r>
+        <w:t xml:space="preserve"> </w:t>
+      </w:r>
+      <w:r>
+        <w:t xml:space="preserve">показывает, что карантин в этой настройке не устраняет внутреннее распространение инфекции в уже заражённом городе, но замедляет межгородской перенос. Поэтому пик сдвигается по времени и смертность немного уменьшается.</w:t>
+      </w:r>
+    </w:p>
+    <w:p>
+      <w:pPr>
+        <w:pStyle w:val="BodyText"/>
+      </w:pPr>
+      <w:r>
+        <w:t xml:space="preserve">Производные форматы карантинного скрипта представлены на</w:t>
+      </w:r>
+      <w:r>
+        <w:t xml:space="preserve"> </w:t>
+      </w:r>
+      <w:r>
+        <w:t xml:space="preserve">[рис. @fig-quarantine-clean]</w:t>
+      </w:r>
+      <w:r>
+        <w:t xml:space="preserve">,</w:t>
+      </w:r>
+      <w:r>
+        <w:t xml:space="preserve"> </w:t>
+      </w:r>
+      <w:r>
+        <w:t xml:space="preserve">[рис. @fig-quarantine-ipynb]</w:t>
+      </w:r>
+      <w:r>
+        <w:t xml:space="preserve"> </w:t>
+      </w:r>
+      <w:r>
+        <w:t xml:space="preserve">и</w:t>
+      </w:r>
+      <w:r>
+        <w:t xml:space="preserve"> </w:t>
+      </w:r>
+      <w:r>
+        <w:t xml:space="preserve">[рис. @fig-quarantine-md]</w:t>
+      </w:r>
+      <w:r>
+        <w:t xml:space="preserve">.</w:t>
+      </w:r>
+    </w:p>
+    <w:bookmarkStart w:id="208" w:name="fig-quarantine-clean"/>
+    <w:p>
+      <w:pPr>
+        <w:pStyle w:val="CaptionedFigure"/>
+      </w:pPr>
+      <w:r>
+        <w:drawing>
+          <wp:inline>
+            <wp:extent cx="3733800" cy="2489200"/>
+            <wp:effectExtent b="0" l="0" r="0" t="0"/>
+            <wp:docPr descr="Генерация clean-версии карантинного скрипта" title="" id="206" name="Picture"/>
+            <a:graphic>
+              <a:graphicData uri="http://schemas.openxmlformats.org/drawingml/2006/picture">
+                <pic:pic>
+                  <pic:nvPicPr>
+                    <pic:cNvPr descr="image/32sir_quarantine_effect_clean.png" id="207" name="Picture"/>
+                    <pic:cNvPicPr>
+                      <a:picLocks noChangeArrowheads="1" noChangeAspect="1"/>
+                    </pic:cNvPicPr>
+                  </pic:nvPicPr>
+                  <pic:blipFill>
+                    <a:blip r:embed="rId205"/>
+                    <a:stretch>
+                      <a:fillRect/>
+                    </a:stretch>
+                  </pic:blipFill>
+                  <pic:spPr bwMode="auto">
+                    <a:xfrm>
+                      <a:off x="0" y="0"/>
+                      <a:ext cx="3733800" cy="2489200"/>
+                    </a:xfrm>
+                    <a:prstGeom prst="rect">
+                      <a:avLst/>
+                    </a:prstGeom>
+                    <a:noFill/>
+                    <a:ln w="9525">
+                      <a:noFill/>
+                      <a:headEnd/>
+                      <a:tailEnd/>
+                    </a:ln>
+                  </pic:spPr>
+                </pic:pic>
+              </a:graphicData>
+            </a:graphic>
+          </wp:inline>
+        </w:drawing>
+      </w:r>
+    </w:p>
+    <w:p>
+      <w:pPr>
+        <w:pStyle w:val="ImageCaption"/>
+      </w:pPr>
+      <w:r>
+        <w:t xml:space="preserve">Генерация clean-версии карантинного скрипта</w:t>
+      </w:r>
+    </w:p>
+    <w:bookmarkEnd w:id="208"/>
+    <w:bookmarkStart w:id="212" w:name="fig-quarantine-ipynb"/>
+    <w:p>
+      <w:pPr>
+        <w:pStyle w:val="CaptionedFigure"/>
+      </w:pPr>
+      <w:r>
+        <w:drawing>
+          <wp:inline>
+            <wp:extent cx="3733800" cy="2489200"/>
+            <wp:effectExtent b="0" l="0" r="0" t="0"/>
+            <wp:docPr descr="Jupyter notebook карантинного сценария" title="" id="210" name="Picture"/>
+            <a:graphic>
+              <a:graphicData uri="http://schemas.openxmlformats.org/drawingml/2006/picture">
+                <pic:pic>
+                  <pic:nvPicPr>
+                    <pic:cNvPr descr="image/33sir_quarantine_effect_literate.ipynb.png" id="211" name="Picture"/>
+                    <pic:cNvPicPr>
+                      <a:picLocks noChangeArrowheads="1" noChangeAspect="1"/>
+                    </pic:cNvPicPr>
+                  </pic:nvPicPr>
+                  <pic:blipFill>
+                    <a:blip r:embed="rId209"/>
+                    <a:stretch>
+                      <a:fillRect/>
+                    </a:stretch>
+                  </pic:blipFill>
+                  <pic:spPr bwMode="auto">
+                    <a:xfrm>
+                      <a:off x="0" y="0"/>
+                      <a:ext cx="3733800" cy="2489200"/>
+                    </a:xfrm>
+                    <a:prstGeom prst="rect">
+                      <a:avLst/>
+                    </a:prstGeom>
+                    <a:noFill/>
+                    <a:ln w="9525">
+                      <a:noFill/>
+                      <a:headEnd/>
+                      <a:tailEnd/>
+                    </a:ln>
+                  </pic:spPr>
+                </pic:pic>
+              </a:graphicData>
+            </a:graphic>
+          </wp:inline>
+        </w:drawing>
+      </w:r>
+    </w:p>
+    <w:p>
+      <w:pPr>
+        <w:pStyle w:val="ImageCaption"/>
+      </w:pPr>
+      <w:r>
+        <w:t xml:space="preserve">Jupyter notebook карантинного сценария</w:t>
+      </w:r>
+    </w:p>
+    <w:bookmarkEnd w:id="212"/>
+    <w:bookmarkStart w:id="216" w:name="fig-quarantine-md"/>
+    <w:p>
+      <w:pPr>
+        <w:pStyle w:val="CaptionedFigure"/>
+      </w:pPr>
+      <w:r>
+        <w:drawing>
+          <wp:inline>
+            <wp:extent cx="3733800" cy="2489200"/>
+            <wp:effectExtent b="0" l="0" r="0" t="0"/>
+            <wp:docPr descr="Markdown-документация карантинного сценария" title="" id="214" name="Picture"/>
+            <a:graphic>
+              <a:graphicData uri="http://schemas.openxmlformats.org/drawingml/2006/picture">
+                <pic:pic>
+                  <pic:nvPicPr>
+                    <pic:cNvPr descr="image/34sir_quarantine_effect_literate.md.png" id="215" name="Picture"/>
+                    <pic:cNvPicPr>
+                      <a:picLocks noChangeArrowheads="1" noChangeAspect="1"/>
+                    </pic:cNvPicPr>
+                  </pic:nvPicPr>
+                  <pic:blipFill>
+                    <a:blip r:embed="rId213"/>
+                    <a:stretch>
+                      <a:fillRect/>
+                    </a:stretch>
+                  </pic:blipFill>
+                  <pic:spPr bwMode="auto">
+                    <a:xfrm>
+                      <a:off x="0" y="0"/>
+                      <a:ext cx="3733800" cy="2489200"/>
+                    </a:xfrm>
+                    <a:prstGeom prst="rect">
+                      <a:avLst/>
+                    </a:prstGeom>
+                    <a:noFill/>
+                    <a:ln w="9525">
+                      <a:noFill/>
+                      <a:headEnd/>
+                      <a:tailEnd/>
+                    </a:ln>
+                  </pic:spPr>
+                </pic:pic>
+              </a:graphicData>
+            </a:graphic>
+          </wp:inline>
+        </w:drawing>
+      </w:r>
+    </w:p>
+    <w:p>
+      <w:pPr>
+        <w:pStyle w:val="ImageCaption"/>
+      </w:pPr>
+      <w:r>
+        <w:t xml:space="preserve">Markdown-документация карантинного сценария</w:t>
+      </w:r>
+    </w:p>
+    <w:bookmarkEnd w:id="216"/>
+    <w:bookmarkEnd w:id="217"/>
+    <w:bookmarkStart w:id="238" w:name="Xa6f69d90b9621ef871f9d7f4b6ded881673099e"/>
+    <w:p>
+      <w:pPr>
+        <w:pStyle w:val="Heading2"/>
+      </w:pPr>
+      <w:r>
+        <w:t xml:space="preserve">Задание 6. Оптимизация с ограничением на пик</w:t>
+      </w:r>
+    </w:p>
+    <w:p>
+      <w:pPr>
+        <w:pStyle w:val="FirstParagraph"/>
+      </w:pPr>
+      <w:r>
+        <w:t xml:space="preserve">Для шестого задания был подготовлен отдельный скрипт</w:t>
+      </w:r>
+      <w:r>
+        <w:t xml:space="preserve"> </w:t>
+      </w:r>
+      <w:r>
+        <w:rPr>
+          <w:rStyle w:val="VerbatimChar"/>
+        </w:rPr>
+        <w:t xml:space="preserve">sir_optimize_with_constraint.jl</w:t>
+      </w:r>
+      <w:r>
+        <w:t xml:space="preserve">, минимизирующий смертность при условии</w:t>
+      </w:r>
+      <w:r>
+        <w:t xml:space="preserve"> </w:t>
+      </w:r>
+      <w:r>
+        <w:rPr>
+          <w:rStyle w:val="VerbatimChar"/>
+        </w:rPr>
+        <w:t xml:space="preserve">peak &lt;= 0.3</w:t>
+      </w:r>
+      <w:r>
+        <w:t xml:space="preserve"> </w:t>
+      </w:r>
+      <w:r>
+        <w:t xml:space="preserve">(</w:t>
+      </w:r>
+      <w:r>
+        <w:t xml:space="preserve">[рис. @fig-opt-constraint-script]</w:t>
+      </w:r>
+      <w:r>
+        <w:t xml:space="preserve">).</w:t>
+      </w:r>
+    </w:p>
+    <w:bookmarkStart w:id="221" w:name="fig-opt-constraint-script"/>
+    <w:p>
+      <w:pPr>
+        <w:pStyle w:val="CaptionedFigure"/>
+      </w:pPr>
+      <w:r>
+        <w:drawing>
+          <wp:inline>
+            <wp:extent cx="3733800" cy="2489200"/>
+            <wp:effectExtent b="0" l="0" r="0" t="0"/>
+            <wp:docPr descr="Запуск ограниченной оптимизации" title="" id="219" name="Picture"/>
+            <a:graphic>
+              <a:graphicData uri="http://schemas.openxmlformats.org/drawingml/2006/picture">
+                <pic:pic>
+                  <pic:nvPicPr>
+                    <pic:cNvPr descr="image/35sir_optimize_with_constraint.png" id="220" name="Picture"/>
+                    <pic:cNvPicPr>
+                      <a:picLocks noChangeArrowheads="1" noChangeAspect="1"/>
+                    </pic:cNvPicPr>
+                  </pic:nvPicPr>
+                  <pic:blipFill>
+                    <a:blip r:embed="rId218"/>
+                    <a:stretch>
+                      <a:fillRect/>
+                    </a:stretch>
+                  </pic:blipFill>
+                  <pic:spPr bwMode="auto">
+                    <a:xfrm>
+                      <a:off x="0" y="0"/>
+                      <a:ext cx="3733800" cy="2489200"/>
+                    </a:xfrm>
+                    <a:prstGeom prst="rect">
+                      <a:avLst/>
+                    </a:prstGeom>
+                    <a:noFill/>
+                    <a:ln w="9525">
+                      <a:noFill/>
+                      <a:headEnd/>
+                      <a:tailEnd/>
+                    </a:ln>
+                  </pic:spPr>
+                </pic:pic>
+              </a:graphicData>
+            </a:graphic>
+          </wp:inline>
+        </w:drawing>
+      </w:r>
+    </w:p>
+    <w:p>
+      <w:pPr>
+        <w:pStyle w:val="ImageCaption"/>
+      </w:pPr>
+      <w:r>
+        <w:t xml:space="preserve">Запуск ограниченной оптимизации</w:t>
+      </w:r>
+    </w:p>
+    <w:bookmarkEnd w:id="221"/>
+    <w:p>
+      <w:pPr>
+        <w:pStyle w:val="BodyText"/>
+      </w:pPr>
+      <w:r>
+        <w:t xml:space="preserve">Результаты генерации clean-версии, Markdown-документации и notebook для ограниченной оптимизации показаны на</w:t>
+      </w:r>
+      <w:r>
+        <w:t xml:space="preserve"> </w:t>
+      </w:r>
+      <w:r>
+        <w:t xml:space="preserve">[рис. @fig-opt-constraint-clean]</w:t>
+      </w:r>
+      <w:r>
+        <w:t xml:space="preserve">,</w:t>
+      </w:r>
+      <w:r>
+        <w:t xml:space="preserve"> </w:t>
+      </w:r>
+      <w:r>
+        <w:t xml:space="preserve">[рис. @fig-opt-constraint-md]</w:t>
+      </w:r>
+      <w:r>
+        <w:t xml:space="preserve"> </w:t>
+      </w:r>
+      <w:r>
+        <w:t xml:space="preserve">и</w:t>
+      </w:r>
+      <w:r>
+        <w:t xml:space="preserve"> </w:t>
+      </w:r>
+      <w:r>
+        <w:t xml:space="preserve">[рис. @fig-opt-constraint-ipynb]</w:t>
+      </w:r>
+      <w:r>
+        <w:t xml:space="preserve">.</w:t>
+      </w:r>
+    </w:p>
+    <w:bookmarkStart w:id="225" w:name="fig-opt-constraint-clean"/>
+    <w:p>
+      <w:pPr>
+        <w:pStyle w:val="CaptionedFigure"/>
+      </w:pPr>
+      <w:r>
+        <w:drawing>
+          <wp:inline>
+            <wp:extent cx="3733800" cy="2489200"/>
+            <wp:effectExtent b="0" l="0" r="0" t="0"/>
+            <wp:docPr descr="Генерация clean-версии ограниченной оптимизации" title="" id="223" name="Picture"/>
+            <a:graphic>
+              <a:graphicData uri="http://schemas.openxmlformats.org/drawingml/2006/picture">
+                <pic:pic>
+                  <pic:nvPicPr>
+                    <pic:cNvPr descr="image/36sir_optimize_with_constraint_clean.png" id="224" name="Picture"/>
+                    <pic:cNvPicPr>
+                      <a:picLocks noChangeArrowheads="1" noChangeAspect="1"/>
+                    </pic:cNvPicPr>
+                  </pic:nvPicPr>
+                  <pic:blipFill>
+                    <a:blip r:embed="rId222"/>
+                    <a:stretch>
+                      <a:fillRect/>
+                    </a:stretch>
+                  </pic:blipFill>
+                  <pic:spPr bwMode="auto">
+                    <a:xfrm>
+                      <a:off x="0" y="0"/>
+                      <a:ext cx="3733800" cy="2489200"/>
+                    </a:xfrm>
+                    <a:prstGeom prst="rect">
+                      <a:avLst/>
+                    </a:prstGeom>
+                    <a:noFill/>
+                    <a:ln w="9525">
+                      <a:noFill/>
+                      <a:headEnd/>
+                      <a:tailEnd/>
+                    </a:ln>
+                  </pic:spPr>
+                </pic:pic>
+              </a:graphicData>
+            </a:graphic>
+          </wp:inline>
+        </w:drawing>
+      </w:r>
+    </w:p>
+    <w:p>
+      <w:pPr>
+        <w:pStyle w:val="ImageCaption"/>
+      </w:pPr>
+      <w:r>
+        <w:t xml:space="preserve">Генерация clean-версии ограниченной оптимизации</w:t>
+      </w:r>
+    </w:p>
+    <w:bookmarkEnd w:id="225"/>
+    <w:bookmarkStart w:id="229" w:name="fig-opt-constraint-md"/>
+    <w:p>
+      <w:pPr>
+        <w:pStyle w:val="CaptionedFigure"/>
+      </w:pPr>
+      <w:r>
+        <w:drawing>
+          <wp:inline>
+            <wp:extent cx="3733800" cy="2489200"/>
+            <wp:effectExtent b="0" l="0" r="0" t="0"/>
+            <wp:docPr descr="Markdown-документация ограниченной оптимизации" title="" id="227" name="Picture"/>
+            <a:graphic>
+              <a:graphicData uri="http://schemas.openxmlformats.org/drawingml/2006/picture">
+                <pic:pic>
+                  <pic:nvPicPr>
+                    <pic:cNvPr descr="image/37sir_optimize_with_constraint_literate.md.png" id="228" name="Picture"/>
+                    <pic:cNvPicPr>
+                      <a:picLocks noChangeArrowheads="1" noChangeAspect="1"/>
+                    </pic:cNvPicPr>
+                  </pic:nvPicPr>
+                  <pic:blipFill>
+                    <a:blip r:embed="rId226"/>
+                    <a:stretch>
+                      <a:fillRect/>
+                    </a:stretch>
+                  </pic:blipFill>
+                  <pic:spPr bwMode="auto">
+                    <a:xfrm>
+                      <a:off x="0" y="0"/>
+                      <a:ext cx="3733800" cy="2489200"/>
+                    </a:xfrm>
+                    <a:prstGeom prst="rect">
+                      <a:avLst/>
+                    </a:prstGeom>
+                    <a:noFill/>
+                    <a:ln w="9525">
+                      <a:noFill/>
+                      <a:headEnd/>
+                      <a:tailEnd/>
+                    </a:ln>
+                  </pic:spPr>
+                </pic:pic>
+              </a:graphicData>
+            </a:graphic>
+          </wp:inline>
+        </w:drawing>
+      </w:r>
+    </w:p>
+    <w:p>
+      <w:pPr>
+        <w:pStyle w:val="ImageCaption"/>
+      </w:pPr>
+      <w:r>
+        <w:t xml:space="preserve">Markdown-документация ограниченной оптимизации</w:t>
+      </w:r>
+    </w:p>
+    <w:bookmarkEnd w:id="229"/>
+    <w:bookmarkStart w:id="233" w:name="fig-opt-constraint-ipynb"/>
+    <w:p>
+      <w:pPr>
+        <w:pStyle w:val="CaptionedFigure"/>
+      </w:pPr>
+      <w:r>
+        <w:drawing>
+          <wp:inline>
+            <wp:extent cx="3733800" cy="2489200"/>
+            <wp:effectExtent b="0" l="0" r="0" t="0"/>
+            <wp:docPr descr="Jupyter notebook ограниченной оптимизации" title="" id="231" name="Picture"/>
+            <a:graphic>
+              <a:graphicData uri="http://schemas.openxmlformats.org/drawingml/2006/picture">
+                <pic:pic>
+                  <pic:nvPicPr>
+                    <pic:cNvPr descr="image/38.0sir_optimize_with_constraint_literate.ipynb.png" id="232" name="Picture"/>
+                    <pic:cNvPicPr>
+                      <a:picLocks noChangeArrowheads="1" noChangeAspect="1"/>
+                    </pic:cNvPicPr>
+                  </pic:nvPicPr>
+                  <pic:blipFill>
+                    <a:blip r:embed="rId230"/>
+                    <a:stretch>
+                      <a:fillRect/>
+                    </a:stretch>
+                  </pic:blipFill>
+                  <pic:spPr bwMode="auto">
+                    <a:xfrm>
+                      <a:off x="0" y="0"/>
+                      <a:ext cx="3733800" cy="2489200"/>
+                    </a:xfrm>
+                    <a:prstGeom prst="rect">
+                      <a:avLst/>
+                    </a:prstGeom>
+                    <a:noFill/>
+                    <a:ln w="9525">
+                      <a:noFill/>
+                      <a:headEnd/>
+                      <a:tailEnd/>
+                    </a:ln>
+                  </pic:spPr>
+                </pic:pic>
+              </a:graphicData>
+            </a:graphic>
+          </wp:inline>
+        </w:drawing>
+      </w:r>
+    </w:p>
+    <w:p>
+      <w:pPr>
+        <w:pStyle w:val="ImageCaption"/>
+      </w:pPr>
+      <w:r>
+        <w:t xml:space="preserve">Jupyter notebook ограниченной оптимизации</w:t>
+      </w:r>
+    </w:p>
+    <w:bookmarkEnd w:id="233"/>
+    <w:p>
+      <w:pPr>
+        <w:pStyle w:val="BodyText"/>
+      </w:pPr>
+      <w:r>
+        <w:t xml:space="preserve">Итоговая таблица параметров представлена на</w:t>
+      </w:r>
+      <w:r>
+        <w:t xml:space="preserve"> </w:t>
+      </w:r>
+      <w:r>
+        <w:t xml:space="preserve">[рис. @fig-opt-constraint-csv]</w:t>
+      </w:r>
+      <w:r>
+        <w:t xml:space="preserve">. Найденное решение имеет</w:t>
+      </w:r>
+      <w:r>
+        <w:t xml:space="preserve"> </w:t>
+      </w:r>
+      <w:r>
+        <w:rPr>
+          <w:rStyle w:val="VerbatimChar"/>
+        </w:rPr>
+        <w:t xml:space="preserve">beta_und ≈ 0.463</w:t>
+      </w:r>
+      <w:r>
+        <w:t xml:space="preserve">,</w:t>
+      </w:r>
+      <w:r>
+        <w:t xml:space="preserve"> </w:t>
+      </w:r>
+      <w:r>
+        <w:rPr>
+          <w:rStyle w:val="VerbatimChar"/>
+        </w:rPr>
+        <w:t xml:space="preserve">detection_time = 3</w:t>
+      </w:r>
+      <w:r>
+        <w:t xml:space="preserve">,</w:t>
+      </w:r>
+      <w:r>
+        <w:t xml:space="preserve"> </w:t>
+      </w:r>
+      <w:r>
+        <w:rPr>
+          <w:rStyle w:val="VerbatimChar"/>
+        </w:rPr>
+        <w:t xml:space="preserve">death_rate ≈ 0.0657</w:t>
+      </w:r>
+      <w:r>
+        <w:t xml:space="preserve">, при этом</w:t>
+      </w:r>
+      <w:r>
+        <w:t xml:space="preserve"> </w:t>
+      </w:r>
+      <w:r>
+        <w:rPr>
+          <w:rStyle w:val="VerbatimChar"/>
+        </w:rPr>
+        <w:t xml:space="preserve">peak_infected ≈ 0.2003</w:t>
+      </w:r>
+      <w:r>
+        <w:t xml:space="preserve">,</w:t>
+      </w:r>
+      <w:r>
+        <w:t xml:space="preserve"> </w:t>
+      </w:r>
+      <w:r>
+        <w:rPr>
+          <w:rStyle w:val="VerbatimChar"/>
+        </w:rPr>
+        <w:t xml:space="preserve">death_fraction = 0.0524</w:t>
+      </w:r>
+      <w:r>
+        <w:t xml:space="preserve">, а ограничение на пик удовлетворено (</w:t>
+      </w:r>
+      <w:r>
+        <w:rPr>
+          <w:rStyle w:val="VerbatimChar"/>
+        </w:rPr>
+        <w:t xml:space="preserve">true</w:t>
+      </w:r>
+      <w:r>
+        <w:t xml:space="preserve">).</w:t>
+      </w:r>
+    </w:p>
+    <w:bookmarkStart w:id="237" w:name="fig-opt-constraint-csv"/>
+    <w:p>
+      <w:pPr>
+        <w:pStyle w:val="CaptionedFigure"/>
+      </w:pPr>
+      <w:r>
+        <w:drawing>
+          <wp:inline>
+            <wp:extent cx="3733800" cy="2489200"/>
+            <wp:effectExtent b="0" l="0" r="0" t="0"/>
+            <wp:docPr descr="CSV-файл с результатами оптимизации при ограничении на пик" title="" id="235" name="Picture"/>
+            <a:graphic>
+              <a:graphicData uri="http://schemas.openxmlformats.org/drawingml/2006/picture">
+                <pic:pic>
+                  <pic:nvPicPr>
+                    <pic:cNvPr descr="image/38.1optimization_with_constraint.csv.png" id="236" name="Picture"/>
+                    <pic:cNvPicPr>
+                      <a:picLocks noChangeArrowheads="1" noChangeAspect="1"/>
+                    </pic:cNvPicPr>
+                  </pic:nvPicPr>
+                  <pic:blipFill>
+                    <a:blip r:embed="rId234"/>
+                    <a:stretch>
+                      <a:fillRect/>
+                    </a:stretch>
+                  </pic:blipFill>
+                  <pic:spPr bwMode="auto">
+                    <a:xfrm>
+                      <a:off x="0" y="0"/>
+                      <a:ext cx="3733800" cy="2489200"/>
+                    </a:xfrm>
+                    <a:prstGeom prst="rect">
+                      <a:avLst/>
+                    </a:prstGeom>
+                    <a:noFill/>
+                    <a:ln w="9525">
+                      <a:noFill/>
+                      <a:headEnd/>
+                      <a:tailEnd/>
+                    </a:ln>
+                  </pic:spPr>
+                </pic:pic>
+              </a:graphicData>
+            </a:graphic>
+          </wp:inline>
+        </w:drawing>
+      </w:r>
+    </w:p>
+    <w:p>
+      <w:pPr>
+        <w:pStyle w:val="ImageCaption"/>
+      </w:pPr>
+      <w:r>
+        <w:t xml:space="preserve">CSV-файл с результатами оптимизации при ограничении на пик</w:t>
+      </w:r>
+    </w:p>
+    <w:bookmarkEnd w:id="237"/>
+    <w:p>
+      <w:pPr>
+        <w:pStyle w:val="BodyText"/>
+      </w:pPr>
+      <w:r>
+        <w:t xml:space="preserve">Столбцы</w:t>
+      </w:r>
+      <w:r>
+        <w:t xml:space="preserve"> </w:t>
+      </w:r>
+      <w:r>
+        <w:rPr>
+          <w:rStyle w:val="VerbatimChar"/>
+        </w:rPr>
+        <w:t xml:space="preserve">optimization_with_constraint.csv</w:t>
+      </w:r>
+      <w:r>
+        <w:t xml:space="preserve"> </w:t>
+      </w:r>
+      <w:r>
+        <w:t xml:space="preserve">означают:</w:t>
+      </w:r>
+    </w:p>
+    <w:p>
+      <w:pPr>
+        <w:pStyle w:val="Compact"/>
+        <w:numPr>
+          <w:ilvl w:val="0"/>
+          <w:numId w:val="1010"/>
+        </w:numPr>
+      </w:pPr>
+      <w:r>
+        <w:rPr>
+          <w:rStyle w:val="VerbatimChar"/>
+        </w:rPr>
+        <w:t xml:space="preserve">beta_und</w:t>
+      </w:r>
+      <w:r>
+        <w:t xml:space="preserve"> </w:t>
+      </w:r>
+      <w:r>
+        <w:t xml:space="preserve">— найденная базовая заразность;</w:t>
+      </w:r>
+    </w:p>
+    <w:p>
+      <w:pPr>
+        <w:pStyle w:val="Compact"/>
+        <w:numPr>
+          <w:ilvl w:val="0"/>
+          <w:numId w:val="1010"/>
+        </w:numPr>
+      </w:pPr>
+      <w:r>
+        <w:rPr>
+          <w:rStyle w:val="VerbatimChar"/>
+        </w:rPr>
+        <w:t xml:space="preserve">detection_time</w:t>
+      </w:r>
+      <w:r>
+        <w:t xml:space="preserve"> </w:t>
+      </w:r>
+      <w:r>
+        <w:t xml:space="preserve">— найденное время выявления;</w:t>
+      </w:r>
+    </w:p>
+    <w:p>
+      <w:pPr>
+        <w:pStyle w:val="Compact"/>
+        <w:numPr>
+          <w:ilvl w:val="0"/>
+          <w:numId w:val="1010"/>
+        </w:numPr>
+      </w:pPr>
+      <w:r>
+        <w:rPr>
+          <w:rStyle w:val="VerbatimChar"/>
+        </w:rPr>
+        <w:t xml:space="preserve">death_rate</w:t>
+      </w:r>
+      <w:r>
+        <w:t xml:space="preserve"> </w:t>
+      </w:r>
+      <w:r>
+        <w:t xml:space="preserve">— коэффициент смертности;</w:t>
+      </w:r>
+    </w:p>
+    <w:p>
+      <w:pPr>
+        <w:pStyle w:val="Compact"/>
+        <w:numPr>
+          <w:ilvl w:val="0"/>
+          <w:numId w:val="1010"/>
+        </w:numPr>
+      </w:pPr>
+      <w:r>
+        <w:rPr>
+          <w:rStyle w:val="VerbatimChar"/>
+        </w:rPr>
+        <w:t xml:space="preserve">objective</w:t>
+      </w:r>
+      <w:r>
+        <w:t xml:space="preserve"> </w:t>
+      </w:r>
+      <w:r>
+        <w:t xml:space="preserve">— значение целевой функции;</w:t>
+      </w:r>
+    </w:p>
+    <w:p>
+      <w:pPr>
+        <w:pStyle w:val="Compact"/>
+        <w:numPr>
+          <w:ilvl w:val="0"/>
+          <w:numId w:val="1010"/>
+        </w:numPr>
+      </w:pPr>
+      <w:r>
+        <w:rPr>
+          <w:rStyle w:val="VerbatimChar"/>
+        </w:rPr>
+        <w:t xml:space="preserve">peak_infected</w:t>
+      </w:r>
+      <w:r>
+        <w:t xml:space="preserve"> </w:t>
+      </w:r>
+      <w:r>
+        <w:t xml:space="preserve">— средний пик инфицированных;</w:t>
+      </w:r>
+    </w:p>
+    <w:p>
+      <w:pPr>
+        <w:pStyle w:val="Compact"/>
+        <w:numPr>
+          <w:ilvl w:val="0"/>
+          <w:numId w:val="1010"/>
+        </w:numPr>
+      </w:pPr>
+      <w:r>
+        <w:rPr>
+          <w:rStyle w:val="VerbatimChar"/>
+        </w:rPr>
+        <w:t xml:space="preserve">death_fraction</w:t>
+      </w:r>
+      <w:r>
+        <w:t xml:space="preserve"> </w:t>
+      </w:r>
+      <w:r>
+        <w:t xml:space="preserve">— средняя доля умерших;</w:t>
+      </w:r>
+    </w:p>
+    <w:p>
+      <w:pPr>
+        <w:pStyle w:val="Compact"/>
+        <w:numPr>
+          <w:ilvl w:val="0"/>
+          <w:numId w:val="1010"/>
+        </w:numPr>
+      </w:pPr>
+      <w:r>
+        <w:rPr>
+          <w:rStyle w:val="VerbatimChar"/>
+        </w:rPr>
+        <w:t xml:space="preserve">satisfies_constraint</w:t>
+      </w:r>
+      <w:r>
+        <w:t xml:space="preserve"> </w:t>
+      </w:r>
+      <w:r>
+        <w:t xml:space="preserve">— выполнено ли ограничение</w:t>
+      </w:r>
+      <w:r>
+        <w:t xml:space="preserve"> </w:t>
+      </w:r>
+      <w:r>
+        <w:rPr>
+          <w:rStyle w:val="VerbatimChar"/>
+        </w:rPr>
+        <w:t xml:space="preserve">peak &lt;= 0.3</w:t>
+      </w:r>
+      <w:r>
+        <w:t xml:space="preserve">.</w:t>
+      </w:r>
+    </w:p>
+    <w:p>
+      <w:pPr>
+        <w:pStyle w:val="FirstParagraph"/>
+      </w:pPr>
+      <w:r>
+        <w:t xml:space="preserve">Полученный результат объясняется тем, что целевая функция штрафует все решения с пиком выше 30%. Поэтому оптимизатор выбирает область параметров, где выявление происходит рано, а пик удаётся удержать ниже заданного порога.</w:t>
+      </w:r>
+    </w:p>
+    <w:p>
+      <w:pPr>
+        <w:pStyle w:val="BodyText"/>
+      </w:pPr>
+      <w:r>
+        <w:t xml:space="preserve">Таким образом, задача с ограничением была решена корректно: модель нашла параметры, при которых пик остаётся ниже 30%, а смертность минимизируется в рамках выбранного алгоритма поиска.</w:t>
+      </w:r>
+    </w:p>
+    <w:bookmarkEnd w:id="238"/>
+    <w:bookmarkEnd w:id="239"/>
+    <w:bookmarkStart w:id="240" w:name="выводы"/>
+    <w:p>
+      <w:pPr>
+        <w:pStyle w:val="Heading1"/>
+      </w:pPr>
+      <w:r>
+        <w:t xml:space="preserve">Выводы</w:t>
+      </w:r>
+    </w:p>
+    <w:p>
+      <w:pPr>
+        <w:pStyle w:val="FirstParagraph"/>
+      </w:pPr>
+      <w:r>
+        <w:t xml:space="preserve">В ходе лабораторной работы была реализована агентная версия эпидемиологической модели SIR на языке Julia с использованием Agents.jl и DrWatson. Были выполнены основные вычислительные эксперименты: базовый запуск, исследование коэффициента заразности, анализ миграции, оптимизация параметров и сводная визуализация.</w:t>
+      </w:r>
+    </w:p>
+    <w:p>
+      <w:pPr>
+        <w:pStyle w:val="BodyText"/>
+      </w:pPr>
+      <w:r>
+        <w:t xml:space="preserve">Дополнительные задания позволили расширить исследование модели. Был вычислен и интерпретирован базовый показатель</w:t>
+      </w:r>
+      <w:r>
+        <w:t xml:space="preserve"> </w:t>
+      </w:r>
+      <w:r>
+        <w:rPr>
+          <w:rStyle w:val="VerbatimChar"/>
+        </w:rPr>
+        <w:t xml:space="preserve">R_0</w:t>
+      </w:r>
+      <w:r>
+        <w:t xml:space="preserve">, найден практический порог возникновения эпидемии, исследован эффект неоднородности параметров по городам, оценено влияние миграции, реализован карантинный сценарий и выполнена оптимизация с ограничением на пик заболеваемости. Все основные скрипты были представлены также в literate-формате, а из них были сгенерированы производные</w:t>
+      </w:r>
+      <w:r>
+        <w:t xml:space="preserve"> </w:t>
+      </w:r>
+      <w:r>
+        <w:rPr>
+          <w:rStyle w:val="VerbatimChar"/>
+        </w:rPr>
+        <w:t xml:space="preserve">.jl</w:t>
+      </w:r>
+      <w:r>
+        <w:t xml:space="preserve">,</w:t>
+      </w:r>
+      <w:r>
+        <w:t xml:space="preserve"> </w:t>
+      </w:r>
+      <w:r>
+        <w:rPr>
+          <w:rStyle w:val="VerbatimChar"/>
+        </w:rPr>
+        <w:t xml:space="preserve">.ipynb</w:t>
+      </w:r>
+      <w:r>
+        <w:t xml:space="preserve"> </w:t>
+      </w:r>
+      <w:r>
+        <w:t xml:space="preserve">и</w:t>
+      </w:r>
+      <w:r>
+        <w:t xml:space="preserve"> </w:t>
+      </w:r>
+      <w:r>
+        <w:rPr>
+          <w:rStyle w:val="VerbatimChar"/>
+        </w:rPr>
+        <w:t xml:space="preserve">.md</w:t>
+      </w:r>
+      <w:r>
+        <w:t xml:space="preserve">-версии.</w:t>
+      </w:r>
+    </w:p>
+    <w:bookmarkEnd w:id="240"/>
+    <w:bookmarkStart w:id="242" w:name="список-литературы"/>
+    <w:p>
+      <w:pPr>
+        <w:pStyle w:val="Heading1"/>
+      </w:pPr>
+      <w:r>
+        <w:t xml:space="preserve">Список литературы</w:t>
+      </w:r>
+    </w:p>
+    <w:bookmarkStart w:id="241" w:name="refs"/>
+    <w:bookmarkEnd w:id="241"/>
+    <w:bookmarkEnd w:id="242"/>
     <w:sectPr>
       <w:footnotePr>
         <w:numRestart w:val="eachSect"/>
@@ -809,6 +7988,91 @@
       </w:pPr>
     </w:lvl>
   </w:abstractNum>
+  <w:abstractNum w:abstractNumId="99411">
+    <w:nsid w:val="00A99411"/>
+    <w:multiLevelType w:val="multilevel"/>
+    <w:lvl w:ilvl="0">
+      <w:start w:val="1"/>
+      <w:numFmt w:val="decimal"/>
+      <w:lvlText w:val="%1."/>
+      <w:lvlJc w:val="left"/>
+      <w:pPr>
+        <w:ind w:left="720" w:hanging="360"/>
+      </w:pPr>
+    </w:lvl>
+    <w:lvl w:ilvl="1">
+      <w:start w:val="1"/>
+      <w:numFmt w:val="decimal"/>
+      <w:lvlText w:val="%2."/>
+      <w:lvlJc w:val="left"/>
+      <w:pPr>
+        <w:ind w:left="1440" w:hanging="360"/>
+      </w:pPr>
+    </w:lvl>
+    <w:lvl w:ilvl="2">
+      <w:start w:val="1"/>
+      <w:numFmt w:val="decimal"/>
+      <w:lvlText w:val="%3."/>
+      <w:lvlJc w:val="left"/>
+      <w:pPr>
+        <w:ind w:left="2160" w:hanging="360"/>
+      </w:pPr>
+    </w:lvl>
+    <w:lvl w:ilvl="3">
+      <w:start w:val="1"/>
+      <w:numFmt w:val="decimal"/>
+      <w:lvlText w:val="%4."/>
+      <w:lvlJc w:val="left"/>
+      <w:pPr>
+        <w:ind w:left="2880" w:hanging="360"/>
+      </w:pPr>
+    </w:lvl>
+    <w:lvl w:ilvl="4">
+      <w:start w:val="1"/>
+      <w:numFmt w:val="decimal"/>
+      <w:lvlText w:val="%5."/>
+      <w:lvlJc w:val="left"/>
+      <w:pPr>
+        <w:ind w:left="3600" w:hanging="360"/>
+      </w:pPr>
+    </w:lvl>
+    <w:lvl w:ilvl="5">
+      <w:start w:val="1"/>
+      <w:numFmt w:val="decimal"/>
+      <w:lvlText w:val="%6."/>
+      <w:lvlJc w:val="left"/>
+      <w:pPr>
+        <w:ind w:left="4320" w:hanging="360"/>
+      </w:pPr>
+    </w:lvl>
+    <w:lvl w:ilvl="6">
+      <w:start w:val="1"/>
+      <w:numFmt w:val="decimal"/>
+      <w:lvlText w:val="%7."/>
+      <w:lvlJc w:val="left"/>
+      <w:pPr>
+        <w:ind w:left="5040" w:hanging="360"/>
+      </w:pPr>
+    </w:lvl>
+    <w:lvl w:ilvl="7">
+      <w:start w:val="1"/>
+      <w:numFmt w:val="decimal"/>
+      <w:lvlText w:val="%8."/>
+      <w:lvlJc w:val="left"/>
+      <w:pPr>
+        <w:ind w:left="5760" w:hanging="360"/>
+      </w:pPr>
+    </w:lvl>
+    <w:lvl w:ilvl="8">
+      <w:start w:val="1"/>
+      <w:numFmt w:val="decimal"/>
+      <w:lvlText w:val="%9."/>
+      <w:lvlJc w:val="left"/>
+      <w:pPr>
+        <w:ind w:left="6480" w:hanging="360"/>
+      </w:pPr>
+    </w:lvl>
+  </w:abstractNum>
   <w:abstractNum w:abstractNumId="991">
     <w:nsid w:val="0000A991"/>
     <w:multiLevelType w:val="multilevel"/>
@@ -912,101 +8176,10 @@
       </w:rPr>
     </w:lvl>
   </w:abstractNum>
-  <w:abstractNum w:abstractNumId="99411">
-    <w:nsid w:val="00A99411"/>
-    <w:multiLevelType w:val="multilevel"/>
-    <w:lvl w:ilvl="0">
-      <w:start w:val="1"/>
-      <w:numFmt w:val="decimal"/>
-      <w:lvlText w:val="%1."/>
-      <w:lvlJc w:val="left"/>
-      <w:pPr>
-        <w:ind w:left="720" w:hanging="360"/>
-      </w:pPr>
-    </w:lvl>
-    <w:lvl w:ilvl="1">
-      <w:start w:val="1"/>
-      <w:numFmt w:val="decimal"/>
-      <w:lvlText w:val="%2."/>
-      <w:lvlJc w:val="left"/>
-      <w:pPr>
-        <w:ind w:left="1440" w:hanging="360"/>
-      </w:pPr>
-    </w:lvl>
-    <w:lvl w:ilvl="2">
-      <w:start w:val="1"/>
-      <w:numFmt w:val="decimal"/>
-      <w:lvlText w:val="%3."/>
-      <w:lvlJc w:val="left"/>
-      <w:pPr>
-        <w:ind w:left="2160" w:hanging="360"/>
-      </w:pPr>
-    </w:lvl>
-    <w:lvl w:ilvl="3">
-      <w:start w:val="1"/>
-      <w:numFmt w:val="decimal"/>
-      <w:lvlText w:val="%4."/>
-      <w:lvlJc w:val="left"/>
-      <w:pPr>
-        <w:ind w:left="2880" w:hanging="360"/>
-      </w:pPr>
-    </w:lvl>
-    <w:lvl w:ilvl="4">
-      <w:start w:val="1"/>
-      <w:numFmt w:val="decimal"/>
-      <w:lvlText w:val="%5."/>
-      <w:lvlJc w:val="left"/>
-      <w:pPr>
-        <w:ind w:left="3600" w:hanging="360"/>
-      </w:pPr>
-    </w:lvl>
-    <w:lvl w:ilvl="5">
-      <w:start w:val="1"/>
-      <w:numFmt w:val="decimal"/>
-      <w:lvlText w:val="%6."/>
-      <w:lvlJc w:val="left"/>
-      <w:pPr>
-        <w:ind w:left="4320" w:hanging="360"/>
-      </w:pPr>
-    </w:lvl>
-    <w:lvl w:ilvl="6">
-      <w:start w:val="1"/>
-      <w:numFmt w:val="decimal"/>
-      <w:lvlText w:val="%7."/>
-      <w:lvlJc w:val="left"/>
-      <w:pPr>
-        <w:ind w:left="5040" w:hanging="360"/>
-      </w:pPr>
-    </w:lvl>
-    <w:lvl w:ilvl="7">
-      <w:start w:val="1"/>
-      <w:numFmt w:val="decimal"/>
-      <w:lvlText w:val="%8."/>
-      <w:lvlJc w:val="left"/>
-      <w:pPr>
-        <w:ind w:left="5760" w:hanging="360"/>
-      </w:pPr>
-    </w:lvl>
-    <w:lvl w:ilvl="8">
-      <w:start w:val="1"/>
-      <w:numFmt w:val="decimal"/>
-      <w:lvlText w:val="%9."/>
-      <w:lvlJc w:val="left"/>
-      <w:pPr>
-        <w:ind w:left="6480" w:hanging="360"/>
-      </w:pPr>
-    </w:lvl>
-  </w:abstractNum>
   <w:num w:numId="1000">
     <w:abstractNumId w:val="990"/>
   </w:num>
   <w:num w:numId="1001">
-    <w:abstractNumId w:val="991"/>
-  </w:num>
-  <w:num w:numId="1002">
-    <w:abstractNumId w:val="991"/>
-  </w:num>
-  <w:num w:numId="1003">
     <w:abstractNumId w:val="99411"/>
     <w:lvlOverride w:ilvl="0">
       <w:startOverride w:val="1"/>
@@ -1036,38 +8209,32 @@
       <w:startOverride w:val="1"/>
     </w:lvlOverride>
   </w:num>
+  <w:num w:numId="1002">
+    <w:abstractNumId w:val="991"/>
+  </w:num>
+  <w:num w:numId="1003">
+    <w:abstractNumId w:val="991"/>
+  </w:num>
   <w:num w:numId="1004">
     <w:abstractNumId w:val="991"/>
   </w:num>
   <w:num w:numId="1005">
-    <w:abstractNumId w:val="99411"/>
-    <w:lvlOverride w:ilvl="0">
-      <w:startOverride w:val="1"/>
-    </w:lvlOverride>
-    <w:lvlOverride w:ilvl="1">
-      <w:startOverride w:val="1"/>
-    </w:lvlOverride>
-    <w:lvlOverride w:ilvl="2">
-      <w:startOverride w:val="1"/>
-    </w:lvlOverride>
-    <w:lvlOverride w:ilvl="3">
-      <w:startOverride w:val="1"/>
-    </w:lvlOverride>
-    <w:lvlOverride w:ilvl="4">
-      <w:startOverride w:val="1"/>
-    </w:lvlOverride>
-    <w:lvlOverride w:ilvl="5">
-      <w:startOverride w:val="1"/>
-    </w:lvlOverride>
-    <w:lvlOverride w:ilvl="6">
-      <w:startOverride w:val="1"/>
-    </w:lvlOverride>
-    <w:lvlOverride w:ilvl="7">
-      <w:startOverride w:val="1"/>
-    </w:lvlOverride>
-    <w:lvlOverride w:ilvl="8">
-      <w:startOverride w:val="1"/>
-    </w:lvlOverride>
+    <w:abstractNumId w:val="991"/>
+  </w:num>
+  <w:num w:numId="1006">
+    <w:abstractNumId w:val="991"/>
+  </w:num>
+  <w:num w:numId="1007">
+    <w:abstractNumId w:val="991"/>
+  </w:num>
+  <w:num w:numId="1008">
+    <w:abstractNumId w:val="991"/>
+  </w:num>
+  <w:num w:numId="1009">
+    <w:abstractNumId w:val="991"/>
+  </w:num>
+  <w:num w:numId="1010">
+    <w:abstractNumId w:val="991"/>
   </w:num>
 </w:numbering>
 </file>

--- a/labs/lab04/release/simulation-modeling--lab04--report.docx
+++ b/labs/lab04/release/simulation-modeling--lab04--report.docx
@@ -1346,7 +1346,7 @@
       <w:r>
         <w:drawing>
           <wp:inline>
-            <wp:extent cx="3733800" cy="2489200"/>
+            <wp:extent cx="3733800" cy="2100262"/>
             <wp:effectExtent b="0" l="0" r="0" t="0"/>
             <wp:docPr descr="Запуск Julia REPL" title="" id="18" name="Picture"/>
             <a:graphic>
@@ -1367,7 +1367,7 @@
                   <pic:spPr bwMode="auto">
                     <a:xfrm>
                       <a:off x="0" y="0"/>
-                      <a:ext cx="3733800" cy="2489200"/>
+                      <a:ext cx="3733800" cy="2100262"/>
                     </a:xfrm>
                     <a:prstGeom prst="rect">
                       <a:avLst/>
@@ -1403,7 +1403,7 @@
       <w:r>
         <w:drawing>
           <wp:inline>
-            <wp:extent cx="3733800" cy="2489200"/>
+            <wp:extent cx="3733800" cy="2100262"/>
             <wp:effectExtent b="0" l="0" r="0" t="0"/>
             <wp:docPr descr="Подключение пакета DrWatson" title="" id="22" name="Picture"/>
             <a:graphic>
@@ -1424,7 +1424,7 @@
                   <pic:spPr bwMode="auto">
                     <a:xfrm>
                       <a:off x="0" y="0"/>
-                      <a:ext cx="3733800" cy="2489200"/>
+                      <a:ext cx="3733800" cy="2100262"/>
                     </a:xfrm>
                     <a:prstGeom prst="rect">
                       <a:avLst/>
@@ -1460,7 +1460,7 @@
       <w:r>
         <w:drawing>
           <wp:inline>
-            <wp:extent cx="3733800" cy="2489200"/>
+            <wp:extent cx="3733800" cy="2100262"/>
             <wp:effectExtent b="0" l="0" r="0" t="0"/>
             <wp:docPr descr="Создание проекта DrWatson" title="" id="26" name="Picture"/>
             <a:graphic>
@@ -1481,7 +1481,7 @@
                   <pic:spPr bwMode="auto">
                     <a:xfrm>
                       <a:off x="0" y="0"/>
-                      <a:ext cx="3733800" cy="2489200"/>
+                      <a:ext cx="3733800" cy="2100262"/>
                     </a:xfrm>
                     <a:prstGeom prst="rect">
                       <a:avLst/>
@@ -1517,7 +1517,7 @@
       <w:r>
         <w:drawing>
           <wp:inline>
-            <wp:extent cx="3733800" cy="2489200"/>
+            <wp:extent cx="3733800" cy="2100262"/>
             <wp:effectExtent b="0" l="0" r="0" t="0"/>
             <wp:docPr descr="Активация проекта через Pkg.activate" title="" id="30" name="Picture"/>
             <a:graphic>
@@ -1538,7 +1538,7 @@
                   <pic:spPr bwMode="auto">
                     <a:xfrm>
                       <a:off x="0" y="0"/>
-                      <a:ext cx="3733800" cy="2489200"/>
+                      <a:ext cx="3733800" cy="2100262"/>
                     </a:xfrm>
                     <a:prstGeom prst="rect">
                       <a:avLst/>
@@ -1583,7 +1583,7 @@
       <w:r>
         <w:drawing>
           <wp:inline>
-            <wp:extent cx="3733800" cy="2489200"/>
+            <wp:extent cx="3733800" cy="2100262"/>
             <wp:effectExtent b="0" l="0" r="0" t="0"/>
             <wp:docPr descr="Добавление зависимостей проекта" title="" id="34" name="Picture"/>
             <a:graphic>
@@ -1604,7 +1604,7 @@
                   <pic:spPr bwMode="auto">
                     <a:xfrm>
                       <a:off x="0" y="0"/>
-                      <a:ext cx="3733800" cy="2489200"/>
+                      <a:ext cx="3733800" cy="2100262"/>
                     </a:xfrm>
                     <a:prstGeom prst="rect">
                       <a:avLst/>
@@ -1640,7 +1640,7 @@
       <w:r>
         <w:drawing>
           <wp:inline>
-            <wp:extent cx="3733800" cy="2489200"/>
+            <wp:extent cx="3733800" cy="2100262"/>
             <wp:effectExtent b="0" l="0" r="0" t="0"/>
             <wp:docPr descr="Завершение установки пакетов" title="" id="38" name="Picture"/>
             <a:graphic>
@@ -1661,7 +1661,7 @@
                   <pic:spPr bwMode="auto">
                     <a:xfrm>
                       <a:off x="0" y="0"/>
-                      <a:ext cx="3733800" cy="2489200"/>
+                      <a:ext cx="3733800" cy="2100262"/>
                     </a:xfrm>
                     <a:prstGeom prst="rect">
                       <a:avLst/>
@@ -2005,7 +2005,7 @@
       <w:r>
         <w:drawing>
           <wp:inline>
-            <wp:extent cx="3733800" cy="2489200"/>
+            <wp:extent cx="3733800" cy="2100262"/>
             <wp:effectExtent b="0" l="0" r="0" t="0"/>
             <wp:docPr descr="Запуск базового скрипта sir_run_basic.jl" title="" id="45" name="Picture"/>
             <a:graphic>
@@ -2026,7 +2026,7 @@
                   <pic:spPr bwMode="auto">
                     <a:xfrm>
                       <a:off x="0" y="0"/>
-                      <a:ext cx="3733800" cy="2489200"/>
+                      <a:ext cx="3733800" cy="2100262"/>
                     </a:xfrm>
                     <a:prstGeom prst="rect">
                       <a:avLst/>
@@ -2306,7 +2306,7 @@
       <w:r>
         <w:drawing>
           <wp:inline>
-            <wp:extent cx="3733800" cy="2489200"/>
+            <wp:extent cx="3733800" cy="2100262"/>
             <wp:effectExtent b="0" l="0" r="0" t="0"/>
             <wp:docPr descr="График базовой динамики S(t), I(t), R(t) и общей численности" title="" id="49" name="Picture"/>
             <a:graphic>
@@ -2327,7 +2327,7 @@
                   <pic:spPr bwMode="auto">
                     <a:xfrm>
                       <a:off x="0" y="0"/>
-                      <a:ext cx="3733800" cy="2489200"/>
+                      <a:ext cx="3733800" cy="2100262"/>
                     </a:xfrm>
                     <a:prstGeom prst="rect">
                       <a:avLst/>
@@ -2523,7 +2523,7 @@
       <w:r>
         <w:drawing>
           <wp:inline>
-            <wp:extent cx="3733800" cy="2489200"/>
+            <wp:extent cx="3733800" cy="2100262"/>
             <wp:effectExtent b="0" l="0" r="0" t="0"/>
             <wp:docPr descr="Генерация clean-версии базового скрипта" title="" id="53" name="Picture"/>
             <a:graphic>
@@ -2544,7 +2544,7 @@
                   <pic:spPr bwMode="auto">
                     <a:xfrm>
                       <a:off x="0" y="0"/>
-                      <a:ext cx="3733800" cy="2489200"/>
+                      <a:ext cx="3733800" cy="2100262"/>
                     </a:xfrm>
                     <a:prstGeom prst="rect">
                       <a:avLst/>
@@ -2580,7 +2580,7 @@
       <w:r>
         <w:drawing>
           <wp:inline>
-            <wp:extent cx="3733800" cy="2489200"/>
+            <wp:extent cx="3733800" cy="2100262"/>
             <wp:effectExtent b="0" l="0" r="0" t="0"/>
             <wp:docPr descr="Генерация Markdown-документации для базового скрипта" title="" id="57" name="Picture"/>
             <a:graphic>
@@ -2601,7 +2601,7 @@
                   <pic:spPr bwMode="auto">
                     <a:xfrm>
                       <a:off x="0" y="0"/>
-                      <a:ext cx="3733800" cy="2489200"/>
+                      <a:ext cx="3733800" cy="2100262"/>
                     </a:xfrm>
                     <a:prstGeom prst="rect">
                       <a:avLst/>
@@ -2637,7 +2637,7 @@
       <w:r>
         <w:drawing>
           <wp:inline>
-            <wp:extent cx="3733800" cy="2489200"/>
+            <wp:extent cx="3733800" cy="2100262"/>
             <wp:effectExtent b="0" l="0" r="0" t="0"/>
             <wp:docPr descr="Генерация Jupyter notebook для базового скрипта" title="" id="61" name="Picture"/>
             <a:graphic>
@@ -2658,7 +2658,7 @@
                   <pic:spPr bwMode="auto">
                     <a:xfrm>
                       <a:off x="0" y="0"/>
-                      <a:ext cx="3733800" cy="2489200"/>
+                      <a:ext cx="3733800" cy="2100262"/>
                     </a:xfrm>
                     <a:prstGeom prst="rect">
                       <a:avLst/>
@@ -2745,7 +2745,7 @@
       <w:r>
         <w:drawing>
           <wp:inline>
-            <wp:extent cx="3733800" cy="2489200"/>
+            <wp:extent cx="3733800" cy="2100262"/>
             <wp:effectExtent b="0" l="0" r="0" t="0"/>
             <wp:docPr descr="Запуск скрипта sir_scan_beta.jl" title="" id="66" name="Picture"/>
             <a:graphic>
@@ -2766,7 +2766,7 @@
                   <pic:spPr bwMode="auto">
                     <a:xfrm>
                       <a:off x="0" y="0"/>
-                      <a:ext cx="3733800" cy="2489200"/>
+                      <a:ext cx="3733800" cy="2100262"/>
                     </a:xfrm>
                     <a:prstGeom prst="rect">
                       <a:avLst/>
@@ -2873,7 +2873,7 @@
       <w:r>
         <w:drawing>
           <wp:inline>
-            <wp:extent cx="3733800" cy="2489200"/>
+            <wp:extent cx="3733800" cy="2100262"/>
             <wp:effectExtent b="0" l="0" r="0" t="0"/>
             <wp:docPr descr="Зависимость эпидемических показателей от beta" title="" id="70" name="Picture"/>
             <a:graphic>
@@ -2894,7 +2894,7 @@
                   <pic:spPr bwMode="auto">
                     <a:xfrm>
                       <a:off x="0" y="0"/>
-                      <a:ext cx="3733800" cy="2489200"/>
+                      <a:ext cx="3733800" cy="2100262"/>
                     </a:xfrm>
                     <a:prstGeom prst="rect">
                       <a:avLst/>
@@ -3130,7 +3130,7 @@
       <w:r>
         <w:drawing>
           <wp:inline>
-            <wp:extent cx="3733800" cy="2489200"/>
+            <wp:extent cx="3733800" cy="2100262"/>
             <wp:effectExtent b="0" l="0" r="0" t="0"/>
             <wp:docPr descr="CSV-файл с результатами параметрического исследования beta" title="" id="74" name="Picture"/>
             <a:graphic>
@@ -3151,7 +3151,7 @@
                   <pic:spPr bwMode="auto">
                     <a:xfrm>
                       <a:off x="0" y="0"/>
-                      <a:ext cx="3733800" cy="2489200"/>
+                      <a:ext cx="3733800" cy="2100262"/>
                     </a:xfrm>
                     <a:prstGeom prst="rect">
                       <a:avLst/>
@@ -3530,7 +3530,7 @@
       <w:r>
         <w:drawing>
           <wp:inline>
-            <wp:extent cx="3733800" cy="2489200"/>
+            <wp:extent cx="3733800" cy="2100262"/>
             <wp:effectExtent b="0" l="0" r="0" t="0"/>
             <wp:docPr descr="Генерация clean-версии скрипта sir_scan_beta" title="" id="78" name="Picture"/>
             <a:graphic>
@@ -3551,7 +3551,7 @@
                   <pic:spPr bwMode="auto">
                     <a:xfrm>
                       <a:off x="0" y="0"/>
-                      <a:ext cx="3733800" cy="2489200"/>
+                      <a:ext cx="3733800" cy="2100262"/>
                     </a:xfrm>
                     <a:prstGeom prst="rect">
                       <a:avLst/>
@@ -3596,7 +3596,7 @@
       <w:r>
         <w:drawing>
           <wp:inline>
-            <wp:extent cx="3733800" cy="2489200"/>
+            <wp:extent cx="3733800" cy="2100262"/>
             <wp:effectExtent b="0" l="0" r="0" t="0"/>
             <wp:docPr descr="Генерация Jupyter notebook для скрипта sir_scan_beta" title="" id="82" name="Picture"/>
             <a:graphic>
@@ -3617,7 +3617,7 @@
                   <pic:spPr bwMode="auto">
                     <a:xfrm>
                       <a:off x="0" y="0"/>
-                      <a:ext cx="3733800" cy="2489200"/>
+                      <a:ext cx="3733800" cy="2100262"/>
                     </a:xfrm>
                     <a:prstGeom prst="rect">
                       <a:avLst/>
@@ -3662,7 +3662,7 @@
       <w:r>
         <w:drawing>
           <wp:inline>
-            <wp:extent cx="3733800" cy="2489200"/>
+            <wp:extent cx="3733800" cy="2100262"/>
             <wp:effectExtent b="0" l="0" r="0" t="0"/>
             <wp:docPr descr="Генерация Markdown-документации для скрипта sir_scan_beta" title="" id="86" name="Picture"/>
             <a:graphic>
@@ -3683,7 +3683,7 @@
                   <pic:spPr bwMode="auto">
                     <a:xfrm>
                       <a:off x="0" y="0"/>
-                      <a:ext cx="3733800" cy="2489200"/>
+                      <a:ext cx="3733800" cy="2100262"/>
                     </a:xfrm>
                     <a:prstGeom prst="rect">
                       <a:avLst/>
@@ -3767,7 +3767,7 @@
       <w:r>
         <w:drawing>
           <wp:inline>
-            <wp:extent cx="3733800" cy="2489200"/>
+            <wp:extent cx="3733800" cy="2100262"/>
             <wp:effectExtent b="0" l="0" r="0" t="0"/>
             <wp:docPr descr="Запуск скрипта sir_migration_effect.jl" title="" id="91" name="Picture"/>
             <a:graphic>
@@ -3788,7 +3788,7 @@
                   <pic:spPr bwMode="auto">
                     <a:xfrm>
                       <a:off x="0" y="0"/>
-                      <a:ext cx="3733800" cy="2489200"/>
+                      <a:ext cx="3733800" cy="2100262"/>
                     </a:xfrm>
                     <a:prstGeom prst="rect">
                       <a:avLst/>
@@ -3853,7 +3853,7 @@
       <w:r>
         <w:drawing>
           <wp:inline>
-            <wp:extent cx="3733800" cy="2489200"/>
+            <wp:extent cx="3733800" cy="2100262"/>
             <wp:effectExtent b="0" l="0" r="0" t="0"/>
             <wp:docPr descr="График влияния миграции на время и величину пика" title="" id="95" name="Picture"/>
             <a:graphic>
@@ -3874,7 +3874,7 @@
                   <pic:spPr bwMode="auto">
                     <a:xfrm>
                       <a:off x="0" y="0"/>
-                      <a:ext cx="3733800" cy="2489200"/>
+                      <a:ext cx="3733800" cy="2100262"/>
                     </a:xfrm>
                     <a:prstGeom prst="rect">
                       <a:avLst/>
@@ -3997,7 +3997,7 @@
       <w:r>
         <w:drawing>
           <wp:inline>
-            <wp:extent cx="3733800" cy="2489200"/>
+            <wp:extent cx="3733800" cy="2100262"/>
             <wp:effectExtent b="0" l="0" r="0" t="0"/>
             <wp:docPr descr="CSV-файл с результатами исследования миграции" title="" id="99" name="Picture"/>
             <a:graphic>
@@ -4018,7 +4018,7 @@
                   <pic:spPr bwMode="auto">
                     <a:xfrm>
                       <a:off x="0" y="0"/>
-                      <a:ext cx="3733800" cy="2489200"/>
+                      <a:ext cx="3733800" cy="2100262"/>
                     </a:xfrm>
                     <a:prstGeom prst="rect">
                       <a:avLst/>
@@ -4409,7 +4409,7 @@
       <w:r>
         <w:drawing>
           <wp:inline>
-            <wp:extent cx="3733800" cy="2489200"/>
+            <wp:extent cx="3733800" cy="2100262"/>
             <wp:effectExtent b="0" l="0" r="0" t="0"/>
             <wp:docPr descr="Генерация clean-версии для скрипта миграции" title="" id="103" name="Picture"/>
             <a:graphic>
@@ -4430,7 +4430,7 @@
                   <pic:spPr bwMode="auto">
                     <a:xfrm>
                       <a:off x="0" y="0"/>
-                      <a:ext cx="3733800" cy="2489200"/>
+                      <a:ext cx="3733800" cy="2100262"/>
                     </a:xfrm>
                     <a:prstGeom prst="rect">
                       <a:avLst/>
@@ -4466,7 +4466,7 @@
       <w:r>
         <w:drawing>
           <wp:inline>
-            <wp:extent cx="3733800" cy="2489200"/>
+            <wp:extent cx="3733800" cy="2100262"/>
             <wp:effectExtent b="0" l="0" r="0" t="0"/>
             <wp:docPr descr="Генерация Markdown-документации для скрипта миграции" title="" id="107" name="Picture"/>
             <a:graphic>
@@ -4487,7 +4487,7 @@
                   <pic:spPr bwMode="auto">
                     <a:xfrm>
                       <a:off x="0" y="0"/>
-                      <a:ext cx="3733800" cy="2489200"/>
+                      <a:ext cx="3733800" cy="2100262"/>
                     </a:xfrm>
                     <a:prstGeom prst="rect">
                       <a:avLst/>
@@ -4523,7 +4523,7 @@
       <w:r>
         <w:drawing>
           <wp:inline>
-            <wp:extent cx="3733800" cy="2489200"/>
+            <wp:extent cx="3733800" cy="2100262"/>
             <wp:effectExtent b="0" l="0" r="0" t="0"/>
             <wp:docPr descr="Генерация notebook для скрипта миграции" title="" id="111" name="Picture"/>
             <a:graphic>
@@ -4544,7 +4544,7 @@
                   <pic:spPr bwMode="auto">
                     <a:xfrm>
                       <a:off x="0" y="0"/>
-                      <a:ext cx="3733800" cy="2489200"/>
+                      <a:ext cx="3733800" cy="2100262"/>
                     </a:xfrm>
                     <a:prstGeom prst="rect">
                       <a:avLst/>
@@ -4619,7 +4619,7 @@
       <w:r>
         <w:drawing>
           <wp:inline>
-            <wp:extent cx="3733800" cy="2489200"/>
+            <wp:extent cx="3733800" cy="2100262"/>
             <wp:effectExtent b="0" l="0" r="0" t="0"/>
             <wp:docPr descr="Запуск скрипта многокритериальной оптимизации" title="" id="116" name="Picture"/>
             <a:graphic>
@@ -4640,7 +4640,7 @@
                   <pic:spPr bwMode="auto">
                     <a:xfrm>
                       <a:off x="0" y="0"/>
-                      <a:ext cx="3733800" cy="2489200"/>
+                      <a:ext cx="3733800" cy="2100262"/>
                     </a:xfrm>
                     <a:prstGeom prst="rect">
                       <a:avLst/>
@@ -4714,7 +4714,7 @@
       <w:r>
         <w:drawing>
           <wp:inline>
-            <wp:extent cx="3733800" cy="2489200"/>
+            <wp:extent cx="3733800" cy="2100262"/>
             <wp:effectExtent b="0" l="0" r="0" t="0"/>
             <wp:docPr descr="Генерация clean-версии скрипта оптимизации" title="" id="120" name="Picture"/>
             <a:graphic>
@@ -4735,7 +4735,7 @@
                   <pic:spPr bwMode="auto">
                     <a:xfrm>
                       <a:off x="0" y="0"/>
-                      <a:ext cx="3733800" cy="2489200"/>
+                      <a:ext cx="3733800" cy="2100262"/>
                     </a:xfrm>
                     <a:prstGeom prst="rect">
                       <a:avLst/>
@@ -4771,7 +4771,7 @@
       <w:r>
         <w:drawing>
           <wp:inline>
-            <wp:extent cx="3733800" cy="2489200"/>
+            <wp:extent cx="3733800" cy="2100262"/>
             <wp:effectExtent b="0" l="0" r="0" t="0"/>
             <wp:docPr descr="Markdown-документация скрипта оптимизации" title="" id="124" name="Picture"/>
             <a:graphic>
@@ -4792,7 +4792,7 @@
                   <pic:spPr bwMode="auto">
                     <a:xfrm>
                       <a:off x="0" y="0"/>
-                      <a:ext cx="3733800" cy="2489200"/>
+                      <a:ext cx="3733800" cy="2100262"/>
                     </a:xfrm>
                     <a:prstGeom prst="rect">
                       <a:avLst/>
@@ -4828,7 +4828,7 @@
       <w:r>
         <w:drawing>
           <wp:inline>
-            <wp:extent cx="3733800" cy="2489200"/>
+            <wp:extent cx="3733800" cy="2100262"/>
             <wp:effectExtent b="0" l="0" r="0" t="0"/>
             <wp:docPr descr="Jupyter notebook скрипта оптимизации" title="" id="128" name="Picture"/>
             <a:graphic>
@@ -4849,7 +4849,7 @@
                   <pic:spPr bwMode="auto">
                     <a:xfrm>
                       <a:off x="0" y="0"/>
-                      <a:ext cx="3733800" cy="2489200"/>
+                      <a:ext cx="3733800" cy="2100262"/>
                     </a:xfrm>
                     <a:prstGeom prst="rect">
                       <a:avLst/>
@@ -4923,7 +4923,7 @@
       <w:r>
         <w:drawing>
           <wp:inline>
-            <wp:extent cx="3733800" cy="2489200"/>
+            <wp:extent cx="3733800" cy="2100262"/>
             <wp:effectExtent b="0" l="0" r="0" t="0"/>
             <wp:docPr descr="Запуск скрипта итоговой визуализации" title="" id="132" name="Picture"/>
             <a:graphic>
@@ -4944,7 +4944,7 @@
                   <pic:spPr bwMode="auto">
                     <a:xfrm>
                       <a:off x="0" y="0"/>
-                      <a:ext cx="3733800" cy="2489200"/>
+                      <a:ext cx="3733800" cy="2100262"/>
                     </a:xfrm>
                     <a:prstGeom prst="rect">
                       <a:avLst/>
@@ -4980,7 +4980,7 @@
       <w:r>
         <w:drawing>
           <wp:inline>
-            <wp:extent cx="3733800" cy="2489200"/>
+            <wp:extent cx="3733800" cy="2100262"/>
             <wp:effectExtent b="0" l="0" r="0" t="0"/>
             <wp:docPr descr="Сводный график зависимости пика, смертности и выздоровления от beta" title="" id="136" name="Picture"/>
             <a:graphic>
@@ -5001,7 +5001,7 @@
                   <pic:spPr bwMode="auto">
                     <a:xfrm>
                       <a:off x="0" y="0"/>
-                      <a:ext cx="3733800" cy="2489200"/>
+                      <a:ext cx="3733800" cy="2100262"/>
                     </a:xfrm>
                     <a:prstGeom prst="rect">
                       <a:avLst/>
@@ -5127,7 +5127,7 @@
       <w:r>
         <w:drawing>
           <wp:inline>
-            <wp:extent cx="3733800" cy="2489200"/>
+            <wp:extent cx="3733800" cy="2100262"/>
             <wp:effectExtent b="0" l="0" r="0" t="0"/>
             <wp:docPr descr="Генерация clean-версии итоговой визуализации" title="" id="140" name="Picture"/>
             <a:graphic>
@@ -5148,7 +5148,7 @@
                   <pic:spPr bwMode="auto">
                     <a:xfrm>
                       <a:off x="0" y="0"/>
-                      <a:ext cx="3733800" cy="2489200"/>
+                      <a:ext cx="3733800" cy="2100262"/>
                     </a:xfrm>
                     <a:prstGeom prst="rect">
                       <a:avLst/>
@@ -5184,7 +5184,7 @@
       <w:r>
         <w:drawing>
           <wp:inline>
-            <wp:extent cx="3733800" cy="2489200"/>
+            <wp:extent cx="3733800" cy="2100262"/>
             <wp:effectExtent b="0" l="0" r="0" t="0"/>
             <wp:docPr descr="Jupyter notebook итоговой визуализации" title="" id="144" name="Picture"/>
             <a:graphic>
@@ -5205,7 +5205,7 @@
                   <pic:spPr bwMode="auto">
                     <a:xfrm>
                       <a:off x="0" y="0"/>
-                      <a:ext cx="3733800" cy="2489200"/>
+                      <a:ext cx="3733800" cy="2100262"/>
                     </a:xfrm>
                     <a:prstGeom prst="rect">
                       <a:avLst/>
@@ -5241,7 +5241,7 @@
       <w:r>
         <w:drawing>
           <wp:inline>
-            <wp:extent cx="3733800" cy="2489200"/>
+            <wp:extent cx="3733800" cy="2100262"/>
             <wp:effectExtent b="0" l="0" r="0" t="0"/>
             <wp:docPr descr="Markdown-документация итоговой визуализации" title="" id="148" name="Picture"/>
             <a:graphic>
@@ -5262,7 +5262,7 @@
                   <pic:spPr bwMode="auto">
                     <a:xfrm>
                       <a:off x="0" y="0"/>
-                      <a:ext cx="3733800" cy="2489200"/>
+                      <a:ext cx="3733800" cy="2100262"/>
                     </a:xfrm>
                     <a:prstGeom prst="rect">
                       <a:avLst/>
@@ -5666,7 +5666,7 @@
       <w:r>
         <w:drawing>
           <wp:inline>
-            <wp:extent cx="3733800" cy="2489200"/>
+            <wp:extent cx="3733800" cy="2100262"/>
             <wp:effectExtent b="0" l="0" r="0" t="0"/>
             <wp:docPr descr="Запуск скрипта исследования гетерогенности" title="" id="156" name="Picture"/>
             <a:graphic>
@@ -5687,7 +5687,7 @@
                   <pic:spPr bwMode="auto">
                     <a:xfrm>
                       <a:off x="0" y="0"/>
-                      <a:ext cx="3733800" cy="2489200"/>
+                      <a:ext cx="3733800" cy="2100262"/>
                     </a:xfrm>
                     <a:prstGeom prst="rect">
                       <a:avLst/>
@@ -5782,7 +5782,7 @@
       <w:r>
         <w:drawing>
           <wp:inline>
-            <wp:extent cx="3733800" cy="2489200"/>
+            <wp:extent cx="3733800" cy="2100262"/>
             <wp:effectExtent b="0" l="0" r="0" t="0"/>
             <wp:docPr descr="График динамики по городам при неоднородных параметрах" title="" id="160" name="Picture"/>
             <a:graphic>
@@ -5803,7 +5803,7 @@
                   <pic:spPr bwMode="auto">
                     <a:xfrm>
                       <a:off x="0" y="0"/>
-                      <a:ext cx="3733800" cy="2489200"/>
+                      <a:ext cx="3733800" cy="2100262"/>
                     </a:xfrm>
                     <a:prstGeom prst="rect">
                       <a:avLst/>
@@ -5865,7 +5865,7 @@
       <w:r>
         <w:drawing>
           <wp:inline>
-            <wp:extent cx="3733800" cy="2489200"/>
+            <wp:extent cx="3733800" cy="2100262"/>
             <wp:effectExtent b="0" l="0" r="0" t="0"/>
             <wp:docPr descr="CSV-файл полной динамики для гетерогенного случая" title="" id="164" name="Picture"/>
             <a:graphic>
@@ -5886,7 +5886,7 @@
                   <pic:spPr bwMode="auto">
                     <a:xfrm>
                       <a:off x="0" y="0"/>
-                      <a:ext cx="3733800" cy="2489200"/>
+                      <a:ext cx="3733800" cy="2100262"/>
                     </a:xfrm>
                     <a:prstGeom prst="rect">
                       <a:avLst/>
@@ -5922,7 +5922,7 @@
       <w:r>
         <w:drawing>
           <wp:inline>
-            <wp:extent cx="3733800" cy="2489200"/>
+            <wp:extent cx="3733800" cy="2100262"/>
             <wp:effectExtent b="0" l="0" r="0" t="0"/>
             <wp:docPr descr="Сводная таблица по гетерогенности городов" title="" id="168" name="Picture"/>
             <a:graphic>
@@ -5943,7 +5943,7 @@
                   <pic:spPr bwMode="auto">
                     <a:xfrm>
                       <a:off x="0" y="0"/>
-                      <a:ext cx="3733800" cy="2489200"/>
+                      <a:ext cx="3733800" cy="2100262"/>
                     </a:xfrm>
                     <a:prstGeom prst="rect">
                       <a:avLst/>
@@ -6171,7 +6171,7 @@
       <w:r>
         <w:drawing>
           <wp:inline>
-            <wp:extent cx="3733800" cy="2489200"/>
+            <wp:extent cx="3733800" cy="2100262"/>
             <wp:effectExtent b="0" l="0" r="0" t="0"/>
             <wp:docPr descr="Генерация clean-версии гетерогенного скрипта" title="" id="172" name="Picture"/>
             <a:graphic>
@@ -6192,7 +6192,7 @@
                   <pic:spPr bwMode="auto">
                     <a:xfrm>
                       <a:off x="0" y="0"/>
-                      <a:ext cx="3733800" cy="2489200"/>
+                      <a:ext cx="3733800" cy="2100262"/>
                     </a:xfrm>
                     <a:prstGeom prst="rect">
                       <a:avLst/>
@@ -6228,7 +6228,7 @@
       <w:r>
         <w:drawing>
           <wp:inline>
-            <wp:extent cx="3733800" cy="2489200"/>
+            <wp:extent cx="3733800" cy="2100262"/>
             <wp:effectExtent b="0" l="0" r="0" t="0"/>
             <wp:docPr descr="Literate-версия скрипта гетерогенности" title="" id="176" name="Picture"/>
             <a:graphic>
@@ -6249,7 +6249,7 @@
                   <pic:spPr bwMode="auto">
                     <a:xfrm>
                       <a:off x="0" y="0"/>
-                      <a:ext cx="3733800" cy="2489200"/>
+                      <a:ext cx="3733800" cy="2100262"/>
                     </a:xfrm>
                     <a:prstGeom prst="rect">
                       <a:avLst/>
@@ -6285,7 +6285,7 @@
       <w:r>
         <w:drawing>
           <wp:inline>
-            <wp:extent cx="3733800" cy="2489200"/>
+            <wp:extent cx="3733800" cy="2100262"/>
             <wp:effectExtent b="0" l="0" r="0" t="0"/>
             <wp:docPr descr="Jupyter notebook для гетерогенного сценария" title="" id="180" name="Picture"/>
             <a:graphic>
@@ -6306,7 +6306,7 @@
                   <pic:spPr bwMode="auto">
                     <a:xfrm>
                       <a:off x="0" y="0"/>
-                      <a:ext cx="3733800" cy="2489200"/>
+                      <a:ext cx="3733800" cy="2100262"/>
                     </a:xfrm>
                     <a:prstGeom prst="rect">
                       <a:avLst/>
@@ -6419,7 +6419,7 @@
       <w:r>
         <w:drawing>
           <wp:inline>
-            <wp:extent cx="3733800" cy="2489200"/>
+            <wp:extent cx="3733800" cy="2100262"/>
             <wp:effectExtent b="0" l="0" r="0" t="0"/>
             <wp:docPr descr="Запуск скрипта сценария с карантином" title="" id="186" name="Picture"/>
             <a:graphic>
@@ -6440,7 +6440,7 @@
                   <pic:spPr bwMode="auto">
                     <a:xfrm>
                       <a:off x="0" y="0"/>
-                      <a:ext cx="3733800" cy="2489200"/>
+                      <a:ext cx="3733800" cy="2100262"/>
                     </a:xfrm>
                     <a:prstGeom prst="rect">
                       <a:avLst/>
@@ -6496,7 +6496,7 @@
       <w:r>
         <w:drawing>
           <wp:inline>
-            <wp:extent cx="3733800" cy="2489200"/>
+            <wp:extent cx="3733800" cy="2100262"/>
             <wp:effectExtent b="0" l="0" r="0" t="0"/>
             <wp:docPr descr="Сравнение сценариев без карантина и с карантином" title="" id="190" name="Picture"/>
             <a:graphic>
@@ -6517,7 +6517,7 @@
                   <pic:spPr bwMode="auto">
                     <a:xfrm>
                       <a:off x="0" y="0"/>
-                      <a:ext cx="3733800" cy="2489200"/>
+                      <a:ext cx="3733800" cy="2100262"/>
                     </a:xfrm>
                     <a:prstGeom prst="rect">
                       <a:avLst/>
@@ -6591,7 +6591,7 @@
       <w:r>
         <w:drawing>
           <wp:inline>
-            <wp:extent cx="3733800" cy="2489200"/>
+            <wp:extent cx="3733800" cy="2100262"/>
             <wp:effectExtent b="0" l="0" r="0" t="0"/>
             <wp:docPr descr="Базовый сценарий без карантина" title="" id="194" name="Picture"/>
             <a:graphic>
@@ -6612,7 +6612,7 @@
                   <pic:spPr bwMode="auto">
                     <a:xfrm>
                       <a:off x="0" y="0"/>
-                      <a:ext cx="3733800" cy="2489200"/>
+                      <a:ext cx="3733800" cy="2100262"/>
                     </a:xfrm>
                     <a:prstGeom prst="rect">
                       <a:avLst/>
@@ -6648,7 +6648,7 @@
       <w:r>
         <w:drawing>
           <wp:inline>
-            <wp:extent cx="3733800" cy="2489200"/>
+            <wp:extent cx="3733800" cy="2100262"/>
             <wp:effectExtent b="0" l="0" r="0" t="0"/>
             <wp:docPr descr="Сценарий с включённым карантином" title="" id="198" name="Picture"/>
             <a:graphic>
@@ -6669,7 +6669,7 @@
                   <pic:spPr bwMode="auto">
                     <a:xfrm>
                       <a:off x="0" y="0"/>
-                      <a:ext cx="3733800" cy="2489200"/>
+                      <a:ext cx="3733800" cy="2100262"/>
                     </a:xfrm>
                     <a:prstGeom prst="rect">
                       <a:avLst/>
@@ -6705,7 +6705,7 @@
       <w:r>
         <w:drawing>
           <wp:inline>
-            <wp:extent cx="3733800" cy="2489200"/>
+            <wp:extent cx="3733800" cy="2100262"/>
             <wp:effectExtent b="0" l="0" r="0" t="0"/>
             <wp:docPr descr="Сводная таблица по карантинному сценарию" title="" id="202" name="Picture"/>
             <a:graphic>
@@ -6726,7 +6726,7 @@
                   <pic:spPr bwMode="auto">
                     <a:xfrm>
                       <a:off x="0" y="0"/>
-                      <a:ext cx="3733800" cy="2489200"/>
+                      <a:ext cx="3733800" cy="2100262"/>
                     </a:xfrm>
                     <a:prstGeom prst="rect">
                       <a:avLst/>
@@ -6966,7 +6966,7 @@
       <w:r>
         <w:drawing>
           <wp:inline>
-            <wp:extent cx="3733800" cy="2489200"/>
+            <wp:extent cx="3733800" cy="2100262"/>
             <wp:effectExtent b="0" l="0" r="0" t="0"/>
             <wp:docPr descr="Генерация clean-версии карантинного скрипта" title="" id="206" name="Picture"/>
             <a:graphic>
@@ -6987,7 +6987,7 @@
                   <pic:spPr bwMode="auto">
                     <a:xfrm>
                       <a:off x="0" y="0"/>
-                      <a:ext cx="3733800" cy="2489200"/>
+                      <a:ext cx="3733800" cy="2100262"/>
                     </a:xfrm>
                     <a:prstGeom prst="rect">
                       <a:avLst/>
@@ -7023,7 +7023,7 @@
       <w:r>
         <w:drawing>
           <wp:inline>
-            <wp:extent cx="3733800" cy="2489200"/>
+            <wp:extent cx="3733800" cy="2100262"/>
             <wp:effectExtent b="0" l="0" r="0" t="0"/>
             <wp:docPr descr="Jupyter notebook карантинного сценария" title="" id="210" name="Picture"/>
             <a:graphic>
@@ -7044,7 +7044,7 @@
                   <pic:spPr bwMode="auto">
                     <a:xfrm>
                       <a:off x="0" y="0"/>
-                      <a:ext cx="3733800" cy="2489200"/>
+                      <a:ext cx="3733800" cy="2100262"/>
                     </a:xfrm>
                     <a:prstGeom prst="rect">
                       <a:avLst/>
@@ -7080,7 +7080,7 @@
       <w:r>
         <w:drawing>
           <wp:inline>
-            <wp:extent cx="3733800" cy="2489200"/>
+            <wp:extent cx="3733800" cy="2100262"/>
             <wp:effectExtent b="0" l="0" r="0" t="0"/>
             <wp:docPr descr="Markdown-документация карантинного сценария" title="" id="214" name="Picture"/>
             <a:graphic>
@@ -7101,7 +7101,7 @@
                   <pic:spPr bwMode="auto">
                     <a:xfrm>
                       <a:off x="0" y="0"/>
-                      <a:ext cx="3733800" cy="2489200"/>
+                      <a:ext cx="3733800" cy="2100262"/>
                     </a:xfrm>
                     <a:prstGeom prst="rect">
                       <a:avLst/>
@@ -7188,7 +7188,7 @@
       <w:r>
         <w:drawing>
           <wp:inline>
-            <wp:extent cx="3733800" cy="2489200"/>
+            <wp:extent cx="3733800" cy="2100262"/>
             <wp:effectExtent b="0" l="0" r="0" t="0"/>
             <wp:docPr descr="Запуск ограниченной оптимизации" title="" id="219" name="Picture"/>
             <a:graphic>
@@ -7209,7 +7209,7 @@
                   <pic:spPr bwMode="auto">
                     <a:xfrm>
                       <a:off x="0" y="0"/>
-                      <a:ext cx="3733800" cy="2489200"/>
+                      <a:ext cx="3733800" cy="2100262"/>
                     </a:xfrm>
                     <a:prstGeom prst="rect">
                       <a:avLst/>
@@ -7283,7 +7283,7 @@
       <w:r>
         <w:drawing>
           <wp:inline>
-            <wp:extent cx="3733800" cy="2489200"/>
+            <wp:extent cx="3733800" cy="2100262"/>
             <wp:effectExtent b="0" l="0" r="0" t="0"/>
             <wp:docPr descr="Генерация clean-версии ограниченной оптимизации" title="" id="223" name="Picture"/>
             <a:graphic>
@@ -7304,7 +7304,7 @@
                   <pic:spPr bwMode="auto">
                     <a:xfrm>
                       <a:off x="0" y="0"/>
-                      <a:ext cx="3733800" cy="2489200"/>
+                      <a:ext cx="3733800" cy="2100262"/>
                     </a:xfrm>
                     <a:prstGeom prst="rect">
                       <a:avLst/>
@@ -7340,7 +7340,7 @@
       <w:r>
         <w:drawing>
           <wp:inline>
-            <wp:extent cx="3733800" cy="2489200"/>
+            <wp:extent cx="3733800" cy="2100262"/>
             <wp:effectExtent b="0" l="0" r="0" t="0"/>
             <wp:docPr descr="Markdown-документация ограниченной оптимизации" title="" id="227" name="Picture"/>
             <a:graphic>
@@ -7361,7 +7361,7 @@
                   <pic:spPr bwMode="auto">
                     <a:xfrm>
                       <a:off x="0" y="0"/>
-                      <a:ext cx="3733800" cy="2489200"/>
+                      <a:ext cx="3733800" cy="2100262"/>
                     </a:xfrm>
                     <a:prstGeom prst="rect">
                       <a:avLst/>
@@ -7397,7 +7397,7 @@
       <w:r>
         <w:drawing>
           <wp:inline>
-            <wp:extent cx="3733800" cy="2489200"/>
+            <wp:extent cx="3733800" cy="2100262"/>
             <wp:effectExtent b="0" l="0" r="0" t="0"/>
             <wp:docPr descr="Jupyter notebook ограниченной оптимизации" title="" id="231" name="Picture"/>
             <a:graphic>
@@ -7418,7 +7418,7 @@
                   <pic:spPr bwMode="auto">
                     <a:xfrm>
                       <a:off x="0" y="0"/>
-                      <a:ext cx="3733800" cy="2489200"/>
+                      <a:ext cx="3733800" cy="2100262"/>
                     </a:xfrm>
                     <a:prstGeom prst="rect">
                       <a:avLst/>
@@ -7540,7 +7540,7 @@
       <w:r>
         <w:drawing>
           <wp:inline>
-            <wp:extent cx="3733800" cy="2489200"/>
+            <wp:extent cx="3733800" cy="2100262"/>
             <wp:effectExtent b="0" l="0" r="0" t="0"/>
             <wp:docPr descr="CSV-файл с результатами оптимизации при ограничении на пик" title="" id="235" name="Picture"/>
             <a:graphic>
@@ -7561,7 +7561,7 @@
                   <pic:spPr bwMode="auto">
                     <a:xfrm>
                       <a:off x="0" y="0"/>
-                      <a:ext cx="3733800" cy="2489200"/>
+                      <a:ext cx="3733800" cy="2100262"/>
                     </a:xfrm>
                     <a:prstGeom prst="rect">
                       <a:avLst/>

--- a/labs/lab04/release/simulation-modeling--lab04--report.docx
+++ b/labs/lab04/release/simulation-modeling--lab04--report.docx
@@ -18,31 +18,22 @@
         <w:t xml:space="preserve">Лабораторная работа №4. Реализация основных моделей в агентном подходе</w:t>
       </w:r>
     </w:p>
-    <w:bookmarkStart w:id="9" w:name="цель-работы"/>
+    <w:bookmarkStart w:id="17" w:name="ссылки-по-лабораторной-работе"/>
     <w:p>
       <w:pPr>
         <w:pStyle w:val="Heading1"/>
       </w:pPr>
       <w:r>
-        <w:t xml:space="preserve">Цель работы</w:t>
-      </w:r>
-    </w:p>
-    <w:p>
-      <w:pPr>
-        <w:pStyle w:val="FirstParagraph"/>
-      </w:pPr>
-      <w:r>
-        <w:t xml:space="preserve">Изучить реализацию эпидемиологической модели SIR в агентном подходе на языке Julia с использованием фреймворка Agents.jl, провести серию вычислительных экспериментов, подготовить literate-версии скриптов и исследовать дополнительные сценарии: порог эпидемии, гетерогенность городов, миграцию, карантин и оптимизацию с ограничением на пик заболеваемости.</w:t>
-      </w:r>
-    </w:p>
-    <w:bookmarkEnd w:id="9"/>
-    <w:bookmarkStart w:id="10" w:name="задание"/>
-    <w:p>
-      <w:pPr>
-        <w:pStyle w:val="Heading1"/>
-      </w:pPr>
-      <w:r>
-        <w:t xml:space="preserve">Задание</w:t>
+        <w:t xml:space="preserve">Ссылки по лабораторной работе</w:t>
+      </w:r>
+    </w:p>
+    <w:bookmarkStart w:id="12" w:name="github"/>
+    <w:p>
+      <w:pPr>
+        <w:pStyle w:val="Heading2"/>
+      </w:pPr>
+      <w:r>
+        <w:t xml:space="preserve">GitHub</w:t>
       </w:r>
     </w:p>
     <w:p>
@@ -54,23 +45,19 @@
         </w:numPr>
       </w:pPr>
       <w:r>
-        <w:t xml:space="preserve">Создать проект</w:t>
-      </w:r>
-      <w:r>
-        <w:t xml:space="preserve"> </w:t>
-      </w:r>
-      <w:r>
-        <w:rPr>
-          <w:rStyle w:val="VerbatimChar"/>
-        </w:rPr>
-        <w:t xml:space="preserve">DrWatson</w:t>
-      </w:r>
-      <w:r>
-        <w:t xml:space="preserve"> </w:t>
-      </w:r>
-      <w:r>
-        <w:t xml:space="preserve">для лабораторной работы.</w:t>
-      </w:r>
+        <w:t xml:space="preserve">Основной репозиторий курса:</w:t>
+      </w:r>
+      <w:r>
+        <w:t xml:space="preserve"> </w:t>
+      </w:r>
+      <w:hyperlink r:id="rId9">
+        <w:r>
+          <w:rPr>
+            <w:rStyle w:val="Hyperlink"/>
+          </w:rPr>
+          <w:t xml:space="preserve">https://github.com/Eddie-dk1/2026-1--study--simulation-modeling</w:t>
+        </w:r>
+      </w:hyperlink>
     </w:p>
     <w:p>
       <w:pPr>
@@ -81,8 +68,19 @@
         </w:numPr>
       </w:pPr>
       <w:r>
-        <w:t xml:space="preserve">Установить необходимые Julia-пакеты.</w:t>
-      </w:r>
+        <w:t xml:space="preserve">Директория лабораторной работы №4:</w:t>
+      </w:r>
+      <w:r>
+        <w:t xml:space="preserve"> </w:t>
+      </w:r>
+      <w:hyperlink r:id="rId10">
+        <w:r>
+          <w:rPr>
+            <w:rStyle w:val="Hyperlink"/>
+          </w:rPr>
+          <w:t xml:space="preserve">https://github.com/Eddie-dk1/2026-1--study--simulation-modeling/tree/main/labs/lab04</w:t>
+        </w:r>
+      </w:hyperlink>
     </w:p>
     <w:p>
       <w:pPr>
@@ -93,198 +91,28 @@
         </w:numPr>
       </w:pPr>
       <w:r>
-        <w:t xml:space="preserve">Реализовать агентную SIR-модель в файле</w:t>
-      </w:r>
-      <w:r>
-        <w:t xml:space="preserve"> </w:t>
-      </w:r>
-      <w:r>
-        <w:rPr>
-          <w:rStyle w:val="VerbatimChar"/>
-        </w:rPr>
-        <w:t xml:space="preserve">src/sir_model.jl</w:t>
-      </w:r>
-      <w:r>
-        <w:t xml:space="preserve">.</w:t>
-      </w:r>
-    </w:p>
-    <w:p>
-      <w:pPr>
-        <w:pStyle w:val="Compact"/>
-        <w:numPr>
-          <w:ilvl w:val="0"/>
-          <w:numId w:val="1001"/>
-        </w:numPr>
-      </w:pPr>
-      <w:r>
-        <w:t xml:space="preserve">Выполнить базовый эксперимент, параметрическое исследование коэффициента заразности, исследование миграции, оптимизацию параметров и итоговую визуализацию.</w:t>
-      </w:r>
-    </w:p>
-    <w:p>
-      <w:pPr>
-        <w:pStyle w:val="Compact"/>
-        <w:numPr>
-          <w:ilvl w:val="0"/>
-          <w:numId w:val="1001"/>
-        </w:numPr>
-      </w:pPr>
-      <w:r>
-        <w:t xml:space="preserve">Подготовить literate-версии скриптов и сгенерировать производные форматы</w:t>
-      </w:r>
-      <w:r>
-        <w:t xml:space="preserve"> </w:t>
-      </w:r>
-      <w:r>
-        <w:rPr>
-          <w:rStyle w:val="VerbatimChar"/>
-        </w:rPr>
-        <w:t xml:space="preserve">.jl</w:t>
-      </w:r>
-      <w:r>
-        <w:t xml:space="preserve">,</w:t>
-      </w:r>
-      <w:r>
-        <w:t xml:space="preserve"> </w:t>
-      </w:r>
-      <w:r>
-        <w:rPr>
-          <w:rStyle w:val="VerbatimChar"/>
-        </w:rPr>
-        <w:t xml:space="preserve">.ipynb</w:t>
-      </w:r>
-      <w:r>
-        <w:t xml:space="preserve"> </w:t>
-      </w:r>
-      <w:r>
-        <w:t xml:space="preserve">и</w:t>
-      </w:r>
-      <w:r>
-        <w:t xml:space="preserve"> </w:t>
-      </w:r>
-      <w:r>
-        <w:rPr>
-          <w:rStyle w:val="VerbatimChar"/>
-        </w:rPr>
-        <w:t xml:space="preserve">.md</w:t>
-      </w:r>
-      <w:r>
-        <w:t xml:space="preserve">.</w:t>
-      </w:r>
-    </w:p>
-    <w:p>
-      <w:pPr>
-        <w:pStyle w:val="Compact"/>
-        <w:numPr>
-          <w:ilvl w:val="0"/>
-          <w:numId w:val="1001"/>
-        </w:numPr>
-      </w:pPr>
-      <w:r>
-        <w:t xml:space="preserve">Выполнить дополнительные задания: базовый анализ</w:t>
-      </w:r>
-      <w:r>
-        <w:t xml:space="preserve"> </w:t>
-      </w:r>
-      <w:r>
-        <w:rPr>
-          <w:rStyle w:val="VerbatimChar"/>
-        </w:rPr>
-        <w:t xml:space="preserve">R_0</w:t>
-      </w:r>
-      <w:r>
-        <w:t xml:space="preserve">, поиск порога эпидемии, исследование гетерогенности, анализ влияния миграции, введение карантина и оптимизацию при ограничении на пик заболеваемости.</w:t>
-      </w:r>
-    </w:p>
-    <w:p>
-      <w:pPr>
-        <w:pStyle w:val="Compact"/>
-        <w:numPr>
-          <w:ilvl w:val="0"/>
-          <w:numId w:val="1001"/>
-        </w:numPr>
-      </w:pPr>
-      <w:r>
-        <w:t xml:space="preserve">Подготовить отчёт и презентацию с описанием всех графиков, таблиц и результатов.</w:t>
-      </w:r>
-    </w:p>
-    <w:bookmarkEnd w:id="10"/>
-    <w:bookmarkStart w:id="16" w:name="теоретическое-введение"/>
-    <w:p>
-      <w:pPr>
-        <w:pStyle w:val="Heading1"/>
-      </w:pPr>
-      <w:r>
-        <w:t xml:space="preserve">Теоретическое введение</w:t>
-      </w:r>
-    </w:p>
-    <w:bookmarkStart w:id="11" w:name="модель-sir"/>
+        <w:t xml:space="preserve">Релиз лабораторной работы №4:</w:t>
+      </w:r>
+      <w:r>
+        <w:t xml:space="preserve"> </w:t>
+      </w:r>
+      <w:hyperlink r:id="rId11">
+        <w:r>
+          <w:rPr>
+            <w:rStyle w:val="Hyperlink"/>
+          </w:rPr>
+          <w:t xml:space="preserve">https://github.com/Eddie-dk1/2026-1--study--simulation-modeling/releases/tag/lab04</w:t>
+        </w:r>
+      </w:hyperlink>
+    </w:p>
+    <w:bookmarkEnd w:id="12"/>
+    <w:bookmarkStart w:id="16" w:name="gitverse"/>
     <w:p>
       <w:pPr>
         <w:pStyle w:val="Heading2"/>
       </w:pPr>
       <w:r>
-        <w:t xml:space="preserve">Модель SIR</w:t>
-      </w:r>
-    </w:p>
-    <w:p>
-      <w:pPr>
-        <w:pStyle w:val="FirstParagraph"/>
-      </w:pPr>
-      <w:r>
-        <w:t xml:space="preserve">Классическая модель SIR делит популяцию на три группы: восприимчивые</w:t>
-      </w:r>
-      <w:r>
-        <w:t xml:space="preserve"> </w:t>
-      </w:r>
-      <w:r>
-        <w:rPr>
-          <w:rStyle w:val="VerbatimChar"/>
-        </w:rPr>
-        <w:t xml:space="preserve">S</w:t>
-      </w:r>
-      <w:r>
-        <w:t xml:space="preserve">, инфицированные</w:t>
-      </w:r>
-      <w:r>
-        <w:t xml:space="preserve"> </w:t>
-      </w:r>
-      <w:r>
-        <w:rPr>
-          <w:rStyle w:val="VerbatimChar"/>
-        </w:rPr>
-        <w:t xml:space="preserve">I</w:t>
-      </w:r>
-      <w:r>
-        <w:t xml:space="preserve"> </w:t>
-      </w:r>
-      <w:r>
-        <w:t xml:space="preserve">и выздоровевшие</w:t>
-      </w:r>
-      <w:r>
-        <w:t xml:space="preserve"> </w:t>
-      </w:r>
-      <w:r>
-        <w:rPr>
-          <w:rStyle w:val="VerbatimChar"/>
-        </w:rPr>
-        <w:t xml:space="preserve">R</w:t>
-      </w:r>
-      <w:r>
-        <w:t xml:space="preserve"> </w:t>
-      </w:r>
-      <w:r>
-        <w:t xml:space="preserve">[@kermack_1927; @hethcote_2000]</w:t>
-      </w:r>
-      <w:r>
-        <w:t xml:space="preserve">. В непрерывной постановке динамика описывается системой дифференциальных уравнений, однако в данной работе используется агентный подход, в котором каждый индивид моделируется как отдельный агент.</w:t>
-      </w:r>
-    </w:p>
-    <w:p>
-      <w:pPr>
-        <w:pStyle w:val="BodyText"/>
-      </w:pPr>
-      <w:r>
-        <w:t xml:space="preserve">В агентной реализации преимущества состоят в следующем:</w:t>
+        <w:t xml:space="preserve">GitVerse</w:t>
       </w:r>
     </w:p>
     <w:p>
@@ -296,8 +124,19 @@
         </w:numPr>
       </w:pPr>
       <w:r>
-        <w:t xml:space="preserve">можно моделировать дискретных людей, а не только агрегированные доли;</w:t>
-      </w:r>
+        <w:t xml:space="preserve">Основной репозиторий курса:</w:t>
+      </w:r>
+      <w:r>
+        <w:t xml:space="preserve"> </w:t>
+      </w:r>
+      <w:hyperlink r:id="rId13">
+        <w:r>
+          <w:rPr>
+            <w:rStyle w:val="Hyperlink"/>
+          </w:rPr>
+          <w:t xml:space="preserve">https://gitverse.ru/Kenan/2026-1--study--simulation-modeling</w:t>
+        </w:r>
+      </w:hyperlink>
     </w:p>
     <w:p>
       <w:pPr>
@@ -308,8 +147,19 @@
         </w:numPr>
       </w:pPr>
       <w:r>
-        <w:t xml:space="preserve">можно учитывать миграцию между городами;</w:t>
-      </w:r>
+        <w:t xml:space="preserve">Директория лабораторной работы №4:</w:t>
+      </w:r>
+      <w:r>
+        <w:t xml:space="preserve"> </w:t>
+      </w:r>
+      <w:hyperlink r:id="rId14">
+        <w:r>
+          <w:rPr>
+            <w:rStyle w:val="Hyperlink"/>
+          </w:rPr>
+          <w:t xml:space="preserve">https://gitverse.ru/Kenan/2026-1--study--simulation-modeling/content/main/labs/lab04</w:t>
+        </w:r>
+      </w:hyperlink>
     </w:p>
     <w:p>
       <w:pPr>
@@ -320,29 +170,29 @@
         </w:numPr>
       </w:pPr>
       <w:r>
-        <w:t xml:space="preserve">можно задавать неоднородные параметры заразности;</w:t>
-      </w:r>
-    </w:p>
-    <w:p>
-      <w:pPr>
-        <w:pStyle w:val="Compact"/>
-        <w:numPr>
-          <w:ilvl w:val="0"/>
-          <w:numId w:val="1002"/>
-        </w:numPr>
-      </w:pPr>
-      <w:r>
-        <w:t xml:space="preserve">можно добавлять логические правила, например карантин.</w:t>
-      </w:r>
-    </w:p>
-    <w:bookmarkEnd w:id="11"/>
-    <w:bookmarkStart w:id="12" w:name="X36d701986543b882d5cb09caf50aac403dd4ed7"/>
-    <w:p>
-      <w:pPr>
-        <w:pStyle w:val="Heading2"/>
-      </w:pPr>
-      <w:r>
-        <w:t xml:space="preserve">Агентное моделирование и используемые инструменты</w:t>
+        <w:t xml:space="preserve">Релиз лабораторной работы №4:</w:t>
+      </w:r>
+      <w:r>
+        <w:t xml:space="preserve"> </w:t>
+      </w:r>
+      <w:hyperlink r:id="rId15">
+        <w:r>
+          <w:rPr>
+            <w:rStyle w:val="Hyperlink"/>
+          </w:rPr>
+          <w:t xml:space="preserve">https://gitverse.ru/Kenan/2026-1--study--simulation-modeling/releases/tag/lab04</w:t>
+        </w:r>
+      </w:hyperlink>
+    </w:p>
+    <w:bookmarkEnd w:id="16"/>
+    <w:bookmarkEnd w:id="17"/>
+    <w:bookmarkStart w:id="18" w:name="цель-работы"/>
+    <w:p>
+      <w:pPr>
+        <w:pStyle w:val="Heading1"/>
+      </w:pPr>
+      <w:r>
+        <w:t xml:space="preserve">Цель работы</w:t>
       </w:r>
     </w:p>
     <w:p>
@@ -350,90 +200,17 @@
         <w:pStyle w:val="FirstParagraph"/>
       </w:pPr>
       <w:r>
-        <w:t xml:space="preserve">Фреймворк Agents.jl предоставляет средства для построения агентных моделей на графах и решётках, а также для запуска симуляций и сбора статистики</w:t>
-      </w:r>
-      <w:r>
-        <w:t xml:space="preserve"> </w:t>
-      </w:r>
-      <w:r>
-        <w:t xml:space="preserve">[@agents_jl]</w:t>
-      </w:r>
-      <w:r>
-        <w:t xml:space="preserve">. Для организации проекта используется DrWatson</w:t>
-      </w:r>
-      <w:r>
-        <w:t xml:space="preserve"> </w:t>
-      </w:r>
-      <w:r>
-        <w:t xml:space="preserve">[@drwatson_jl]</w:t>
-      </w:r>
-      <w:r>
-        <w:t xml:space="preserve">, а для литературного программирования — пакет Literate.jl</w:t>
-      </w:r>
-      <w:r>
-        <w:t xml:space="preserve"> </w:t>
-      </w:r>
-      <w:r>
-        <w:t xml:space="preserve">[@literate_jl; @knuth_1984]</w:t>
-      </w:r>
-      <w:r>
-        <w:t xml:space="preserve">. Многокритериальная и ограниченная оптимизация в работе выполняется с помощью BlackBoxOptim.jl</w:t>
-      </w:r>
-      <w:r>
-        <w:t xml:space="preserve"> </w:t>
-      </w:r>
-      <w:r>
-        <w:t xml:space="preserve">[@blackboxoptim_jl]</w:t>
-      </w:r>
-      <w:r>
-        <w:t xml:space="preserve">.</w:t>
-      </w:r>
-    </w:p>
-    <w:bookmarkEnd w:id="12"/>
-    <w:bookmarkStart w:id="13" w:name="литературное-программирование"/>
-    <w:p>
-      <w:pPr>
-        <w:pStyle w:val="Heading2"/>
-      </w:pPr>
-      <w:r>
-        <w:t xml:space="preserve">Литературное программирование</w:t>
-      </w:r>
-    </w:p>
-    <w:p>
-      <w:pPr>
-        <w:pStyle w:val="FirstParagraph"/>
-      </w:pPr>
-      <w:r>
-        <w:t xml:space="preserve">В данной лабораторной работе код оформлялся в стиле literate programming</w:t>
-      </w:r>
-      <w:r>
-        <w:t xml:space="preserve"> </w:t>
-      </w:r>
-      <w:r>
-        <w:t xml:space="preserve">[@knuth_1984]</w:t>
-      </w:r>
-      <w:r>
-        <w:t xml:space="preserve">. Это означает, что основной файл рассматривается одновременно как программный код и как текстовое описание алгоритма. Такой подход удобен в учебной работе, поскольку позволяет не дублировать вручную объяснение логики эксперимента в нескольких местах.</w:t>
-      </w:r>
-    </w:p>
-    <w:p>
-      <w:pPr>
-        <w:pStyle w:val="BodyText"/>
-      </w:pPr>
-      <w:r>
-        <w:t xml:space="preserve">Пакет Literate.jl</w:t>
-      </w:r>
-      <w:r>
-        <w:t xml:space="preserve"> </w:t>
-      </w:r>
-      <w:r>
-        <w:t xml:space="preserve">[@literate_jl]</w:t>
-      </w:r>
-      <w:r>
-        <w:t xml:space="preserve"> </w:t>
-      </w:r>
-      <w:r>
-        <w:t xml:space="preserve">использовался для генерации трёх производных форматов:</w:t>
+        <w:t xml:space="preserve">Изучить реализацию эпидемиологической модели SIR в агентном подходе на языке Julia с использованием фреймворка Agents.jl, провести серию вычислительных экспериментов, подготовить literate-версии скриптов и исследовать дополнительные сценарии: порог эпидемии, гетерогенность городов, миграцию, карантин и оптимизацию с ограничением на пик заболеваемости.</w:t>
+      </w:r>
+    </w:p>
+    <w:bookmarkEnd w:id="18"/>
+    <w:bookmarkStart w:id="19" w:name="задание"/>
+    <w:p>
+      <w:pPr>
+        <w:pStyle w:val="Heading1"/>
+      </w:pPr>
+      <w:r>
+        <w:t xml:space="preserve">Задание</w:t>
       </w:r>
     </w:p>
     <w:p>
@@ -445,19 +222,22 @@
         </w:numPr>
       </w:pPr>
       <w:r>
-        <w:t xml:space="preserve">clean-скрипта</w:t>
-      </w:r>
-      <w:r>
-        <w:t xml:space="preserve"> </w:t>
-      </w:r>
-      <w:r>
-        <w:rPr>
-          <w:rStyle w:val="VerbatimChar"/>
-        </w:rPr>
-        <w:t xml:space="preserve">.jl</w:t>
-      </w:r>
-      <w:r>
-        <w:t xml:space="preserve">, пригодного для прямого запуска;</w:t>
+        <w:t xml:space="preserve">Создать проект</w:t>
+      </w:r>
+      <w:r>
+        <w:t xml:space="preserve"> </w:t>
+      </w:r>
+      <w:r>
+        <w:rPr>
+          <w:rStyle w:val="VerbatimChar"/>
+        </w:rPr>
+        <w:t xml:space="preserve">DrWatson</w:t>
+      </w:r>
+      <w:r>
+        <w:t xml:space="preserve"> </w:t>
+      </w:r>
+      <w:r>
+        <w:t xml:space="preserve">для лабораторной работы.</w:t>
       </w:r>
     </w:p>
     <w:p>
@@ -469,19 +249,7 @@
         </w:numPr>
       </w:pPr>
       <w:r>
-        <w:t xml:space="preserve">Jupyter notebook</w:t>
-      </w:r>
-      <w:r>
-        <w:t xml:space="preserve"> </w:t>
-      </w:r>
-      <w:r>
-        <w:rPr>
-          <w:rStyle w:val="VerbatimChar"/>
-        </w:rPr>
-        <w:t xml:space="preserve">.ipynb</w:t>
-      </w:r>
-      <w:r>
-        <w:t xml:space="preserve">, пригодного для интерактивного выполнения;</w:t>
+        <w:t xml:space="preserve">Установить необходимые Julia-пакеты.</w:t>
       </w:r>
     </w:p>
     <w:p>
@@ -493,6 +261,406 @@
         </w:numPr>
       </w:pPr>
       <w:r>
+        <w:t xml:space="preserve">Реализовать агентную SIR-модель в файле</w:t>
+      </w:r>
+      <w:r>
+        <w:t xml:space="preserve"> </w:t>
+      </w:r>
+      <w:r>
+        <w:rPr>
+          <w:rStyle w:val="VerbatimChar"/>
+        </w:rPr>
+        <w:t xml:space="preserve">src/sir_model.jl</w:t>
+      </w:r>
+      <w:r>
+        <w:t xml:space="preserve">.</w:t>
+      </w:r>
+    </w:p>
+    <w:p>
+      <w:pPr>
+        <w:pStyle w:val="Compact"/>
+        <w:numPr>
+          <w:ilvl w:val="0"/>
+          <w:numId w:val="1003"/>
+        </w:numPr>
+      </w:pPr>
+      <w:r>
+        <w:t xml:space="preserve">Выполнить базовый эксперимент, параметрическое исследование коэффициента заразности, исследование миграции, оптимизацию параметров и итоговую визуализацию.</w:t>
+      </w:r>
+    </w:p>
+    <w:p>
+      <w:pPr>
+        <w:pStyle w:val="Compact"/>
+        <w:numPr>
+          <w:ilvl w:val="0"/>
+          <w:numId w:val="1003"/>
+        </w:numPr>
+      </w:pPr>
+      <w:r>
+        <w:t xml:space="preserve">Подготовить literate-версии скриптов и сгенерировать производные форматы</w:t>
+      </w:r>
+      <w:r>
+        <w:t xml:space="preserve"> </w:t>
+      </w:r>
+      <w:r>
+        <w:rPr>
+          <w:rStyle w:val="VerbatimChar"/>
+        </w:rPr>
+        <w:t xml:space="preserve">.jl</w:t>
+      </w:r>
+      <w:r>
+        <w:t xml:space="preserve">,</w:t>
+      </w:r>
+      <w:r>
+        <w:t xml:space="preserve"> </w:t>
+      </w:r>
+      <w:r>
+        <w:rPr>
+          <w:rStyle w:val="VerbatimChar"/>
+        </w:rPr>
+        <w:t xml:space="preserve">.ipynb</w:t>
+      </w:r>
+      <w:r>
+        <w:t xml:space="preserve"> </w:t>
+      </w:r>
+      <w:r>
+        <w:t xml:space="preserve">и</w:t>
+      </w:r>
+      <w:r>
+        <w:t xml:space="preserve"> </w:t>
+      </w:r>
+      <w:r>
+        <w:rPr>
+          <w:rStyle w:val="VerbatimChar"/>
+        </w:rPr>
+        <w:t xml:space="preserve">.md</w:t>
+      </w:r>
+      <w:r>
+        <w:t xml:space="preserve">.</w:t>
+      </w:r>
+    </w:p>
+    <w:p>
+      <w:pPr>
+        <w:pStyle w:val="Compact"/>
+        <w:numPr>
+          <w:ilvl w:val="0"/>
+          <w:numId w:val="1003"/>
+        </w:numPr>
+      </w:pPr>
+      <w:r>
+        <w:t xml:space="preserve">Выполнить дополнительные задания: базовый анализ</w:t>
+      </w:r>
+      <w:r>
+        <w:t xml:space="preserve"> </w:t>
+      </w:r>
+      <w:r>
+        <w:rPr>
+          <w:rStyle w:val="VerbatimChar"/>
+        </w:rPr>
+        <w:t xml:space="preserve">R_0</w:t>
+      </w:r>
+      <w:r>
+        <w:t xml:space="preserve">, поиск порога эпидемии, исследование гетерогенности, анализ влияния миграции, введение карантина и оптимизацию при ограничении на пик заболеваемости.</w:t>
+      </w:r>
+    </w:p>
+    <w:p>
+      <w:pPr>
+        <w:pStyle w:val="Compact"/>
+        <w:numPr>
+          <w:ilvl w:val="0"/>
+          <w:numId w:val="1003"/>
+        </w:numPr>
+      </w:pPr>
+      <w:r>
+        <w:t xml:space="preserve">Подготовить отчёт и презентацию с описанием всех графиков, таблиц и результатов.</w:t>
+      </w:r>
+    </w:p>
+    <w:bookmarkEnd w:id="19"/>
+    <w:bookmarkStart w:id="25" w:name="теоретическое-введение"/>
+    <w:p>
+      <w:pPr>
+        <w:pStyle w:val="Heading1"/>
+      </w:pPr>
+      <w:r>
+        <w:t xml:space="preserve">Теоретическое введение</w:t>
+      </w:r>
+    </w:p>
+    <w:bookmarkStart w:id="20" w:name="модель-sir"/>
+    <w:p>
+      <w:pPr>
+        <w:pStyle w:val="Heading2"/>
+      </w:pPr>
+      <w:r>
+        <w:t xml:space="preserve">Модель SIR</w:t>
+      </w:r>
+    </w:p>
+    <w:p>
+      <w:pPr>
+        <w:pStyle w:val="FirstParagraph"/>
+      </w:pPr>
+      <w:r>
+        <w:t xml:space="preserve">Классическая модель SIR делит популяцию на три группы: восприимчивые</w:t>
+      </w:r>
+      <w:r>
+        <w:t xml:space="preserve"> </w:t>
+      </w:r>
+      <w:r>
+        <w:rPr>
+          <w:rStyle w:val="VerbatimChar"/>
+        </w:rPr>
+        <w:t xml:space="preserve">S</w:t>
+      </w:r>
+      <w:r>
+        <w:t xml:space="preserve">, инфицированные</w:t>
+      </w:r>
+      <w:r>
+        <w:t xml:space="preserve"> </w:t>
+      </w:r>
+      <w:r>
+        <w:rPr>
+          <w:rStyle w:val="VerbatimChar"/>
+        </w:rPr>
+        <w:t xml:space="preserve">I</w:t>
+      </w:r>
+      <w:r>
+        <w:t xml:space="preserve"> </w:t>
+      </w:r>
+      <w:r>
+        <w:t xml:space="preserve">и выздоровевшие</w:t>
+      </w:r>
+      <w:r>
+        <w:t xml:space="preserve"> </w:t>
+      </w:r>
+      <w:r>
+        <w:rPr>
+          <w:rStyle w:val="VerbatimChar"/>
+        </w:rPr>
+        <w:t xml:space="preserve">R</w:t>
+      </w:r>
+      <w:r>
+        <w:t xml:space="preserve"> </w:t>
+      </w:r>
+      <w:r>
+        <w:t xml:space="preserve">[@kermack_1927; @hethcote_2000]</w:t>
+      </w:r>
+      <w:r>
+        <w:t xml:space="preserve">. В непрерывной постановке динамика описывается системой дифференциальных уравнений, однако в данной работе используется агентный подход, в котором каждый индивид моделируется как отдельный агент.</w:t>
+      </w:r>
+    </w:p>
+    <w:p>
+      <w:pPr>
+        <w:pStyle w:val="BodyText"/>
+      </w:pPr>
+      <w:r>
+        <w:t xml:space="preserve">В агентной реализации преимущества состоят в следующем:</w:t>
+      </w:r>
+    </w:p>
+    <w:p>
+      <w:pPr>
+        <w:pStyle w:val="Compact"/>
+        <w:numPr>
+          <w:ilvl w:val="0"/>
+          <w:numId w:val="1004"/>
+        </w:numPr>
+      </w:pPr>
+      <w:r>
+        <w:t xml:space="preserve">можно моделировать дискретных людей, а не только агрегированные доли;</w:t>
+      </w:r>
+    </w:p>
+    <w:p>
+      <w:pPr>
+        <w:pStyle w:val="Compact"/>
+        <w:numPr>
+          <w:ilvl w:val="0"/>
+          <w:numId w:val="1004"/>
+        </w:numPr>
+      </w:pPr>
+      <w:r>
+        <w:t xml:space="preserve">можно учитывать миграцию между городами;</w:t>
+      </w:r>
+    </w:p>
+    <w:p>
+      <w:pPr>
+        <w:pStyle w:val="Compact"/>
+        <w:numPr>
+          <w:ilvl w:val="0"/>
+          <w:numId w:val="1004"/>
+        </w:numPr>
+      </w:pPr>
+      <w:r>
+        <w:t xml:space="preserve">можно задавать неоднородные параметры заразности;</w:t>
+      </w:r>
+    </w:p>
+    <w:p>
+      <w:pPr>
+        <w:pStyle w:val="Compact"/>
+        <w:numPr>
+          <w:ilvl w:val="0"/>
+          <w:numId w:val="1004"/>
+        </w:numPr>
+      </w:pPr>
+      <w:r>
+        <w:t xml:space="preserve">можно добавлять логические правила, например карантин.</w:t>
+      </w:r>
+    </w:p>
+    <w:bookmarkEnd w:id="20"/>
+    <w:bookmarkStart w:id="21" w:name="X36d701986543b882d5cb09caf50aac403dd4ed7"/>
+    <w:p>
+      <w:pPr>
+        <w:pStyle w:val="Heading2"/>
+      </w:pPr>
+      <w:r>
+        <w:t xml:space="preserve">Агентное моделирование и используемые инструменты</w:t>
+      </w:r>
+    </w:p>
+    <w:p>
+      <w:pPr>
+        <w:pStyle w:val="FirstParagraph"/>
+      </w:pPr>
+      <w:r>
+        <w:t xml:space="preserve">Фреймворк Agents.jl предоставляет средства для построения агентных моделей на графах и решётках, а также для запуска симуляций и сбора статистики</w:t>
+      </w:r>
+      <w:r>
+        <w:t xml:space="preserve"> </w:t>
+      </w:r>
+      <w:r>
+        <w:t xml:space="preserve">[@agents_jl]</w:t>
+      </w:r>
+      <w:r>
+        <w:t xml:space="preserve">. Для организации проекта используется DrWatson</w:t>
+      </w:r>
+      <w:r>
+        <w:t xml:space="preserve"> </w:t>
+      </w:r>
+      <w:r>
+        <w:t xml:space="preserve">[@drwatson_jl]</w:t>
+      </w:r>
+      <w:r>
+        <w:t xml:space="preserve">, а для литературного программирования — пакет Literate.jl</w:t>
+      </w:r>
+      <w:r>
+        <w:t xml:space="preserve"> </w:t>
+      </w:r>
+      <w:r>
+        <w:t xml:space="preserve">[@literate_jl; @knuth_1984]</w:t>
+      </w:r>
+      <w:r>
+        <w:t xml:space="preserve">. Многокритериальная и ограниченная оптимизация в работе выполняется с помощью BlackBoxOptim.jl</w:t>
+      </w:r>
+      <w:r>
+        <w:t xml:space="preserve"> </w:t>
+      </w:r>
+      <w:r>
+        <w:t xml:space="preserve">[@blackboxoptim_jl]</w:t>
+      </w:r>
+      <w:r>
+        <w:t xml:space="preserve">.</w:t>
+      </w:r>
+    </w:p>
+    <w:bookmarkEnd w:id="21"/>
+    <w:bookmarkStart w:id="22" w:name="литературное-программирование"/>
+    <w:p>
+      <w:pPr>
+        <w:pStyle w:val="Heading2"/>
+      </w:pPr>
+      <w:r>
+        <w:t xml:space="preserve">Литературное программирование</w:t>
+      </w:r>
+    </w:p>
+    <w:p>
+      <w:pPr>
+        <w:pStyle w:val="FirstParagraph"/>
+      </w:pPr>
+      <w:r>
+        <w:t xml:space="preserve">В данной лабораторной работе код оформлялся в стиле literate programming</w:t>
+      </w:r>
+      <w:r>
+        <w:t xml:space="preserve"> </w:t>
+      </w:r>
+      <w:r>
+        <w:t xml:space="preserve">[@knuth_1984]</w:t>
+      </w:r>
+      <w:r>
+        <w:t xml:space="preserve">. Это означает, что основной файл рассматривается одновременно как программный код и как текстовое описание алгоритма. Такой подход удобен в учебной работе, поскольку позволяет не дублировать вручную объяснение логики эксперимента в нескольких местах.</w:t>
+      </w:r>
+    </w:p>
+    <w:p>
+      <w:pPr>
+        <w:pStyle w:val="BodyText"/>
+      </w:pPr>
+      <w:r>
+        <w:t xml:space="preserve">Пакет Literate.jl</w:t>
+      </w:r>
+      <w:r>
+        <w:t xml:space="preserve"> </w:t>
+      </w:r>
+      <w:r>
+        <w:t xml:space="preserve">[@literate_jl]</w:t>
+      </w:r>
+      <w:r>
+        <w:t xml:space="preserve"> </w:t>
+      </w:r>
+      <w:r>
+        <w:t xml:space="preserve">использовался для генерации трёх производных форматов:</w:t>
+      </w:r>
+    </w:p>
+    <w:p>
+      <w:pPr>
+        <w:pStyle w:val="Compact"/>
+        <w:numPr>
+          <w:ilvl w:val="0"/>
+          <w:numId w:val="1005"/>
+        </w:numPr>
+      </w:pPr>
+      <w:r>
+        <w:t xml:space="preserve">clean-скрипта</w:t>
+      </w:r>
+      <w:r>
+        <w:t xml:space="preserve"> </w:t>
+      </w:r>
+      <w:r>
+        <w:rPr>
+          <w:rStyle w:val="VerbatimChar"/>
+        </w:rPr>
+        <w:t xml:space="preserve">.jl</w:t>
+      </w:r>
+      <w:r>
+        <w:t xml:space="preserve">, пригодного для прямого запуска;</w:t>
+      </w:r>
+    </w:p>
+    <w:p>
+      <w:pPr>
+        <w:pStyle w:val="Compact"/>
+        <w:numPr>
+          <w:ilvl w:val="0"/>
+          <w:numId w:val="1005"/>
+        </w:numPr>
+      </w:pPr>
+      <w:r>
+        <w:t xml:space="preserve">Jupyter notebook</w:t>
+      </w:r>
+      <w:r>
+        <w:t xml:space="preserve"> </w:t>
+      </w:r>
+      <w:r>
+        <w:rPr>
+          <w:rStyle w:val="VerbatimChar"/>
+        </w:rPr>
+        <w:t xml:space="preserve">.ipynb</w:t>
+      </w:r>
+      <w:r>
+        <w:t xml:space="preserve">, пригодного для интерактивного выполнения;</w:t>
+      </w:r>
+    </w:p>
+    <w:p>
+      <w:pPr>
+        <w:pStyle w:val="Compact"/>
+        <w:numPr>
+          <w:ilvl w:val="0"/>
+          <w:numId w:val="1005"/>
+        </w:numPr>
+      </w:pPr>
+      <w:r>
         <w:t xml:space="preserve">Markdown-документа</w:t>
       </w:r>
       <w:r>
@@ -516,8 +684,8 @@
         <w:t xml:space="preserve">В результате каждый эксперимент существовал в двух формах: как рабочий скрипт и как literate-источник, из которого автоматически получались остальные представления.</w:t>
       </w:r>
     </w:p>
-    <w:bookmarkEnd w:id="13"/>
-    <w:bookmarkStart w:id="15" w:name="параметры-модели"/>
+    <w:bookmarkEnd w:id="22"/>
+    <w:bookmarkStart w:id="24" w:name="параметры-модели"/>
     <w:p>
       <w:pPr>
         <w:pStyle w:val="Heading2"/>
@@ -543,7 +711,7 @@
         <w:t xml:space="preserve">.</w:t>
       </w:r>
     </w:p>
-    <w:bookmarkStart w:id="14" w:name="tbl-sir-params"/>
+    <w:bookmarkStart w:id="23" w:name="tbl-sir-params"/>
     <w:p>
       <w:pPr>
         <w:pStyle w:val="TableCaption"/>
@@ -1056,7 +1224,7 @@
         </w:tc>
       </w:tr>
     </w:tbl>
-    <w:bookmarkEnd w:id="14"/>
+    <w:bookmarkEnd w:id="23"/>
     <w:p>
       <w:pPr>
         <w:pStyle w:val="BodyText"/>
@@ -1247,9 +1415,9 @@
         <w:t xml:space="preserve">, что соответствует режиму уверенного развития эпидемии.</w:t>
       </w:r>
     </w:p>
-    <w:bookmarkEnd w:id="15"/>
-    <w:bookmarkEnd w:id="16"/>
-    <w:bookmarkStart w:id="152" w:name="выполнение-лабораторной-работы"/>
+    <w:bookmarkEnd w:id="24"/>
+    <w:bookmarkEnd w:id="25"/>
+    <w:bookmarkStart w:id="161" w:name="выполнение-лабораторной-работы"/>
     <w:p>
       <w:pPr>
         <w:pStyle w:val="Heading1"/>
@@ -1258,7 +1426,7 @@
         <w:t xml:space="preserve">Выполнение лабораторной работы</w:t>
       </w:r>
     </w:p>
-    <w:bookmarkStart w:id="42" w:name="настройка-окружения"/>
+    <w:bookmarkStart w:id="51" w:name="настройка-окружения"/>
     <w:p>
       <w:pPr>
         <w:pStyle w:val="Heading2"/>
@@ -1267,7 +1435,7 @@
         <w:t xml:space="preserve">Настройка окружения</w:t>
       </w:r>
     </w:p>
-    <w:bookmarkStart w:id="41" w:name="запуск-julia-и-инициализация-проекта"/>
+    <w:bookmarkStart w:id="50" w:name="запуск-julia-и-инициализация-проекта"/>
     <w:p>
       <w:pPr>
         <w:pStyle w:val="Heading3"/>
@@ -1338,7 +1506,7 @@
         <w:t xml:space="preserve">).</w:t>
       </w:r>
     </w:p>
-    <w:bookmarkStart w:id="20" w:name="fig-julia"/>
+    <w:bookmarkStart w:id="29" w:name="fig-julia"/>
     <w:p>
       <w:pPr>
         <w:pStyle w:val="CaptionedFigure"/>
@@ -1348,18 +1516,18 @@
           <wp:inline>
             <wp:extent cx="3733800" cy="2100262"/>
             <wp:effectExtent b="0" l="0" r="0" t="0"/>
-            <wp:docPr descr="Запуск Julia REPL" title="" id="18" name="Picture"/>
+            <wp:docPr descr="Запуск Julia REPL" title="" id="27" name="Picture"/>
             <a:graphic>
               <a:graphicData uri="http://schemas.openxmlformats.org/drawingml/2006/picture">
                 <pic:pic>
                   <pic:nvPicPr>
-                    <pic:cNvPr descr="image/0julia.png" id="19" name="Picture"/>
+                    <pic:cNvPr descr="image/0julia.png" id="28" name="Picture"/>
                     <pic:cNvPicPr>
                       <a:picLocks noChangeArrowheads="1" noChangeAspect="1"/>
                     </pic:cNvPicPr>
                   </pic:nvPicPr>
                   <pic:blipFill>
-                    <a:blip r:embed="rId17"/>
+                    <a:blip r:embed="rId26"/>
                     <a:stretch>
                       <a:fillRect/>
                     </a:stretch>
@@ -1394,8 +1562,8 @@
         <w:t xml:space="preserve">Запуск Julia REPL</w:t>
       </w:r>
     </w:p>
-    <w:bookmarkEnd w:id="20"/>
-    <w:bookmarkStart w:id="24" w:name="fig-drwatson"/>
+    <w:bookmarkEnd w:id="29"/>
+    <w:bookmarkStart w:id="33" w:name="fig-drwatson"/>
     <w:p>
       <w:pPr>
         <w:pStyle w:val="CaptionedFigure"/>
@@ -1405,18 +1573,18 @@
           <wp:inline>
             <wp:extent cx="3733800" cy="2100262"/>
             <wp:effectExtent b="0" l="0" r="0" t="0"/>
-            <wp:docPr descr="Подключение пакета DrWatson" title="" id="22" name="Picture"/>
+            <wp:docPr descr="Подключение пакета DrWatson" title="" id="31" name="Picture"/>
             <a:graphic>
               <a:graphicData uri="http://schemas.openxmlformats.org/drawingml/2006/picture">
                 <pic:pic>
                   <pic:nvPicPr>
-                    <pic:cNvPr descr="image/1drwatson.png" id="23" name="Picture"/>
+                    <pic:cNvPr descr="image/1drwatson.png" id="32" name="Picture"/>
                     <pic:cNvPicPr>
                       <a:picLocks noChangeArrowheads="1" noChangeAspect="1"/>
                     </pic:cNvPicPr>
                   </pic:nvPicPr>
                   <pic:blipFill>
-                    <a:blip r:embed="rId21"/>
+                    <a:blip r:embed="rId30"/>
                     <a:stretch>
                       <a:fillRect/>
                     </a:stretch>
@@ -1451,8 +1619,8 @@
         <w:t xml:space="preserve">Подключение пакета DrWatson</w:t>
       </w:r>
     </w:p>
-    <w:bookmarkEnd w:id="24"/>
-    <w:bookmarkStart w:id="28" w:name="fig-init-project"/>
+    <w:bookmarkEnd w:id="33"/>
+    <w:bookmarkStart w:id="37" w:name="fig-init-project"/>
     <w:p>
       <w:pPr>
         <w:pStyle w:val="CaptionedFigure"/>
@@ -1462,18 +1630,18 @@
           <wp:inline>
             <wp:extent cx="3733800" cy="2100262"/>
             <wp:effectExtent b="0" l="0" r="0" t="0"/>
-            <wp:docPr descr="Создание проекта DrWatson" title="" id="26" name="Picture"/>
+            <wp:docPr descr="Создание проекта DrWatson" title="" id="35" name="Picture"/>
             <a:graphic>
               <a:graphicData uri="http://schemas.openxmlformats.org/drawingml/2006/picture">
                 <pic:pic>
                   <pic:nvPicPr>
-                    <pic:cNvPr descr="image/2init_proj.png" id="27" name="Picture"/>
+                    <pic:cNvPr descr="image/2init_proj.png" id="36" name="Picture"/>
                     <pic:cNvPicPr>
                       <a:picLocks noChangeArrowheads="1" noChangeAspect="1"/>
                     </pic:cNvPicPr>
                   </pic:nvPicPr>
                   <pic:blipFill>
-                    <a:blip r:embed="rId25"/>
+                    <a:blip r:embed="rId34"/>
                     <a:stretch>
                       <a:fillRect/>
                     </a:stretch>
@@ -1508,8 +1676,8 @@
         <w:t xml:space="preserve">Создание проекта DrWatson</w:t>
       </w:r>
     </w:p>
-    <w:bookmarkEnd w:id="28"/>
-    <w:bookmarkStart w:id="32" w:name="fig-activate"/>
+    <w:bookmarkEnd w:id="37"/>
+    <w:bookmarkStart w:id="41" w:name="fig-activate"/>
     <w:p>
       <w:pPr>
         <w:pStyle w:val="CaptionedFigure"/>
@@ -1519,18 +1687,18 @@
           <wp:inline>
             <wp:extent cx="3733800" cy="2100262"/>
             <wp:effectExtent b="0" l="0" r="0" t="0"/>
-            <wp:docPr descr="Активация проекта через Pkg.activate" title="" id="30" name="Picture"/>
+            <wp:docPr descr="Активация проекта через Pkg.activate" title="" id="39" name="Picture"/>
             <a:graphic>
               <a:graphicData uri="http://schemas.openxmlformats.org/drawingml/2006/picture">
                 <pic:pic>
                   <pic:nvPicPr>
-                    <pic:cNvPr descr="image/4pkg_activate.png" id="31" name="Picture"/>
+                    <pic:cNvPr descr="image/4pkg_activate.png" id="40" name="Picture"/>
                     <pic:cNvPicPr>
                       <a:picLocks noChangeArrowheads="1" noChangeAspect="1"/>
                     </pic:cNvPicPr>
                   </pic:nvPicPr>
                   <pic:blipFill>
-                    <a:blip r:embed="rId29"/>
+                    <a:blip r:embed="rId38"/>
                     <a:stretch>
                       <a:fillRect/>
                     </a:stretch>
@@ -1574,8 +1742,8 @@
         <w:t xml:space="preserve">Pkg.activate</w:t>
       </w:r>
     </w:p>
-    <w:bookmarkEnd w:id="32"/>
-    <w:bookmarkStart w:id="36" w:name="fig-pkg-add"/>
+    <w:bookmarkEnd w:id="41"/>
+    <w:bookmarkStart w:id="45" w:name="fig-pkg-add"/>
     <w:p>
       <w:pPr>
         <w:pStyle w:val="CaptionedFigure"/>
@@ -1585,18 +1753,18 @@
           <wp:inline>
             <wp:extent cx="3733800" cy="2100262"/>
             <wp:effectExtent b="0" l="0" r="0" t="0"/>
-            <wp:docPr descr="Добавление зависимостей проекта" title="" id="34" name="Picture"/>
+            <wp:docPr descr="Добавление зависимостей проекта" title="" id="43" name="Picture"/>
             <a:graphic>
               <a:graphicData uri="http://schemas.openxmlformats.org/drawingml/2006/picture">
                 <pic:pic>
                   <pic:nvPicPr>
-                    <pic:cNvPr descr="image/5pkg_add.png" id="35" name="Picture"/>
+                    <pic:cNvPr descr="image/5pkg_add.png" id="44" name="Picture"/>
                     <pic:cNvPicPr>
                       <a:picLocks noChangeArrowheads="1" noChangeAspect="1"/>
                     </pic:cNvPicPr>
                   </pic:nvPicPr>
                   <pic:blipFill>
-                    <a:blip r:embed="rId33"/>
+                    <a:blip r:embed="rId42"/>
                     <a:stretch>
                       <a:fillRect/>
                     </a:stretch>
@@ -1631,8 +1799,8 @@
         <w:t xml:space="preserve">Добавление зависимостей проекта</w:t>
       </w:r>
     </w:p>
-    <w:bookmarkEnd w:id="36"/>
-    <w:bookmarkStart w:id="40" w:name="fig-pkg-finished"/>
+    <w:bookmarkEnd w:id="45"/>
+    <w:bookmarkStart w:id="49" w:name="fig-pkg-finished"/>
     <w:p>
       <w:pPr>
         <w:pStyle w:val="CaptionedFigure"/>
@@ -1642,18 +1810,18 @@
           <wp:inline>
             <wp:extent cx="3733800" cy="2100262"/>
             <wp:effectExtent b="0" l="0" r="0" t="0"/>
-            <wp:docPr descr="Завершение установки пакетов" title="" id="38" name="Picture"/>
+            <wp:docPr descr="Завершение установки пакетов" title="" id="47" name="Picture"/>
             <a:graphic>
               <a:graphicData uri="http://schemas.openxmlformats.org/drawingml/2006/picture">
                 <pic:pic>
                   <pic:nvPicPr>
-                    <pic:cNvPr descr="image/6pkg_finished.png" id="39" name="Picture"/>
+                    <pic:cNvPr descr="image/6pkg_finished.png" id="48" name="Picture"/>
                     <pic:cNvPicPr>
                       <a:picLocks noChangeArrowheads="1" noChangeAspect="1"/>
                     </pic:cNvPicPr>
                   </pic:nvPicPr>
                   <pic:blipFill>
-                    <a:blip r:embed="rId37"/>
+                    <a:blip r:embed="rId46"/>
                     <a:stretch>
                       <a:fillRect/>
                     </a:stretch>
@@ -1688,7 +1856,7 @@
         <w:t xml:space="preserve">Завершение установки пакетов</w:t>
       </w:r>
     </w:p>
-    <w:bookmarkEnd w:id="40"/>
+    <w:bookmarkEnd w:id="49"/>
     <w:p>
       <w:pPr>
         <w:pStyle w:val="BodyText"/>
@@ -1772,9 +1940,9 @@
         <w:t xml:space="preserve">.</w:t>
       </w:r>
     </w:p>
-    <w:bookmarkEnd w:id="41"/>
-    <w:bookmarkEnd w:id="42"/>
-    <w:bookmarkStart w:id="43" w:name="реализация-базовой-sir-модели"/>
+    <w:bookmarkEnd w:id="50"/>
+    <w:bookmarkEnd w:id="51"/>
+    <w:bookmarkStart w:id="52" w:name="реализация-базовой-sir-модели"/>
     <w:p>
       <w:pPr>
         <w:pStyle w:val="Heading2"/>
@@ -1808,7 +1976,7 @@
         <w:pStyle w:val="Compact"/>
         <w:numPr>
           <w:ilvl w:val="0"/>
-          <w:numId w:val="1004"/>
+          <w:numId w:val="1006"/>
         </w:numPr>
       </w:pPr>
       <w:r>
@@ -1832,7 +2000,7 @@
         <w:pStyle w:val="Compact"/>
         <w:numPr>
           <w:ilvl w:val="0"/>
-          <w:numId w:val="1004"/>
+          <w:numId w:val="1006"/>
         </w:numPr>
       </w:pPr>
       <w:r>
@@ -1856,7 +2024,7 @@
         <w:pStyle w:val="Compact"/>
         <w:numPr>
           <w:ilvl w:val="0"/>
-          <w:numId w:val="1004"/>
+          <w:numId w:val="1006"/>
         </w:numPr>
       </w:pPr>
       <w:r>
@@ -1880,7 +2048,7 @@
         <w:pStyle w:val="Compact"/>
         <w:numPr>
           <w:ilvl w:val="0"/>
-          <w:numId w:val="1004"/>
+          <w:numId w:val="1006"/>
         </w:numPr>
       </w:pPr>
       <w:r>
@@ -1892,7 +2060,7 @@
         <w:pStyle w:val="Compact"/>
         <w:numPr>
           <w:ilvl w:val="0"/>
-          <w:numId w:val="1004"/>
+          <w:numId w:val="1006"/>
         </w:numPr>
       </w:pPr>
       <w:r>
@@ -1904,7 +2072,7 @@
         <w:pStyle w:val="Compact"/>
         <w:numPr>
           <w:ilvl w:val="0"/>
-          <w:numId w:val="1004"/>
+          <w:numId w:val="1006"/>
         </w:numPr>
       </w:pPr>
       <w:r>
@@ -1958,8 +2126,8 @@
         <w:t xml:space="preserve">В качестве пространства используется полный граф городов, что позволяет каждому агенту потенциально мигрировать в любой другой город. Такой выбор соответствует постановке задачи из методических указаний.</w:t>
       </w:r>
     </w:p>
-    <w:bookmarkEnd w:id="43"/>
-    <w:bookmarkStart w:id="64" w:name="базовый-эксперимент"/>
+    <w:bookmarkEnd w:id="52"/>
+    <w:bookmarkStart w:id="73" w:name="базовый-эксперимент"/>
     <w:p>
       <w:pPr>
         <w:pStyle w:val="Heading2"/>
@@ -1997,7 +2165,7 @@
         <w:t xml:space="preserve">). Скрипт моделирует один эпидемический сценарий с фиксированными параметрами и сохраняет данные динамики.</w:t>
       </w:r>
     </w:p>
-    <w:bookmarkStart w:id="47" w:name="fig-run-basic-script"/>
+    <w:bookmarkStart w:id="56" w:name="fig-run-basic-script"/>
     <w:p>
       <w:pPr>
         <w:pStyle w:val="CaptionedFigure"/>
@@ -2007,18 +2175,18 @@
           <wp:inline>
             <wp:extent cx="3733800" cy="2100262"/>
             <wp:effectExtent b="0" l="0" r="0" t="0"/>
-            <wp:docPr descr="Запуск базового скрипта sir_run_basic.jl" title="" id="45" name="Picture"/>
+            <wp:docPr descr="Запуск базового скрипта sir_run_basic.jl" title="" id="54" name="Picture"/>
             <a:graphic>
               <a:graphicData uri="http://schemas.openxmlformats.org/drawingml/2006/picture">
                 <pic:pic>
                   <pic:nvPicPr>
-                    <pic:cNvPr descr="image/7.0sir_run_basic.jl.png" id="46" name="Picture"/>
+                    <pic:cNvPr descr="image/7.0sir_run_basic.jl.png" id="55" name="Picture"/>
                     <pic:cNvPicPr>
                       <a:picLocks noChangeArrowheads="1" noChangeAspect="1"/>
                     </pic:cNvPicPr>
                   </pic:nvPicPr>
                   <pic:blipFill>
-                    <a:blip r:embed="rId44"/>
+                    <a:blip r:embed="rId53"/>
                     <a:stretch>
                       <a:fillRect/>
                     </a:stretch>
@@ -2062,7 +2230,7 @@
         <w:t xml:space="preserve">sir_run_basic.jl</w:t>
       </w:r>
     </w:p>
-    <w:bookmarkEnd w:id="47"/>
+    <w:bookmarkEnd w:id="56"/>
     <w:p>
       <w:pPr>
         <w:pStyle w:val="BodyText"/>
@@ -2076,7 +2244,7 @@
         <w:pStyle w:val="Compact"/>
         <w:numPr>
           <w:ilvl w:val="0"/>
-          <w:numId w:val="1005"/>
+          <w:numId w:val="1007"/>
         </w:numPr>
       </w:pPr>
       <w:r>
@@ -2097,7 +2265,7 @@
         <w:pStyle w:val="Compact"/>
         <w:numPr>
           <w:ilvl w:val="0"/>
-          <w:numId w:val="1005"/>
+          <w:numId w:val="1007"/>
         </w:numPr>
       </w:pPr>
       <w:r>
@@ -2118,7 +2286,7 @@
         <w:pStyle w:val="Compact"/>
         <w:numPr>
           <w:ilvl w:val="0"/>
-          <w:numId w:val="1005"/>
+          <w:numId w:val="1007"/>
         </w:numPr>
       </w:pPr>
       <w:r>
@@ -2139,7 +2307,7 @@
         <w:pStyle w:val="Compact"/>
         <w:numPr>
           <w:ilvl w:val="0"/>
-          <w:numId w:val="1005"/>
+          <w:numId w:val="1007"/>
         </w:numPr>
       </w:pPr>
       <w:r>
@@ -2160,7 +2328,7 @@
         <w:pStyle w:val="Compact"/>
         <w:numPr>
           <w:ilvl w:val="0"/>
-          <w:numId w:val="1005"/>
+          <w:numId w:val="1007"/>
         </w:numPr>
       </w:pPr>
       <w:r>
@@ -2181,7 +2349,7 @@
         <w:pStyle w:val="Compact"/>
         <w:numPr>
           <w:ilvl w:val="0"/>
-          <w:numId w:val="1005"/>
+          <w:numId w:val="1007"/>
         </w:numPr>
       </w:pPr>
       <w:r>
@@ -2202,7 +2370,7 @@
         <w:pStyle w:val="Compact"/>
         <w:numPr>
           <w:ilvl w:val="0"/>
-          <w:numId w:val="1005"/>
+          <w:numId w:val="1007"/>
         </w:numPr>
       </w:pPr>
       <w:r>
@@ -2223,7 +2391,7 @@
         <w:pStyle w:val="Compact"/>
         <w:numPr>
           <w:ilvl w:val="0"/>
-          <w:numId w:val="1005"/>
+          <w:numId w:val="1007"/>
         </w:numPr>
       </w:pPr>
       <w:r>
@@ -2244,7 +2412,7 @@
         <w:pStyle w:val="Compact"/>
         <w:numPr>
           <w:ilvl w:val="0"/>
-          <w:numId w:val="1005"/>
+          <w:numId w:val="1007"/>
         </w:numPr>
       </w:pPr>
       <w:r>
@@ -2265,7 +2433,7 @@
         <w:pStyle w:val="Compact"/>
         <w:numPr>
           <w:ilvl w:val="0"/>
-          <w:numId w:val="1005"/>
+          <w:numId w:val="1007"/>
         </w:numPr>
       </w:pPr>
       <w:r>
@@ -2298,7 +2466,7 @@
         <w:t xml:space="preserve">. На графике видно, что число инфицированных быстро возрастает, затем достигает пика, после чего популяция постепенно переходит в класс выздоровевших. Пунктирная линия общей численности отражает влияние смертности.</w:t>
       </w:r>
     </w:p>
-    <w:bookmarkStart w:id="51" w:name="fig-run-basic-plot"/>
+    <w:bookmarkStart w:id="60" w:name="fig-run-basic-plot"/>
     <w:p>
       <w:pPr>
         <w:pStyle w:val="CaptionedFigure"/>
@@ -2308,18 +2476,18 @@
           <wp:inline>
             <wp:extent cx="3733800" cy="2100262"/>
             <wp:effectExtent b="0" l="0" r="0" t="0"/>
-            <wp:docPr descr="График базовой динамики S(t), I(t), R(t) и общей численности" title="" id="49" name="Picture"/>
+            <wp:docPr descr="График базовой динамики S(t), I(t), R(t) и общей численности" title="" id="58" name="Picture"/>
             <a:graphic>
               <a:graphicData uri="http://schemas.openxmlformats.org/drawingml/2006/picture">
                 <pic:pic>
                   <pic:nvPicPr>
-                    <pic:cNvPr descr="image/7.1sir_basic_dynamics.png" id="50" name="Picture"/>
+                    <pic:cNvPr descr="image/7.1sir_basic_dynamics.png" id="59" name="Picture"/>
                     <pic:cNvPicPr>
                       <a:picLocks noChangeArrowheads="1" noChangeAspect="1"/>
                     </pic:cNvPicPr>
                   </pic:nvPicPr>
                   <pic:blipFill>
-                    <a:blip r:embed="rId48"/>
+                    <a:blip r:embed="rId57"/>
                     <a:stretch>
                       <a:fillRect/>
                     </a:stretch>
@@ -2393,7 +2561,7 @@
         <w:t xml:space="preserve">и общей численности</w:t>
       </w:r>
     </w:p>
-    <w:bookmarkEnd w:id="51"/>
+    <w:bookmarkEnd w:id="60"/>
     <w:p>
       <w:pPr>
         <w:pStyle w:val="BodyText"/>
@@ -2515,7 +2683,7 @@
         <w:t xml:space="preserve">.</w:t>
       </w:r>
     </w:p>
-    <w:bookmarkStart w:id="55" w:name="fig-run-basic-clean"/>
+    <w:bookmarkStart w:id="64" w:name="fig-run-basic-clean"/>
     <w:p>
       <w:pPr>
         <w:pStyle w:val="CaptionedFigure"/>
@@ -2525,18 +2693,18 @@
           <wp:inline>
             <wp:extent cx="3733800" cy="2100262"/>
             <wp:effectExtent b="0" l="0" r="0" t="0"/>
-            <wp:docPr descr="Генерация clean-версии базового скрипта" title="" id="53" name="Picture"/>
+            <wp:docPr descr="Генерация clean-версии базового скрипта" title="" id="62" name="Picture"/>
             <a:graphic>
               <a:graphicData uri="http://schemas.openxmlformats.org/drawingml/2006/picture">
                 <pic:pic>
                   <pic:nvPicPr>
-                    <pic:cNvPr descr="image/8sir_run_basic_clean.png" id="54" name="Picture"/>
+                    <pic:cNvPr descr="image/8sir_run_basic_clean.png" id="63" name="Picture"/>
                     <pic:cNvPicPr>
                       <a:picLocks noChangeArrowheads="1" noChangeAspect="1"/>
                     </pic:cNvPicPr>
                   </pic:nvPicPr>
                   <pic:blipFill>
-                    <a:blip r:embed="rId52"/>
+                    <a:blip r:embed="rId61"/>
                     <a:stretch>
                       <a:fillRect/>
                     </a:stretch>
@@ -2571,8 +2739,8 @@
         <w:t xml:space="preserve">Генерация clean-версии базового скрипта</w:t>
       </w:r>
     </w:p>
-    <w:bookmarkEnd w:id="55"/>
-    <w:bookmarkStart w:id="59" w:name="fig-run-basic-md"/>
+    <w:bookmarkEnd w:id="64"/>
+    <w:bookmarkStart w:id="68" w:name="fig-run-basic-md"/>
     <w:p>
       <w:pPr>
         <w:pStyle w:val="CaptionedFigure"/>
@@ -2582,177 +2750,12 @@
           <wp:inline>
             <wp:extent cx="3733800" cy="2100262"/>
             <wp:effectExtent b="0" l="0" r="0" t="0"/>
-            <wp:docPr descr="Генерация Markdown-документации для базового скрипта" title="" id="57" name="Picture"/>
+            <wp:docPr descr="Генерация Markdown-документации для базового скрипта" title="" id="66" name="Picture"/>
             <a:graphic>
               <a:graphicData uri="http://schemas.openxmlformats.org/drawingml/2006/picture">
                 <pic:pic>
                   <pic:nvPicPr>
-                    <pic:cNvPr descr="image/9sir_run_basic_literate.md.png" id="58" name="Picture"/>
-                    <pic:cNvPicPr>
-                      <a:picLocks noChangeArrowheads="1" noChangeAspect="1"/>
-                    </pic:cNvPicPr>
-                  </pic:nvPicPr>
-                  <pic:blipFill>
-                    <a:blip r:embed="rId56"/>
-                    <a:stretch>
-                      <a:fillRect/>
-                    </a:stretch>
-                  </pic:blipFill>
-                  <pic:spPr bwMode="auto">
-                    <a:xfrm>
-                      <a:off x="0" y="0"/>
-                      <a:ext cx="3733800" cy="2100262"/>
-                    </a:xfrm>
-                    <a:prstGeom prst="rect">
-                      <a:avLst/>
-                    </a:prstGeom>
-                    <a:noFill/>
-                    <a:ln w="9525">
-                      <a:noFill/>
-                      <a:headEnd/>
-                      <a:tailEnd/>
-                    </a:ln>
-                  </pic:spPr>
-                </pic:pic>
-              </a:graphicData>
-            </a:graphic>
-          </wp:inline>
-        </w:drawing>
-      </w:r>
-    </w:p>
-    <w:p>
-      <w:pPr>
-        <w:pStyle w:val="ImageCaption"/>
-      </w:pPr>
-      <w:r>
-        <w:t xml:space="preserve">Генерация Markdown-документации для базового скрипта</w:t>
-      </w:r>
-    </w:p>
-    <w:bookmarkEnd w:id="59"/>
-    <w:bookmarkStart w:id="63" w:name="fig-run-basic-ipynb"/>
-    <w:p>
-      <w:pPr>
-        <w:pStyle w:val="CaptionedFigure"/>
-      </w:pPr>
-      <w:r>
-        <w:drawing>
-          <wp:inline>
-            <wp:extent cx="3733800" cy="2100262"/>
-            <wp:effectExtent b="0" l="0" r="0" t="0"/>
-            <wp:docPr descr="Генерация Jupyter notebook для базового скрипта" title="" id="61" name="Picture"/>
-            <a:graphic>
-              <a:graphicData uri="http://schemas.openxmlformats.org/drawingml/2006/picture">
-                <pic:pic>
-                  <pic:nvPicPr>
-                    <pic:cNvPr descr="image/10sir_run_basic_literate.ipynb.png" id="62" name="Picture"/>
-                    <pic:cNvPicPr>
-                      <a:picLocks noChangeArrowheads="1" noChangeAspect="1"/>
-                    </pic:cNvPicPr>
-                  </pic:nvPicPr>
-                  <pic:blipFill>
-                    <a:blip r:embed="rId60"/>
-                    <a:stretch>
-                      <a:fillRect/>
-                    </a:stretch>
-                  </pic:blipFill>
-                  <pic:spPr bwMode="auto">
-                    <a:xfrm>
-                      <a:off x="0" y="0"/>
-                      <a:ext cx="3733800" cy="2100262"/>
-                    </a:xfrm>
-                    <a:prstGeom prst="rect">
-                      <a:avLst/>
-                    </a:prstGeom>
-                    <a:noFill/>
-                    <a:ln w="9525">
-                      <a:noFill/>
-                      <a:headEnd/>
-                      <a:tailEnd/>
-                    </a:ln>
-                  </pic:spPr>
-                </pic:pic>
-              </a:graphicData>
-            </a:graphic>
-          </wp:inline>
-        </w:drawing>
-      </w:r>
-    </w:p>
-    <w:p>
-      <w:pPr>
-        <w:pStyle w:val="ImageCaption"/>
-      </w:pPr>
-      <w:r>
-        <w:t xml:space="preserve">Генерация Jupyter notebook для базового скрипта</w:t>
-      </w:r>
-    </w:p>
-    <w:bookmarkEnd w:id="63"/>
-    <w:bookmarkEnd w:id="64"/>
-    <w:bookmarkStart w:id="89" w:name="исследование-коэффициента-заразности"/>
-    <w:p>
-      <w:pPr>
-        <w:pStyle w:val="Heading2"/>
-      </w:pPr>
-      <w:r>
-        <w:t xml:space="preserve">Исследование коэффициента заразности</w:t>
-      </w:r>
-    </w:p>
-    <w:p>
-      <w:pPr>
-        <w:pStyle w:val="FirstParagraph"/>
-      </w:pPr>
-      <w:r>
-        <w:t xml:space="preserve">Скрипт</w:t>
-      </w:r>
-      <w:r>
-        <w:t xml:space="preserve"> </w:t>
-      </w:r>
-      <w:r>
-        <w:rPr>
-          <w:rStyle w:val="VerbatimChar"/>
-        </w:rPr>
-        <w:t xml:space="preserve">sir_scan_beta.jl</w:t>
-      </w:r>
-      <w:r>
-        <w:t xml:space="preserve"> </w:t>
-      </w:r>
-      <w:r>
-        <w:t xml:space="preserve">(</w:t>
-      </w:r>
-      <w:r>
-        <w:t xml:space="preserve">[рис. @fig-beta-script]</w:t>
-      </w:r>
-      <w:r>
-        <w:t xml:space="preserve">) использовался для исследования порога эпидемии и чувствительности модели к параметру</w:t>
-      </w:r>
-      <w:r>
-        <w:t xml:space="preserve"> </w:t>
-      </w:r>
-      <w:r>
-        <w:rPr>
-          <w:rStyle w:val="VerbatimChar"/>
-        </w:rPr>
-        <w:t xml:space="preserve">beta</w:t>
-      </w:r>
-      <w:r>
-        <w:t xml:space="preserve">.</w:t>
-      </w:r>
-    </w:p>
-    <w:bookmarkStart w:id="68" w:name="fig-beta-script"/>
-    <w:p>
-      <w:pPr>
-        <w:pStyle w:val="CaptionedFigure"/>
-      </w:pPr>
-      <w:r>
-        <w:drawing>
-          <wp:inline>
-            <wp:extent cx="3733800" cy="2100262"/>
-            <wp:effectExtent b="0" l="0" r="0" t="0"/>
-            <wp:docPr descr="Запуск скрипта sir_scan_beta.jl" title="" id="66" name="Picture"/>
-            <a:graphic>
-              <a:graphicData uri="http://schemas.openxmlformats.org/drawingml/2006/picture">
-                <pic:pic>
-                  <pic:nvPicPr>
-                    <pic:cNvPr descr="image/11.0sir_scan_beta.jl.png" id="67" name="Picture"/>
+                    <pic:cNvPr descr="image/9sir_run_basic_literate.md.png" id="67" name="Picture"/>
                     <pic:cNvPicPr>
                       <a:picLocks noChangeArrowheads="1" noChangeAspect="1"/>
                     </pic:cNvPicPr>
@@ -2790,82 +2793,11 @@
         <w:pStyle w:val="ImageCaption"/>
       </w:pPr>
       <w:r>
-        <w:t xml:space="preserve">Запуск скрипта</w:t>
-      </w:r>
-      <w:r>
-        <w:t xml:space="preserve"> </w:t>
-      </w:r>
-      <w:r>
-        <w:rPr>
-          <w:rStyle w:val="VerbatimChar"/>
-        </w:rPr>
-        <w:t xml:space="preserve">sir_scan_beta.jl</w:t>
+        <w:t xml:space="preserve">Генерация Markdown-документации для базового скрипта</w:t>
       </w:r>
     </w:p>
     <w:bookmarkEnd w:id="68"/>
-    <w:p>
-      <w:pPr>
-        <w:pStyle w:val="BodyText"/>
-      </w:pPr>
-      <w:r>
-        <w:t xml:space="preserve">На</w:t>
-      </w:r>
-      <w:r>
-        <w:t xml:space="preserve"> </w:t>
-      </w:r>
-      <w:r>
-        <w:t xml:space="preserve">[рис. @fig-beta-plot]</w:t>
-      </w:r>
-      <w:r>
-        <w:t xml:space="preserve"> </w:t>
-      </w:r>
-      <w:r>
-        <w:t xml:space="preserve">показан итоговый график зависимости характеристик эпидемии от</w:t>
-      </w:r>
-      <w:r>
-        <w:t xml:space="preserve"> </w:t>
-      </w:r>
-      <w:r>
-        <w:rPr>
-          <w:rStyle w:val="VerbatimChar"/>
-        </w:rPr>
-        <w:t xml:space="preserve">beta</w:t>
-      </w:r>
-      <w:r>
-        <w:t xml:space="preserve">. При</w:t>
-      </w:r>
-      <w:r>
-        <w:t xml:space="preserve"> </w:t>
-      </w:r>
-      <w:r>
-        <w:rPr>
-          <w:rStyle w:val="VerbatimChar"/>
-        </w:rPr>
-        <w:t xml:space="preserve">beta = 0.1</w:t>
-      </w:r>
-      <w:r>
-        <w:t xml:space="preserve"> </w:t>
-      </w:r>
-      <w:r>
-        <w:t xml:space="preserve">пик заражения практически отсутствует, а начиная с</w:t>
-      </w:r>
-      <w:r>
-        <w:t xml:space="preserve"> </w:t>
-      </w:r>
-      <w:r>
-        <w:rPr>
-          <w:rStyle w:val="VerbatimChar"/>
-        </w:rPr>
-        <w:t xml:space="preserve">beta = 0.2</w:t>
-      </w:r>
-      <w:r>
-        <w:t xml:space="preserve"> </w:t>
-      </w:r>
-      <w:r>
-        <w:t xml:space="preserve">наблюдается резкий рост амплитуды вспышки. Это подтверждает существование порогового эффекта.</w:t>
-      </w:r>
-    </w:p>
-    <w:bookmarkStart w:id="72" w:name="fig-beta-plot"/>
+    <w:bookmarkStart w:id="72" w:name="fig-run-basic-ipynb"/>
     <w:p>
       <w:pPr>
         <w:pStyle w:val="CaptionedFigure"/>
@@ -2875,12 +2807,12 @@
           <wp:inline>
             <wp:extent cx="3733800" cy="2100262"/>
             <wp:effectExtent b="0" l="0" r="0" t="0"/>
-            <wp:docPr descr="Зависимость эпидемических показателей от beta" title="" id="70" name="Picture"/>
+            <wp:docPr descr="Генерация Jupyter notebook для базового скрипта" title="" id="70" name="Picture"/>
             <a:graphic>
               <a:graphicData uri="http://schemas.openxmlformats.org/drawingml/2006/picture">
                 <pic:pic>
                   <pic:nvPicPr>
-                    <pic:cNvPr descr="image/11.1beta_scan.png" id="71" name="Picture"/>
+                    <pic:cNvPr descr="image/10sir_run_basic_literate.ipynb.png" id="71" name="Picture"/>
                     <pic:cNvPicPr>
                       <a:picLocks noChangeArrowheads="1" noChangeAspect="1"/>
                     </pic:cNvPicPr>
@@ -2918,7 +2850,47 @@
         <w:pStyle w:val="ImageCaption"/>
       </w:pPr>
       <w:r>
-        <w:t xml:space="preserve">Зависимость эпидемических показателей от</w:t>
+        <w:t xml:space="preserve">Генерация Jupyter notebook для базового скрипта</w:t>
+      </w:r>
+    </w:p>
+    <w:bookmarkEnd w:id="72"/>
+    <w:bookmarkEnd w:id="73"/>
+    <w:bookmarkStart w:id="98" w:name="исследование-коэффициента-заразности"/>
+    <w:p>
+      <w:pPr>
+        <w:pStyle w:val="Heading2"/>
+      </w:pPr>
+      <w:r>
+        <w:t xml:space="preserve">Исследование коэффициента заразности</w:t>
+      </w:r>
+    </w:p>
+    <w:p>
+      <w:pPr>
+        <w:pStyle w:val="FirstParagraph"/>
+      </w:pPr>
+      <w:r>
+        <w:t xml:space="preserve">Скрипт</w:t>
+      </w:r>
+      <w:r>
+        <w:t xml:space="preserve"> </w:t>
+      </w:r>
+      <w:r>
+        <w:rPr>
+          <w:rStyle w:val="VerbatimChar"/>
+        </w:rPr>
+        <w:t xml:space="preserve">sir_scan_beta.jl</w:t>
+      </w:r>
+      <w:r>
+        <w:t xml:space="preserve"> </w:t>
+      </w:r>
+      <w:r>
+        <w:t xml:space="preserve">(</w:t>
+      </w:r>
+      <w:r>
+        <w:t xml:space="preserve">[рис. @fig-beta-script]</w:t>
+      </w:r>
+      <w:r>
+        <w:t xml:space="preserve">) использовался для исследования порога эпидемии и чувствительности модели к параметру</w:t>
       </w:r>
       <w:r>
         <w:t xml:space="preserve"> </w:t>
@@ -2929,200 +2901,11 @@
         </w:rPr>
         <w:t xml:space="preserve">beta</w:t>
       </w:r>
-    </w:p>
-    <w:bookmarkEnd w:id="72"/>
-    <w:p>
-      <w:pPr>
-        <w:pStyle w:val="BodyText"/>
-      </w:pPr>
-      <w:r>
-        <w:t xml:space="preserve">В данном эксперименте параметр</w:t>
-      </w:r>
-      <w:r>
-        <w:t xml:space="preserve"> </w:t>
-      </w:r>
-      <w:r>
-        <w:rPr>
-          <w:rStyle w:val="VerbatimChar"/>
-        </w:rPr>
-        <w:t xml:space="preserve">beta</w:t>
-      </w:r>
-      <w:r>
-        <w:t xml:space="preserve"> </w:t>
-      </w:r>
-      <w:r>
-        <w:t xml:space="preserve">определяет заразность невыявленных больных. Параметр</w:t>
-      </w:r>
-      <w:r>
-        <w:t xml:space="preserve"> </w:t>
-      </w:r>
-      <w:r>
-        <w:rPr>
-          <w:rStyle w:val="VerbatimChar"/>
-        </w:rPr>
-        <w:t xml:space="preserve">beta_det</w:t>
-      </w:r>
-      <w:r>
-        <w:t xml:space="preserve"> </w:t>
-      </w:r>
-      <w:r>
-        <w:t xml:space="preserve">выбирается как</w:t>
-      </w:r>
-      <w:r>
-        <w:t xml:space="preserve"> </w:t>
-      </w:r>
-      <w:r>
-        <w:rPr>
-          <w:rStyle w:val="VerbatimChar"/>
-        </w:rPr>
-        <w:t xml:space="preserve">beta / 10</w:t>
-      </w:r>
-      <w:r>
-        <w:t xml:space="preserve">, то есть после выявления заражённый агент становится существенно менее опасным для окружающих. Благодаря этому на графике можно проследить именно влияние базовой интенсивности заражения на общую эпидемическую картину.</w:t>
-      </w:r>
-    </w:p>
-    <w:p>
-      <w:pPr>
-        <w:pStyle w:val="BodyText"/>
-      </w:pPr>
-      <w:r>
-        <w:t xml:space="preserve">На графике представлены три основные зависимости:</w:t>
-      </w:r>
-    </w:p>
-    <w:p>
-      <w:pPr>
-        <w:pStyle w:val="Compact"/>
-        <w:numPr>
-          <w:ilvl w:val="0"/>
-          <w:numId w:val="1006"/>
-        </w:numPr>
-      </w:pPr>
-      <w:r>
-        <w:t xml:space="preserve">средний пик эпидемии;</w:t>
-      </w:r>
-    </w:p>
-    <w:p>
-      <w:pPr>
-        <w:pStyle w:val="Compact"/>
-        <w:numPr>
-          <w:ilvl w:val="0"/>
-          <w:numId w:val="1006"/>
-        </w:numPr>
-      </w:pPr>
-      <w:r>
-        <w:t xml:space="preserve">средняя конечная доля инфицированных;</w:t>
-      </w:r>
-    </w:p>
-    <w:p>
-      <w:pPr>
-        <w:pStyle w:val="Compact"/>
-        <w:numPr>
-          <w:ilvl w:val="0"/>
-          <w:numId w:val="1006"/>
-        </w:numPr>
-      </w:pPr>
-      <w:r>
-        <w:t xml:space="preserve">средняя доля умерших.</w:t>
-      </w:r>
-    </w:p>
-    <w:p>
-      <w:pPr>
-        <w:pStyle w:val="FirstParagraph"/>
-      </w:pPr>
-      <w:r>
-        <w:t xml:space="preserve">Такой вид графика объясняется пороговым характером эпидемии. При малых значениях</w:t>
-      </w:r>
-      <w:r>
-        <w:t xml:space="preserve"> </w:t>
-      </w:r>
-      <w:r>
-        <w:rPr>
-          <w:rStyle w:val="VerbatimChar"/>
-        </w:rPr>
-        <w:t xml:space="preserve">beta</w:t>
-      </w:r>
-      <w:r>
-        <w:t xml:space="preserve"> </w:t>
-      </w:r>
-      <w:r>
-        <w:t xml:space="preserve">инфекция не успевает распространиться по системе. После перехода через порог заражение начинает охватывать почти всю популяцию, из-за чего и пик, и смертность резко возрастают.</w:t>
-      </w:r>
-    </w:p>
-    <w:p>
-      <w:pPr>
-        <w:pStyle w:val="BodyText"/>
-      </w:pPr>
-      <w:r>
-        <w:t xml:space="preserve">Фрагмент таблицы всех прогонов приведён на</w:t>
-      </w:r>
-      <w:r>
-        <w:t xml:space="preserve"> </w:t>
-      </w:r>
-      <w:r>
-        <w:t xml:space="preserve">[рис. @fig-beta-csv]</w:t>
-      </w:r>
-      <w:r>
-        <w:t xml:space="preserve">. Он показывает, что при</w:t>
-      </w:r>
-      <w:r>
-        <w:t xml:space="preserve"> </w:t>
-      </w:r>
-      <w:r>
-        <w:rPr>
-          <w:rStyle w:val="VerbatimChar"/>
-        </w:rPr>
-        <w:t xml:space="preserve">beta = 0.1</w:t>
-      </w:r>
-      <w:r>
-        <w:t xml:space="preserve"> </w:t>
-      </w:r>
-      <w:r>
-        <w:t xml:space="preserve">величина</w:t>
-      </w:r>
-      <w:r>
-        <w:t xml:space="preserve"> </w:t>
-      </w:r>
-      <w:r>
-        <w:rPr>
-          <w:rStyle w:val="VerbatimChar"/>
-        </w:rPr>
-        <w:t xml:space="preserve">peak</w:t>
-      </w:r>
-      <w:r>
-        <w:t xml:space="preserve"> </w:t>
-      </w:r>
-      <w:r>
-        <w:t xml:space="preserve">остаётся порядка</w:t>
-      </w:r>
-      <w:r>
-        <w:t xml:space="preserve"> </w:t>
-      </w:r>
-      <w:r>
-        <w:rPr>
-          <w:rStyle w:val="VerbatimChar"/>
-        </w:rPr>
-        <w:t xml:space="preserve">10^-3</w:t>
-      </w:r>
-      <w:r>
-        <w:t xml:space="preserve">, а при</w:t>
-      </w:r>
-      <w:r>
-        <w:t xml:space="preserve"> </w:t>
-      </w:r>
-      <w:r>
-        <w:rPr>
-          <w:rStyle w:val="VerbatimChar"/>
-        </w:rPr>
-        <w:t xml:space="preserve">beta = 0.2</w:t>
-      </w:r>
-      <w:r>
-        <w:t xml:space="preserve"> </w:t>
-      </w:r>
-      <w:r>
-        <w:t xml:space="preserve">уже появляются прогоны с пиком около единицы.</w:t>
-      </w:r>
-    </w:p>
-    <w:bookmarkStart w:id="76" w:name="fig-beta-csv"/>
+      <w:r>
+        <w:t xml:space="preserve">.</w:t>
+      </w:r>
+    </w:p>
+    <w:bookmarkStart w:id="77" w:name="fig-beta-script"/>
     <w:p>
       <w:pPr>
         <w:pStyle w:val="CaptionedFigure"/>
@@ -3132,18 +2915,18 @@
           <wp:inline>
             <wp:extent cx="3733800" cy="2100262"/>
             <wp:effectExtent b="0" l="0" r="0" t="0"/>
-            <wp:docPr descr="CSV-файл с результатами параметрического исследования beta" title="" id="74" name="Picture"/>
+            <wp:docPr descr="Запуск скрипта sir_scan_beta.jl" title="" id="75" name="Picture"/>
             <a:graphic>
               <a:graphicData uri="http://schemas.openxmlformats.org/drawingml/2006/picture">
                 <pic:pic>
                   <pic:nvPicPr>
-                    <pic:cNvPr descr="image/11.2beta_scan_all.csv.png" id="75" name="Picture"/>
+                    <pic:cNvPr descr="image/11.0sir_scan_beta.jl.png" id="76" name="Picture"/>
                     <pic:cNvPicPr>
                       <a:picLocks noChangeArrowheads="1" noChangeAspect="1"/>
                     </pic:cNvPicPr>
                   </pic:nvPicPr>
                   <pic:blipFill>
-                    <a:blip r:embed="rId73"/>
+                    <a:blip r:embed="rId74"/>
                     <a:stretch>
                       <a:fillRect/>
                     </a:stretch>
@@ -3175,7 +2958,37 @@
         <w:pStyle w:val="ImageCaption"/>
       </w:pPr>
       <w:r>
-        <w:t xml:space="preserve">CSV-файл с результатами параметрического исследования</w:t>
+        <w:t xml:space="preserve">Запуск скрипта</w:t>
+      </w:r>
+      <w:r>
+        <w:t xml:space="preserve"> </w:t>
+      </w:r>
+      <w:r>
+        <w:rPr>
+          <w:rStyle w:val="VerbatimChar"/>
+        </w:rPr>
+        <w:t xml:space="preserve">sir_scan_beta.jl</w:t>
+      </w:r>
+    </w:p>
+    <w:bookmarkEnd w:id="77"/>
+    <w:p>
+      <w:pPr>
+        <w:pStyle w:val="BodyText"/>
+      </w:pPr>
+      <w:r>
+        <w:t xml:space="preserve">На</w:t>
+      </w:r>
+      <w:r>
+        <w:t xml:space="preserve"> </w:t>
+      </w:r>
+      <w:r>
+        <w:t xml:space="preserve">[рис. @fig-beta-plot]</w:t>
+      </w:r>
+      <w:r>
+        <w:t xml:space="preserve"> </w:t>
+      </w:r>
+      <w:r>
+        <w:t xml:space="preserve">показан итоговый график зависимости характеристик эпидемии от</w:t>
       </w:r>
       <w:r>
         <w:t xml:space="preserve"> </w:t>
@@ -3186,343 +2999,41 @@
         </w:rPr>
         <w:t xml:space="preserve">beta</w:t>
       </w:r>
-    </w:p>
-    <w:bookmarkEnd w:id="76"/>
-    <w:p>
-      <w:pPr>
-        <w:pStyle w:val="BodyText"/>
-      </w:pPr>
-      <w:r>
-        <w:t xml:space="preserve">Столбцы таблицы</w:t>
-      </w:r>
-      <w:r>
-        <w:t xml:space="preserve"> </w:t>
-      </w:r>
-      <w:r>
-        <w:rPr>
-          <w:rStyle w:val="VerbatimChar"/>
-        </w:rPr>
-        <w:t xml:space="preserve">beta_scan_all.csv</w:t>
-      </w:r>
-      <w:r>
-        <w:t xml:space="preserve"> </w:t>
-      </w:r>
-      <w:r>
-        <w:t xml:space="preserve">означают:</w:t>
-      </w:r>
-    </w:p>
-    <w:p>
-      <w:pPr>
-        <w:pStyle w:val="Compact"/>
-        <w:numPr>
-          <w:ilvl w:val="0"/>
-          <w:numId w:val="1007"/>
-        </w:numPr>
-      </w:pPr>
-      <w:r>
-        <w:rPr>
-          <w:rStyle w:val="VerbatimChar"/>
-        </w:rPr>
-        <w:t xml:space="preserve">n_steps</w:t>
-      </w:r>
-      <w:r>
-        <w:t xml:space="preserve"> </w:t>
-      </w:r>
-      <w:r>
-        <w:t xml:space="preserve">— число шагов моделирования;</w:t>
-      </w:r>
-    </w:p>
-    <w:p>
-      <w:pPr>
-        <w:pStyle w:val="Compact"/>
-        <w:numPr>
-          <w:ilvl w:val="0"/>
-          <w:numId w:val="1007"/>
-        </w:numPr>
-      </w:pPr>
-      <w:r>
-        <w:rPr>
-          <w:rStyle w:val="VerbatimChar"/>
-        </w:rPr>
-        <w:t xml:space="preserve">final_rec</w:t>
-      </w:r>
-      <w:r>
-        <w:t xml:space="preserve"> </w:t>
-      </w:r>
-      <w:r>
-        <w:t xml:space="preserve">— итоговая доля выздоровевших;</w:t>
-      </w:r>
-    </w:p>
-    <w:p>
-      <w:pPr>
-        <w:pStyle w:val="Compact"/>
-        <w:numPr>
-          <w:ilvl w:val="0"/>
-          <w:numId w:val="1007"/>
-        </w:numPr>
-      </w:pPr>
-      <w:r>
-        <w:rPr>
-          <w:rStyle w:val="VerbatimChar"/>
-        </w:rPr>
-        <w:t xml:space="preserve">Ns</w:t>
-      </w:r>
-      <w:r>
-        <w:t xml:space="preserve"> </w:t>
-      </w:r>
-      <w:r>
-        <w:t xml:space="preserve">— численности населения по городам;</w:t>
-      </w:r>
-    </w:p>
-    <w:p>
-      <w:pPr>
-        <w:pStyle w:val="Compact"/>
-        <w:numPr>
-          <w:ilvl w:val="0"/>
-          <w:numId w:val="1007"/>
-        </w:numPr>
-      </w:pPr>
-      <w:r>
-        <w:rPr>
-          <w:rStyle w:val="VerbatimChar"/>
-        </w:rPr>
-        <w:t xml:space="preserve">death_rate</w:t>
-      </w:r>
-      <w:r>
-        <w:t xml:space="preserve"> </w:t>
-      </w:r>
-      <w:r>
-        <w:t xml:space="preserve">— вероятность смерти;</w:t>
-      </w:r>
-    </w:p>
-    <w:p>
-      <w:pPr>
-        <w:pStyle w:val="Compact"/>
-        <w:numPr>
-          <w:ilvl w:val="0"/>
-          <w:numId w:val="1007"/>
-        </w:numPr>
-      </w:pPr>
-      <w:r>
-        <w:rPr>
-          <w:rStyle w:val="VerbatimChar"/>
-        </w:rPr>
-        <w:t xml:space="preserve">Is</w:t>
-      </w:r>
-      <w:r>
-        <w:t xml:space="preserve"> </w:t>
-      </w:r>
-      <w:r>
-        <w:t xml:space="preserve">— число изначально инфицированных;</w:t>
-      </w:r>
-    </w:p>
-    <w:p>
-      <w:pPr>
-        <w:pStyle w:val="Compact"/>
-        <w:numPr>
-          <w:ilvl w:val="0"/>
-          <w:numId w:val="1007"/>
-        </w:numPr>
-      </w:pPr>
-      <w:r>
-        <w:rPr>
-          <w:rStyle w:val="VerbatimChar"/>
-        </w:rPr>
-        <w:t xml:space="preserve">beta</w:t>
-      </w:r>
-      <w:r>
-        <w:t xml:space="preserve"> </w:t>
-      </w:r>
-      <w:r>
-        <w:t xml:space="preserve">— исследуемый коэффициент заразности;</w:t>
-      </w:r>
-    </w:p>
-    <w:p>
-      <w:pPr>
-        <w:pStyle w:val="Compact"/>
-        <w:numPr>
-          <w:ilvl w:val="0"/>
-          <w:numId w:val="1007"/>
-        </w:numPr>
-      </w:pPr>
-      <w:r>
-        <w:rPr>
-          <w:rStyle w:val="VerbatimChar"/>
-        </w:rPr>
-        <w:t xml:space="preserve">infection_period</w:t>
-      </w:r>
-      <w:r>
-        <w:t xml:space="preserve"> </w:t>
-      </w:r>
-      <w:r>
-        <w:t xml:space="preserve">— длительность болезни;</w:t>
-      </w:r>
-    </w:p>
-    <w:p>
-      <w:pPr>
-        <w:pStyle w:val="Compact"/>
-        <w:numPr>
-          <w:ilvl w:val="0"/>
-          <w:numId w:val="1007"/>
-        </w:numPr>
-      </w:pPr>
-      <w:r>
-        <w:rPr>
-          <w:rStyle w:val="VerbatimChar"/>
-        </w:rPr>
-        <w:t xml:space="preserve">final_inf</w:t>
-      </w:r>
-      <w:r>
-        <w:t xml:space="preserve"> </w:t>
-      </w:r>
-      <w:r>
-        <w:t xml:space="preserve">— доля инфицированных в конце эксперимента;</w:t>
-      </w:r>
-    </w:p>
-    <w:p>
-      <w:pPr>
-        <w:pStyle w:val="Compact"/>
-        <w:numPr>
-          <w:ilvl w:val="0"/>
-          <w:numId w:val="1007"/>
-        </w:numPr>
-      </w:pPr>
-      <w:r>
-        <w:rPr>
-          <w:rStyle w:val="VerbatimChar"/>
-        </w:rPr>
-        <w:t xml:space="preserve">detection_time</w:t>
-      </w:r>
-      <w:r>
-        <w:t xml:space="preserve"> </w:t>
-      </w:r>
-      <w:r>
-        <w:t xml:space="preserve">— время выявления заболевания;</w:t>
-      </w:r>
-    </w:p>
-    <w:p>
-      <w:pPr>
-        <w:pStyle w:val="Compact"/>
-        <w:numPr>
-          <w:ilvl w:val="0"/>
-          <w:numId w:val="1007"/>
-        </w:numPr>
-      </w:pPr>
-      <w:r>
-        <w:rPr>
-          <w:rStyle w:val="VerbatimChar"/>
-        </w:rPr>
-        <w:t xml:space="preserve">deaths</w:t>
-      </w:r>
-      <w:r>
-        <w:t xml:space="preserve"> </w:t>
-      </w:r>
-      <w:r>
-        <w:t xml:space="preserve">— абсолютное число умерших;</w:t>
-      </w:r>
-    </w:p>
-    <w:p>
-      <w:pPr>
-        <w:pStyle w:val="Compact"/>
-        <w:numPr>
-          <w:ilvl w:val="0"/>
-          <w:numId w:val="1007"/>
-        </w:numPr>
-      </w:pPr>
-      <w:r>
-        <w:rPr>
-          <w:rStyle w:val="VerbatimChar"/>
-        </w:rPr>
-        <w:t xml:space="preserve">peak</w:t>
-      </w:r>
-      <w:r>
-        <w:t xml:space="preserve"> </w:t>
-      </w:r>
-      <w:r>
-        <w:t xml:space="preserve">— максимальная доля инфицированных за весь прогон;</w:t>
-      </w:r>
-    </w:p>
-    <w:p>
-      <w:pPr>
-        <w:pStyle w:val="Compact"/>
-        <w:numPr>
-          <w:ilvl w:val="0"/>
-          <w:numId w:val="1007"/>
-        </w:numPr>
-      </w:pPr>
-      <w:r>
-        <w:rPr>
-          <w:rStyle w:val="VerbatimChar"/>
-        </w:rPr>
-        <w:t xml:space="preserve">reinfection_probability</w:t>
-      </w:r>
-      <w:r>
-        <w:t xml:space="preserve"> </w:t>
-      </w:r>
-      <w:r>
-        <w:t xml:space="preserve">— вероятность повторного заражения;</w:t>
-      </w:r>
-    </w:p>
-    <w:p>
-      <w:pPr>
-        <w:pStyle w:val="Compact"/>
-        <w:numPr>
-          <w:ilvl w:val="0"/>
-          <w:numId w:val="1007"/>
-        </w:numPr>
-      </w:pPr>
-      <w:r>
-        <w:rPr>
-          <w:rStyle w:val="VerbatimChar"/>
-        </w:rPr>
-        <w:t xml:space="preserve">seed</w:t>
-      </w:r>
-      <w:r>
-        <w:t xml:space="preserve"> </w:t>
-      </w:r>
-      <w:r>
-        <w:t xml:space="preserve">— зерно генератора случайных чисел.</w:t>
-      </w:r>
-    </w:p>
-    <w:p>
-      <w:pPr>
-        <w:pStyle w:val="FirstParagraph"/>
-      </w:pPr>
-      <w:r>
-        <w:t xml:space="preserve">Производные форматы для этого скрипта также были сгенерированы. Иллюстрации clean-версии, notebook и Markdown-документа представлены на</w:t>
-      </w:r>
-      <w:r>
-        <w:t xml:space="preserve"> </w:t>
-      </w:r>
-      <w:r>
-        <w:t xml:space="preserve">[рис. @fig-beta-clean]</w:t>
-      </w:r>
-      <w:r>
-        <w:t xml:space="preserve">,</w:t>
-      </w:r>
-      <w:r>
-        <w:t xml:space="preserve"> </w:t>
-      </w:r>
-      <w:r>
-        <w:t xml:space="preserve">[рис. @fig-beta-ipynb]</w:t>
-      </w:r>
-      <w:r>
-        <w:t xml:space="preserve"> </w:t>
-      </w:r>
-      <w:r>
-        <w:t xml:space="preserve">и</w:t>
-      </w:r>
-      <w:r>
-        <w:t xml:space="preserve"> </w:t>
-      </w:r>
-      <w:r>
-        <w:t xml:space="preserve">[рис. @fig-beta-md]</w:t>
-      </w:r>
-      <w:r>
-        <w:t xml:space="preserve">.</w:t>
-      </w:r>
-    </w:p>
-    <w:bookmarkStart w:id="80" w:name="fig-beta-clean"/>
+      <w:r>
+        <w:t xml:space="preserve">. При</w:t>
+      </w:r>
+      <w:r>
+        <w:t xml:space="preserve"> </w:t>
+      </w:r>
+      <w:r>
+        <w:rPr>
+          <w:rStyle w:val="VerbatimChar"/>
+        </w:rPr>
+        <w:t xml:space="preserve">beta = 0.1</w:t>
+      </w:r>
+      <w:r>
+        <w:t xml:space="preserve"> </w:t>
+      </w:r>
+      <w:r>
+        <w:t xml:space="preserve">пик заражения практически отсутствует, а начиная с</w:t>
+      </w:r>
+      <w:r>
+        <w:t xml:space="preserve"> </w:t>
+      </w:r>
+      <w:r>
+        <w:rPr>
+          <w:rStyle w:val="VerbatimChar"/>
+        </w:rPr>
+        <w:t xml:space="preserve">beta = 0.2</w:t>
+      </w:r>
+      <w:r>
+        <w:t xml:space="preserve"> </w:t>
+      </w:r>
+      <w:r>
+        <w:t xml:space="preserve">наблюдается резкий рост амплитуды вспышки. Это подтверждает существование порогового эффекта.</w:t>
+      </w:r>
+    </w:p>
+    <w:bookmarkStart w:id="81" w:name="fig-beta-plot"/>
     <w:p>
       <w:pPr>
         <w:pStyle w:val="CaptionedFigure"/>
@@ -3532,18 +3043,18 @@
           <wp:inline>
             <wp:extent cx="3733800" cy="2100262"/>
             <wp:effectExtent b="0" l="0" r="0" t="0"/>
-            <wp:docPr descr="Генерация clean-версии скрипта sir_scan_beta" title="" id="78" name="Picture"/>
+            <wp:docPr descr="Зависимость эпидемических показателей от beta" title="" id="79" name="Picture"/>
             <a:graphic>
               <a:graphicData uri="http://schemas.openxmlformats.org/drawingml/2006/picture">
                 <pic:pic>
                   <pic:nvPicPr>
-                    <pic:cNvPr descr="image/12sir_scan_beta_literate_clean.png" id="79" name="Picture"/>
+                    <pic:cNvPr descr="image/11.1beta_scan.png" id="80" name="Picture"/>
                     <pic:cNvPicPr>
                       <a:picLocks noChangeArrowheads="1" noChangeAspect="1"/>
                     </pic:cNvPicPr>
                   </pic:nvPicPr>
                   <pic:blipFill>
-                    <a:blip r:embed="rId77"/>
+                    <a:blip r:embed="rId78"/>
                     <a:stretch>
                       <a:fillRect/>
                     </a:stretch>
@@ -3575,20 +3086,211 @@
         <w:pStyle w:val="ImageCaption"/>
       </w:pPr>
       <w:r>
-        <w:t xml:space="preserve">Генерация clean-версии скрипта</w:t>
-      </w:r>
-      <w:r>
-        <w:t xml:space="preserve"> </w:t>
-      </w:r>
-      <w:r>
-        <w:rPr>
-          <w:rStyle w:val="VerbatimChar"/>
-        </w:rPr>
-        <w:t xml:space="preserve">sir_scan_beta</w:t>
-      </w:r>
-    </w:p>
-    <w:bookmarkEnd w:id="80"/>
-    <w:bookmarkStart w:id="84" w:name="fig-beta-ipynb"/>
+        <w:t xml:space="preserve">Зависимость эпидемических показателей от</w:t>
+      </w:r>
+      <w:r>
+        <w:t xml:space="preserve"> </w:t>
+      </w:r>
+      <w:r>
+        <w:rPr>
+          <w:rStyle w:val="VerbatimChar"/>
+        </w:rPr>
+        <w:t xml:space="preserve">beta</w:t>
+      </w:r>
+    </w:p>
+    <w:bookmarkEnd w:id="81"/>
+    <w:p>
+      <w:pPr>
+        <w:pStyle w:val="BodyText"/>
+      </w:pPr>
+      <w:r>
+        <w:t xml:space="preserve">В данном эксперименте параметр</w:t>
+      </w:r>
+      <w:r>
+        <w:t xml:space="preserve"> </w:t>
+      </w:r>
+      <w:r>
+        <w:rPr>
+          <w:rStyle w:val="VerbatimChar"/>
+        </w:rPr>
+        <w:t xml:space="preserve">beta</w:t>
+      </w:r>
+      <w:r>
+        <w:t xml:space="preserve"> </w:t>
+      </w:r>
+      <w:r>
+        <w:t xml:space="preserve">определяет заразность невыявленных больных. Параметр</w:t>
+      </w:r>
+      <w:r>
+        <w:t xml:space="preserve"> </w:t>
+      </w:r>
+      <w:r>
+        <w:rPr>
+          <w:rStyle w:val="VerbatimChar"/>
+        </w:rPr>
+        <w:t xml:space="preserve">beta_det</w:t>
+      </w:r>
+      <w:r>
+        <w:t xml:space="preserve"> </w:t>
+      </w:r>
+      <w:r>
+        <w:t xml:space="preserve">выбирается как</w:t>
+      </w:r>
+      <w:r>
+        <w:t xml:space="preserve"> </w:t>
+      </w:r>
+      <w:r>
+        <w:rPr>
+          <w:rStyle w:val="VerbatimChar"/>
+        </w:rPr>
+        <w:t xml:space="preserve">beta / 10</w:t>
+      </w:r>
+      <w:r>
+        <w:t xml:space="preserve">, то есть после выявления заражённый агент становится существенно менее опасным для окружающих. Благодаря этому на графике можно проследить именно влияние базовой интенсивности заражения на общую эпидемическую картину.</w:t>
+      </w:r>
+    </w:p>
+    <w:p>
+      <w:pPr>
+        <w:pStyle w:val="BodyText"/>
+      </w:pPr>
+      <w:r>
+        <w:t xml:space="preserve">На графике представлены три основные зависимости:</w:t>
+      </w:r>
+    </w:p>
+    <w:p>
+      <w:pPr>
+        <w:pStyle w:val="Compact"/>
+        <w:numPr>
+          <w:ilvl w:val="0"/>
+          <w:numId w:val="1008"/>
+        </w:numPr>
+      </w:pPr>
+      <w:r>
+        <w:t xml:space="preserve">средний пик эпидемии;</w:t>
+      </w:r>
+    </w:p>
+    <w:p>
+      <w:pPr>
+        <w:pStyle w:val="Compact"/>
+        <w:numPr>
+          <w:ilvl w:val="0"/>
+          <w:numId w:val="1008"/>
+        </w:numPr>
+      </w:pPr>
+      <w:r>
+        <w:t xml:space="preserve">средняя конечная доля инфицированных;</w:t>
+      </w:r>
+    </w:p>
+    <w:p>
+      <w:pPr>
+        <w:pStyle w:val="Compact"/>
+        <w:numPr>
+          <w:ilvl w:val="0"/>
+          <w:numId w:val="1008"/>
+        </w:numPr>
+      </w:pPr>
+      <w:r>
+        <w:t xml:space="preserve">средняя доля умерших.</w:t>
+      </w:r>
+    </w:p>
+    <w:p>
+      <w:pPr>
+        <w:pStyle w:val="FirstParagraph"/>
+      </w:pPr>
+      <w:r>
+        <w:t xml:space="preserve">Такой вид графика объясняется пороговым характером эпидемии. При малых значениях</w:t>
+      </w:r>
+      <w:r>
+        <w:t xml:space="preserve"> </w:t>
+      </w:r>
+      <w:r>
+        <w:rPr>
+          <w:rStyle w:val="VerbatimChar"/>
+        </w:rPr>
+        <w:t xml:space="preserve">beta</w:t>
+      </w:r>
+      <w:r>
+        <w:t xml:space="preserve"> </w:t>
+      </w:r>
+      <w:r>
+        <w:t xml:space="preserve">инфекция не успевает распространиться по системе. После перехода через порог заражение начинает охватывать почти всю популяцию, из-за чего и пик, и смертность резко возрастают.</w:t>
+      </w:r>
+    </w:p>
+    <w:p>
+      <w:pPr>
+        <w:pStyle w:val="BodyText"/>
+      </w:pPr>
+      <w:r>
+        <w:t xml:space="preserve">Фрагмент таблицы всех прогонов приведён на</w:t>
+      </w:r>
+      <w:r>
+        <w:t xml:space="preserve"> </w:t>
+      </w:r>
+      <w:r>
+        <w:t xml:space="preserve">[рис. @fig-beta-csv]</w:t>
+      </w:r>
+      <w:r>
+        <w:t xml:space="preserve">. Он показывает, что при</w:t>
+      </w:r>
+      <w:r>
+        <w:t xml:space="preserve"> </w:t>
+      </w:r>
+      <w:r>
+        <w:rPr>
+          <w:rStyle w:val="VerbatimChar"/>
+        </w:rPr>
+        <w:t xml:space="preserve">beta = 0.1</w:t>
+      </w:r>
+      <w:r>
+        <w:t xml:space="preserve"> </w:t>
+      </w:r>
+      <w:r>
+        <w:t xml:space="preserve">величина</w:t>
+      </w:r>
+      <w:r>
+        <w:t xml:space="preserve"> </w:t>
+      </w:r>
+      <w:r>
+        <w:rPr>
+          <w:rStyle w:val="VerbatimChar"/>
+        </w:rPr>
+        <w:t xml:space="preserve">peak</w:t>
+      </w:r>
+      <w:r>
+        <w:t xml:space="preserve"> </w:t>
+      </w:r>
+      <w:r>
+        <w:t xml:space="preserve">остаётся порядка</w:t>
+      </w:r>
+      <w:r>
+        <w:t xml:space="preserve"> </w:t>
+      </w:r>
+      <w:r>
+        <w:rPr>
+          <w:rStyle w:val="VerbatimChar"/>
+        </w:rPr>
+        <w:t xml:space="preserve">10^-3</w:t>
+      </w:r>
+      <w:r>
+        <w:t xml:space="preserve">, а при</w:t>
+      </w:r>
+      <w:r>
+        <w:t xml:space="preserve"> </w:t>
+      </w:r>
+      <w:r>
+        <w:rPr>
+          <w:rStyle w:val="VerbatimChar"/>
+        </w:rPr>
+        <w:t xml:space="preserve">beta = 0.2</w:t>
+      </w:r>
+      <w:r>
+        <w:t xml:space="preserve"> </w:t>
+      </w:r>
+      <w:r>
+        <w:t xml:space="preserve">уже появляются прогоны с пиком около единицы.</w:t>
+      </w:r>
+    </w:p>
+    <w:bookmarkStart w:id="85" w:name="fig-beta-csv"/>
     <w:p>
       <w:pPr>
         <w:pStyle w:val="CaptionedFigure"/>
@@ -3598,18 +3300,18 @@
           <wp:inline>
             <wp:extent cx="3733800" cy="2100262"/>
             <wp:effectExtent b="0" l="0" r="0" t="0"/>
-            <wp:docPr descr="Генерация Jupyter notebook для скрипта sir_scan_beta" title="" id="82" name="Picture"/>
+            <wp:docPr descr="CSV-файл с результатами параметрического исследования beta" title="" id="83" name="Picture"/>
             <a:graphic>
               <a:graphicData uri="http://schemas.openxmlformats.org/drawingml/2006/picture">
                 <pic:pic>
                   <pic:nvPicPr>
-                    <pic:cNvPr descr="image/13sir_scan_beta_literate.ipynb.png" id="83" name="Picture"/>
+                    <pic:cNvPr descr="image/11.2beta_scan_all.csv.png" id="84" name="Picture"/>
                     <pic:cNvPicPr>
                       <a:picLocks noChangeArrowheads="1" noChangeAspect="1"/>
                     </pic:cNvPicPr>
                   </pic:nvPicPr>
                   <pic:blipFill>
-                    <a:blip r:embed="rId81"/>
+                    <a:blip r:embed="rId82"/>
                     <a:stretch>
                       <a:fillRect/>
                     </a:stretch>
@@ -3641,20 +3343,354 @@
         <w:pStyle w:val="ImageCaption"/>
       </w:pPr>
       <w:r>
-        <w:t xml:space="preserve">Генерация Jupyter notebook для скрипта</w:t>
-      </w:r>
-      <w:r>
-        <w:t xml:space="preserve"> </w:t>
-      </w:r>
-      <w:r>
-        <w:rPr>
-          <w:rStyle w:val="VerbatimChar"/>
-        </w:rPr>
-        <w:t xml:space="preserve">sir_scan_beta</w:t>
-      </w:r>
-    </w:p>
-    <w:bookmarkEnd w:id="84"/>
-    <w:bookmarkStart w:id="88" w:name="fig-beta-md"/>
+        <w:t xml:space="preserve">CSV-файл с результатами параметрического исследования</w:t>
+      </w:r>
+      <w:r>
+        <w:t xml:space="preserve"> </w:t>
+      </w:r>
+      <w:r>
+        <w:rPr>
+          <w:rStyle w:val="VerbatimChar"/>
+        </w:rPr>
+        <w:t xml:space="preserve">beta</w:t>
+      </w:r>
+    </w:p>
+    <w:bookmarkEnd w:id="85"/>
+    <w:p>
+      <w:pPr>
+        <w:pStyle w:val="BodyText"/>
+      </w:pPr>
+      <w:r>
+        <w:t xml:space="preserve">Столбцы таблицы</w:t>
+      </w:r>
+      <w:r>
+        <w:t xml:space="preserve"> </w:t>
+      </w:r>
+      <w:r>
+        <w:rPr>
+          <w:rStyle w:val="VerbatimChar"/>
+        </w:rPr>
+        <w:t xml:space="preserve">beta_scan_all.csv</w:t>
+      </w:r>
+      <w:r>
+        <w:t xml:space="preserve"> </w:t>
+      </w:r>
+      <w:r>
+        <w:t xml:space="preserve">означают:</w:t>
+      </w:r>
+    </w:p>
+    <w:p>
+      <w:pPr>
+        <w:pStyle w:val="Compact"/>
+        <w:numPr>
+          <w:ilvl w:val="0"/>
+          <w:numId w:val="1009"/>
+        </w:numPr>
+      </w:pPr>
+      <w:r>
+        <w:rPr>
+          <w:rStyle w:val="VerbatimChar"/>
+        </w:rPr>
+        <w:t xml:space="preserve">n_steps</w:t>
+      </w:r>
+      <w:r>
+        <w:t xml:space="preserve"> </w:t>
+      </w:r>
+      <w:r>
+        <w:t xml:space="preserve">— число шагов моделирования;</w:t>
+      </w:r>
+    </w:p>
+    <w:p>
+      <w:pPr>
+        <w:pStyle w:val="Compact"/>
+        <w:numPr>
+          <w:ilvl w:val="0"/>
+          <w:numId w:val="1009"/>
+        </w:numPr>
+      </w:pPr>
+      <w:r>
+        <w:rPr>
+          <w:rStyle w:val="VerbatimChar"/>
+        </w:rPr>
+        <w:t xml:space="preserve">final_rec</w:t>
+      </w:r>
+      <w:r>
+        <w:t xml:space="preserve"> </w:t>
+      </w:r>
+      <w:r>
+        <w:t xml:space="preserve">— итоговая доля выздоровевших;</w:t>
+      </w:r>
+    </w:p>
+    <w:p>
+      <w:pPr>
+        <w:pStyle w:val="Compact"/>
+        <w:numPr>
+          <w:ilvl w:val="0"/>
+          <w:numId w:val="1009"/>
+        </w:numPr>
+      </w:pPr>
+      <w:r>
+        <w:rPr>
+          <w:rStyle w:val="VerbatimChar"/>
+        </w:rPr>
+        <w:t xml:space="preserve">Ns</w:t>
+      </w:r>
+      <w:r>
+        <w:t xml:space="preserve"> </w:t>
+      </w:r>
+      <w:r>
+        <w:t xml:space="preserve">— численности населения по городам;</w:t>
+      </w:r>
+    </w:p>
+    <w:p>
+      <w:pPr>
+        <w:pStyle w:val="Compact"/>
+        <w:numPr>
+          <w:ilvl w:val="0"/>
+          <w:numId w:val="1009"/>
+        </w:numPr>
+      </w:pPr>
+      <w:r>
+        <w:rPr>
+          <w:rStyle w:val="VerbatimChar"/>
+        </w:rPr>
+        <w:t xml:space="preserve">death_rate</w:t>
+      </w:r>
+      <w:r>
+        <w:t xml:space="preserve"> </w:t>
+      </w:r>
+      <w:r>
+        <w:t xml:space="preserve">— вероятность смерти;</w:t>
+      </w:r>
+    </w:p>
+    <w:p>
+      <w:pPr>
+        <w:pStyle w:val="Compact"/>
+        <w:numPr>
+          <w:ilvl w:val="0"/>
+          <w:numId w:val="1009"/>
+        </w:numPr>
+      </w:pPr>
+      <w:r>
+        <w:rPr>
+          <w:rStyle w:val="VerbatimChar"/>
+        </w:rPr>
+        <w:t xml:space="preserve">Is</w:t>
+      </w:r>
+      <w:r>
+        <w:t xml:space="preserve"> </w:t>
+      </w:r>
+      <w:r>
+        <w:t xml:space="preserve">— число изначально инфицированных;</w:t>
+      </w:r>
+    </w:p>
+    <w:p>
+      <w:pPr>
+        <w:pStyle w:val="Compact"/>
+        <w:numPr>
+          <w:ilvl w:val="0"/>
+          <w:numId w:val="1009"/>
+        </w:numPr>
+      </w:pPr>
+      <w:r>
+        <w:rPr>
+          <w:rStyle w:val="VerbatimChar"/>
+        </w:rPr>
+        <w:t xml:space="preserve">beta</w:t>
+      </w:r>
+      <w:r>
+        <w:t xml:space="preserve"> </w:t>
+      </w:r>
+      <w:r>
+        <w:t xml:space="preserve">— исследуемый коэффициент заразности;</w:t>
+      </w:r>
+    </w:p>
+    <w:p>
+      <w:pPr>
+        <w:pStyle w:val="Compact"/>
+        <w:numPr>
+          <w:ilvl w:val="0"/>
+          <w:numId w:val="1009"/>
+        </w:numPr>
+      </w:pPr>
+      <w:r>
+        <w:rPr>
+          <w:rStyle w:val="VerbatimChar"/>
+        </w:rPr>
+        <w:t xml:space="preserve">infection_period</w:t>
+      </w:r>
+      <w:r>
+        <w:t xml:space="preserve"> </w:t>
+      </w:r>
+      <w:r>
+        <w:t xml:space="preserve">— длительность болезни;</w:t>
+      </w:r>
+    </w:p>
+    <w:p>
+      <w:pPr>
+        <w:pStyle w:val="Compact"/>
+        <w:numPr>
+          <w:ilvl w:val="0"/>
+          <w:numId w:val="1009"/>
+        </w:numPr>
+      </w:pPr>
+      <w:r>
+        <w:rPr>
+          <w:rStyle w:val="VerbatimChar"/>
+        </w:rPr>
+        <w:t xml:space="preserve">final_inf</w:t>
+      </w:r>
+      <w:r>
+        <w:t xml:space="preserve"> </w:t>
+      </w:r>
+      <w:r>
+        <w:t xml:space="preserve">— доля инфицированных в конце эксперимента;</w:t>
+      </w:r>
+    </w:p>
+    <w:p>
+      <w:pPr>
+        <w:pStyle w:val="Compact"/>
+        <w:numPr>
+          <w:ilvl w:val="0"/>
+          <w:numId w:val="1009"/>
+        </w:numPr>
+      </w:pPr>
+      <w:r>
+        <w:rPr>
+          <w:rStyle w:val="VerbatimChar"/>
+        </w:rPr>
+        <w:t xml:space="preserve">detection_time</w:t>
+      </w:r>
+      <w:r>
+        <w:t xml:space="preserve"> </w:t>
+      </w:r>
+      <w:r>
+        <w:t xml:space="preserve">— время выявления заболевания;</w:t>
+      </w:r>
+    </w:p>
+    <w:p>
+      <w:pPr>
+        <w:pStyle w:val="Compact"/>
+        <w:numPr>
+          <w:ilvl w:val="0"/>
+          <w:numId w:val="1009"/>
+        </w:numPr>
+      </w:pPr>
+      <w:r>
+        <w:rPr>
+          <w:rStyle w:val="VerbatimChar"/>
+        </w:rPr>
+        <w:t xml:space="preserve">deaths</w:t>
+      </w:r>
+      <w:r>
+        <w:t xml:space="preserve"> </w:t>
+      </w:r>
+      <w:r>
+        <w:t xml:space="preserve">— абсолютное число умерших;</w:t>
+      </w:r>
+    </w:p>
+    <w:p>
+      <w:pPr>
+        <w:pStyle w:val="Compact"/>
+        <w:numPr>
+          <w:ilvl w:val="0"/>
+          <w:numId w:val="1009"/>
+        </w:numPr>
+      </w:pPr>
+      <w:r>
+        <w:rPr>
+          <w:rStyle w:val="VerbatimChar"/>
+        </w:rPr>
+        <w:t xml:space="preserve">peak</w:t>
+      </w:r>
+      <w:r>
+        <w:t xml:space="preserve"> </w:t>
+      </w:r>
+      <w:r>
+        <w:t xml:space="preserve">— максимальная доля инфицированных за весь прогон;</w:t>
+      </w:r>
+    </w:p>
+    <w:p>
+      <w:pPr>
+        <w:pStyle w:val="Compact"/>
+        <w:numPr>
+          <w:ilvl w:val="0"/>
+          <w:numId w:val="1009"/>
+        </w:numPr>
+      </w:pPr>
+      <w:r>
+        <w:rPr>
+          <w:rStyle w:val="VerbatimChar"/>
+        </w:rPr>
+        <w:t xml:space="preserve">reinfection_probability</w:t>
+      </w:r>
+      <w:r>
+        <w:t xml:space="preserve"> </w:t>
+      </w:r>
+      <w:r>
+        <w:t xml:space="preserve">— вероятность повторного заражения;</w:t>
+      </w:r>
+    </w:p>
+    <w:p>
+      <w:pPr>
+        <w:pStyle w:val="Compact"/>
+        <w:numPr>
+          <w:ilvl w:val="0"/>
+          <w:numId w:val="1009"/>
+        </w:numPr>
+      </w:pPr>
+      <w:r>
+        <w:rPr>
+          <w:rStyle w:val="VerbatimChar"/>
+        </w:rPr>
+        <w:t xml:space="preserve">seed</w:t>
+      </w:r>
+      <w:r>
+        <w:t xml:space="preserve"> </w:t>
+      </w:r>
+      <w:r>
+        <w:t xml:space="preserve">— зерно генератора случайных чисел.</w:t>
+      </w:r>
+    </w:p>
+    <w:p>
+      <w:pPr>
+        <w:pStyle w:val="FirstParagraph"/>
+      </w:pPr>
+      <w:r>
+        <w:t xml:space="preserve">Производные форматы для этого скрипта также были сгенерированы. Иллюстрации clean-версии, notebook и Markdown-документа представлены на</w:t>
+      </w:r>
+      <w:r>
+        <w:t xml:space="preserve"> </w:t>
+      </w:r>
+      <w:r>
+        <w:t xml:space="preserve">[рис. @fig-beta-clean]</w:t>
+      </w:r>
+      <w:r>
+        <w:t xml:space="preserve">,</w:t>
+      </w:r>
+      <w:r>
+        <w:t xml:space="preserve"> </w:t>
+      </w:r>
+      <w:r>
+        <w:t xml:space="preserve">[рис. @fig-beta-ipynb]</w:t>
+      </w:r>
+      <w:r>
+        <w:t xml:space="preserve"> </w:t>
+      </w:r>
+      <w:r>
+        <w:t xml:space="preserve">и</w:t>
+      </w:r>
+      <w:r>
+        <w:t xml:space="preserve"> </w:t>
+      </w:r>
+      <w:r>
+        <w:t xml:space="preserve">[рис. @fig-beta-md]</w:t>
+      </w:r>
+      <w:r>
+        <w:t xml:space="preserve">.</w:t>
+      </w:r>
+    </w:p>
+    <w:bookmarkStart w:id="89" w:name="fig-beta-clean"/>
     <w:p>
       <w:pPr>
         <w:pStyle w:val="CaptionedFigure"/>
@@ -3664,18 +3700,18 @@
           <wp:inline>
             <wp:extent cx="3733800" cy="2100262"/>
             <wp:effectExtent b="0" l="0" r="0" t="0"/>
-            <wp:docPr descr="Генерация Markdown-документации для скрипта sir_scan_beta" title="" id="86" name="Picture"/>
+            <wp:docPr descr="Генерация clean-версии скрипта sir_scan_beta" title="" id="87" name="Picture"/>
             <a:graphic>
               <a:graphicData uri="http://schemas.openxmlformats.org/drawingml/2006/picture">
                 <pic:pic>
                   <pic:nvPicPr>
-                    <pic:cNvPr descr="image/14sir_scan_beta_literate.md.png" id="87" name="Picture"/>
+                    <pic:cNvPr descr="image/12sir_scan_beta_literate_clean.png" id="88" name="Picture"/>
                     <pic:cNvPicPr>
                       <a:picLocks noChangeArrowheads="1" noChangeAspect="1"/>
                     </pic:cNvPicPr>
                   </pic:nvPicPr>
                   <pic:blipFill>
-                    <a:blip r:embed="rId85"/>
+                    <a:blip r:embed="rId86"/>
                     <a:stretch>
                       <a:fillRect/>
                     </a:stretch>
@@ -3707,7 +3743,7 @@
         <w:pStyle w:val="ImageCaption"/>
       </w:pPr>
       <w:r>
-        <w:t xml:space="preserve">Генерация Markdown-документации для скрипта</w:t>
+        <w:t xml:space="preserve">Генерация clean-версии скрипта</w:t>
       </w:r>
       <w:r>
         <w:t xml:space="preserve"> </w:t>
@@ -3719,47 +3755,8 @@
         <w:t xml:space="preserve">sir_scan_beta</w:t>
       </w:r>
     </w:p>
-    <w:bookmarkEnd w:id="88"/>
     <w:bookmarkEnd w:id="89"/>
-    <w:bookmarkStart w:id="114" w:name="исследование-миграции"/>
-    <w:p>
-      <w:pPr>
-        <w:pStyle w:val="Heading2"/>
-      </w:pPr>
-      <w:r>
-        <w:t xml:space="preserve">Исследование миграции</w:t>
-      </w:r>
-    </w:p>
-    <w:p>
-      <w:pPr>
-        <w:pStyle w:val="FirstParagraph"/>
-      </w:pPr>
-      <w:r>
-        <w:t xml:space="preserve">Для анализа распространения инфекции между городами был использован скрипт</w:t>
-      </w:r>
-      <w:r>
-        <w:t xml:space="preserve"> </w:t>
-      </w:r>
-      <w:r>
-        <w:rPr>
-          <w:rStyle w:val="VerbatimChar"/>
-        </w:rPr>
-        <w:t xml:space="preserve">sir_migration_effect.jl</w:t>
-      </w:r>
-      <w:r>
-        <w:t xml:space="preserve"> </w:t>
-      </w:r>
-      <w:r>
-        <w:t xml:space="preserve">(</w:t>
-      </w:r>
-      <w:r>
-        <w:t xml:space="preserve">[рис. @fig-migration-script]</w:t>
-      </w:r>
-      <w:r>
-        <w:t xml:space="preserve">).</w:t>
-      </w:r>
-    </w:p>
-    <w:bookmarkStart w:id="93" w:name="fig-migration-script"/>
+    <w:bookmarkStart w:id="93" w:name="fig-beta-ipynb"/>
     <w:p>
       <w:pPr>
         <w:pStyle w:val="CaptionedFigure"/>
@@ -3769,12 +3766,12 @@
           <wp:inline>
             <wp:extent cx="3733800" cy="2100262"/>
             <wp:effectExtent b="0" l="0" r="0" t="0"/>
-            <wp:docPr descr="Запуск скрипта sir_migration_effect.jl" title="" id="91" name="Picture"/>
+            <wp:docPr descr="Генерация Jupyter notebook для скрипта sir_scan_beta" title="" id="91" name="Picture"/>
             <a:graphic>
               <a:graphicData uri="http://schemas.openxmlformats.org/drawingml/2006/picture">
                 <pic:pic>
                   <pic:nvPicPr>
-                    <pic:cNvPr descr="image/15.0sir_migration_effect.png" id="92" name="Picture"/>
+                    <pic:cNvPr descr="image/13sir_scan_beta_literate.ipynb.png" id="92" name="Picture"/>
                     <pic:cNvPicPr>
                       <a:picLocks noChangeArrowheads="1" noChangeAspect="1"/>
                     </pic:cNvPicPr>
@@ -3812,40 +3809,20 @@
         <w:pStyle w:val="ImageCaption"/>
       </w:pPr>
       <w:r>
-        <w:t xml:space="preserve">Запуск скрипта</w:t>
-      </w:r>
-      <w:r>
-        <w:t xml:space="preserve"> </w:t>
-      </w:r>
-      <w:r>
-        <w:rPr>
-          <w:rStyle w:val="VerbatimChar"/>
-        </w:rPr>
-        <w:t xml:space="preserve">sir_migration_effect.jl</w:t>
+        <w:t xml:space="preserve">Генерация Jupyter notebook для скрипта</w:t>
+      </w:r>
+      <w:r>
+        <w:t xml:space="preserve"> </w:t>
+      </w:r>
+      <w:r>
+        <w:rPr>
+          <w:rStyle w:val="VerbatimChar"/>
+        </w:rPr>
+        <w:t xml:space="preserve">sir_scan_beta</w:t>
       </w:r>
     </w:p>
     <w:bookmarkEnd w:id="93"/>
-    <w:p>
-      <w:pPr>
-        <w:pStyle w:val="BodyText"/>
-      </w:pPr>
-      <w:r>
-        <w:t xml:space="preserve">График на</w:t>
-      </w:r>
-      <w:r>
-        <w:t xml:space="preserve"> </w:t>
-      </w:r>
-      <w:r>
-        <w:t xml:space="preserve">[рис. @fig-migration-plot]</w:t>
-      </w:r>
-      <w:r>
-        <w:t xml:space="preserve"> </w:t>
-      </w:r>
-      <w:r>
-        <w:t xml:space="preserve">показывает зависимость времени до пика и величины пика от интенсивности миграции. Нулевая миграция даёт локальную вспышку в одном городе, а при ненулевой миграции инфекция охватывает всю систему.</w:t>
-      </w:r>
-    </w:p>
-    <w:bookmarkStart w:id="97" w:name="fig-migration-plot"/>
+    <w:bookmarkStart w:id="97" w:name="fig-beta-md"/>
     <w:p>
       <w:pPr>
         <w:pStyle w:val="CaptionedFigure"/>
@@ -3855,12 +3832,12 @@
           <wp:inline>
             <wp:extent cx="3733800" cy="2100262"/>
             <wp:effectExtent b="0" l="0" r="0" t="0"/>
-            <wp:docPr descr="График влияния миграции на время и величину пика" title="" id="95" name="Picture"/>
+            <wp:docPr descr="Генерация Markdown-документации для скрипта sir_scan_beta" title="" id="95" name="Picture"/>
             <a:graphic>
               <a:graphicData uri="http://schemas.openxmlformats.org/drawingml/2006/picture">
                 <pic:pic>
                   <pic:nvPicPr>
-                    <pic:cNvPr descr="image/15.1migration_effect.png" id="96" name="Picture"/>
+                    <pic:cNvPr descr="image/14sir_scan_beta_literate.md.png" id="96" name="Picture"/>
                     <pic:cNvPicPr>
                       <a:picLocks noChangeArrowheads="1" noChangeAspect="1"/>
                     </pic:cNvPicPr>
@@ -3898,55 +3875,27 @@
         <w:pStyle w:val="ImageCaption"/>
       </w:pPr>
       <w:r>
-        <w:t xml:space="preserve">График влияния миграции на время и величину пика</w:t>
+        <w:t xml:space="preserve">Генерация Markdown-документации для скрипта</w:t>
+      </w:r>
+      <w:r>
+        <w:t xml:space="preserve"> </w:t>
+      </w:r>
+      <w:r>
+        <w:rPr>
+          <w:rStyle w:val="VerbatimChar"/>
+        </w:rPr>
+        <w:t xml:space="preserve">sir_scan_beta</w:t>
       </w:r>
     </w:p>
     <w:bookmarkEnd w:id="97"/>
-    <w:p>
-      <w:pPr>
-        <w:pStyle w:val="BodyText"/>
-      </w:pPr>
-      <w:r>
-        <w:t xml:space="preserve">Параметр</w:t>
-      </w:r>
-      <w:r>
-        <w:t xml:space="preserve"> </w:t>
-      </w:r>
-      <w:r>
-        <w:rPr>
-          <w:rStyle w:val="VerbatimChar"/>
-        </w:rPr>
-        <w:t xml:space="preserve">migration_intensity</w:t>
-      </w:r>
-      <w:r>
-        <w:t xml:space="preserve"> </w:t>
-      </w:r>
-      <w:r>
-        <w:t xml:space="preserve">задаёт вероятность того, что агент покинет свой текущий город. Чем он выше, тем быстрее инфекция переносится между городами. На графике одновременно показаны:</w:t>
-      </w:r>
-    </w:p>
-    <w:p>
-      <w:pPr>
-        <w:pStyle w:val="Compact"/>
-        <w:numPr>
-          <w:ilvl w:val="0"/>
-          <w:numId w:val="1008"/>
-        </w:numPr>
-      </w:pPr>
-      <w:r>
-        <w:t xml:space="preserve">время достижения пика;</w:t>
-      </w:r>
-    </w:p>
-    <w:p>
-      <w:pPr>
-        <w:pStyle w:val="Compact"/>
-        <w:numPr>
-          <w:ilvl w:val="0"/>
-          <w:numId w:val="1008"/>
-        </w:numPr>
-      </w:pPr>
-      <w:r>
-        <w:t xml:space="preserve">величина пика.</w:t>
+    <w:bookmarkEnd w:id="98"/>
+    <w:bookmarkStart w:id="123" w:name="исследование-миграции"/>
+    <w:p>
+      <w:pPr>
+        <w:pStyle w:val="Heading2"/>
+      </w:pPr>
+      <w:r>
+        <w:t xml:space="preserve">Исследование миграции</w:t>
       </w:r>
     </w:p>
     <w:p>
@@ -3954,42 +3903,31 @@
         <w:pStyle w:val="FirstParagraph"/>
       </w:pPr>
       <w:r>
-        <w:t xml:space="preserve">При нулевой миграции инфекция остаётся в исходном городе, поэтому пик меньше. При положительной миграции заражение переносится в остальные города, что резко увеличивает число инфицированных. Из-за стохастичности модели зависимость времени до пика не является строго монотонной.</w:t>
-      </w:r>
-    </w:p>
-    <w:p>
-      <w:pPr>
-        <w:pStyle w:val="BodyText"/>
-      </w:pPr>
-      <w:r>
-        <w:t xml:space="preserve">По данным файла</w:t>
-      </w:r>
-      <w:r>
-        <w:t xml:space="preserve"> </w:t>
-      </w:r>
-      <w:r>
-        <w:t xml:space="preserve">[рис. @fig-migration-csv]</w:t>
-      </w:r>
-      <w:r>
-        <w:t xml:space="preserve"> </w:t>
-      </w:r>
-      <w:r>
-        <w:t xml:space="preserve">среднее время до пика среди ненулевых значений минимально при</w:t>
-      </w:r>
-      <w:r>
-        <w:t xml:space="preserve"> </w:t>
-      </w:r>
-      <w:r>
-        <w:rPr>
-          <w:rStyle w:val="VerbatimChar"/>
-        </w:rPr>
-        <w:t xml:space="preserve">migration_intensity = 0.2</w:t>
-      </w:r>
-      <w:r>
-        <w:t xml:space="preserve">, где средний пик достигается примерно на 16-м дне. Это значение далее использовалось как репрезентативное для задач с межгородским распространением.</w:t>
-      </w:r>
-    </w:p>
-    <w:bookmarkStart w:id="101" w:name="fig-migration-csv"/>
+        <w:t xml:space="preserve">Для анализа распространения инфекции между городами был использован скрипт</w:t>
+      </w:r>
+      <w:r>
+        <w:t xml:space="preserve"> </w:t>
+      </w:r>
+      <w:r>
+        <w:rPr>
+          <w:rStyle w:val="VerbatimChar"/>
+        </w:rPr>
+        <w:t xml:space="preserve">sir_migration_effect.jl</w:t>
+      </w:r>
+      <w:r>
+        <w:t xml:space="preserve"> </w:t>
+      </w:r>
+      <w:r>
+        <w:t xml:space="preserve">(</w:t>
+      </w:r>
+      <w:r>
+        <w:t xml:space="preserve">[рис. @fig-migration-script]</w:t>
+      </w:r>
+      <w:r>
+        <w:t xml:space="preserve">).</w:t>
+      </w:r>
+    </w:p>
+    <w:bookmarkStart w:id="102" w:name="fig-migration-script"/>
     <w:p>
       <w:pPr>
         <w:pStyle w:val="CaptionedFigure"/>
@@ -3999,18 +3937,18 @@
           <wp:inline>
             <wp:extent cx="3733800" cy="2100262"/>
             <wp:effectExtent b="0" l="0" r="0" t="0"/>
-            <wp:docPr descr="CSV-файл с результатами исследования миграции" title="" id="99" name="Picture"/>
+            <wp:docPr descr="Запуск скрипта sir_migration_effect.jl" title="" id="100" name="Picture"/>
             <a:graphic>
               <a:graphicData uri="http://schemas.openxmlformats.org/drawingml/2006/picture">
                 <pic:pic>
                   <pic:nvPicPr>
-                    <pic:cNvPr descr="image/15.2migration_scan_all.csv.png" id="100" name="Picture"/>
+                    <pic:cNvPr descr="image/15.0sir_migration_effect.png" id="101" name="Picture"/>
                     <pic:cNvPicPr>
                       <a:picLocks noChangeArrowheads="1" noChangeAspect="1"/>
                     </pic:cNvPicPr>
                   </pic:nvPicPr>
                   <pic:blipFill>
-                    <a:blip r:embed="rId98"/>
+                    <a:blip r:embed="rId99"/>
                     <a:stretch>
                       <a:fillRect/>
                     </a:stretch>
@@ -4042,366 +3980,40 @@
         <w:pStyle w:val="ImageCaption"/>
       </w:pPr>
       <w:r>
-        <w:t xml:space="preserve">CSV-файл с результатами исследования миграции</w:t>
-      </w:r>
-    </w:p>
-    <w:bookmarkEnd w:id="101"/>
+        <w:t xml:space="preserve">Запуск скрипта</w:t>
+      </w:r>
+      <w:r>
+        <w:t xml:space="preserve"> </w:t>
+      </w:r>
+      <w:r>
+        <w:rPr>
+          <w:rStyle w:val="VerbatimChar"/>
+        </w:rPr>
+        <w:t xml:space="preserve">sir_migration_effect.jl</w:t>
+      </w:r>
+    </w:p>
+    <w:bookmarkEnd w:id="102"/>
     <w:p>
       <w:pPr>
         <w:pStyle w:val="BodyText"/>
       </w:pPr>
       <w:r>
-        <w:t xml:space="preserve">Столбцы</w:t>
-      </w:r>
-      <w:r>
-        <w:t xml:space="preserve"> </w:t>
-      </w:r>
-      <w:r>
-        <w:rPr>
-          <w:rStyle w:val="VerbatimChar"/>
-        </w:rPr>
-        <w:t xml:space="preserve">migration_scan_all.csv</w:t>
-      </w:r>
-      <w:r>
-        <w:t xml:space="preserve"> </w:t>
-      </w:r>
-      <w:r>
-        <w:t xml:space="preserve">означают:</w:t>
-      </w:r>
-    </w:p>
-    <w:p>
-      <w:pPr>
-        <w:pStyle w:val="Compact"/>
-        <w:numPr>
-          <w:ilvl w:val="0"/>
-          <w:numId w:val="1009"/>
-        </w:numPr>
-      </w:pPr>
-      <w:r>
-        <w:rPr>
-          <w:rStyle w:val="VerbatimChar"/>
-        </w:rPr>
-        <w:t xml:space="preserve">n_steps</w:t>
-      </w:r>
-      <w:r>
-        <w:t xml:space="preserve"> </w:t>
-      </w:r>
-      <w:r>
-        <w:t xml:space="preserve">— число шагов моделирования;</w:t>
-      </w:r>
-    </w:p>
-    <w:p>
-      <w:pPr>
-        <w:pStyle w:val="Compact"/>
-        <w:numPr>
-          <w:ilvl w:val="0"/>
-          <w:numId w:val="1009"/>
-        </w:numPr>
-      </w:pPr>
-      <w:r>
-        <w:rPr>
-          <w:rStyle w:val="VerbatimChar"/>
-        </w:rPr>
-        <w:t xml:space="preserve">Is</w:t>
-      </w:r>
-      <w:r>
-        <w:t xml:space="preserve"> </w:t>
-      </w:r>
-      <w:r>
-        <w:t xml:space="preserve">— начальное распределение инфицированных;</w:t>
-      </w:r>
-    </w:p>
-    <w:p>
-      <w:pPr>
-        <w:pStyle w:val="Compact"/>
-        <w:numPr>
-          <w:ilvl w:val="0"/>
-          <w:numId w:val="1009"/>
-        </w:numPr>
-      </w:pPr>
-      <w:r>
-        <w:rPr>
-          <w:rStyle w:val="VerbatimChar"/>
-        </w:rPr>
-        <w:t xml:space="preserve">infection_period</w:t>
-      </w:r>
-      <w:r>
-        <w:t xml:space="preserve"> </w:t>
-      </w:r>
-      <w:r>
-        <w:t xml:space="preserve">— длительность болезни;</w:t>
-      </w:r>
-    </w:p>
-    <w:p>
-      <w:pPr>
-        <w:pStyle w:val="Compact"/>
-        <w:numPr>
-          <w:ilvl w:val="0"/>
-          <w:numId w:val="1009"/>
-        </w:numPr>
-      </w:pPr>
-      <w:r>
-        <w:rPr>
-          <w:rStyle w:val="VerbatimChar"/>
-        </w:rPr>
-        <w:t xml:space="preserve">detection_time</w:t>
-      </w:r>
-      <w:r>
-        <w:t xml:space="preserve"> </w:t>
-      </w:r>
-      <w:r>
-        <w:t xml:space="preserve">— время выявления;</w:t>
-      </w:r>
-    </w:p>
-    <w:p>
-      <w:pPr>
-        <w:pStyle w:val="Compact"/>
-        <w:numPr>
-          <w:ilvl w:val="0"/>
-          <w:numId w:val="1009"/>
-        </w:numPr>
-      </w:pPr>
-      <w:r>
-        <w:rPr>
-          <w:rStyle w:val="VerbatimChar"/>
-        </w:rPr>
-        <w:t xml:space="preserve">beta_det</w:t>
-      </w:r>
-      <w:r>
-        <w:t xml:space="preserve"> </w:t>
-      </w:r>
-      <w:r>
-        <w:t xml:space="preserve">— заразность выявленных больных;</w:t>
-      </w:r>
-    </w:p>
-    <w:p>
-      <w:pPr>
-        <w:pStyle w:val="Compact"/>
-        <w:numPr>
-          <w:ilvl w:val="0"/>
-          <w:numId w:val="1009"/>
-        </w:numPr>
-      </w:pPr>
-      <w:r>
-        <w:rPr>
-          <w:rStyle w:val="VerbatimChar"/>
-        </w:rPr>
-        <w:t xml:space="preserve">reinfection_probability</w:t>
-      </w:r>
-      <w:r>
-        <w:t xml:space="preserve"> </w:t>
-      </w:r>
-      <w:r>
-        <w:t xml:space="preserve">— вероятность повторного заражения;</w:t>
-      </w:r>
-    </w:p>
-    <w:p>
-      <w:pPr>
-        <w:pStyle w:val="Compact"/>
-        <w:numPr>
-          <w:ilvl w:val="0"/>
-          <w:numId w:val="1009"/>
-        </w:numPr>
-      </w:pPr>
-      <w:r>
-        <w:rPr>
-          <w:rStyle w:val="VerbatimChar"/>
-        </w:rPr>
-        <w:t xml:space="preserve">Ns</w:t>
-      </w:r>
-      <w:r>
-        <w:t xml:space="preserve"> </w:t>
-      </w:r>
-      <w:r>
-        <w:t xml:space="preserve">— размеры городов;</w:t>
-      </w:r>
-    </w:p>
-    <w:p>
-      <w:pPr>
-        <w:pStyle w:val="Compact"/>
-        <w:numPr>
-          <w:ilvl w:val="0"/>
-          <w:numId w:val="1009"/>
-        </w:numPr>
-      </w:pPr>
-      <w:r>
-        <w:rPr>
-          <w:rStyle w:val="VerbatimChar"/>
-        </w:rPr>
-        <w:t xml:space="preserve">peak_value</w:t>
-      </w:r>
-      <w:r>
-        <w:t xml:space="preserve"> </w:t>
-      </w:r>
-      <w:r>
-        <w:t xml:space="preserve">— максимальная доля инфицированных;</w:t>
-      </w:r>
-    </w:p>
-    <w:p>
-      <w:pPr>
-        <w:pStyle w:val="Compact"/>
-        <w:numPr>
-          <w:ilvl w:val="0"/>
-          <w:numId w:val="1009"/>
-        </w:numPr>
-      </w:pPr>
-      <w:r>
-        <w:rPr>
-          <w:rStyle w:val="VerbatimChar"/>
-        </w:rPr>
-        <w:t xml:space="preserve">peak_time</w:t>
-      </w:r>
-      <w:r>
-        <w:t xml:space="preserve"> </w:t>
-      </w:r>
-      <w:r>
-        <w:t xml:space="preserve">— момент достижения пика;</w:t>
-      </w:r>
-    </w:p>
-    <w:p>
-      <w:pPr>
-        <w:pStyle w:val="Compact"/>
-        <w:numPr>
-          <w:ilvl w:val="0"/>
-          <w:numId w:val="1009"/>
-        </w:numPr>
-      </w:pPr>
-      <w:r>
-        <w:rPr>
-          <w:rStyle w:val="VerbatimChar"/>
-        </w:rPr>
-        <w:t xml:space="preserve">death_rate</w:t>
-      </w:r>
-      <w:r>
-        <w:t xml:space="preserve"> </w:t>
-      </w:r>
-      <w:r>
-        <w:t xml:space="preserve">— вероятность смерти;</w:t>
-      </w:r>
-    </w:p>
-    <w:p>
-      <w:pPr>
-        <w:pStyle w:val="Compact"/>
-        <w:numPr>
-          <w:ilvl w:val="0"/>
-          <w:numId w:val="1009"/>
-        </w:numPr>
-      </w:pPr>
-      <w:r>
-        <w:rPr>
-          <w:rStyle w:val="VerbatimChar"/>
-        </w:rPr>
-        <w:t xml:space="preserve">beta_und</w:t>
-      </w:r>
-      <w:r>
-        <w:t xml:space="preserve"> </w:t>
-      </w:r>
-      <w:r>
-        <w:t xml:space="preserve">— заразность невыявленных больных;</w:t>
-      </w:r>
-    </w:p>
-    <w:p>
-      <w:pPr>
-        <w:pStyle w:val="Compact"/>
-        <w:numPr>
-          <w:ilvl w:val="0"/>
-          <w:numId w:val="1009"/>
-        </w:numPr>
-      </w:pPr>
-      <w:r>
-        <w:rPr>
-          <w:rStyle w:val="VerbatimChar"/>
-        </w:rPr>
-        <w:t xml:space="preserve">migration_intensity</w:t>
-      </w:r>
-      <w:r>
-        <w:t xml:space="preserve"> </w:t>
-      </w:r>
-      <w:r>
-        <w:t xml:space="preserve">— исследуемая интенсивность миграции;</w:t>
-      </w:r>
-    </w:p>
-    <w:p>
-      <w:pPr>
-        <w:pStyle w:val="Compact"/>
-        <w:numPr>
-          <w:ilvl w:val="0"/>
-          <w:numId w:val="1009"/>
-        </w:numPr>
-      </w:pPr>
-      <w:r>
-        <w:rPr>
-          <w:rStyle w:val="VerbatimChar"/>
-        </w:rPr>
-        <w:t xml:space="preserve">seed</w:t>
-      </w:r>
-      <w:r>
-        <w:t xml:space="preserve"> </w:t>
-      </w:r>
-      <w:r>
-        <w:t xml:space="preserve">— зерно генератора;</w:t>
-      </w:r>
-    </w:p>
-    <w:p>
-      <w:pPr>
-        <w:pStyle w:val="Compact"/>
-        <w:numPr>
-          <w:ilvl w:val="0"/>
-          <w:numId w:val="1009"/>
-        </w:numPr>
-      </w:pPr>
-      <w:r>
-        <w:rPr>
-          <w:rStyle w:val="VerbatimChar"/>
-        </w:rPr>
-        <w:t xml:space="preserve">C</w:t>
-      </w:r>
-      <w:r>
-        <w:t xml:space="preserve"> </w:t>
-      </w:r>
-      <w:r>
-        <w:t xml:space="preserve">— число городов.</w:t>
-      </w:r>
-    </w:p>
-    <w:p>
-      <w:pPr>
-        <w:pStyle w:val="FirstParagraph"/>
-      </w:pPr>
-      <w:r>
-        <w:t xml:space="preserve">Генерация производных форматов для скрипта миграции показана на</w:t>
-      </w:r>
-      <w:r>
-        <w:t xml:space="preserve"> </w:t>
-      </w:r>
-      <w:r>
-        <w:t xml:space="preserve">[рис. @fig-migration-clean]</w:t>
-      </w:r>
-      <w:r>
-        <w:t xml:space="preserve">,</w:t>
-      </w:r>
-      <w:r>
-        <w:t xml:space="preserve"> </w:t>
-      </w:r>
-      <w:r>
-        <w:t xml:space="preserve">[рис. @fig-migration-md]</w:t>
-      </w:r>
-      <w:r>
-        <w:t xml:space="preserve"> </w:t>
-      </w:r>
-      <w:r>
-        <w:t xml:space="preserve">и</w:t>
-      </w:r>
-      <w:r>
-        <w:t xml:space="preserve"> </w:t>
-      </w:r>
-      <w:r>
-        <w:t xml:space="preserve">[рис. @fig-migration-ipynb]</w:t>
-      </w:r>
-      <w:r>
-        <w:t xml:space="preserve">.</w:t>
-      </w:r>
-    </w:p>
-    <w:bookmarkStart w:id="105" w:name="fig-migration-clean"/>
+        <w:t xml:space="preserve">График на</w:t>
+      </w:r>
+      <w:r>
+        <w:t xml:space="preserve"> </w:t>
+      </w:r>
+      <w:r>
+        <w:t xml:space="preserve">[рис. @fig-migration-plot]</w:t>
+      </w:r>
+      <w:r>
+        <w:t xml:space="preserve"> </w:t>
+      </w:r>
+      <w:r>
+        <w:t xml:space="preserve">показывает зависимость времени до пика и величины пика от интенсивности миграции. Нулевая миграция даёт локальную вспышку в одном городе, а при ненулевой миграции инфекция охватывает всю систему.</w:t>
+      </w:r>
+    </w:p>
+    <w:bookmarkStart w:id="106" w:name="fig-migration-plot"/>
     <w:p>
       <w:pPr>
         <w:pStyle w:val="CaptionedFigure"/>
@@ -4411,18 +4023,18 @@
           <wp:inline>
             <wp:extent cx="3733800" cy="2100262"/>
             <wp:effectExtent b="0" l="0" r="0" t="0"/>
-            <wp:docPr descr="Генерация clean-версии для скрипта миграции" title="" id="103" name="Picture"/>
+            <wp:docPr descr="График влияния миграции на время и величину пика" title="" id="104" name="Picture"/>
             <a:graphic>
               <a:graphicData uri="http://schemas.openxmlformats.org/drawingml/2006/picture">
                 <pic:pic>
                   <pic:nvPicPr>
-                    <pic:cNvPr descr="image/16sir_migration_effect_clean.png" id="104" name="Picture"/>
+                    <pic:cNvPr descr="image/15.1migration_effect.png" id="105" name="Picture"/>
                     <pic:cNvPicPr>
                       <a:picLocks noChangeArrowheads="1" noChangeAspect="1"/>
                     </pic:cNvPicPr>
                   </pic:nvPicPr>
                   <pic:blipFill>
-                    <a:blip r:embed="rId102"/>
+                    <a:blip r:embed="rId103"/>
                     <a:stretch>
                       <a:fillRect/>
                     </a:stretch>
@@ -4454,11 +4066,98 @@
         <w:pStyle w:val="ImageCaption"/>
       </w:pPr>
       <w:r>
-        <w:t xml:space="preserve">Генерация clean-версии для скрипта миграции</w:t>
-      </w:r>
-    </w:p>
-    <w:bookmarkEnd w:id="105"/>
-    <w:bookmarkStart w:id="109" w:name="fig-migration-md"/>
+        <w:t xml:space="preserve">График влияния миграции на время и величину пика</w:t>
+      </w:r>
+    </w:p>
+    <w:bookmarkEnd w:id="106"/>
+    <w:p>
+      <w:pPr>
+        <w:pStyle w:val="BodyText"/>
+      </w:pPr>
+      <w:r>
+        <w:t xml:space="preserve">Параметр</w:t>
+      </w:r>
+      <w:r>
+        <w:t xml:space="preserve"> </w:t>
+      </w:r>
+      <w:r>
+        <w:rPr>
+          <w:rStyle w:val="VerbatimChar"/>
+        </w:rPr>
+        <w:t xml:space="preserve">migration_intensity</w:t>
+      </w:r>
+      <w:r>
+        <w:t xml:space="preserve"> </w:t>
+      </w:r>
+      <w:r>
+        <w:t xml:space="preserve">задаёт вероятность того, что агент покинет свой текущий город. Чем он выше, тем быстрее инфекция переносится между городами. На графике одновременно показаны:</w:t>
+      </w:r>
+    </w:p>
+    <w:p>
+      <w:pPr>
+        <w:pStyle w:val="Compact"/>
+        <w:numPr>
+          <w:ilvl w:val="0"/>
+          <w:numId w:val="1010"/>
+        </w:numPr>
+      </w:pPr>
+      <w:r>
+        <w:t xml:space="preserve">время достижения пика;</w:t>
+      </w:r>
+    </w:p>
+    <w:p>
+      <w:pPr>
+        <w:pStyle w:val="Compact"/>
+        <w:numPr>
+          <w:ilvl w:val="0"/>
+          <w:numId w:val="1010"/>
+        </w:numPr>
+      </w:pPr>
+      <w:r>
+        <w:t xml:space="preserve">величина пика.</w:t>
+      </w:r>
+    </w:p>
+    <w:p>
+      <w:pPr>
+        <w:pStyle w:val="FirstParagraph"/>
+      </w:pPr>
+      <w:r>
+        <w:t xml:space="preserve">При нулевой миграции инфекция остаётся в исходном городе, поэтому пик меньше. При положительной миграции заражение переносится в остальные города, что резко увеличивает число инфицированных. Из-за стохастичности модели зависимость времени до пика не является строго монотонной.</w:t>
+      </w:r>
+    </w:p>
+    <w:p>
+      <w:pPr>
+        <w:pStyle w:val="BodyText"/>
+      </w:pPr>
+      <w:r>
+        <w:t xml:space="preserve">По данным файла</w:t>
+      </w:r>
+      <w:r>
+        <w:t xml:space="preserve"> </w:t>
+      </w:r>
+      <w:r>
+        <w:t xml:space="preserve">[рис. @fig-migration-csv]</w:t>
+      </w:r>
+      <w:r>
+        <w:t xml:space="preserve"> </w:t>
+      </w:r>
+      <w:r>
+        <w:t xml:space="preserve">среднее время до пика среди ненулевых значений минимально при</w:t>
+      </w:r>
+      <w:r>
+        <w:t xml:space="preserve"> </w:t>
+      </w:r>
+      <w:r>
+        <w:rPr>
+          <w:rStyle w:val="VerbatimChar"/>
+        </w:rPr>
+        <w:t xml:space="preserve">migration_intensity = 0.2</w:t>
+      </w:r>
+      <w:r>
+        <w:t xml:space="preserve">, где средний пик достигается примерно на 16-м дне. Это значение далее использовалось как репрезентативное для задач с межгородским распространением.</w:t>
+      </w:r>
+    </w:p>
+    <w:bookmarkStart w:id="110" w:name="fig-migration-csv"/>
     <w:p>
       <w:pPr>
         <w:pStyle w:val="CaptionedFigure"/>
@@ -4468,18 +4167,18 @@
           <wp:inline>
             <wp:extent cx="3733800" cy="2100262"/>
             <wp:effectExtent b="0" l="0" r="0" t="0"/>
-            <wp:docPr descr="Генерация Markdown-документации для скрипта миграции" title="" id="107" name="Picture"/>
+            <wp:docPr descr="CSV-файл с результатами исследования миграции" title="" id="108" name="Picture"/>
             <a:graphic>
               <a:graphicData uri="http://schemas.openxmlformats.org/drawingml/2006/picture">
                 <pic:pic>
                   <pic:nvPicPr>
-                    <pic:cNvPr descr="image/17sir_migration_effect_literate.md.png" id="108" name="Picture"/>
+                    <pic:cNvPr descr="image/15.2migration_scan_all.csv.png" id="109" name="Picture"/>
                     <pic:cNvPicPr>
                       <a:picLocks noChangeArrowheads="1" noChangeAspect="1"/>
                     </pic:cNvPicPr>
                   </pic:nvPicPr>
                   <pic:blipFill>
-                    <a:blip r:embed="rId106"/>
+                    <a:blip r:embed="rId107"/>
                     <a:stretch>
                       <a:fillRect/>
                     </a:stretch>
@@ -4511,11 +4210,366 @@
         <w:pStyle w:val="ImageCaption"/>
       </w:pPr>
       <w:r>
-        <w:t xml:space="preserve">Генерация Markdown-документации для скрипта миграции</w:t>
-      </w:r>
-    </w:p>
-    <w:bookmarkEnd w:id="109"/>
-    <w:bookmarkStart w:id="113" w:name="fig-migration-ipynb"/>
+        <w:t xml:space="preserve">CSV-файл с результатами исследования миграции</w:t>
+      </w:r>
+    </w:p>
+    <w:bookmarkEnd w:id="110"/>
+    <w:p>
+      <w:pPr>
+        <w:pStyle w:val="BodyText"/>
+      </w:pPr>
+      <w:r>
+        <w:t xml:space="preserve">Столбцы</w:t>
+      </w:r>
+      <w:r>
+        <w:t xml:space="preserve"> </w:t>
+      </w:r>
+      <w:r>
+        <w:rPr>
+          <w:rStyle w:val="VerbatimChar"/>
+        </w:rPr>
+        <w:t xml:space="preserve">migration_scan_all.csv</w:t>
+      </w:r>
+      <w:r>
+        <w:t xml:space="preserve"> </w:t>
+      </w:r>
+      <w:r>
+        <w:t xml:space="preserve">означают:</w:t>
+      </w:r>
+    </w:p>
+    <w:p>
+      <w:pPr>
+        <w:pStyle w:val="Compact"/>
+        <w:numPr>
+          <w:ilvl w:val="0"/>
+          <w:numId w:val="1011"/>
+        </w:numPr>
+      </w:pPr>
+      <w:r>
+        <w:rPr>
+          <w:rStyle w:val="VerbatimChar"/>
+        </w:rPr>
+        <w:t xml:space="preserve">n_steps</w:t>
+      </w:r>
+      <w:r>
+        <w:t xml:space="preserve"> </w:t>
+      </w:r>
+      <w:r>
+        <w:t xml:space="preserve">— число шагов моделирования;</w:t>
+      </w:r>
+    </w:p>
+    <w:p>
+      <w:pPr>
+        <w:pStyle w:val="Compact"/>
+        <w:numPr>
+          <w:ilvl w:val="0"/>
+          <w:numId w:val="1011"/>
+        </w:numPr>
+      </w:pPr>
+      <w:r>
+        <w:rPr>
+          <w:rStyle w:val="VerbatimChar"/>
+        </w:rPr>
+        <w:t xml:space="preserve">Is</w:t>
+      </w:r>
+      <w:r>
+        <w:t xml:space="preserve"> </w:t>
+      </w:r>
+      <w:r>
+        <w:t xml:space="preserve">— начальное распределение инфицированных;</w:t>
+      </w:r>
+    </w:p>
+    <w:p>
+      <w:pPr>
+        <w:pStyle w:val="Compact"/>
+        <w:numPr>
+          <w:ilvl w:val="0"/>
+          <w:numId w:val="1011"/>
+        </w:numPr>
+      </w:pPr>
+      <w:r>
+        <w:rPr>
+          <w:rStyle w:val="VerbatimChar"/>
+        </w:rPr>
+        <w:t xml:space="preserve">infection_period</w:t>
+      </w:r>
+      <w:r>
+        <w:t xml:space="preserve"> </w:t>
+      </w:r>
+      <w:r>
+        <w:t xml:space="preserve">— длительность болезни;</w:t>
+      </w:r>
+    </w:p>
+    <w:p>
+      <w:pPr>
+        <w:pStyle w:val="Compact"/>
+        <w:numPr>
+          <w:ilvl w:val="0"/>
+          <w:numId w:val="1011"/>
+        </w:numPr>
+      </w:pPr>
+      <w:r>
+        <w:rPr>
+          <w:rStyle w:val="VerbatimChar"/>
+        </w:rPr>
+        <w:t xml:space="preserve">detection_time</w:t>
+      </w:r>
+      <w:r>
+        <w:t xml:space="preserve"> </w:t>
+      </w:r>
+      <w:r>
+        <w:t xml:space="preserve">— время выявления;</w:t>
+      </w:r>
+    </w:p>
+    <w:p>
+      <w:pPr>
+        <w:pStyle w:val="Compact"/>
+        <w:numPr>
+          <w:ilvl w:val="0"/>
+          <w:numId w:val="1011"/>
+        </w:numPr>
+      </w:pPr>
+      <w:r>
+        <w:rPr>
+          <w:rStyle w:val="VerbatimChar"/>
+        </w:rPr>
+        <w:t xml:space="preserve">beta_det</w:t>
+      </w:r>
+      <w:r>
+        <w:t xml:space="preserve"> </w:t>
+      </w:r>
+      <w:r>
+        <w:t xml:space="preserve">— заразность выявленных больных;</w:t>
+      </w:r>
+    </w:p>
+    <w:p>
+      <w:pPr>
+        <w:pStyle w:val="Compact"/>
+        <w:numPr>
+          <w:ilvl w:val="0"/>
+          <w:numId w:val="1011"/>
+        </w:numPr>
+      </w:pPr>
+      <w:r>
+        <w:rPr>
+          <w:rStyle w:val="VerbatimChar"/>
+        </w:rPr>
+        <w:t xml:space="preserve">reinfection_probability</w:t>
+      </w:r>
+      <w:r>
+        <w:t xml:space="preserve"> </w:t>
+      </w:r>
+      <w:r>
+        <w:t xml:space="preserve">— вероятность повторного заражения;</w:t>
+      </w:r>
+    </w:p>
+    <w:p>
+      <w:pPr>
+        <w:pStyle w:val="Compact"/>
+        <w:numPr>
+          <w:ilvl w:val="0"/>
+          <w:numId w:val="1011"/>
+        </w:numPr>
+      </w:pPr>
+      <w:r>
+        <w:rPr>
+          <w:rStyle w:val="VerbatimChar"/>
+        </w:rPr>
+        <w:t xml:space="preserve">Ns</w:t>
+      </w:r>
+      <w:r>
+        <w:t xml:space="preserve"> </w:t>
+      </w:r>
+      <w:r>
+        <w:t xml:space="preserve">— размеры городов;</w:t>
+      </w:r>
+    </w:p>
+    <w:p>
+      <w:pPr>
+        <w:pStyle w:val="Compact"/>
+        <w:numPr>
+          <w:ilvl w:val="0"/>
+          <w:numId w:val="1011"/>
+        </w:numPr>
+      </w:pPr>
+      <w:r>
+        <w:rPr>
+          <w:rStyle w:val="VerbatimChar"/>
+        </w:rPr>
+        <w:t xml:space="preserve">peak_value</w:t>
+      </w:r>
+      <w:r>
+        <w:t xml:space="preserve"> </w:t>
+      </w:r>
+      <w:r>
+        <w:t xml:space="preserve">— максимальная доля инфицированных;</w:t>
+      </w:r>
+    </w:p>
+    <w:p>
+      <w:pPr>
+        <w:pStyle w:val="Compact"/>
+        <w:numPr>
+          <w:ilvl w:val="0"/>
+          <w:numId w:val="1011"/>
+        </w:numPr>
+      </w:pPr>
+      <w:r>
+        <w:rPr>
+          <w:rStyle w:val="VerbatimChar"/>
+        </w:rPr>
+        <w:t xml:space="preserve">peak_time</w:t>
+      </w:r>
+      <w:r>
+        <w:t xml:space="preserve"> </w:t>
+      </w:r>
+      <w:r>
+        <w:t xml:space="preserve">— момент достижения пика;</w:t>
+      </w:r>
+    </w:p>
+    <w:p>
+      <w:pPr>
+        <w:pStyle w:val="Compact"/>
+        <w:numPr>
+          <w:ilvl w:val="0"/>
+          <w:numId w:val="1011"/>
+        </w:numPr>
+      </w:pPr>
+      <w:r>
+        <w:rPr>
+          <w:rStyle w:val="VerbatimChar"/>
+        </w:rPr>
+        <w:t xml:space="preserve">death_rate</w:t>
+      </w:r>
+      <w:r>
+        <w:t xml:space="preserve"> </w:t>
+      </w:r>
+      <w:r>
+        <w:t xml:space="preserve">— вероятность смерти;</w:t>
+      </w:r>
+    </w:p>
+    <w:p>
+      <w:pPr>
+        <w:pStyle w:val="Compact"/>
+        <w:numPr>
+          <w:ilvl w:val="0"/>
+          <w:numId w:val="1011"/>
+        </w:numPr>
+      </w:pPr>
+      <w:r>
+        <w:rPr>
+          <w:rStyle w:val="VerbatimChar"/>
+        </w:rPr>
+        <w:t xml:space="preserve">beta_und</w:t>
+      </w:r>
+      <w:r>
+        <w:t xml:space="preserve"> </w:t>
+      </w:r>
+      <w:r>
+        <w:t xml:space="preserve">— заразность невыявленных больных;</w:t>
+      </w:r>
+    </w:p>
+    <w:p>
+      <w:pPr>
+        <w:pStyle w:val="Compact"/>
+        <w:numPr>
+          <w:ilvl w:val="0"/>
+          <w:numId w:val="1011"/>
+        </w:numPr>
+      </w:pPr>
+      <w:r>
+        <w:rPr>
+          <w:rStyle w:val="VerbatimChar"/>
+        </w:rPr>
+        <w:t xml:space="preserve">migration_intensity</w:t>
+      </w:r>
+      <w:r>
+        <w:t xml:space="preserve"> </w:t>
+      </w:r>
+      <w:r>
+        <w:t xml:space="preserve">— исследуемая интенсивность миграции;</w:t>
+      </w:r>
+    </w:p>
+    <w:p>
+      <w:pPr>
+        <w:pStyle w:val="Compact"/>
+        <w:numPr>
+          <w:ilvl w:val="0"/>
+          <w:numId w:val="1011"/>
+        </w:numPr>
+      </w:pPr>
+      <w:r>
+        <w:rPr>
+          <w:rStyle w:val="VerbatimChar"/>
+        </w:rPr>
+        <w:t xml:space="preserve">seed</w:t>
+      </w:r>
+      <w:r>
+        <w:t xml:space="preserve"> </w:t>
+      </w:r>
+      <w:r>
+        <w:t xml:space="preserve">— зерно генератора;</w:t>
+      </w:r>
+    </w:p>
+    <w:p>
+      <w:pPr>
+        <w:pStyle w:val="Compact"/>
+        <w:numPr>
+          <w:ilvl w:val="0"/>
+          <w:numId w:val="1011"/>
+        </w:numPr>
+      </w:pPr>
+      <w:r>
+        <w:rPr>
+          <w:rStyle w:val="VerbatimChar"/>
+        </w:rPr>
+        <w:t xml:space="preserve">C</w:t>
+      </w:r>
+      <w:r>
+        <w:t xml:space="preserve"> </w:t>
+      </w:r>
+      <w:r>
+        <w:t xml:space="preserve">— число городов.</w:t>
+      </w:r>
+    </w:p>
+    <w:p>
+      <w:pPr>
+        <w:pStyle w:val="FirstParagraph"/>
+      </w:pPr>
+      <w:r>
+        <w:t xml:space="preserve">Генерация производных форматов для скрипта миграции показана на</w:t>
+      </w:r>
+      <w:r>
+        <w:t xml:space="preserve"> </w:t>
+      </w:r>
+      <w:r>
+        <w:t xml:space="preserve">[рис. @fig-migration-clean]</w:t>
+      </w:r>
+      <w:r>
+        <w:t xml:space="preserve">,</w:t>
+      </w:r>
+      <w:r>
+        <w:t xml:space="preserve"> </w:t>
+      </w:r>
+      <w:r>
+        <w:t xml:space="preserve">[рис. @fig-migration-md]</w:t>
+      </w:r>
+      <w:r>
+        <w:t xml:space="preserve"> </w:t>
+      </w:r>
+      <w:r>
+        <w:t xml:space="preserve">и</w:t>
+      </w:r>
+      <w:r>
+        <w:t xml:space="preserve"> </w:t>
+      </w:r>
+      <w:r>
+        <w:t xml:space="preserve">[рис. @fig-migration-ipynb]</w:t>
+      </w:r>
+      <w:r>
+        <w:t xml:space="preserve">.</w:t>
+      </w:r>
+    </w:p>
+    <w:bookmarkStart w:id="114" w:name="fig-migration-clean"/>
     <w:p>
       <w:pPr>
         <w:pStyle w:val="CaptionedFigure"/>
@@ -4525,18 +4579,18 @@
           <wp:inline>
             <wp:extent cx="3733800" cy="2100262"/>
             <wp:effectExtent b="0" l="0" r="0" t="0"/>
-            <wp:docPr descr="Генерация notebook для скрипта миграции" title="" id="111" name="Picture"/>
+            <wp:docPr descr="Генерация clean-версии для скрипта миграции" title="" id="112" name="Picture"/>
             <a:graphic>
               <a:graphicData uri="http://schemas.openxmlformats.org/drawingml/2006/picture">
                 <pic:pic>
                   <pic:nvPicPr>
-                    <pic:cNvPr descr="image/18sir_migration_effect_literate.ipynb.png" id="112" name="Picture"/>
+                    <pic:cNvPr descr="image/16sir_migration_effect_clean.png" id="113" name="Picture"/>
                     <pic:cNvPicPr>
                       <a:picLocks noChangeArrowheads="1" noChangeAspect="1"/>
                     </pic:cNvPicPr>
                   </pic:nvPicPr>
                   <pic:blipFill>
-                    <a:blip r:embed="rId110"/>
+                    <a:blip r:embed="rId111"/>
                     <a:stretch>
                       <a:fillRect/>
                     </a:stretch>
@@ -4568,50 +4622,11 @@
         <w:pStyle w:val="ImageCaption"/>
       </w:pPr>
       <w:r>
-        <w:t xml:space="preserve">Генерация notebook для скрипта миграции</w:t>
-      </w:r>
-    </w:p>
-    <w:bookmarkEnd w:id="113"/>
+        <w:t xml:space="preserve">Генерация clean-версии для скрипта миграции</w:t>
+      </w:r>
+    </w:p>
     <w:bookmarkEnd w:id="114"/>
-    <w:bookmarkStart w:id="151" w:name="Xa725b57321af3844a5d79f24900391c3fbbef47"/>
-    <w:p>
-      <w:pPr>
-        <w:pStyle w:val="Heading2"/>
-      </w:pPr>
-      <w:r>
-        <w:t xml:space="preserve">Базовая оптимизация и итоговая визуализация</w:t>
-      </w:r>
-    </w:p>
-    <w:p>
-      <w:pPr>
-        <w:pStyle w:val="FirstParagraph"/>
-      </w:pPr>
-      <w:r>
-        <w:t xml:space="preserve">Скрипт</w:t>
-      </w:r>
-      <w:r>
-        <w:t xml:space="preserve"> </w:t>
-      </w:r>
-      <w:r>
-        <w:rPr>
-          <w:rStyle w:val="VerbatimChar"/>
-        </w:rPr>
-        <w:t xml:space="preserve">sir_optimize_parameters.jl</w:t>
-      </w:r>
-      <w:r>
-        <w:t xml:space="preserve"> </w:t>
-      </w:r>
-      <w:r>
-        <w:t xml:space="preserve">запускал многокритериальную оптимизацию параметров (</w:t>
-      </w:r>
-      <w:r>
-        <w:t xml:space="preserve">[рис. @fig-opt-script]</w:t>
-      </w:r>
-      <w:r>
-        <w:t xml:space="preserve">). Поскольку эта задача вычислительно тяжёлая, её основной смысл в рамках лабораторной работы — продемонстрировать использование эволюционного поиска для управления эпидемическими показателями.</w:t>
-      </w:r>
-    </w:p>
-    <w:bookmarkStart w:id="118" w:name="fig-opt-script"/>
+    <w:bookmarkStart w:id="118" w:name="fig-migration-md"/>
     <w:p>
       <w:pPr>
         <w:pStyle w:val="CaptionedFigure"/>
@@ -4621,12 +4636,12 @@
           <wp:inline>
             <wp:extent cx="3733800" cy="2100262"/>
             <wp:effectExtent b="0" l="0" r="0" t="0"/>
-            <wp:docPr descr="Запуск скрипта многокритериальной оптимизации" title="" id="116" name="Picture"/>
+            <wp:docPr descr="Генерация Markdown-документации для скрипта миграции" title="" id="116" name="Picture"/>
             <a:graphic>
               <a:graphicData uri="http://schemas.openxmlformats.org/drawingml/2006/picture">
                 <pic:pic>
                   <pic:nvPicPr>
-                    <pic:cNvPr descr="image/19sir_optimize_parameters.png" id="117" name="Picture"/>
+                    <pic:cNvPr descr="image/17sir_migration_effect_literate.md.png" id="117" name="Picture"/>
                     <pic:cNvPicPr>
                       <a:picLocks noChangeArrowheads="1" noChangeAspect="1"/>
                     </pic:cNvPicPr>
@@ -4664,49 +4679,11 @@
         <w:pStyle w:val="ImageCaption"/>
       </w:pPr>
       <w:r>
-        <w:t xml:space="preserve">Запуск скрипта многокритериальной оптимизации</w:t>
+        <w:t xml:space="preserve">Генерация Markdown-документации для скрипта миграции</w:t>
       </w:r>
     </w:p>
     <w:bookmarkEnd w:id="118"/>
-    <w:p>
-      <w:pPr>
-        <w:pStyle w:val="BodyText"/>
-      </w:pPr>
-      <w:r>
-        <w:t xml:space="preserve">Производные форматы для скрипта оптимизации представлены на</w:t>
-      </w:r>
-      <w:r>
-        <w:t xml:space="preserve"> </w:t>
-      </w:r>
-      <w:r>
-        <w:t xml:space="preserve">[рис. @fig-opt-clean]</w:t>
-      </w:r>
-      <w:r>
-        <w:t xml:space="preserve">,</w:t>
-      </w:r>
-      <w:r>
-        <w:t xml:space="preserve"> </w:t>
-      </w:r>
-      <w:r>
-        <w:t xml:space="preserve">[рис. @fig-opt-md]</w:t>
-      </w:r>
-      <w:r>
-        <w:t xml:space="preserve"> </w:t>
-      </w:r>
-      <w:r>
-        <w:t xml:space="preserve">и</w:t>
-      </w:r>
-      <w:r>
-        <w:t xml:space="preserve"> </w:t>
-      </w:r>
-      <w:r>
-        <w:t xml:space="preserve">[рис. @fig-opt-ipynb]</w:t>
-      </w:r>
-      <w:r>
-        <w:t xml:space="preserve">.</w:t>
-      </w:r>
-    </w:p>
-    <w:bookmarkStart w:id="122" w:name="fig-opt-clean"/>
+    <w:bookmarkStart w:id="122" w:name="fig-migration-ipynb"/>
     <w:p>
       <w:pPr>
         <w:pStyle w:val="CaptionedFigure"/>
@@ -4716,12 +4693,12 @@
           <wp:inline>
             <wp:extent cx="3733800" cy="2100262"/>
             <wp:effectExtent b="0" l="0" r="0" t="0"/>
-            <wp:docPr descr="Генерация clean-версии скрипта оптимизации" title="" id="120" name="Picture"/>
+            <wp:docPr descr="Генерация notebook для скрипта миграции" title="" id="120" name="Picture"/>
             <a:graphic>
               <a:graphicData uri="http://schemas.openxmlformats.org/drawingml/2006/picture">
                 <pic:pic>
                   <pic:nvPicPr>
-                    <pic:cNvPr descr="image/20sir_optimize_parameters_clean.png" id="121" name="Picture"/>
+                    <pic:cNvPr descr="image/18sir_migration_effect_literate.ipynb.png" id="121" name="Picture"/>
                     <pic:cNvPicPr>
                       <a:picLocks noChangeArrowheads="1" noChangeAspect="1"/>
                     </pic:cNvPicPr>
@@ -4759,11 +4736,50 @@
         <w:pStyle w:val="ImageCaption"/>
       </w:pPr>
       <w:r>
-        <w:t xml:space="preserve">Генерация clean-версии скрипта оптимизации</w:t>
+        <w:t xml:space="preserve">Генерация notebook для скрипта миграции</w:t>
       </w:r>
     </w:p>
     <w:bookmarkEnd w:id="122"/>
-    <w:bookmarkStart w:id="126" w:name="fig-opt-md"/>
+    <w:bookmarkEnd w:id="123"/>
+    <w:bookmarkStart w:id="160" w:name="Xa725b57321af3844a5d79f24900391c3fbbef47"/>
+    <w:p>
+      <w:pPr>
+        <w:pStyle w:val="Heading2"/>
+      </w:pPr>
+      <w:r>
+        <w:t xml:space="preserve">Базовая оптимизация и итоговая визуализация</w:t>
+      </w:r>
+    </w:p>
+    <w:p>
+      <w:pPr>
+        <w:pStyle w:val="FirstParagraph"/>
+      </w:pPr>
+      <w:r>
+        <w:t xml:space="preserve">Скрипт</w:t>
+      </w:r>
+      <w:r>
+        <w:t xml:space="preserve"> </w:t>
+      </w:r>
+      <w:r>
+        <w:rPr>
+          <w:rStyle w:val="VerbatimChar"/>
+        </w:rPr>
+        <w:t xml:space="preserve">sir_optimize_parameters.jl</w:t>
+      </w:r>
+      <w:r>
+        <w:t xml:space="preserve"> </w:t>
+      </w:r>
+      <w:r>
+        <w:t xml:space="preserve">запускал многокритериальную оптимизацию параметров (</w:t>
+      </w:r>
+      <w:r>
+        <w:t xml:space="preserve">[рис. @fig-opt-script]</w:t>
+      </w:r>
+      <w:r>
+        <w:t xml:space="preserve">). Поскольку эта задача вычислительно тяжёлая, её основной смысл в рамках лабораторной работы — продемонстрировать использование эволюционного поиска для управления эпидемическими показателями.</w:t>
+      </w:r>
+    </w:p>
+    <w:bookmarkStart w:id="127" w:name="fig-opt-script"/>
     <w:p>
       <w:pPr>
         <w:pStyle w:val="CaptionedFigure"/>
@@ -4773,18 +4789,18 @@
           <wp:inline>
             <wp:extent cx="3733800" cy="2100262"/>
             <wp:effectExtent b="0" l="0" r="0" t="0"/>
-            <wp:docPr descr="Markdown-документация скрипта оптимизации" title="" id="124" name="Picture"/>
+            <wp:docPr descr="Запуск скрипта многокритериальной оптимизации" title="" id="125" name="Picture"/>
             <a:graphic>
               <a:graphicData uri="http://schemas.openxmlformats.org/drawingml/2006/picture">
                 <pic:pic>
                   <pic:nvPicPr>
-                    <pic:cNvPr descr="image/21sir_optimize_parameters_literate.md.png" id="125" name="Picture"/>
+                    <pic:cNvPr descr="image/19sir_optimize_parameters.png" id="126" name="Picture"/>
                     <pic:cNvPicPr>
                       <a:picLocks noChangeArrowheads="1" noChangeAspect="1"/>
                     </pic:cNvPicPr>
                   </pic:nvPicPr>
                   <pic:blipFill>
-                    <a:blip r:embed="rId123"/>
+                    <a:blip r:embed="rId124"/>
                     <a:stretch>
                       <a:fillRect/>
                     </a:stretch>
@@ -4816,11 +4832,49 @@
         <w:pStyle w:val="ImageCaption"/>
       </w:pPr>
       <w:r>
-        <w:t xml:space="preserve">Markdown-документация скрипта оптимизации</w:t>
-      </w:r>
-    </w:p>
-    <w:bookmarkEnd w:id="126"/>
-    <w:bookmarkStart w:id="130" w:name="fig-opt-ipynb"/>
+        <w:t xml:space="preserve">Запуск скрипта многокритериальной оптимизации</w:t>
+      </w:r>
+    </w:p>
+    <w:bookmarkEnd w:id="127"/>
+    <w:p>
+      <w:pPr>
+        <w:pStyle w:val="BodyText"/>
+      </w:pPr>
+      <w:r>
+        <w:t xml:space="preserve">Производные форматы для скрипта оптимизации представлены на</w:t>
+      </w:r>
+      <w:r>
+        <w:t xml:space="preserve"> </w:t>
+      </w:r>
+      <w:r>
+        <w:t xml:space="preserve">[рис. @fig-opt-clean]</w:t>
+      </w:r>
+      <w:r>
+        <w:t xml:space="preserve">,</w:t>
+      </w:r>
+      <w:r>
+        <w:t xml:space="preserve"> </w:t>
+      </w:r>
+      <w:r>
+        <w:t xml:space="preserve">[рис. @fig-opt-md]</w:t>
+      </w:r>
+      <w:r>
+        <w:t xml:space="preserve"> </w:t>
+      </w:r>
+      <w:r>
+        <w:t xml:space="preserve">и</w:t>
+      </w:r>
+      <w:r>
+        <w:t xml:space="preserve"> </w:t>
+      </w:r>
+      <w:r>
+        <w:t xml:space="preserve">[рис. @fig-opt-ipynb]</w:t>
+      </w:r>
+      <w:r>
+        <w:t xml:space="preserve">.</w:t>
+      </w:r>
+    </w:p>
+    <w:bookmarkStart w:id="131" w:name="fig-opt-clean"/>
     <w:p>
       <w:pPr>
         <w:pStyle w:val="CaptionedFigure"/>
@@ -4830,18 +4884,18 @@
           <wp:inline>
             <wp:extent cx="3733800" cy="2100262"/>
             <wp:effectExtent b="0" l="0" r="0" t="0"/>
-            <wp:docPr descr="Jupyter notebook скрипта оптимизации" title="" id="128" name="Picture"/>
+            <wp:docPr descr="Генерация clean-версии скрипта оптимизации" title="" id="129" name="Picture"/>
             <a:graphic>
               <a:graphicData uri="http://schemas.openxmlformats.org/drawingml/2006/picture">
                 <pic:pic>
                   <pic:nvPicPr>
-                    <pic:cNvPr descr="image/22sir_optimize_parameters_literate.ipynb.png" id="129" name="Picture"/>
+                    <pic:cNvPr descr="image/20sir_optimize_parameters_clean.png" id="130" name="Picture"/>
                     <pic:cNvPicPr>
                       <a:picLocks noChangeArrowheads="1" noChangeAspect="1"/>
                     </pic:cNvPicPr>
                   </pic:nvPicPr>
                   <pic:blipFill>
-                    <a:blip r:embed="rId127"/>
+                    <a:blip r:embed="rId128"/>
                     <a:stretch>
                       <a:fillRect/>
                     </a:stretch>
@@ -4873,49 +4927,11 @@
         <w:pStyle w:val="ImageCaption"/>
       </w:pPr>
       <w:r>
-        <w:t xml:space="preserve">Jupyter notebook скрипта оптимизации</w:t>
-      </w:r>
-    </w:p>
-    <w:bookmarkEnd w:id="130"/>
-    <w:p>
-      <w:pPr>
-        <w:pStyle w:val="BodyText"/>
-      </w:pPr>
-      <w:r>
-        <w:t xml:space="preserve">Скрипт</w:t>
-      </w:r>
-      <w:r>
-        <w:t xml:space="preserve"> </w:t>
-      </w:r>
-      <w:r>
-        <w:rPr>
-          <w:rStyle w:val="VerbatimChar"/>
-        </w:rPr>
-        <w:t xml:space="preserve">sir_visualize_dynamics.jl</w:t>
-      </w:r>
-      <w:r>
-        <w:t xml:space="preserve"> </w:t>
-      </w:r>
-      <w:r>
-        <w:t xml:space="preserve">строит сводный трёхпанельный график по результатам параметрического исследования (</w:t>
-      </w:r>
-      <w:r>
-        <w:t xml:space="preserve">[рис. @fig-vis-script]</w:t>
-      </w:r>
-      <w:r>
-        <w:t xml:space="preserve">). Итоговый график показан на</w:t>
-      </w:r>
-      <w:r>
-        <w:t xml:space="preserve"> </w:t>
-      </w:r>
-      <w:r>
-        <w:t xml:space="preserve">[рис. @fig-vis-plot]</w:t>
-      </w:r>
-      <w:r>
-        <w:t xml:space="preserve">.</w:t>
-      </w:r>
-    </w:p>
-    <w:bookmarkStart w:id="134" w:name="fig-vis-script"/>
+        <w:t xml:space="preserve">Генерация clean-версии скрипта оптимизации</w:t>
+      </w:r>
+    </w:p>
+    <w:bookmarkEnd w:id="131"/>
+    <w:bookmarkStart w:id="135" w:name="fig-opt-md"/>
     <w:p>
       <w:pPr>
         <w:pStyle w:val="CaptionedFigure"/>
@@ -4925,18 +4941,18 @@
           <wp:inline>
             <wp:extent cx="3733800" cy="2100262"/>
             <wp:effectExtent b="0" l="0" r="0" t="0"/>
-            <wp:docPr descr="Запуск скрипта итоговой визуализации" title="" id="132" name="Picture"/>
+            <wp:docPr descr="Markdown-документация скрипта оптимизации" title="" id="133" name="Picture"/>
             <a:graphic>
               <a:graphicData uri="http://schemas.openxmlformats.org/drawingml/2006/picture">
                 <pic:pic>
                   <pic:nvPicPr>
-                    <pic:cNvPr descr="image/23.0sir_visualize_dynamics.png" id="133" name="Picture"/>
+                    <pic:cNvPr descr="image/21sir_optimize_parameters_literate.md.png" id="134" name="Picture"/>
                     <pic:cNvPicPr>
                       <a:picLocks noChangeArrowheads="1" noChangeAspect="1"/>
                     </pic:cNvPicPr>
                   </pic:nvPicPr>
                   <pic:blipFill>
-                    <a:blip r:embed="rId131"/>
+                    <a:blip r:embed="rId132"/>
                     <a:stretch>
                       <a:fillRect/>
                     </a:stretch>
@@ -4968,11 +4984,11 @@
         <w:pStyle w:val="ImageCaption"/>
       </w:pPr>
       <w:r>
-        <w:t xml:space="preserve">Запуск скрипта итоговой визуализации</w:t>
-      </w:r>
-    </w:p>
-    <w:bookmarkEnd w:id="134"/>
-    <w:bookmarkStart w:id="138" w:name="fig-vis-plot"/>
+        <w:t xml:space="preserve">Markdown-документация скрипта оптимизации</w:t>
+      </w:r>
+    </w:p>
+    <w:bookmarkEnd w:id="135"/>
+    <w:bookmarkStart w:id="139" w:name="fig-opt-ipynb"/>
     <w:p>
       <w:pPr>
         <w:pStyle w:val="CaptionedFigure"/>
@@ -4982,18 +4998,18 @@
           <wp:inline>
             <wp:extent cx="3733800" cy="2100262"/>
             <wp:effectExtent b="0" l="0" r="0" t="0"/>
-            <wp:docPr descr="Сводный график зависимости пика, смертности и выздоровления от beta" title="" id="136" name="Picture"/>
+            <wp:docPr descr="Jupyter notebook скрипта оптимизации" title="" id="137" name="Picture"/>
             <a:graphic>
               <a:graphicData uri="http://schemas.openxmlformats.org/drawingml/2006/picture">
                 <pic:pic>
                   <pic:nvPicPr>
-                    <pic:cNvPr descr="image/23.1comprehensive_analysis.png" id="137" name="Picture"/>
+                    <pic:cNvPr descr="image/22sir_optimize_parameters_literate.ipynb.png" id="138" name="Picture"/>
                     <pic:cNvPicPr>
                       <a:picLocks noChangeArrowheads="1" noChangeAspect="1"/>
                     </pic:cNvPicPr>
                   </pic:nvPicPr>
                   <pic:blipFill>
-                    <a:blip r:embed="rId135"/>
+                    <a:blip r:embed="rId136"/>
                     <a:stretch>
                       <a:fillRect/>
                     </a:stretch>
@@ -5025,25 +5041,37 @@
         <w:pStyle w:val="ImageCaption"/>
       </w:pPr>
       <w:r>
-        <w:t xml:space="preserve">Сводный график зависимости пика, смертности и выздоровления от</w:t>
-      </w:r>
-      <w:r>
-        <w:t xml:space="preserve"> </w:t>
-      </w:r>
-      <w:r>
-        <w:rPr>
-          <w:rStyle w:val="VerbatimChar"/>
-        </w:rPr>
-        <w:t xml:space="preserve">beta</w:t>
-      </w:r>
-    </w:p>
-    <w:bookmarkEnd w:id="138"/>
+        <w:t xml:space="preserve">Jupyter notebook скрипта оптимизации</w:t>
+      </w:r>
+    </w:p>
+    <w:bookmarkEnd w:id="139"/>
     <w:p>
       <w:pPr>
         <w:pStyle w:val="BodyText"/>
       </w:pPr>
       <w:r>
-        <w:t xml:space="preserve">На верхней панели</w:t>
+        <w:t xml:space="preserve">Скрипт</w:t>
+      </w:r>
+      <w:r>
+        <w:t xml:space="preserve"> </w:t>
+      </w:r>
+      <w:r>
+        <w:rPr>
+          <w:rStyle w:val="VerbatimChar"/>
+        </w:rPr>
+        <w:t xml:space="preserve">sir_visualize_dynamics.jl</w:t>
+      </w:r>
+      <w:r>
+        <w:t xml:space="preserve"> </w:t>
+      </w:r>
+      <w:r>
+        <w:t xml:space="preserve">строит сводный трёхпанельный график по результатам параметрического исследования (</w:t>
+      </w:r>
+      <w:r>
+        <w:t xml:space="preserve">[рис. @fig-vis-script]</w:t>
+      </w:r>
+      <w:r>
+        <w:t xml:space="preserve">). Итоговый график показан на</w:t>
       </w:r>
       <w:r>
         <w:t xml:space="preserve"> </w:t>
@@ -5052,74 +5080,10 @@
         <w:t xml:space="preserve">[рис. @fig-vis-plot]</w:t>
       </w:r>
       <w:r>
-        <w:t xml:space="preserve"> </w:t>
-      </w:r>
-      <w:r>
-        <w:t xml:space="preserve">видно пороговое возникновение эпидемии, на средней — рост числа умерших при увеличении заразности, а на нижней — насыщение доли переболевших.</w:t>
-      </w:r>
-    </w:p>
-    <w:p>
-      <w:pPr>
-        <w:pStyle w:val="BodyText"/>
-      </w:pPr>
-      <w:r>
-        <w:t xml:space="preserve">Верхняя панель имеет пороговый вид, потому что система переходит от затухающей вспышки к почти полному охвату популяции. Средняя панель растёт вслед за ростом заражения: чем больше агентов проходят через инфекцию, тем больше итоговая смертность. Нижняя панель выходит на насыщение, потому что при больших</w:t>
-      </w:r>
-      <w:r>
-        <w:t xml:space="preserve"> </w:t>
-      </w:r>
-      <w:r>
-        <w:rPr>
-          <w:rStyle w:val="VerbatimChar"/>
-        </w:rPr>
-        <w:t xml:space="preserve">beta</w:t>
-      </w:r>
-      <w:r>
-        <w:t xml:space="preserve"> </w:t>
-      </w:r>
-      <w:r>
-        <w:t xml:space="preserve">почти вся популяция успевает переболеть.</w:t>
-      </w:r>
-    </w:p>
-    <w:p>
-      <w:pPr>
-        <w:pStyle w:val="BodyText"/>
-      </w:pPr>
-      <w:r>
-        <w:t xml:space="preserve">Генерация производных форматов итоговой визуализации показана на</w:t>
-      </w:r>
-      <w:r>
-        <w:t xml:space="preserve"> </w:t>
-      </w:r>
-      <w:r>
-        <w:t xml:space="preserve">[рис. @fig-vis-clean]</w:t>
-      </w:r>
-      <w:r>
-        <w:t xml:space="preserve">,</w:t>
-      </w:r>
-      <w:r>
-        <w:t xml:space="preserve"> </w:t>
-      </w:r>
-      <w:r>
-        <w:t xml:space="preserve">[рис. @fig-vis-ipynb]</w:t>
-      </w:r>
-      <w:r>
-        <w:t xml:space="preserve"> </w:t>
-      </w:r>
-      <w:r>
-        <w:t xml:space="preserve">и</w:t>
-      </w:r>
-      <w:r>
-        <w:t xml:space="preserve"> </w:t>
-      </w:r>
-      <w:r>
-        <w:t xml:space="preserve">[рис. @fig-vis-md]</w:t>
-      </w:r>
-      <w:r>
         <w:t xml:space="preserve">.</w:t>
       </w:r>
     </w:p>
-    <w:bookmarkStart w:id="142" w:name="fig-vis-clean"/>
+    <w:bookmarkStart w:id="143" w:name="fig-vis-script"/>
     <w:p>
       <w:pPr>
         <w:pStyle w:val="CaptionedFigure"/>
@@ -5129,18 +5093,18 @@
           <wp:inline>
             <wp:extent cx="3733800" cy="2100262"/>
             <wp:effectExtent b="0" l="0" r="0" t="0"/>
-            <wp:docPr descr="Генерация clean-версии итоговой визуализации" title="" id="140" name="Picture"/>
+            <wp:docPr descr="Запуск скрипта итоговой визуализации" title="" id="141" name="Picture"/>
             <a:graphic>
               <a:graphicData uri="http://schemas.openxmlformats.org/drawingml/2006/picture">
                 <pic:pic>
                   <pic:nvPicPr>
-                    <pic:cNvPr descr="image/24sir_visualize_dynamics_clean.png" id="141" name="Picture"/>
+                    <pic:cNvPr descr="image/23.0sir_visualize_dynamics.png" id="142" name="Picture"/>
                     <pic:cNvPicPr>
                       <a:picLocks noChangeArrowheads="1" noChangeAspect="1"/>
                     </pic:cNvPicPr>
                   </pic:nvPicPr>
                   <pic:blipFill>
-                    <a:blip r:embed="rId139"/>
+                    <a:blip r:embed="rId140"/>
                     <a:stretch>
                       <a:fillRect/>
                     </a:stretch>
@@ -5172,11 +5136,11 @@
         <w:pStyle w:val="ImageCaption"/>
       </w:pPr>
       <w:r>
-        <w:t xml:space="preserve">Генерация clean-версии итоговой визуализации</w:t>
-      </w:r>
-    </w:p>
-    <w:bookmarkEnd w:id="142"/>
-    <w:bookmarkStart w:id="146" w:name="fig-vis-ipynb"/>
+        <w:t xml:space="preserve">Запуск скрипта итоговой визуализации</w:t>
+      </w:r>
+    </w:p>
+    <w:bookmarkEnd w:id="143"/>
+    <w:bookmarkStart w:id="147" w:name="fig-vis-plot"/>
     <w:p>
       <w:pPr>
         <w:pStyle w:val="CaptionedFigure"/>
@@ -5186,18 +5150,18 @@
           <wp:inline>
             <wp:extent cx="3733800" cy="2100262"/>
             <wp:effectExtent b="0" l="0" r="0" t="0"/>
-            <wp:docPr descr="Jupyter notebook итоговой визуализации" title="" id="144" name="Picture"/>
+            <wp:docPr descr="Сводный график зависимости пика, смертности и выздоровления от beta" title="" id="145" name="Picture"/>
             <a:graphic>
               <a:graphicData uri="http://schemas.openxmlformats.org/drawingml/2006/picture">
                 <pic:pic>
                   <pic:nvPicPr>
-                    <pic:cNvPr descr="image/25sir_visualize_dynamics_literate.ipynb.png" id="145" name="Picture"/>
+                    <pic:cNvPr descr="image/23.1comprehensive_analysis.png" id="146" name="Picture"/>
                     <pic:cNvPicPr>
                       <a:picLocks noChangeArrowheads="1" noChangeAspect="1"/>
                     </pic:cNvPicPr>
                   </pic:nvPicPr>
                   <pic:blipFill>
-                    <a:blip r:embed="rId143"/>
+                    <a:blip r:embed="rId144"/>
                     <a:stretch>
                       <a:fillRect/>
                     </a:stretch>
@@ -5229,11 +5193,101 @@
         <w:pStyle w:val="ImageCaption"/>
       </w:pPr>
       <w:r>
-        <w:t xml:space="preserve">Jupyter notebook итоговой визуализации</w:t>
-      </w:r>
-    </w:p>
-    <w:bookmarkEnd w:id="146"/>
-    <w:bookmarkStart w:id="150" w:name="fig-vis-md"/>
+        <w:t xml:space="preserve">Сводный график зависимости пика, смертности и выздоровления от</w:t>
+      </w:r>
+      <w:r>
+        <w:t xml:space="preserve"> </w:t>
+      </w:r>
+      <w:r>
+        <w:rPr>
+          <w:rStyle w:val="VerbatimChar"/>
+        </w:rPr>
+        <w:t xml:space="preserve">beta</w:t>
+      </w:r>
+    </w:p>
+    <w:bookmarkEnd w:id="147"/>
+    <w:p>
+      <w:pPr>
+        <w:pStyle w:val="BodyText"/>
+      </w:pPr>
+      <w:r>
+        <w:t xml:space="preserve">На верхней панели</w:t>
+      </w:r>
+      <w:r>
+        <w:t xml:space="preserve"> </w:t>
+      </w:r>
+      <w:r>
+        <w:t xml:space="preserve">[рис. @fig-vis-plot]</w:t>
+      </w:r>
+      <w:r>
+        <w:t xml:space="preserve"> </w:t>
+      </w:r>
+      <w:r>
+        <w:t xml:space="preserve">видно пороговое возникновение эпидемии, на средней — рост числа умерших при увеличении заразности, а на нижней — насыщение доли переболевших.</w:t>
+      </w:r>
+    </w:p>
+    <w:p>
+      <w:pPr>
+        <w:pStyle w:val="BodyText"/>
+      </w:pPr>
+      <w:r>
+        <w:t xml:space="preserve">Верхняя панель имеет пороговый вид, потому что система переходит от затухающей вспышки к почти полному охвату популяции. Средняя панель растёт вслед за ростом заражения: чем больше агентов проходят через инфекцию, тем больше итоговая смертность. Нижняя панель выходит на насыщение, потому что при больших</w:t>
+      </w:r>
+      <w:r>
+        <w:t xml:space="preserve"> </w:t>
+      </w:r>
+      <w:r>
+        <w:rPr>
+          <w:rStyle w:val="VerbatimChar"/>
+        </w:rPr>
+        <w:t xml:space="preserve">beta</w:t>
+      </w:r>
+      <w:r>
+        <w:t xml:space="preserve"> </w:t>
+      </w:r>
+      <w:r>
+        <w:t xml:space="preserve">почти вся популяция успевает переболеть.</w:t>
+      </w:r>
+    </w:p>
+    <w:p>
+      <w:pPr>
+        <w:pStyle w:val="BodyText"/>
+      </w:pPr>
+      <w:r>
+        <w:t xml:space="preserve">Генерация производных форматов итоговой визуализации показана на</w:t>
+      </w:r>
+      <w:r>
+        <w:t xml:space="preserve"> </w:t>
+      </w:r>
+      <w:r>
+        <w:t xml:space="preserve">[рис. @fig-vis-clean]</w:t>
+      </w:r>
+      <w:r>
+        <w:t xml:space="preserve">,</w:t>
+      </w:r>
+      <w:r>
+        <w:t xml:space="preserve"> </w:t>
+      </w:r>
+      <w:r>
+        <w:t xml:space="preserve">[рис. @fig-vis-ipynb]</w:t>
+      </w:r>
+      <w:r>
+        <w:t xml:space="preserve"> </w:t>
+      </w:r>
+      <w:r>
+        <w:t xml:space="preserve">и</w:t>
+      </w:r>
+      <w:r>
+        <w:t xml:space="preserve"> </w:t>
+      </w:r>
+      <w:r>
+        <w:t xml:space="preserve">[рис. @fig-vis-md]</w:t>
+      </w:r>
+      <w:r>
+        <w:t xml:space="preserve">.</w:t>
+      </w:r>
+    </w:p>
+    <w:bookmarkStart w:id="151" w:name="fig-vis-clean"/>
     <w:p>
       <w:pPr>
         <w:pStyle w:val="CaptionedFigure"/>
@@ -5243,18 +5297,18 @@
           <wp:inline>
             <wp:extent cx="3733800" cy="2100262"/>
             <wp:effectExtent b="0" l="0" r="0" t="0"/>
-            <wp:docPr descr="Markdown-документация итоговой визуализации" title="" id="148" name="Picture"/>
+            <wp:docPr descr="Генерация clean-версии итоговой визуализации" title="" id="149" name="Picture"/>
             <a:graphic>
               <a:graphicData uri="http://schemas.openxmlformats.org/drawingml/2006/picture">
                 <pic:pic>
                   <pic:nvPicPr>
-                    <pic:cNvPr descr="image/26sir_visualize_dynamics_literate.md.png" id="149" name="Picture"/>
+                    <pic:cNvPr descr="image/24sir_visualize_dynamics_clean.png" id="150" name="Picture"/>
                     <pic:cNvPicPr>
                       <a:picLocks noChangeArrowheads="1" noChangeAspect="1"/>
                     </pic:cNvPicPr>
                   </pic:nvPicPr>
                   <pic:blipFill>
-                    <a:blip r:embed="rId147"/>
+                    <a:blip r:embed="rId148"/>
                     <a:stretch>
                       <a:fillRect/>
                     </a:stretch>
@@ -5286,13 +5340,127 @@
         <w:pStyle w:val="ImageCaption"/>
       </w:pPr>
       <w:r>
+        <w:t xml:space="preserve">Генерация clean-версии итоговой визуализации</w:t>
+      </w:r>
+    </w:p>
+    <w:bookmarkEnd w:id="151"/>
+    <w:bookmarkStart w:id="155" w:name="fig-vis-ipynb"/>
+    <w:p>
+      <w:pPr>
+        <w:pStyle w:val="CaptionedFigure"/>
+      </w:pPr>
+      <w:r>
+        <w:drawing>
+          <wp:inline>
+            <wp:extent cx="3733800" cy="2100262"/>
+            <wp:effectExtent b="0" l="0" r="0" t="0"/>
+            <wp:docPr descr="Jupyter notebook итоговой визуализации" title="" id="153" name="Picture"/>
+            <a:graphic>
+              <a:graphicData uri="http://schemas.openxmlformats.org/drawingml/2006/picture">
+                <pic:pic>
+                  <pic:nvPicPr>
+                    <pic:cNvPr descr="image/25sir_visualize_dynamics_literate.ipynb.png" id="154" name="Picture"/>
+                    <pic:cNvPicPr>
+                      <a:picLocks noChangeArrowheads="1" noChangeAspect="1"/>
+                    </pic:cNvPicPr>
+                  </pic:nvPicPr>
+                  <pic:blipFill>
+                    <a:blip r:embed="rId152"/>
+                    <a:stretch>
+                      <a:fillRect/>
+                    </a:stretch>
+                  </pic:blipFill>
+                  <pic:spPr bwMode="auto">
+                    <a:xfrm>
+                      <a:off x="0" y="0"/>
+                      <a:ext cx="3733800" cy="2100262"/>
+                    </a:xfrm>
+                    <a:prstGeom prst="rect">
+                      <a:avLst/>
+                    </a:prstGeom>
+                    <a:noFill/>
+                    <a:ln w="9525">
+                      <a:noFill/>
+                      <a:headEnd/>
+                      <a:tailEnd/>
+                    </a:ln>
+                  </pic:spPr>
+                </pic:pic>
+              </a:graphicData>
+            </a:graphic>
+          </wp:inline>
+        </w:drawing>
+      </w:r>
+    </w:p>
+    <w:p>
+      <w:pPr>
+        <w:pStyle w:val="ImageCaption"/>
+      </w:pPr>
+      <w:r>
+        <w:t xml:space="preserve">Jupyter notebook итоговой визуализации</w:t>
+      </w:r>
+    </w:p>
+    <w:bookmarkEnd w:id="155"/>
+    <w:bookmarkStart w:id="159" w:name="fig-vis-md"/>
+    <w:p>
+      <w:pPr>
+        <w:pStyle w:val="CaptionedFigure"/>
+      </w:pPr>
+      <w:r>
+        <w:drawing>
+          <wp:inline>
+            <wp:extent cx="3733800" cy="2100262"/>
+            <wp:effectExtent b="0" l="0" r="0" t="0"/>
+            <wp:docPr descr="Markdown-документация итоговой визуализации" title="" id="157" name="Picture"/>
+            <a:graphic>
+              <a:graphicData uri="http://schemas.openxmlformats.org/drawingml/2006/picture">
+                <pic:pic>
+                  <pic:nvPicPr>
+                    <pic:cNvPr descr="image/26sir_visualize_dynamics_literate.md.png" id="158" name="Picture"/>
+                    <pic:cNvPicPr>
+                      <a:picLocks noChangeArrowheads="1" noChangeAspect="1"/>
+                    </pic:cNvPicPr>
+                  </pic:nvPicPr>
+                  <pic:blipFill>
+                    <a:blip r:embed="rId156"/>
+                    <a:stretch>
+                      <a:fillRect/>
+                    </a:stretch>
+                  </pic:blipFill>
+                  <pic:spPr bwMode="auto">
+                    <a:xfrm>
+                      <a:off x="0" y="0"/>
+                      <a:ext cx="3733800" cy="2100262"/>
+                    </a:xfrm>
+                    <a:prstGeom prst="rect">
+                      <a:avLst/>
+                    </a:prstGeom>
+                    <a:noFill/>
+                    <a:ln w="9525">
+                      <a:noFill/>
+                      <a:headEnd/>
+                      <a:tailEnd/>
+                    </a:ln>
+                  </pic:spPr>
+                </pic:pic>
+              </a:graphicData>
+            </a:graphic>
+          </wp:inline>
+        </w:drawing>
+      </w:r>
+    </w:p>
+    <w:p>
+      <w:pPr>
+        <w:pStyle w:val="ImageCaption"/>
+      </w:pPr>
+      <w:r>
         <w:t xml:space="preserve">Markdown-документация итоговой визуализации</w:t>
       </w:r>
     </w:p>
-    <w:bookmarkEnd w:id="150"/>
-    <w:bookmarkEnd w:id="151"/>
-    <w:bookmarkEnd w:id="152"/>
-    <w:bookmarkStart w:id="239" w:name="дополнительные-задания"/>
+    <w:bookmarkEnd w:id="159"/>
+    <w:bookmarkEnd w:id="160"/>
+    <w:bookmarkEnd w:id="161"/>
+    <w:bookmarkStart w:id="248" w:name="дополнительные-задания"/>
     <w:p>
       <w:pPr>
         <w:pStyle w:val="Heading1"/>
@@ -5301,7 +5469,7 @@
         <w:t xml:space="preserve">Дополнительные задания</w:t>
       </w:r>
     </w:p>
-    <w:bookmarkStart w:id="153" w:name="задание-1.-базовый-уровень"/>
+    <w:bookmarkStart w:id="162" w:name="задание-1.-базовый-уровень"/>
     <w:p>
       <w:pPr>
         <w:pStyle w:val="Heading2"/>
@@ -5443,8 +5611,8 @@
         <w:t xml:space="preserve">.</w:t>
       </w:r>
     </w:p>
-    <w:bookmarkEnd w:id="153"/>
-    <w:bookmarkStart w:id="154" w:name="задание-2.-исследование-порога"/>
+    <w:bookmarkEnd w:id="162"/>
+    <w:bookmarkStart w:id="163" w:name="задание-2.-исследование-порога"/>
     <w:p>
       <w:pPr>
         <w:pStyle w:val="Heading2"/>
@@ -5607,8 +5775,8 @@
         <w:t xml:space="preserve">, поэтому практический порог оказался выше. Это расхождение объясняется конечным размером популяции, случайностью передачи и структурой модели.</w:t>
       </w:r>
     </w:p>
-    <w:bookmarkEnd w:id="154"/>
-    <w:bookmarkStart w:id="183" w:name="задание-3.-эффект-гетерогенности"/>
+    <w:bookmarkEnd w:id="163"/>
+    <w:bookmarkStart w:id="192" w:name="задание-3.-эффект-гетерогенности"/>
     <w:p>
       <w:pPr>
         <w:pStyle w:val="Heading2"/>
@@ -5658,7 +5826,7 @@
         <w:t xml:space="preserve">.</w:t>
       </w:r>
     </w:p>
-    <w:bookmarkStart w:id="158" w:name="fig-hetero-script"/>
+    <w:bookmarkStart w:id="167" w:name="fig-hetero-script"/>
     <w:p>
       <w:pPr>
         <w:pStyle w:val="CaptionedFigure"/>
@@ -5668,18 +5836,18 @@
           <wp:inline>
             <wp:extent cx="3733800" cy="2100262"/>
             <wp:effectExtent b="0" l="0" r="0" t="0"/>
-            <wp:docPr descr="Запуск скрипта исследования гетерогенности" title="" id="156" name="Picture"/>
+            <wp:docPr descr="Запуск скрипта исследования гетерогенности" title="" id="165" name="Picture"/>
             <a:graphic>
               <a:graphicData uri="http://schemas.openxmlformats.org/drawingml/2006/picture">
                 <pic:pic>
                   <pic:nvPicPr>
-                    <pic:cNvPr descr="image/27.0sir_heterogeneity_effect.jl.png" id="157" name="Picture"/>
+                    <pic:cNvPr descr="image/27.0sir_heterogeneity_effect.jl.png" id="166" name="Picture"/>
                     <pic:cNvPicPr>
                       <a:picLocks noChangeArrowheads="1" noChangeAspect="1"/>
                     </pic:cNvPicPr>
                   </pic:nvPicPr>
                   <pic:blipFill>
-                    <a:blip r:embed="rId155"/>
+                    <a:blip r:embed="rId164"/>
                     <a:stretch>
                       <a:fillRect/>
                     </a:stretch>
@@ -5714,7 +5882,7 @@
         <w:t xml:space="preserve">Запуск скрипта исследования гетерогенности</w:t>
       </w:r>
     </w:p>
-    <w:bookmarkEnd w:id="158"/>
+    <w:bookmarkEnd w:id="167"/>
     <w:p>
       <w:pPr>
         <w:pStyle w:val="BodyText"/>
@@ -5774,7 +5942,7 @@
         <w:t xml:space="preserve">для каждого города. Видно, что города с большей заразностью выходят на более высокий и более ранний пик.</w:t>
       </w:r>
     </w:p>
-    <w:bookmarkStart w:id="162" w:name="fig-hetero-plot"/>
+    <w:bookmarkStart w:id="171" w:name="fig-hetero-plot"/>
     <w:p>
       <w:pPr>
         <w:pStyle w:val="CaptionedFigure"/>
@@ -5784,18 +5952,18 @@
           <wp:inline>
             <wp:extent cx="3733800" cy="2100262"/>
             <wp:effectExtent b="0" l="0" r="0" t="0"/>
-            <wp:docPr descr="График динамики по городам при неоднородных параметрах" title="" id="160" name="Picture"/>
+            <wp:docPr descr="График динамики по городам при неоднородных параметрах" title="" id="169" name="Picture"/>
             <a:graphic>
               <a:graphicData uri="http://schemas.openxmlformats.org/drawingml/2006/picture">
                 <pic:pic>
                   <pic:nvPicPr>
-                    <pic:cNvPr descr="image/27.1heterogeneity_effect.png" id="161" name="Picture"/>
+                    <pic:cNvPr descr="image/27.1heterogeneity_effect.png" id="170" name="Picture"/>
                     <pic:cNvPicPr>
                       <a:picLocks noChangeArrowheads="1" noChangeAspect="1"/>
                     </pic:cNvPicPr>
                   </pic:nvPicPr>
                   <pic:blipFill>
-                    <a:blip r:embed="rId159"/>
+                    <a:blip r:embed="rId168"/>
                     <a:stretch>
                       <a:fillRect/>
                     </a:stretch>
@@ -5830,7 +5998,7 @@
         <w:t xml:space="preserve">График динамики по городам при неоднородных параметрах</w:t>
       </w:r>
     </w:p>
-    <w:bookmarkEnd w:id="162"/>
+    <w:bookmarkEnd w:id="171"/>
     <w:p>
       <w:pPr>
         <w:pStyle w:val="BodyText"/>
@@ -5857,7 +6025,7 @@
         <w:t xml:space="preserve">. По итоговым данным максимальные пики составили 1022, 1035 и 1037 человек соответственно, что подтверждает усиление эпидемии в более «заразных» городах.</w:t>
       </w:r>
     </w:p>
-    <w:bookmarkStart w:id="166" w:name="fig-hetero-dynamics"/>
+    <w:bookmarkStart w:id="175" w:name="fig-hetero-dynamics"/>
     <w:p>
       <w:pPr>
         <w:pStyle w:val="CaptionedFigure"/>
@@ -5867,18 +6035,18 @@
           <wp:inline>
             <wp:extent cx="3733800" cy="2100262"/>
             <wp:effectExtent b="0" l="0" r="0" t="0"/>
-            <wp:docPr descr="CSV-файл полной динамики для гетерогенного случая" title="" id="164" name="Picture"/>
+            <wp:docPr descr="CSV-файл полной динамики для гетерогенного случая" title="" id="173" name="Picture"/>
             <a:graphic>
               <a:graphicData uri="http://schemas.openxmlformats.org/drawingml/2006/picture">
                 <pic:pic>
                   <pic:nvPicPr>
-                    <pic:cNvPr descr="image/27.2heterogeneity_dynamics.csv.png" id="165" name="Picture"/>
+                    <pic:cNvPr descr="image/27.2heterogeneity_dynamics.csv.png" id="174" name="Picture"/>
                     <pic:cNvPicPr>
                       <a:picLocks noChangeArrowheads="1" noChangeAspect="1"/>
                     </pic:cNvPicPr>
                   </pic:nvPicPr>
                   <pic:blipFill>
-                    <a:blip r:embed="rId163"/>
+                    <a:blip r:embed="rId172"/>
                     <a:stretch>
                       <a:fillRect/>
                     </a:stretch>
@@ -5913,8 +6081,8 @@
         <w:t xml:space="preserve">CSV-файл полной динамики для гетерогенного случая</w:t>
       </w:r>
     </w:p>
-    <w:bookmarkEnd w:id="166"/>
-    <w:bookmarkStart w:id="170" w:name="fig-hetero-summary"/>
+    <w:bookmarkEnd w:id="175"/>
+    <w:bookmarkStart w:id="179" w:name="fig-hetero-summary"/>
     <w:p>
       <w:pPr>
         <w:pStyle w:val="CaptionedFigure"/>
@@ -5924,18 +6092,18 @@
           <wp:inline>
             <wp:extent cx="3733800" cy="2100262"/>
             <wp:effectExtent b="0" l="0" r="0" t="0"/>
-            <wp:docPr descr="Сводная таблица по гетерогенности городов" title="" id="168" name="Picture"/>
+            <wp:docPr descr="Сводная таблица по гетерогенности городов" title="" id="177" name="Picture"/>
             <a:graphic>
               <a:graphicData uri="http://schemas.openxmlformats.org/drawingml/2006/picture">
                 <pic:pic>
                   <pic:nvPicPr>
-                    <pic:cNvPr descr="image/27.3heterogeneity_summary.csv.png" id="169" name="Picture"/>
+                    <pic:cNvPr descr="image/27.3heterogeneity_summary.csv.png" id="178" name="Picture"/>
                     <pic:cNvPicPr>
                       <a:picLocks noChangeArrowheads="1" noChangeAspect="1"/>
                     </pic:cNvPicPr>
                   </pic:nvPicPr>
                   <pic:blipFill>
-                    <a:blip r:embed="rId167"/>
+                    <a:blip r:embed="rId176"/>
                     <a:stretch>
                       <a:fillRect/>
                     </a:stretch>
@@ -5970,7 +6138,7 @@
         <w:t xml:space="preserve">Сводная таблица по гетерогенности городов</w:t>
       </w:r>
     </w:p>
-    <w:bookmarkEnd w:id="170"/>
+    <w:bookmarkEnd w:id="179"/>
     <w:p>
       <w:pPr>
         <w:pStyle w:val="BodyText"/>
@@ -6163,7 +6331,7 @@
         <w:t xml:space="preserve">.</w:t>
       </w:r>
     </w:p>
-    <w:bookmarkStart w:id="174" w:name="fig-hetero-clean"/>
+    <w:bookmarkStart w:id="183" w:name="fig-hetero-clean"/>
     <w:p>
       <w:pPr>
         <w:pStyle w:val="CaptionedFigure"/>
@@ -6173,18 +6341,18 @@
           <wp:inline>
             <wp:extent cx="3733800" cy="2100262"/>
             <wp:effectExtent b="0" l="0" r="0" t="0"/>
-            <wp:docPr descr="Генерация clean-версии гетерогенного скрипта" title="" id="172" name="Picture"/>
+            <wp:docPr descr="Генерация clean-версии гетерогенного скрипта" title="" id="181" name="Picture"/>
             <a:graphic>
               <a:graphicData uri="http://schemas.openxmlformats.org/drawingml/2006/picture">
                 <pic:pic>
                   <pic:nvPicPr>
-                    <pic:cNvPr descr="image/28sir_heterogeneity_effect_clean.jl.png" id="173" name="Picture"/>
+                    <pic:cNvPr descr="image/28sir_heterogeneity_effect_clean.jl.png" id="182" name="Picture"/>
                     <pic:cNvPicPr>
                       <a:picLocks noChangeArrowheads="1" noChangeAspect="1"/>
                     </pic:cNvPicPr>
                   </pic:nvPicPr>
                   <pic:blipFill>
-                    <a:blip r:embed="rId171"/>
+                    <a:blip r:embed="rId180"/>
                     <a:stretch>
                       <a:fillRect/>
                     </a:stretch>
@@ -6219,8 +6387,8 @@
         <w:t xml:space="preserve">Генерация clean-версии гетерогенного скрипта</w:t>
       </w:r>
     </w:p>
-    <w:bookmarkEnd w:id="174"/>
-    <w:bookmarkStart w:id="178" w:name="fig-hetero-md"/>
+    <w:bookmarkEnd w:id="183"/>
+    <w:bookmarkStart w:id="187" w:name="fig-hetero-md"/>
     <w:p>
       <w:pPr>
         <w:pStyle w:val="CaptionedFigure"/>
@@ -6230,18 +6398,18 @@
           <wp:inline>
             <wp:extent cx="3733800" cy="2100262"/>
             <wp:effectExtent b="0" l="0" r="0" t="0"/>
-            <wp:docPr descr="Literate-версия скрипта гетерогенности" title="" id="176" name="Picture"/>
+            <wp:docPr descr="Literate-версия скрипта гетерогенности" title="" id="185" name="Picture"/>
             <a:graphic>
               <a:graphicData uri="http://schemas.openxmlformats.org/drawingml/2006/picture">
                 <pic:pic>
                   <pic:nvPicPr>
-                    <pic:cNvPr descr="image/29sir_heterogeneity_effect_literate.png" id="177" name="Picture"/>
+                    <pic:cNvPr descr="image/29sir_heterogeneity_effect_literate.png" id="186" name="Picture"/>
                     <pic:cNvPicPr>
                       <a:picLocks noChangeArrowheads="1" noChangeAspect="1"/>
                     </pic:cNvPicPr>
                   </pic:nvPicPr>
                   <pic:blipFill>
-                    <a:blip r:embed="rId175"/>
+                    <a:blip r:embed="rId184"/>
                     <a:stretch>
                       <a:fillRect/>
                     </a:stretch>
@@ -6276,8 +6444,8 @@
         <w:t xml:space="preserve">Literate-версия скрипта гетерогенности</w:t>
       </w:r>
     </w:p>
-    <w:bookmarkEnd w:id="178"/>
-    <w:bookmarkStart w:id="182" w:name="fig-hetero-ipynb"/>
+    <w:bookmarkEnd w:id="187"/>
+    <w:bookmarkStart w:id="191" w:name="fig-hetero-ipynb"/>
     <w:p>
       <w:pPr>
         <w:pStyle w:val="CaptionedFigure"/>
@@ -6287,18 +6455,18 @@
           <wp:inline>
             <wp:extent cx="3733800" cy="2100262"/>
             <wp:effectExtent b="0" l="0" r="0" t="0"/>
-            <wp:docPr descr="Jupyter notebook для гетерогенного сценария" title="" id="180" name="Picture"/>
+            <wp:docPr descr="Jupyter notebook для гетерогенного сценария" title="" id="189" name="Picture"/>
             <a:graphic>
               <a:graphicData uri="http://schemas.openxmlformats.org/drawingml/2006/picture">
                 <pic:pic>
                   <pic:nvPicPr>
-                    <pic:cNvPr descr="image/30sir_heterogeneity_effect_literate.ipynb.png" id="181" name="Picture"/>
+                    <pic:cNvPr descr="image/30sir_heterogeneity_effect_literate.ipynb.png" id="190" name="Picture"/>
                     <pic:cNvPicPr>
                       <a:picLocks noChangeArrowheads="1" noChangeAspect="1"/>
                     </pic:cNvPicPr>
                   </pic:nvPicPr>
                   <pic:blipFill>
-                    <a:blip r:embed="rId179"/>
+                    <a:blip r:embed="rId188"/>
                     <a:stretch>
                       <a:fillRect/>
                     </a:stretch>
@@ -6333,9 +6501,9 @@
         <w:t xml:space="preserve">Jupyter notebook для гетерогенного сценария</w:t>
       </w:r>
     </w:p>
-    <w:bookmarkEnd w:id="182"/>
-    <w:bookmarkEnd w:id="183"/>
-    <w:bookmarkStart w:id="184" w:name="задание-4.-миграция"/>
+    <w:bookmarkEnd w:id="191"/>
+    <w:bookmarkEnd w:id="192"/>
+    <w:bookmarkStart w:id="193" w:name="задание-4.-миграция"/>
     <w:p>
       <w:pPr>
         <w:pStyle w:val="Heading2"/>
@@ -6384,8 +6552,8 @@
         <w:t xml:space="preserve">. Следовательно, именно это значение можно считать оптимальным с точки зрения скорости переноса инфекции между городами.</w:t>
       </w:r>
     </w:p>
-    <w:bookmarkEnd w:id="184"/>
-    <w:bookmarkStart w:id="217" w:name="задание-5.-карантинные-меры"/>
+    <w:bookmarkEnd w:id="193"/>
+    <w:bookmarkStart w:id="226" w:name="задание-5.-карантинные-меры"/>
     <w:p>
       <w:pPr>
         <w:pStyle w:val="Heading2"/>
@@ -6411,7 +6579,7 @@
         <w:t xml:space="preserve">.</w:t>
       </w:r>
     </w:p>
-    <w:bookmarkStart w:id="188" w:name="fig-quarantine-script"/>
+    <w:bookmarkStart w:id="197" w:name="fig-quarantine-script"/>
     <w:p>
       <w:pPr>
         <w:pStyle w:val="CaptionedFigure"/>
@@ -6421,18 +6589,18 @@
           <wp:inline>
             <wp:extent cx="3733800" cy="2100262"/>
             <wp:effectExtent b="0" l="0" r="0" t="0"/>
-            <wp:docPr descr="Запуск скрипта сценария с карантином" title="" id="186" name="Picture"/>
+            <wp:docPr descr="Запуск скрипта сценария с карантином" title="" id="195" name="Picture"/>
             <a:graphic>
               <a:graphicData uri="http://schemas.openxmlformats.org/drawingml/2006/picture">
                 <pic:pic>
                   <pic:nvPicPr>
-                    <pic:cNvPr descr="image/31.0sir_quarantine_effect.png" id="187" name="Picture"/>
+                    <pic:cNvPr descr="image/31.0sir_quarantine_effect.png" id="196" name="Picture"/>
                     <pic:cNvPicPr>
                       <a:picLocks noChangeArrowheads="1" noChangeAspect="1"/>
                     </pic:cNvPicPr>
                   </pic:nvPicPr>
                   <pic:blipFill>
-                    <a:blip r:embed="rId185"/>
+                    <a:blip r:embed="rId194"/>
                     <a:stretch>
                       <a:fillRect/>
                     </a:stretch>
@@ -6467,7 +6635,7 @@
         <w:t xml:space="preserve">Запуск скрипта сценария с карантином</w:t>
       </w:r>
     </w:p>
-    <w:bookmarkEnd w:id="188"/>
+    <w:bookmarkEnd w:id="197"/>
     <w:p>
       <w:pPr>
         <w:pStyle w:val="BodyText"/>
@@ -6488,7 +6656,7 @@
         <w:t xml:space="preserve">содержит три панели: число инфицированных, общую численность популяции и моменты закрытия городов. Он показывает, что в выбранной настройке карантин немного сдвигает пик вправо и снижает итоговое число умерших.</w:t>
       </w:r>
     </w:p>
-    <w:bookmarkStart w:id="192" w:name="fig-quarantine-plot"/>
+    <w:bookmarkStart w:id="201" w:name="fig-quarantine-plot"/>
     <w:p>
       <w:pPr>
         <w:pStyle w:val="CaptionedFigure"/>
@@ -6498,18 +6666,18 @@
           <wp:inline>
             <wp:extent cx="3733800" cy="2100262"/>
             <wp:effectExtent b="0" l="0" r="0" t="0"/>
-            <wp:docPr descr="Сравнение сценариев без карантина и с карантином" title="" id="190" name="Picture"/>
+            <wp:docPr descr="Сравнение сценариев без карантина и с карантином" title="" id="199" name="Picture"/>
             <a:graphic>
               <a:graphicData uri="http://schemas.openxmlformats.org/drawingml/2006/picture">
                 <pic:pic>
                   <pic:nvPicPr>
-                    <pic:cNvPr descr="image/31.1quarantine_effect.png" id="191" name="Picture"/>
+                    <pic:cNvPr descr="image/31.1quarantine_effect.png" id="200" name="Picture"/>
                     <pic:cNvPicPr>
                       <a:picLocks noChangeArrowheads="1" noChangeAspect="1"/>
                     </pic:cNvPicPr>
                   </pic:nvPicPr>
                   <pic:blipFill>
-                    <a:blip r:embed="rId189"/>
+                    <a:blip r:embed="rId198"/>
                     <a:stretch>
                       <a:fillRect/>
                     </a:stretch>
@@ -6544,7 +6712,7 @@
         <w:t xml:space="preserve">Сравнение сценариев без карантина и с карантином</w:t>
       </w:r>
     </w:p>
-    <w:bookmarkEnd w:id="192"/>
+    <w:bookmarkEnd w:id="201"/>
     <w:p>
       <w:pPr>
         <w:pStyle w:val="BodyText"/>
@@ -6583,7 +6751,7 @@
         <w:t xml:space="preserve">. В рассматриваемом эксперименте число умерших уменьшилось с 555 до 546, а время достижения пика сдвинулось с 16 до 17 дней.</w:t>
       </w:r>
     </w:p>
-    <w:bookmarkStart w:id="196" w:name="fig-quarantine-base"/>
+    <w:bookmarkStart w:id="205" w:name="fig-quarantine-base"/>
     <w:p>
       <w:pPr>
         <w:pStyle w:val="CaptionedFigure"/>
@@ -6593,18 +6761,18 @@
           <wp:inline>
             <wp:extent cx="3733800" cy="2100262"/>
             <wp:effectExtent b="0" l="0" r="0" t="0"/>
-            <wp:docPr descr="Базовый сценарий без карантина" title="" id="194" name="Picture"/>
+            <wp:docPr descr="Базовый сценарий без карантина" title="" id="203" name="Picture"/>
             <a:graphic>
               <a:graphicData uri="http://schemas.openxmlformats.org/drawingml/2006/picture">
                 <pic:pic>
                   <pic:nvPicPr>
-                    <pic:cNvPr descr="image/31.2quarantine_baseline.csv.png" id="195" name="Picture"/>
+                    <pic:cNvPr descr="image/31.2quarantine_baseline.csv.png" id="204" name="Picture"/>
                     <pic:cNvPicPr>
                       <a:picLocks noChangeArrowheads="1" noChangeAspect="1"/>
                     </pic:cNvPicPr>
                   </pic:nvPicPr>
                   <pic:blipFill>
-                    <a:blip r:embed="rId193"/>
+                    <a:blip r:embed="rId202"/>
                     <a:stretch>
                       <a:fillRect/>
                     </a:stretch>
@@ -6639,8 +6807,8 @@
         <w:t xml:space="preserve">Базовый сценарий без карантина</w:t>
       </w:r>
     </w:p>
-    <w:bookmarkEnd w:id="196"/>
-    <w:bookmarkStart w:id="200" w:name="fig-quarantine-enabled"/>
+    <w:bookmarkEnd w:id="205"/>
+    <w:bookmarkStart w:id="209" w:name="fig-quarantine-enabled"/>
     <w:p>
       <w:pPr>
         <w:pStyle w:val="CaptionedFigure"/>
@@ -6650,18 +6818,18 @@
           <wp:inline>
             <wp:extent cx="3733800" cy="2100262"/>
             <wp:effectExtent b="0" l="0" r="0" t="0"/>
-            <wp:docPr descr="Сценарий с включённым карантином" title="" id="198" name="Picture"/>
+            <wp:docPr descr="Сценарий с включённым карантином" title="" id="207" name="Picture"/>
             <a:graphic>
               <a:graphicData uri="http://schemas.openxmlformats.org/drawingml/2006/picture">
                 <pic:pic>
                   <pic:nvPicPr>
-                    <pic:cNvPr descr="image/31.3quarantine_enabled.csv.png" id="199" name="Picture"/>
+                    <pic:cNvPr descr="image/31.3quarantine_enabled.csv.png" id="208" name="Picture"/>
                     <pic:cNvPicPr>
                       <a:picLocks noChangeArrowheads="1" noChangeAspect="1"/>
                     </pic:cNvPicPr>
                   </pic:nvPicPr>
                   <pic:blipFill>
-                    <a:blip r:embed="rId197"/>
+                    <a:blip r:embed="rId206"/>
                     <a:stretch>
                       <a:fillRect/>
                     </a:stretch>
@@ -6696,8 +6864,8 @@
         <w:t xml:space="preserve">Сценарий с включённым карантином</w:t>
       </w:r>
     </w:p>
-    <w:bookmarkEnd w:id="200"/>
-    <w:bookmarkStart w:id="204" w:name="fig-quarantine-summary"/>
+    <w:bookmarkEnd w:id="209"/>
+    <w:bookmarkStart w:id="213" w:name="fig-quarantine-summary"/>
     <w:p>
       <w:pPr>
         <w:pStyle w:val="CaptionedFigure"/>
@@ -6707,18 +6875,18 @@
           <wp:inline>
             <wp:extent cx="3733800" cy="2100262"/>
             <wp:effectExtent b="0" l="0" r="0" t="0"/>
-            <wp:docPr descr="Сводная таблица по карантинному сценарию" title="" id="202" name="Picture"/>
+            <wp:docPr descr="Сводная таблица по карантинному сценарию" title="" id="211" name="Picture"/>
             <a:graphic>
               <a:graphicData uri="http://schemas.openxmlformats.org/drawingml/2006/picture">
                 <pic:pic>
                   <pic:nvPicPr>
-                    <pic:cNvPr descr="image/31.4quarantine_summary.csv.png" id="203" name="Picture"/>
+                    <pic:cNvPr descr="image/31.4quarantine_summary.csv.png" id="212" name="Picture"/>
                     <pic:cNvPicPr>
                       <a:picLocks noChangeArrowheads="1" noChangeAspect="1"/>
                     </pic:cNvPicPr>
                   </pic:nvPicPr>
                   <pic:blipFill>
-                    <a:blip r:embed="rId201"/>
+                    <a:blip r:embed="rId210"/>
                     <a:stretch>
                       <a:fillRect/>
                     </a:stretch>
@@ -6753,7 +6921,7 @@
         <w:t xml:space="preserve">Сводная таблица по карантинному сценарию</w:t>
       </w:r>
     </w:p>
-    <w:bookmarkEnd w:id="204"/>
+    <w:bookmarkEnd w:id="213"/>
     <w:p>
       <w:pPr>
         <w:pStyle w:val="BodyText"/>
@@ -6958,7 +7126,7 @@
         <w:t xml:space="preserve">.</w:t>
       </w:r>
     </w:p>
-    <w:bookmarkStart w:id="208" w:name="fig-quarantine-clean"/>
+    <w:bookmarkStart w:id="217" w:name="fig-quarantine-clean"/>
     <w:p>
       <w:pPr>
         <w:pStyle w:val="CaptionedFigure"/>
@@ -6968,18 +7136,18 @@
           <wp:inline>
             <wp:extent cx="3733800" cy="2100262"/>
             <wp:effectExtent b="0" l="0" r="0" t="0"/>
-            <wp:docPr descr="Генерация clean-версии карантинного скрипта" title="" id="206" name="Picture"/>
+            <wp:docPr descr="Генерация clean-версии карантинного скрипта" title="" id="215" name="Picture"/>
             <a:graphic>
               <a:graphicData uri="http://schemas.openxmlformats.org/drawingml/2006/picture">
                 <pic:pic>
                   <pic:nvPicPr>
-                    <pic:cNvPr descr="image/32sir_quarantine_effect_clean.png" id="207" name="Picture"/>
+                    <pic:cNvPr descr="image/32sir_quarantine_effect_clean.png" id="216" name="Picture"/>
                     <pic:cNvPicPr>
                       <a:picLocks noChangeArrowheads="1" noChangeAspect="1"/>
                     </pic:cNvPicPr>
                   </pic:nvPicPr>
                   <pic:blipFill>
-                    <a:blip r:embed="rId205"/>
+                    <a:blip r:embed="rId214"/>
                     <a:stretch>
                       <a:fillRect/>
                     </a:stretch>
@@ -7014,8 +7182,8 @@
         <w:t xml:space="preserve">Генерация clean-версии карантинного скрипта</w:t>
       </w:r>
     </w:p>
-    <w:bookmarkEnd w:id="208"/>
-    <w:bookmarkStart w:id="212" w:name="fig-quarantine-ipynb"/>
+    <w:bookmarkEnd w:id="217"/>
+    <w:bookmarkStart w:id="221" w:name="fig-quarantine-ipynb"/>
     <w:p>
       <w:pPr>
         <w:pStyle w:val="CaptionedFigure"/>
@@ -7025,177 +7193,12 @@
           <wp:inline>
             <wp:extent cx="3733800" cy="2100262"/>
             <wp:effectExtent b="0" l="0" r="0" t="0"/>
-            <wp:docPr descr="Jupyter notebook карантинного сценария" title="" id="210" name="Picture"/>
+            <wp:docPr descr="Jupyter notebook карантинного сценария" title="" id="219" name="Picture"/>
             <a:graphic>
               <a:graphicData uri="http://schemas.openxmlformats.org/drawingml/2006/picture">
                 <pic:pic>
                   <pic:nvPicPr>
-                    <pic:cNvPr descr="image/33sir_quarantine_effect_literate.ipynb.png" id="211" name="Picture"/>
-                    <pic:cNvPicPr>
-                      <a:picLocks noChangeArrowheads="1" noChangeAspect="1"/>
-                    </pic:cNvPicPr>
-                  </pic:nvPicPr>
-                  <pic:blipFill>
-                    <a:blip r:embed="rId209"/>
-                    <a:stretch>
-                      <a:fillRect/>
-                    </a:stretch>
-                  </pic:blipFill>
-                  <pic:spPr bwMode="auto">
-                    <a:xfrm>
-                      <a:off x="0" y="0"/>
-                      <a:ext cx="3733800" cy="2100262"/>
-                    </a:xfrm>
-                    <a:prstGeom prst="rect">
-                      <a:avLst/>
-                    </a:prstGeom>
-                    <a:noFill/>
-                    <a:ln w="9525">
-                      <a:noFill/>
-                      <a:headEnd/>
-                      <a:tailEnd/>
-                    </a:ln>
-                  </pic:spPr>
-                </pic:pic>
-              </a:graphicData>
-            </a:graphic>
-          </wp:inline>
-        </w:drawing>
-      </w:r>
-    </w:p>
-    <w:p>
-      <w:pPr>
-        <w:pStyle w:val="ImageCaption"/>
-      </w:pPr>
-      <w:r>
-        <w:t xml:space="preserve">Jupyter notebook карантинного сценария</w:t>
-      </w:r>
-    </w:p>
-    <w:bookmarkEnd w:id="212"/>
-    <w:bookmarkStart w:id="216" w:name="fig-quarantine-md"/>
-    <w:p>
-      <w:pPr>
-        <w:pStyle w:val="CaptionedFigure"/>
-      </w:pPr>
-      <w:r>
-        <w:drawing>
-          <wp:inline>
-            <wp:extent cx="3733800" cy="2100262"/>
-            <wp:effectExtent b="0" l="0" r="0" t="0"/>
-            <wp:docPr descr="Markdown-документация карантинного сценария" title="" id="214" name="Picture"/>
-            <a:graphic>
-              <a:graphicData uri="http://schemas.openxmlformats.org/drawingml/2006/picture">
-                <pic:pic>
-                  <pic:nvPicPr>
-                    <pic:cNvPr descr="image/34sir_quarantine_effect_literate.md.png" id="215" name="Picture"/>
-                    <pic:cNvPicPr>
-                      <a:picLocks noChangeArrowheads="1" noChangeAspect="1"/>
-                    </pic:cNvPicPr>
-                  </pic:nvPicPr>
-                  <pic:blipFill>
-                    <a:blip r:embed="rId213"/>
-                    <a:stretch>
-                      <a:fillRect/>
-                    </a:stretch>
-                  </pic:blipFill>
-                  <pic:spPr bwMode="auto">
-                    <a:xfrm>
-                      <a:off x="0" y="0"/>
-                      <a:ext cx="3733800" cy="2100262"/>
-                    </a:xfrm>
-                    <a:prstGeom prst="rect">
-                      <a:avLst/>
-                    </a:prstGeom>
-                    <a:noFill/>
-                    <a:ln w="9525">
-                      <a:noFill/>
-                      <a:headEnd/>
-                      <a:tailEnd/>
-                    </a:ln>
-                  </pic:spPr>
-                </pic:pic>
-              </a:graphicData>
-            </a:graphic>
-          </wp:inline>
-        </w:drawing>
-      </w:r>
-    </w:p>
-    <w:p>
-      <w:pPr>
-        <w:pStyle w:val="ImageCaption"/>
-      </w:pPr>
-      <w:r>
-        <w:t xml:space="preserve">Markdown-документация карантинного сценария</w:t>
-      </w:r>
-    </w:p>
-    <w:bookmarkEnd w:id="216"/>
-    <w:bookmarkEnd w:id="217"/>
-    <w:bookmarkStart w:id="238" w:name="Xa6f69d90b9621ef871f9d7f4b6ded881673099e"/>
-    <w:p>
-      <w:pPr>
-        <w:pStyle w:val="Heading2"/>
-      </w:pPr>
-      <w:r>
-        <w:t xml:space="preserve">Задание 6. Оптимизация с ограничением на пик</w:t>
-      </w:r>
-    </w:p>
-    <w:p>
-      <w:pPr>
-        <w:pStyle w:val="FirstParagraph"/>
-      </w:pPr>
-      <w:r>
-        <w:t xml:space="preserve">Для шестого задания был подготовлен отдельный скрипт</w:t>
-      </w:r>
-      <w:r>
-        <w:t xml:space="preserve"> </w:t>
-      </w:r>
-      <w:r>
-        <w:rPr>
-          <w:rStyle w:val="VerbatimChar"/>
-        </w:rPr>
-        <w:t xml:space="preserve">sir_optimize_with_constraint.jl</w:t>
-      </w:r>
-      <w:r>
-        <w:t xml:space="preserve">, минимизирующий смертность при условии</w:t>
-      </w:r>
-      <w:r>
-        <w:t xml:space="preserve"> </w:t>
-      </w:r>
-      <w:r>
-        <w:rPr>
-          <w:rStyle w:val="VerbatimChar"/>
-        </w:rPr>
-        <w:t xml:space="preserve">peak &lt;= 0.3</w:t>
-      </w:r>
-      <w:r>
-        <w:t xml:space="preserve"> </w:t>
-      </w:r>
-      <w:r>
-        <w:t xml:space="preserve">(</w:t>
-      </w:r>
-      <w:r>
-        <w:t xml:space="preserve">[рис. @fig-opt-constraint-script]</w:t>
-      </w:r>
-      <w:r>
-        <w:t xml:space="preserve">).</w:t>
-      </w:r>
-    </w:p>
-    <w:bookmarkStart w:id="221" w:name="fig-opt-constraint-script"/>
-    <w:p>
-      <w:pPr>
-        <w:pStyle w:val="CaptionedFigure"/>
-      </w:pPr>
-      <w:r>
-        <w:drawing>
-          <wp:inline>
-            <wp:extent cx="3733800" cy="2100262"/>
-            <wp:effectExtent b="0" l="0" r="0" t="0"/>
-            <wp:docPr descr="Запуск ограниченной оптимизации" title="" id="219" name="Picture"/>
-            <a:graphic>
-              <a:graphicData uri="http://schemas.openxmlformats.org/drawingml/2006/picture">
-                <pic:pic>
-                  <pic:nvPicPr>
-                    <pic:cNvPr descr="image/35sir_optimize_with_constraint.png" id="220" name="Picture"/>
+                    <pic:cNvPr descr="image/33sir_quarantine_effect_literate.ipynb.png" id="220" name="Picture"/>
                     <pic:cNvPicPr>
                       <a:picLocks noChangeArrowheads="1" noChangeAspect="1"/>
                     </pic:cNvPicPr>
@@ -7233,49 +7236,11 @@
         <w:pStyle w:val="ImageCaption"/>
       </w:pPr>
       <w:r>
-        <w:t xml:space="preserve">Запуск ограниченной оптимизации</w:t>
+        <w:t xml:space="preserve">Jupyter notebook карантинного сценария</w:t>
       </w:r>
     </w:p>
     <w:bookmarkEnd w:id="221"/>
-    <w:p>
-      <w:pPr>
-        <w:pStyle w:val="BodyText"/>
-      </w:pPr>
-      <w:r>
-        <w:t xml:space="preserve">Результаты генерации clean-версии, Markdown-документации и notebook для ограниченной оптимизации показаны на</w:t>
-      </w:r>
-      <w:r>
-        <w:t xml:space="preserve"> </w:t>
-      </w:r>
-      <w:r>
-        <w:t xml:space="preserve">[рис. @fig-opt-constraint-clean]</w:t>
-      </w:r>
-      <w:r>
-        <w:t xml:space="preserve">,</w:t>
-      </w:r>
-      <w:r>
-        <w:t xml:space="preserve"> </w:t>
-      </w:r>
-      <w:r>
-        <w:t xml:space="preserve">[рис. @fig-opt-constraint-md]</w:t>
-      </w:r>
-      <w:r>
-        <w:t xml:space="preserve"> </w:t>
-      </w:r>
-      <w:r>
-        <w:t xml:space="preserve">и</w:t>
-      </w:r>
-      <w:r>
-        <w:t xml:space="preserve"> </w:t>
-      </w:r>
-      <w:r>
-        <w:t xml:space="preserve">[рис. @fig-opt-constraint-ipynb]</w:t>
-      </w:r>
-      <w:r>
-        <w:t xml:space="preserve">.</w:t>
-      </w:r>
-    </w:p>
-    <w:bookmarkStart w:id="225" w:name="fig-opt-constraint-clean"/>
+    <w:bookmarkStart w:id="225" w:name="fig-quarantine-md"/>
     <w:p>
       <w:pPr>
         <w:pStyle w:val="CaptionedFigure"/>
@@ -7285,12 +7250,12 @@
           <wp:inline>
             <wp:extent cx="3733800" cy="2100262"/>
             <wp:effectExtent b="0" l="0" r="0" t="0"/>
-            <wp:docPr descr="Генерация clean-версии ограниченной оптимизации" title="" id="223" name="Picture"/>
+            <wp:docPr descr="Markdown-документация карантинного сценария" title="" id="223" name="Picture"/>
             <a:graphic>
               <a:graphicData uri="http://schemas.openxmlformats.org/drawingml/2006/picture">
                 <pic:pic>
                   <pic:nvPicPr>
-                    <pic:cNvPr descr="image/36sir_optimize_with_constraint_clean.png" id="224" name="Picture"/>
+                    <pic:cNvPr descr="image/34sir_quarantine_effect_literate.md.png" id="224" name="Picture"/>
                     <pic:cNvPicPr>
                       <a:picLocks noChangeArrowheads="1" noChangeAspect="1"/>
                     </pic:cNvPicPr>
@@ -7328,11 +7293,62 @@
         <w:pStyle w:val="ImageCaption"/>
       </w:pPr>
       <w:r>
-        <w:t xml:space="preserve">Генерация clean-версии ограниченной оптимизации</w:t>
+        <w:t xml:space="preserve">Markdown-документация карантинного сценария</w:t>
       </w:r>
     </w:p>
     <w:bookmarkEnd w:id="225"/>
-    <w:bookmarkStart w:id="229" w:name="fig-opt-constraint-md"/>
+    <w:bookmarkEnd w:id="226"/>
+    <w:bookmarkStart w:id="247" w:name="Xa6f69d90b9621ef871f9d7f4b6ded881673099e"/>
+    <w:p>
+      <w:pPr>
+        <w:pStyle w:val="Heading2"/>
+      </w:pPr>
+      <w:r>
+        <w:t xml:space="preserve">Задание 6. Оптимизация с ограничением на пик</w:t>
+      </w:r>
+    </w:p>
+    <w:p>
+      <w:pPr>
+        <w:pStyle w:val="FirstParagraph"/>
+      </w:pPr>
+      <w:r>
+        <w:t xml:space="preserve">Для шестого задания был подготовлен отдельный скрипт</w:t>
+      </w:r>
+      <w:r>
+        <w:t xml:space="preserve"> </w:t>
+      </w:r>
+      <w:r>
+        <w:rPr>
+          <w:rStyle w:val="VerbatimChar"/>
+        </w:rPr>
+        <w:t xml:space="preserve">sir_optimize_with_constraint.jl</w:t>
+      </w:r>
+      <w:r>
+        <w:t xml:space="preserve">, минимизирующий смертность при условии</w:t>
+      </w:r>
+      <w:r>
+        <w:t xml:space="preserve"> </w:t>
+      </w:r>
+      <w:r>
+        <w:rPr>
+          <w:rStyle w:val="VerbatimChar"/>
+        </w:rPr>
+        <w:t xml:space="preserve">peak &lt;= 0.3</w:t>
+      </w:r>
+      <w:r>
+        <w:t xml:space="preserve"> </w:t>
+      </w:r>
+      <w:r>
+        <w:t xml:space="preserve">(</w:t>
+      </w:r>
+      <w:r>
+        <w:t xml:space="preserve">[рис. @fig-opt-constraint-script]</w:t>
+      </w:r>
+      <w:r>
+        <w:t xml:space="preserve">).</w:t>
+      </w:r>
+    </w:p>
+    <w:bookmarkStart w:id="230" w:name="fig-opt-constraint-script"/>
     <w:p>
       <w:pPr>
         <w:pStyle w:val="CaptionedFigure"/>
@@ -7342,18 +7358,18 @@
           <wp:inline>
             <wp:extent cx="3733800" cy="2100262"/>
             <wp:effectExtent b="0" l="0" r="0" t="0"/>
-            <wp:docPr descr="Markdown-документация ограниченной оптимизации" title="" id="227" name="Picture"/>
+            <wp:docPr descr="Запуск ограниченной оптимизации" title="" id="228" name="Picture"/>
             <a:graphic>
               <a:graphicData uri="http://schemas.openxmlformats.org/drawingml/2006/picture">
                 <pic:pic>
                   <pic:nvPicPr>
-                    <pic:cNvPr descr="image/37sir_optimize_with_constraint_literate.md.png" id="228" name="Picture"/>
+                    <pic:cNvPr descr="image/35sir_optimize_with_constraint.png" id="229" name="Picture"/>
                     <pic:cNvPicPr>
                       <a:picLocks noChangeArrowheads="1" noChangeAspect="1"/>
                     </pic:cNvPicPr>
                   </pic:nvPicPr>
                   <pic:blipFill>
-                    <a:blip r:embed="rId226"/>
+                    <a:blip r:embed="rId227"/>
                     <a:stretch>
                       <a:fillRect/>
                     </a:stretch>
@@ -7385,11 +7401,49 @@
         <w:pStyle w:val="ImageCaption"/>
       </w:pPr>
       <w:r>
-        <w:t xml:space="preserve">Markdown-документация ограниченной оптимизации</w:t>
-      </w:r>
-    </w:p>
-    <w:bookmarkEnd w:id="229"/>
-    <w:bookmarkStart w:id="233" w:name="fig-opt-constraint-ipynb"/>
+        <w:t xml:space="preserve">Запуск ограниченной оптимизации</w:t>
+      </w:r>
+    </w:p>
+    <w:bookmarkEnd w:id="230"/>
+    <w:p>
+      <w:pPr>
+        <w:pStyle w:val="BodyText"/>
+      </w:pPr>
+      <w:r>
+        <w:t xml:space="preserve">Результаты генерации clean-версии, Markdown-документации и notebook для ограниченной оптимизации показаны на</w:t>
+      </w:r>
+      <w:r>
+        <w:t xml:space="preserve"> </w:t>
+      </w:r>
+      <w:r>
+        <w:t xml:space="preserve">[рис. @fig-opt-constraint-clean]</w:t>
+      </w:r>
+      <w:r>
+        <w:t xml:space="preserve">,</w:t>
+      </w:r>
+      <w:r>
+        <w:t xml:space="preserve"> </w:t>
+      </w:r>
+      <w:r>
+        <w:t xml:space="preserve">[рис. @fig-opt-constraint-md]</w:t>
+      </w:r>
+      <w:r>
+        <w:t xml:space="preserve"> </w:t>
+      </w:r>
+      <w:r>
+        <w:t xml:space="preserve">и</w:t>
+      </w:r>
+      <w:r>
+        <w:t xml:space="preserve"> </w:t>
+      </w:r>
+      <w:r>
+        <w:t xml:space="preserve">[рис. @fig-opt-constraint-ipynb]</w:t>
+      </w:r>
+      <w:r>
+        <w:t xml:space="preserve">.</w:t>
+      </w:r>
+    </w:p>
+    <w:bookmarkStart w:id="234" w:name="fig-opt-constraint-clean"/>
     <w:p>
       <w:pPr>
         <w:pStyle w:val="CaptionedFigure"/>
@@ -7399,18 +7453,18 @@
           <wp:inline>
             <wp:extent cx="3733800" cy="2100262"/>
             <wp:effectExtent b="0" l="0" r="0" t="0"/>
-            <wp:docPr descr="Jupyter notebook ограниченной оптимизации" title="" id="231" name="Picture"/>
+            <wp:docPr descr="Генерация clean-версии ограниченной оптимизации" title="" id="232" name="Picture"/>
             <a:graphic>
               <a:graphicData uri="http://schemas.openxmlformats.org/drawingml/2006/picture">
                 <pic:pic>
                   <pic:nvPicPr>
-                    <pic:cNvPr descr="image/38.0sir_optimize_with_constraint_literate.ipynb.png" id="232" name="Picture"/>
+                    <pic:cNvPr descr="image/36sir_optimize_with_constraint_clean.png" id="233" name="Picture"/>
                     <pic:cNvPicPr>
                       <a:picLocks noChangeArrowheads="1" noChangeAspect="1"/>
                     </pic:cNvPicPr>
                   </pic:nvPicPr>
                   <pic:blipFill>
-                    <a:blip r:embed="rId230"/>
+                    <a:blip r:embed="rId231"/>
                     <a:stretch>
                       <a:fillRect/>
                     </a:stretch>
@@ -7442,97 +7496,11 @@
         <w:pStyle w:val="ImageCaption"/>
       </w:pPr>
       <w:r>
-        <w:t xml:space="preserve">Jupyter notebook ограниченной оптимизации</w:t>
-      </w:r>
-    </w:p>
-    <w:bookmarkEnd w:id="233"/>
-    <w:p>
-      <w:pPr>
-        <w:pStyle w:val="BodyText"/>
-      </w:pPr>
-      <w:r>
-        <w:t xml:space="preserve">Итоговая таблица параметров представлена на</w:t>
-      </w:r>
-      <w:r>
-        <w:t xml:space="preserve"> </w:t>
-      </w:r>
-      <w:r>
-        <w:t xml:space="preserve">[рис. @fig-opt-constraint-csv]</w:t>
-      </w:r>
-      <w:r>
-        <w:t xml:space="preserve">. Найденное решение имеет</w:t>
-      </w:r>
-      <w:r>
-        <w:t xml:space="preserve"> </w:t>
-      </w:r>
-      <w:r>
-        <w:rPr>
-          <w:rStyle w:val="VerbatimChar"/>
-        </w:rPr>
-        <w:t xml:space="preserve">beta_und ≈ 0.463</w:t>
-      </w:r>
-      <w:r>
-        <w:t xml:space="preserve">,</w:t>
-      </w:r>
-      <w:r>
-        <w:t xml:space="preserve"> </w:t>
-      </w:r>
-      <w:r>
-        <w:rPr>
-          <w:rStyle w:val="VerbatimChar"/>
-        </w:rPr>
-        <w:t xml:space="preserve">detection_time = 3</w:t>
-      </w:r>
-      <w:r>
-        <w:t xml:space="preserve">,</w:t>
-      </w:r>
-      <w:r>
-        <w:t xml:space="preserve"> </w:t>
-      </w:r>
-      <w:r>
-        <w:rPr>
-          <w:rStyle w:val="VerbatimChar"/>
-        </w:rPr>
-        <w:t xml:space="preserve">death_rate ≈ 0.0657</w:t>
-      </w:r>
-      <w:r>
-        <w:t xml:space="preserve">, при этом</w:t>
-      </w:r>
-      <w:r>
-        <w:t xml:space="preserve"> </w:t>
-      </w:r>
-      <w:r>
-        <w:rPr>
-          <w:rStyle w:val="VerbatimChar"/>
-        </w:rPr>
-        <w:t xml:space="preserve">peak_infected ≈ 0.2003</w:t>
-      </w:r>
-      <w:r>
-        <w:t xml:space="preserve">,</w:t>
-      </w:r>
-      <w:r>
-        <w:t xml:space="preserve"> </w:t>
-      </w:r>
-      <w:r>
-        <w:rPr>
-          <w:rStyle w:val="VerbatimChar"/>
-        </w:rPr>
-        <w:t xml:space="preserve">death_fraction = 0.0524</w:t>
-      </w:r>
-      <w:r>
-        <w:t xml:space="preserve">, а ограничение на пик удовлетворено (</w:t>
-      </w:r>
-      <w:r>
-        <w:rPr>
-          <w:rStyle w:val="VerbatimChar"/>
-        </w:rPr>
-        <w:t xml:space="preserve">true</w:t>
-      </w:r>
-      <w:r>
-        <w:t xml:space="preserve">).</w:t>
-      </w:r>
-    </w:p>
-    <w:bookmarkStart w:id="237" w:name="fig-opt-constraint-csv"/>
+        <w:t xml:space="preserve">Генерация clean-версии ограниченной оптимизации</w:t>
+      </w:r>
+    </w:p>
+    <w:bookmarkEnd w:id="234"/>
+    <w:bookmarkStart w:id="238" w:name="fig-opt-constraint-md"/>
     <w:p>
       <w:pPr>
         <w:pStyle w:val="CaptionedFigure"/>
@@ -7542,18 +7510,18 @@
           <wp:inline>
             <wp:extent cx="3733800" cy="2100262"/>
             <wp:effectExtent b="0" l="0" r="0" t="0"/>
-            <wp:docPr descr="CSV-файл с результатами оптимизации при ограничении на пик" title="" id="235" name="Picture"/>
+            <wp:docPr descr="Markdown-документация ограниченной оптимизации" title="" id="236" name="Picture"/>
             <a:graphic>
               <a:graphicData uri="http://schemas.openxmlformats.org/drawingml/2006/picture">
                 <pic:pic>
                   <pic:nvPicPr>
-                    <pic:cNvPr descr="image/38.1optimization_with_constraint.csv.png" id="236" name="Picture"/>
+                    <pic:cNvPr descr="image/37sir_optimize_with_constraint_literate.md.png" id="237" name="Picture"/>
                     <pic:cNvPicPr>
                       <a:picLocks noChangeArrowheads="1" noChangeAspect="1"/>
                     </pic:cNvPicPr>
                   </pic:nvPicPr>
                   <pic:blipFill>
-                    <a:blip r:embed="rId234"/>
+                    <a:blip r:embed="rId235"/>
                     <a:stretch>
                       <a:fillRect/>
                     </a:stretch>
@@ -7585,10 +7553,210 @@
         <w:pStyle w:val="ImageCaption"/>
       </w:pPr>
       <w:r>
+        <w:t xml:space="preserve">Markdown-документация ограниченной оптимизации</w:t>
+      </w:r>
+    </w:p>
+    <w:bookmarkEnd w:id="238"/>
+    <w:bookmarkStart w:id="242" w:name="fig-opt-constraint-ipynb"/>
+    <w:p>
+      <w:pPr>
+        <w:pStyle w:val="CaptionedFigure"/>
+      </w:pPr>
+      <w:r>
+        <w:drawing>
+          <wp:inline>
+            <wp:extent cx="3733800" cy="2100262"/>
+            <wp:effectExtent b="0" l="0" r="0" t="0"/>
+            <wp:docPr descr="Jupyter notebook ограниченной оптимизации" title="" id="240" name="Picture"/>
+            <a:graphic>
+              <a:graphicData uri="http://schemas.openxmlformats.org/drawingml/2006/picture">
+                <pic:pic>
+                  <pic:nvPicPr>
+                    <pic:cNvPr descr="image/38.0sir_optimize_with_constraint_literate.ipynb.png" id="241" name="Picture"/>
+                    <pic:cNvPicPr>
+                      <a:picLocks noChangeArrowheads="1" noChangeAspect="1"/>
+                    </pic:cNvPicPr>
+                  </pic:nvPicPr>
+                  <pic:blipFill>
+                    <a:blip r:embed="rId239"/>
+                    <a:stretch>
+                      <a:fillRect/>
+                    </a:stretch>
+                  </pic:blipFill>
+                  <pic:spPr bwMode="auto">
+                    <a:xfrm>
+                      <a:off x="0" y="0"/>
+                      <a:ext cx="3733800" cy="2100262"/>
+                    </a:xfrm>
+                    <a:prstGeom prst="rect">
+                      <a:avLst/>
+                    </a:prstGeom>
+                    <a:noFill/>
+                    <a:ln w="9525">
+                      <a:noFill/>
+                      <a:headEnd/>
+                      <a:tailEnd/>
+                    </a:ln>
+                  </pic:spPr>
+                </pic:pic>
+              </a:graphicData>
+            </a:graphic>
+          </wp:inline>
+        </w:drawing>
+      </w:r>
+    </w:p>
+    <w:p>
+      <w:pPr>
+        <w:pStyle w:val="ImageCaption"/>
+      </w:pPr>
+      <w:r>
+        <w:t xml:space="preserve">Jupyter notebook ограниченной оптимизации</w:t>
+      </w:r>
+    </w:p>
+    <w:bookmarkEnd w:id="242"/>
+    <w:p>
+      <w:pPr>
+        <w:pStyle w:val="BodyText"/>
+      </w:pPr>
+      <w:r>
+        <w:t xml:space="preserve">Итоговая таблица параметров представлена на</w:t>
+      </w:r>
+      <w:r>
+        <w:t xml:space="preserve"> </w:t>
+      </w:r>
+      <w:r>
+        <w:t xml:space="preserve">[рис. @fig-opt-constraint-csv]</w:t>
+      </w:r>
+      <w:r>
+        <w:t xml:space="preserve">. Найденное решение имеет</w:t>
+      </w:r>
+      <w:r>
+        <w:t xml:space="preserve"> </w:t>
+      </w:r>
+      <w:r>
+        <w:rPr>
+          <w:rStyle w:val="VerbatimChar"/>
+        </w:rPr>
+        <w:t xml:space="preserve">beta_und ≈ 0.463</w:t>
+      </w:r>
+      <w:r>
+        <w:t xml:space="preserve">,</w:t>
+      </w:r>
+      <w:r>
+        <w:t xml:space="preserve"> </w:t>
+      </w:r>
+      <w:r>
+        <w:rPr>
+          <w:rStyle w:val="VerbatimChar"/>
+        </w:rPr>
+        <w:t xml:space="preserve">detection_time = 3</w:t>
+      </w:r>
+      <w:r>
+        <w:t xml:space="preserve">,</w:t>
+      </w:r>
+      <w:r>
+        <w:t xml:space="preserve"> </w:t>
+      </w:r>
+      <w:r>
+        <w:rPr>
+          <w:rStyle w:val="VerbatimChar"/>
+        </w:rPr>
+        <w:t xml:space="preserve">death_rate ≈ 0.0657</w:t>
+      </w:r>
+      <w:r>
+        <w:t xml:space="preserve">, при этом</w:t>
+      </w:r>
+      <w:r>
+        <w:t xml:space="preserve"> </w:t>
+      </w:r>
+      <w:r>
+        <w:rPr>
+          <w:rStyle w:val="VerbatimChar"/>
+        </w:rPr>
+        <w:t xml:space="preserve">peak_infected ≈ 0.2003</w:t>
+      </w:r>
+      <w:r>
+        <w:t xml:space="preserve">,</w:t>
+      </w:r>
+      <w:r>
+        <w:t xml:space="preserve"> </w:t>
+      </w:r>
+      <w:r>
+        <w:rPr>
+          <w:rStyle w:val="VerbatimChar"/>
+        </w:rPr>
+        <w:t xml:space="preserve">death_fraction = 0.0524</w:t>
+      </w:r>
+      <w:r>
+        <w:t xml:space="preserve">, а ограничение на пик удовлетворено (</w:t>
+      </w:r>
+      <w:r>
+        <w:rPr>
+          <w:rStyle w:val="VerbatimChar"/>
+        </w:rPr>
+        <w:t xml:space="preserve">true</w:t>
+      </w:r>
+      <w:r>
+        <w:t xml:space="preserve">).</w:t>
+      </w:r>
+    </w:p>
+    <w:bookmarkStart w:id="246" w:name="fig-opt-constraint-csv"/>
+    <w:p>
+      <w:pPr>
+        <w:pStyle w:val="CaptionedFigure"/>
+      </w:pPr>
+      <w:r>
+        <w:drawing>
+          <wp:inline>
+            <wp:extent cx="3733800" cy="2100262"/>
+            <wp:effectExtent b="0" l="0" r="0" t="0"/>
+            <wp:docPr descr="CSV-файл с результатами оптимизации при ограничении на пик" title="" id="244" name="Picture"/>
+            <a:graphic>
+              <a:graphicData uri="http://schemas.openxmlformats.org/drawingml/2006/picture">
+                <pic:pic>
+                  <pic:nvPicPr>
+                    <pic:cNvPr descr="image/38.1optimization_with_constraint.csv.png" id="245" name="Picture"/>
+                    <pic:cNvPicPr>
+                      <a:picLocks noChangeArrowheads="1" noChangeAspect="1"/>
+                    </pic:cNvPicPr>
+                  </pic:nvPicPr>
+                  <pic:blipFill>
+                    <a:blip r:embed="rId243"/>
+                    <a:stretch>
+                      <a:fillRect/>
+                    </a:stretch>
+                  </pic:blipFill>
+                  <pic:spPr bwMode="auto">
+                    <a:xfrm>
+                      <a:off x="0" y="0"/>
+                      <a:ext cx="3733800" cy="2100262"/>
+                    </a:xfrm>
+                    <a:prstGeom prst="rect">
+                      <a:avLst/>
+                    </a:prstGeom>
+                    <a:noFill/>
+                    <a:ln w="9525">
+                      <a:noFill/>
+                      <a:headEnd/>
+                      <a:tailEnd/>
+                    </a:ln>
+                  </pic:spPr>
+                </pic:pic>
+              </a:graphicData>
+            </a:graphic>
+          </wp:inline>
+        </w:drawing>
+      </w:r>
+    </w:p>
+    <w:p>
+      <w:pPr>
+        <w:pStyle w:val="ImageCaption"/>
+      </w:pPr>
+      <w:r>
         <w:t xml:space="preserve">CSV-файл с результатами оптимизации при ограничении на пик</w:t>
       </w:r>
     </w:p>
-    <w:bookmarkEnd w:id="237"/>
+    <w:bookmarkEnd w:id="246"/>
     <w:p>
       <w:pPr>
         <w:pStyle w:val="BodyText"/>
@@ -7617,7 +7785,7 @@
         <w:pStyle w:val="Compact"/>
         <w:numPr>
           <w:ilvl w:val="0"/>
-          <w:numId w:val="1010"/>
+          <w:numId w:val="1012"/>
         </w:numPr>
       </w:pPr>
       <w:r>
@@ -7638,7 +7806,7 @@
         <w:pStyle w:val="Compact"/>
         <w:numPr>
           <w:ilvl w:val="0"/>
-          <w:numId w:val="1010"/>
+          <w:numId w:val="1012"/>
         </w:numPr>
       </w:pPr>
       <w:r>
@@ -7659,7 +7827,7 @@
         <w:pStyle w:val="Compact"/>
         <w:numPr>
           <w:ilvl w:val="0"/>
-          <w:numId w:val="1010"/>
+          <w:numId w:val="1012"/>
         </w:numPr>
       </w:pPr>
       <w:r>
@@ -7680,7 +7848,7 @@
         <w:pStyle w:val="Compact"/>
         <w:numPr>
           <w:ilvl w:val="0"/>
-          <w:numId w:val="1010"/>
+          <w:numId w:val="1012"/>
         </w:numPr>
       </w:pPr>
       <w:r>
@@ -7701,7 +7869,7 @@
         <w:pStyle w:val="Compact"/>
         <w:numPr>
           <w:ilvl w:val="0"/>
-          <w:numId w:val="1010"/>
+          <w:numId w:val="1012"/>
         </w:numPr>
       </w:pPr>
       <w:r>
@@ -7722,7 +7890,7 @@
         <w:pStyle w:val="Compact"/>
         <w:numPr>
           <w:ilvl w:val="0"/>
-          <w:numId w:val="1010"/>
+          <w:numId w:val="1012"/>
         </w:numPr>
       </w:pPr>
       <w:r>
@@ -7743,7 +7911,7 @@
         <w:pStyle w:val="Compact"/>
         <w:numPr>
           <w:ilvl w:val="0"/>
-          <w:numId w:val="1010"/>
+          <w:numId w:val="1012"/>
         </w:numPr>
       </w:pPr>
       <w:r>
@@ -7787,9 +7955,9 @@
         <w:t xml:space="preserve">Таким образом, задача с ограничением была решена корректно: модель нашла параметры, при которых пик остаётся ниже 30%, а смертность минимизируется в рамках выбранного алгоритма поиска.</w:t>
       </w:r>
     </w:p>
-    <w:bookmarkEnd w:id="238"/>
-    <w:bookmarkEnd w:id="239"/>
-    <w:bookmarkStart w:id="240" w:name="выводы"/>
+    <w:bookmarkEnd w:id="247"/>
+    <w:bookmarkEnd w:id="248"/>
+    <w:bookmarkStart w:id="249" w:name="выводы"/>
     <w:p>
       <w:pPr>
         <w:pStyle w:val="Heading1"/>
@@ -7865,8 +8033,8 @@
         <w:t xml:space="preserve">-версии.</w:t>
       </w:r>
     </w:p>
-    <w:bookmarkEnd w:id="240"/>
-    <w:bookmarkStart w:id="242" w:name="список-литературы"/>
+    <w:bookmarkEnd w:id="249"/>
+    <w:bookmarkStart w:id="251" w:name="список-литературы"/>
     <w:p>
       <w:pPr>
         <w:pStyle w:val="Heading1"/>
@@ -7875,9 +8043,9 @@
         <w:t xml:space="preserve">Список литературы</w:t>
       </w:r>
     </w:p>
-    <w:bookmarkStart w:id="241" w:name="refs"/>
-    <w:bookmarkEnd w:id="241"/>
-    <w:bookmarkEnd w:id="242"/>
+    <w:bookmarkStart w:id="250" w:name="refs"/>
+    <w:bookmarkEnd w:id="250"/>
+    <w:bookmarkEnd w:id="251"/>
     <w:sectPr>
       <w:footnotePr>
         <w:numRestart w:val="eachSect"/>
@@ -7988,6 +8156,109 @@
       </w:pPr>
     </w:lvl>
   </w:abstractNum>
+  <w:abstractNum w:abstractNumId="991">
+    <w:nsid w:val="0000A991"/>
+    <w:multiLevelType w:val="multilevel"/>
+    <w:lvl w:ilvl="0">
+      <w:numFmt w:val="bullet"/>
+      <w:lvlText w:val=""/>
+      <w:lvlJc w:val="left"/>
+      <w:pPr>
+        <w:ind w:left="720" w:hanging="360"/>
+      </w:pPr>
+      <w:rPr>
+        <w:rFonts w:ascii="Symbol" w:hAnsi="Symbol" w:cs="Symbol" w:hint="default"/>
+      </w:rPr>
+    </w:lvl>
+    <w:lvl w:ilvl="1">
+      <w:numFmt w:val="bullet"/>
+      <w:lvlText w:val="o"/>
+      <w:lvlJc w:val="left"/>
+      <w:pPr>
+        <w:ind w:left="1440" w:hanging="360"/>
+      </w:pPr>
+      <w:rPr>
+        <w:rFonts w:ascii="Courier New" w:hAnsi="Courier New" w:cs="Courier New" w:hint="default"/>
+      </w:rPr>
+    </w:lvl>
+    <w:lvl w:ilvl="2">
+      <w:numFmt w:val="bullet"/>
+      <w:lvlText w:val=""/>
+      <w:lvlJc w:val="left"/>
+      <w:pPr>
+        <w:ind w:left="2160" w:hanging="360"/>
+      </w:pPr>
+      <w:rPr>
+        <w:rFonts w:ascii="Wingdings" w:hAnsi="Wingdings" w:cs="Wingdings" w:hint="default"/>
+      </w:rPr>
+    </w:lvl>
+    <w:lvl w:ilvl="3">
+      <w:numFmt w:val="bullet"/>
+      <w:lvlText w:val=""/>
+      <w:lvlJc w:val="left"/>
+      <w:pPr>
+        <w:ind w:left="2880" w:hanging="360"/>
+      </w:pPr>
+      <w:rPr>
+        <w:rFonts w:ascii="Symbol" w:hAnsi="Symbol" w:cs="Symbol" w:hint="default"/>
+      </w:rPr>
+    </w:lvl>
+    <w:lvl w:ilvl="4">
+      <w:numFmt w:val="bullet"/>
+      <w:lvlText w:val="o"/>
+      <w:lvlJc w:val="left"/>
+      <w:pPr>
+        <w:ind w:left="3600" w:hanging="360"/>
+      </w:pPr>
+      <w:rPr>
+        <w:rFonts w:ascii="Courier New" w:hAnsi="Courier New" w:cs="Courier New" w:hint="default"/>
+      </w:rPr>
+    </w:lvl>
+    <w:lvl w:ilvl="5">
+      <w:numFmt w:val="bullet"/>
+      <w:lvlText w:val=""/>
+      <w:lvlJc w:val="left"/>
+      <w:pPr>
+        <w:ind w:left="4320" w:hanging="360"/>
+      </w:pPr>
+      <w:rPr>
+        <w:rFonts w:ascii="Wingdings" w:hAnsi="Wingdings" w:cs="Wingdings" w:hint="default"/>
+      </w:rPr>
+    </w:lvl>
+    <w:lvl w:ilvl="6">
+      <w:numFmt w:val="bullet"/>
+      <w:lvlText w:val=""/>
+      <w:lvlJc w:val="left"/>
+      <w:pPr>
+        <w:ind w:left="5040" w:hanging="360"/>
+      </w:pPr>
+      <w:rPr>
+        <w:rFonts w:ascii="Symbol" w:hAnsi="Symbol" w:cs="Symbol" w:hint="default"/>
+      </w:rPr>
+    </w:lvl>
+    <w:lvl w:ilvl="7">
+      <w:numFmt w:val="bullet"/>
+      <w:lvlText w:val="o"/>
+      <w:lvlJc w:val="left"/>
+      <w:pPr>
+        <w:ind w:left="5760" w:hanging="360"/>
+      </w:pPr>
+      <w:rPr>
+        <w:rFonts w:ascii="Courier New" w:hAnsi="Courier New" w:cs="Courier New" w:hint="default"/>
+      </w:rPr>
+    </w:lvl>
+    <w:lvl w:ilvl="8">
+      <w:numFmt w:val="bullet"/>
+      <w:lvlText w:val=""/>
+      <w:lvlJc w:val="left"/>
+      <w:pPr>
+        <w:ind w:left="6480" w:hanging="360"/>
+      </w:pPr>
+      <w:rPr>
+        <w:rFonts w:ascii="Wingdings" w:hAnsi="Wingdings" w:cs="Wingdings" w:hint="default"/>
+      </w:rPr>
+    </w:lvl>
+  </w:abstractNum>
   <w:abstractNum w:abstractNumId="99411">
     <w:nsid w:val="00A99411"/>
     <w:multiLevelType w:val="multilevel"/>
@@ -8073,113 +8344,16 @@
       </w:pPr>
     </w:lvl>
   </w:abstractNum>
-  <w:abstractNum w:abstractNumId="991">
-    <w:nsid w:val="0000A991"/>
-    <w:multiLevelType w:val="multilevel"/>
-    <w:lvl w:ilvl="0">
-      <w:numFmt w:val="bullet"/>
-      <w:lvlText w:val=""/>
-      <w:lvlJc w:val="left"/>
-      <w:pPr>
-        <w:ind w:left="720" w:hanging="360"/>
-      </w:pPr>
-      <w:rPr>
-        <w:rFonts w:ascii="Symbol" w:hAnsi="Symbol" w:cs="Symbol" w:hint="default"/>
-      </w:rPr>
-    </w:lvl>
-    <w:lvl w:ilvl="1">
-      <w:numFmt w:val="bullet"/>
-      <w:lvlText w:val="o"/>
-      <w:lvlJc w:val="left"/>
-      <w:pPr>
-        <w:ind w:left="1440" w:hanging="360"/>
-      </w:pPr>
-      <w:rPr>
-        <w:rFonts w:ascii="Courier New" w:hAnsi="Courier New" w:cs="Courier New" w:hint="default"/>
-      </w:rPr>
-    </w:lvl>
-    <w:lvl w:ilvl="2">
-      <w:numFmt w:val="bullet"/>
-      <w:lvlText w:val=""/>
-      <w:lvlJc w:val="left"/>
-      <w:pPr>
-        <w:ind w:left="2160" w:hanging="360"/>
-      </w:pPr>
-      <w:rPr>
-        <w:rFonts w:ascii="Wingdings" w:hAnsi="Wingdings" w:cs="Wingdings" w:hint="default"/>
-      </w:rPr>
-    </w:lvl>
-    <w:lvl w:ilvl="3">
-      <w:numFmt w:val="bullet"/>
-      <w:lvlText w:val=""/>
-      <w:lvlJc w:val="left"/>
-      <w:pPr>
-        <w:ind w:left="2880" w:hanging="360"/>
-      </w:pPr>
-      <w:rPr>
-        <w:rFonts w:ascii="Symbol" w:hAnsi="Symbol" w:cs="Symbol" w:hint="default"/>
-      </w:rPr>
-    </w:lvl>
-    <w:lvl w:ilvl="4">
-      <w:numFmt w:val="bullet"/>
-      <w:lvlText w:val="o"/>
-      <w:lvlJc w:val="left"/>
-      <w:pPr>
-        <w:ind w:left="3600" w:hanging="360"/>
-      </w:pPr>
-      <w:rPr>
-        <w:rFonts w:ascii="Courier New" w:hAnsi="Courier New" w:cs="Courier New" w:hint="default"/>
-      </w:rPr>
-    </w:lvl>
-    <w:lvl w:ilvl="5">
-      <w:numFmt w:val="bullet"/>
-      <w:lvlText w:val=""/>
-      <w:lvlJc w:val="left"/>
-      <w:pPr>
-        <w:ind w:left="4320" w:hanging="360"/>
-      </w:pPr>
-      <w:rPr>
-        <w:rFonts w:ascii="Wingdings" w:hAnsi="Wingdings" w:cs="Wingdings" w:hint="default"/>
-      </w:rPr>
-    </w:lvl>
-    <w:lvl w:ilvl="6">
-      <w:numFmt w:val="bullet"/>
-      <w:lvlText w:val=""/>
-      <w:lvlJc w:val="left"/>
-      <w:pPr>
-        <w:ind w:left="5040" w:hanging="360"/>
-      </w:pPr>
-      <w:rPr>
-        <w:rFonts w:ascii="Symbol" w:hAnsi="Symbol" w:cs="Symbol" w:hint="default"/>
-      </w:rPr>
-    </w:lvl>
-    <w:lvl w:ilvl="7">
-      <w:numFmt w:val="bullet"/>
-      <w:lvlText w:val="o"/>
-      <w:lvlJc w:val="left"/>
-      <w:pPr>
-        <w:ind w:left="5760" w:hanging="360"/>
-      </w:pPr>
-      <w:rPr>
-        <w:rFonts w:ascii="Courier New" w:hAnsi="Courier New" w:cs="Courier New" w:hint="default"/>
-      </w:rPr>
-    </w:lvl>
-    <w:lvl w:ilvl="8">
-      <w:numFmt w:val="bullet"/>
-      <w:lvlText w:val=""/>
-      <w:lvlJc w:val="left"/>
-      <w:pPr>
-        <w:ind w:left="6480" w:hanging="360"/>
-      </w:pPr>
-      <w:rPr>
-        <w:rFonts w:ascii="Wingdings" w:hAnsi="Wingdings" w:cs="Wingdings" w:hint="default"/>
-      </w:rPr>
-    </w:lvl>
-  </w:abstractNum>
   <w:num w:numId="1000">
     <w:abstractNumId w:val="990"/>
   </w:num>
   <w:num w:numId="1001">
+    <w:abstractNumId w:val="991"/>
+  </w:num>
+  <w:num w:numId="1002">
+    <w:abstractNumId w:val="991"/>
+  </w:num>
+  <w:num w:numId="1003">
     <w:abstractNumId w:val="99411"/>
     <w:lvlOverride w:ilvl="0">
       <w:startOverride w:val="1"/>
@@ -8209,12 +8383,6 @@
       <w:startOverride w:val="1"/>
     </w:lvlOverride>
   </w:num>
-  <w:num w:numId="1002">
-    <w:abstractNumId w:val="991"/>
-  </w:num>
-  <w:num w:numId="1003">
-    <w:abstractNumId w:val="991"/>
-  </w:num>
   <w:num w:numId="1004">
     <w:abstractNumId w:val="991"/>
   </w:num>
@@ -8234,6 +8402,12 @@
     <w:abstractNumId w:val="991"/>
   </w:num>
   <w:num w:numId="1010">
+    <w:abstractNumId w:val="991"/>
+  </w:num>
+  <w:num w:numId="1011">
+    <w:abstractNumId w:val="991"/>
+  </w:num>
+  <w:num w:numId="1012">
     <w:abstractNumId w:val="991"/>
   </w:num>
 </w:numbering>

--- a/labs/lab04/release/simulation-modeling--lab04--report.docx
+++ b/labs/lab04/release/simulation-modeling--lab04--report.docx
@@ -15,16 +15,16 @@
         <w:pStyle w:val="Subtitle"/>
       </w:pPr>
       <w:r>
-        <w:t xml:space="preserve">Лабораторная работа №4. Реализация SIR-модели в агентном подходе</w:t>
-      </w:r>
-    </w:p>
-    <w:bookmarkStart w:id="15" w:name="общая-информация"/>
+        <w:t xml:space="preserve">Лабораторная работа №4. Агентная реализация SIR-модели и анализ сценариев</w:t>
+      </w:r>
+    </w:p>
+    <w:bookmarkStart w:id="15" w:name="общие-сведения"/>
     <w:p>
       <w:pPr>
         <w:pStyle w:val="Heading1"/>
       </w:pPr>
       <w:r>
-        <w:t xml:space="preserve">Общая информация</w:t>
+        <w:t xml:space="preserve">Общие сведения</w:t>
       </w:r>
     </w:p>
     <w:bookmarkStart w:id="9" w:name="данные-студента"/>
@@ -103,13 +103,13 @@
       </w:r>
     </w:p>
     <w:bookmarkEnd w:id="9"/>
-    <w:bookmarkStart w:id="14" w:name="ссылки-на-репозиторий-и-релизы"/>
+    <w:bookmarkStart w:id="14" w:name="репозитории-и-релизы"/>
     <w:p>
       <w:pPr>
         <w:pStyle w:val="Heading2"/>
       </w:pPr>
       <w:r>
-        <w:t xml:space="preserve">Ссылки на репозиторий и релизы</w:t>
+        <w:t xml:space="preserve">Репозитории и релизы</w:t>
       </w:r>
     </w:p>
     <w:p>
@@ -206,22 +206,22 @@
     </w:p>
     <w:bookmarkEnd w:id="14"/>
     <w:bookmarkEnd w:id="15"/>
-    <w:bookmarkStart w:id="19" w:name="цель-задачи-и-инструменты"/>
+    <w:bookmarkStart w:id="18" w:name="цель-и-задачи-работы"/>
     <w:p>
       <w:pPr>
         <w:pStyle w:val="Heading1"/>
       </w:pPr>
       <w:r>
-        <w:t xml:space="preserve">Цель, задачи и инструменты</w:t>
-      </w:r>
-    </w:p>
-    <w:bookmarkStart w:id="16" w:name="цель-работы"/>
+        <w:t xml:space="preserve">Цель и задачи работы</w:t>
+      </w:r>
+    </w:p>
+    <w:bookmarkStart w:id="16" w:name="цель"/>
     <w:p>
       <w:pPr>
         <w:pStyle w:val="Heading2"/>
       </w:pPr>
       <w:r>
-        <w:t xml:space="preserve">Цель работы</w:t>
+        <w:t xml:space="preserve">Цель</w:t>
       </w:r>
     </w:p>
     <w:p>
@@ -229,7 +229,7 @@
         <w:pStyle w:val="FirstParagraph"/>
       </w:pPr>
       <w:r>
-        <w:t xml:space="preserve">Разработать и исследовать агентную эпидемиологическую модель SIR, провести серию вычислительных экспериментов, проанализировать влияние ключевых параметров и подготовить воспроизводимый комплект материалов лабораторной работы.</w:t>
+        <w:t xml:space="preserve">Разработать агентную имитационную модель распространения инфекции типа SIR, провести серию вычислительных экспериментов и оценить влияние управляемых факторов (миграция, карантин, неоднородность популяции, подбор параметров) на эпидемическую динамику.</w:t>
       </w:r>
     </w:p>
     <w:bookmarkEnd w:id="16"/>
@@ -251,7 +251,7 @@
         </w:numPr>
       </w:pPr>
       <w:r>
-        <w:t xml:space="preserve">Подготовить проект на базе</w:t>
+        <w:t xml:space="preserve">Подготовить воспроизводимую структуру проекта на базе</w:t>
       </w:r>
       <w:r>
         <w:t xml:space="preserve"> </w:t>
@@ -275,7 +275,7 @@
         </w:numPr>
       </w:pPr>
       <w:r>
-        <w:t xml:space="preserve">Реализовать SIR-модель в агентном подходе (</w:t>
+        <w:t xml:space="preserve">Реализовать базовый сценарий SIR-модели в агентной постановке (</w:t>
       </w:r>
       <w:r>
         <w:rPr>
@@ -296,7 +296,7 @@
         </w:numPr>
       </w:pPr>
       <w:r>
-        <w:t xml:space="preserve">Провести базовый и расширенные эксперименты.</w:t>
+        <w:t xml:space="preserve">Провести параметрические эксперименты и собрать результаты в табличном виде.</w:t>
       </w:r>
     </w:p>
     <w:p>
@@ -308,7 +308,7 @@
         </w:numPr>
       </w:pPr>
       <w:r>
-        <w:t xml:space="preserve">Выполнить дополнительные задания (порог, миграция, гетерогенность, карантин, оптимизация).</w:t>
+        <w:t xml:space="preserve">Исследовать дополнительные сценарии: порог эпидемии, миграцию, гетерогенность, карантин, оптимизацию.</w:t>
       </w:r>
     </w:p>
     <w:p>
@@ -320,17 +320,35 @@
         </w:numPr>
       </w:pPr>
       <w:r>
-        <w:t xml:space="preserve">Подготовить отчёт, презентацию и релизные файлы.</w:t>
+        <w:t xml:space="preserve">Сформировать отчёт, презентацию и релизные артефакты.</w:t>
       </w:r>
     </w:p>
     <w:bookmarkEnd w:id="17"/>
-    <w:bookmarkStart w:id="18" w:name="стек"/>
+    <w:bookmarkEnd w:id="18"/>
+    <w:bookmarkStart w:id="21" w:name="теоретическая-часть"/>
+    <w:p>
+      <w:pPr>
+        <w:pStyle w:val="Heading1"/>
+      </w:pPr>
+      <w:r>
+        <w:t xml:space="preserve">Теоретическая часть</w:t>
+      </w:r>
+    </w:p>
+    <w:bookmarkStart w:id="19" w:name="классическая-модель-sir"/>
     <w:p>
       <w:pPr>
         <w:pStyle w:val="Heading2"/>
       </w:pPr>
       <w:r>
-        <w:t xml:space="preserve">Стек</w:t>
+        <w:t xml:space="preserve">Классическая модель SIR</w:t>
+      </w:r>
+    </w:p>
+    <w:p>
+      <w:pPr>
+        <w:pStyle w:val="FirstParagraph"/>
+      </w:pPr>
+      <w:r>
+        <w:t xml:space="preserve">Популяция разбивается на три группы:</w:t>
       </w:r>
     </w:p>
     <w:p>
@@ -341,11 +359,31 @@
           <w:numId w:val="1004"/>
         </w:numPr>
       </w:pPr>
-      <w:r>
-        <w:rPr>
-          <w:rStyle w:val="VerbatimChar"/>
-        </w:rPr>
-        <w:t xml:space="preserve">Julia</w:t>
+      <m:oMath>
+        <m:r>
+          <m:t>S</m:t>
+        </m:r>
+        <m:r>
+          <m:rPr>
+            <m:sty m:val="p"/>
+          </m:rPr>
+          <m:t>(</m:t>
+        </m:r>
+        <m:r>
+          <m:t>t</m:t>
+        </m:r>
+        <m:r>
+          <m:rPr>
+            <m:sty m:val="p"/>
+          </m:rPr>
+          <m:t>)</m:t>
+        </m:r>
+      </m:oMath>
+      <w:r>
+        <w:t xml:space="preserve"> </w:t>
+      </w:r>
+      <w:r>
+        <w:t xml:space="preserve">— восприимчивые;</w:t>
       </w:r>
     </w:p>
     <w:p>
@@ -356,11 +394,31 @@
           <w:numId w:val="1004"/>
         </w:numPr>
       </w:pPr>
-      <w:r>
-        <w:rPr>
-          <w:rStyle w:val="VerbatimChar"/>
-        </w:rPr>
-        <w:t xml:space="preserve">Agents.jl</w:t>
+      <m:oMath>
+        <m:r>
+          <m:t>I</m:t>
+        </m:r>
+        <m:r>
+          <m:rPr>
+            <m:sty m:val="p"/>
+          </m:rPr>
+          <m:t>(</m:t>
+        </m:r>
+        <m:r>
+          <m:t>t</m:t>
+        </m:r>
+        <m:r>
+          <m:rPr>
+            <m:sty m:val="p"/>
+          </m:rPr>
+          <m:t>)</m:t>
+        </m:r>
+      </m:oMath>
+      <w:r>
+        <w:t xml:space="preserve"> </w:t>
+      </w:r>
+      <w:r>
+        <w:t xml:space="preserve">— инфицированные;</w:t>
       </w:r>
     </w:p>
     <w:p>
@@ -371,150 +429,276 @@
           <w:numId w:val="1004"/>
         </w:numPr>
       </w:pPr>
-      <w:r>
-        <w:rPr>
-          <w:rStyle w:val="VerbatimChar"/>
-        </w:rPr>
-        <w:t xml:space="preserve">DrWatson</w:t>
-      </w:r>
-    </w:p>
-    <w:p>
-      <w:pPr>
-        <w:pStyle w:val="Compact"/>
-        <w:numPr>
-          <w:ilvl w:val="0"/>
-          <w:numId w:val="1004"/>
-        </w:numPr>
-      </w:pPr>
-      <w:r>
-        <w:rPr>
-          <w:rStyle w:val="VerbatimChar"/>
-        </w:rPr>
-        <w:t xml:space="preserve">Literate.jl</w:t>
-      </w:r>
-    </w:p>
-    <w:p>
-      <w:pPr>
-        <w:pStyle w:val="Compact"/>
-        <w:numPr>
-          <w:ilvl w:val="0"/>
-          <w:numId w:val="1004"/>
-        </w:numPr>
-      </w:pPr>
-      <w:r>
-        <w:rPr>
-          <w:rStyle w:val="VerbatimChar"/>
-        </w:rPr>
-        <w:t xml:space="preserve">BlackBoxOptim</w:t>
-      </w:r>
-    </w:p>
-    <w:bookmarkEnd w:id="18"/>
+      <m:oMath>
+        <m:r>
+          <m:t>R</m:t>
+        </m:r>
+        <m:r>
+          <m:rPr>
+            <m:sty m:val="p"/>
+          </m:rPr>
+          <m:t>(</m:t>
+        </m:r>
+        <m:r>
+          <m:t>t</m:t>
+        </m:r>
+        <m:r>
+          <m:rPr>
+            <m:sty m:val="p"/>
+          </m:rPr>
+          <m:t>)</m:t>
+        </m:r>
+      </m:oMath>
+      <w:r>
+        <w:t xml:space="preserve"> </w:t>
+      </w:r>
+      <w:r>
+        <w:t xml:space="preserve">— выздоровевшие (или удалённые из процесса передачи).</w:t>
+      </w:r>
+    </w:p>
+    <w:p>
+      <w:pPr>
+        <w:pStyle w:val="FirstParagraph"/>
+      </w:pPr>
+      <w:r>
+        <w:t xml:space="preserve">В непрерывной форме базовая динамика описывается системой:</w:t>
+      </w:r>
+    </w:p>
+    <w:p>
+      <w:pPr>
+        <w:pStyle w:val="BodyText"/>
+      </w:pPr>
+      <m:oMathPara>
+        <m:oMathParaPr>
+          <m:jc m:val="center"/>
+        </m:oMathParaPr>
+        <m:oMath>
+          <m:f>
+            <m:fPr>
+              <m:type m:val="bar"/>
+            </m:fPr>
+            <m:num>
+              <m:r>
+                <m:t>d</m:t>
+              </m:r>
+              <m:r>
+                <m:t>S</m:t>
+              </m:r>
+            </m:num>
+            <m:den>
+              <m:r>
+                <m:t>d</m:t>
+              </m:r>
+              <m:r>
+                <m:t>t</m:t>
+              </m:r>
+            </m:den>
+          </m:f>
+          <m:r>
+            <m:rPr>
+              <m:sty m:val="p"/>
+            </m:rPr>
+            <m:t>=</m:t>
+          </m:r>
+          <m:r>
+            <m:rPr>
+              <m:sty m:val="p"/>
+            </m:rPr>
+            <m:t>−</m:t>
+          </m:r>
+          <m:r>
+            <m:t>β</m:t>
+          </m:r>
+          <m:f>
+            <m:fPr>
+              <m:type m:val="bar"/>
+            </m:fPr>
+            <m:num>
+              <m:r>
+                <m:t>S</m:t>
+              </m:r>
+              <m:r>
+                <m:t>I</m:t>
+              </m:r>
+            </m:num>
+            <m:den>
+              <m:r>
+                <m:t>N</m:t>
+              </m:r>
+            </m:den>
+          </m:f>
+          <m:r>
+            <m:rPr>
+              <m:sty m:val="p"/>
+            </m:rPr>
+            <m:t>,</m:t>
+          </m:r>
+          <m:r>
+            <m:t> </m:t>
+          </m:r>
+          <m:f>
+            <m:fPr>
+              <m:type m:val="bar"/>
+            </m:fPr>
+            <m:num>
+              <m:r>
+                <m:t>d</m:t>
+              </m:r>
+              <m:r>
+                <m:t>I</m:t>
+              </m:r>
+            </m:num>
+            <m:den>
+              <m:r>
+                <m:t>d</m:t>
+              </m:r>
+              <m:r>
+                <m:t>t</m:t>
+              </m:r>
+            </m:den>
+          </m:f>
+          <m:r>
+            <m:rPr>
+              <m:sty m:val="p"/>
+            </m:rPr>
+            <m:t>=</m:t>
+          </m:r>
+          <m:r>
+            <m:t>β</m:t>
+          </m:r>
+          <m:f>
+            <m:fPr>
+              <m:type m:val="bar"/>
+            </m:fPr>
+            <m:num>
+              <m:r>
+                <m:t>S</m:t>
+              </m:r>
+              <m:r>
+                <m:t>I</m:t>
+              </m:r>
+            </m:num>
+            <m:den>
+              <m:r>
+                <m:t>N</m:t>
+              </m:r>
+            </m:den>
+          </m:f>
+          <m:r>
+            <m:rPr>
+              <m:sty m:val="p"/>
+            </m:rPr>
+            <m:t>−</m:t>
+          </m:r>
+          <m:r>
+            <m:t>γ</m:t>
+          </m:r>
+          <m:r>
+            <m:t>I</m:t>
+          </m:r>
+          <m:r>
+            <m:rPr>
+              <m:sty m:val="p"/>
+            </m:rPr>
+            <m:t>,</m:t>
+          </m:r>
+          <m:r>
+            <m:t> </m:t>
+          </m:r>
+          <m:f>
+            <m:fPr>
+              <m:type m:val="bar"/>
+            </m:fPr>
+            <m:num>
+              <m:r>
+                <m:t>d</m:t>
+              </m:r>
+              <m:r>
+                <m:t>R</m:t>
+              </m:r>
+            </m:num>
+            <m:den>
+              <m:r>
+                <m:t>d</m:t>
+              </m:r>
+              <m:r>
+                <m:t>t</m:t>
+              </m:r>
+            </m:den>
+          </m:f>
+          <m:r>
+            <m:rPr>
+              <m:sty m:val="p"/>
+            </m:rPr>
+            <m:t>=</m:t>
+          </m:r>
+          <m:r>
+            <m:t>γ</m:t>
+          </m:r>
+          <m:r>
+            <m:t>I</m:t>
+          </m:r>
+          <m:r>
+            <m:rPr>
+              <m:sty m:val="p"/>
+            </m:rPr>
+            <m:t>,</m:t>
+          </m:r>
+        </m:oMath>
+      </m:oMathPara>
+    </w:p>
+    <w:p>
+      <w:pPr>
+        <w:pStyle w:val="FirstParagraph"/>
+      </w:pPr>
+      <w:r>
+        <w:t xml:space="preserve">где</w:t>
+      </w:r>
+      <w:r>
+        <w:t xml:space="preserve"> </w:t>
+      </w:r>
+      <m:oMath>
+        <m:r>
+          <m:t>β</m:t>
+        </m:r>
+      </m:oMath>
+      <w:r>
+        <w:t xml:space="preserve"> </w:t>
+      </w:r>
+      <w:r>
+        <w:t xml:space="preserve">— интенсивность передачи,</w:t>
+      </w:r>
+      <w:r>
+        <w:t xml:space="preserve"> </w:t>
+      </w:r>
+      <m:oMath>
+        <m:r>
+          <m:t>γ</m:t>
+        </m:r>
+      </m:oMath>
+      <w:r>
+        <w:t xml:space="preserve"> </w:t>
+      </w:r>
+      <w:r>
+        <w:t xml:space="preserve">— интенсивность выздоровления.</w:t>
+      </w:r>
+    </w:p>
+    <w:p>
+      <w:pPr>
+        <w:pStyle w:val="BodyText"/>
+      </w:pPr>
+      <w:r>
+        <w:t xml:space="preserve">В агентной модели эти соотношения реализуются как локальные правила переходов между состояниями отдельных агентов, что позволяет естественно учитывать пространственные и организационные ограничения (города, карантин, мобильность).</w:t>
+      </w:r>
+    </w:p>
     <w:bookmarkEnd w:id="19"/>
-    <w:bookmarkStart w:id="22" w:name="теоретические-положения"/>
-    <w:p>
-      <w:pPr>
-        <w:pStyle w:val="Heading1"/>
-      </w:pPr>
-      <w:r>
-        <w:t xml:space="preserve">Теоретические положения</w:t>
-      </w:r>
-    </w:p>
-    <w:bookmarkStart w:id="20" w:name="sir-модель"/>
+    <w:bookmarkStart w:id="20" w:name="базовые-параметры-моделирования"/>
     <w:p>
       <w:pPr>
         <w:pStyle w:val="Heading2"/>
       </w:pPr>
       <w:r>
-        <w:t xml:space="preserve">SIR-модель</w:t>
-      </w:r>
-    </w:p>
-    <w:p>
-      <w:pPr>
-        <w:pStyle w:val="FirstParagraph"/>
-      </w:pPr>
-      <w:r>
-        <w:t xml:space="preserve">Классическая SIR-модель использует три состояния популяции:</w:t>
-      </w:r>
-    </w:p>
-    <w:p>
-      <w:pPr>
-        <w:pStyle w:val="Compact"/>
-        <w:numPr>
-          <w:ilvl w:val="0"/>
-          <w:numId w:val="1005"/>
-        </w:numPr>
-      </w:pPr>
-      <w:r>
-        <w:rPr>
-          <w:rStyle w:val="VerbatimChar"/>
-        </w:rPr>
-        <w:t xml:space="preserve">S</w:t>
-      </w:r>
-      <w:r>
-        <w:t xml:space="preserve"> </w:t>
-      </w:r>
-      <w:r>
-        <w:t xml:space="preserve">— восприимчивые;</w:t>
-      </w:r>
-    </w:p>
-    <w:p>
-      <w:pPr>
-        <w:pStyle w:val="Compact"/>
-        <w:numPr>
-          <w:ilvl w:val="0"/>
-          <w:numId w:val="1005"/>
-        </w:numPr>
-      </w:pPr>
-      <w:r>
-        <w:rPr>
-          <w:rStyle w:val="VerbatimChar"/>
-        </w:rPr>
-        <w:t xml:space="preserve">I</w:t>
-      </w:r>
-      <w:r>
-        <w:t xml:space="preserve"> </w:t>
-      </w:r>
-      <w:r>
-        <w:t xml:space="preserve">— инфицированные;</w:t>
-      </w:r>
-    </w:p>
-    <w:p>
-      <w:pPr>
-        <w:pStyle w:val="Compact"/>
-        <w:numPr>
-          <w:ilvl w:val="0"/>
-          <w:numId w:val="1005"/>
-        </w:numPr>
-      </w:pPr>
-      <w:r>
-        <w:rPr>
-          <w:rStyle w:val="VerbatimChar"/>
-        </w:rPr>
-        <w:t xml:space="preserve">R</w:t>
-      </w:r>
-      <w:r>
-        <w:t xml:space="preserve"> </w:t>
-      </w:r>
-      <w:r>
-        <w:t xml:space="preserve">— выздоровевшие.</w:t>
-      </w:r>
-    </w:p>
-    <w:p>
-      <w:pPr>
-        <w:pStyle w:val="FirstParagraph"/>
-      </w:pPr>
-      <w:r>
-        <w:t xml:space="preserve">В агентном подходе каждый человек моделируется отдельным агентом, что позволяет добавлять локальные правила (миграцию, карантин, неоднородность параметров).</w:t>
-      </w:r>
-    </w:p>
-    <w:bookmarkEnd w:id="20"/>
-    <w:bookmarkStart w:id="21" w:name="базовые-параметры-эксперимента"/>
-    <w:p>
-      <w:pPr>
-        <w:pStyle w:val="Heading2"/>
-      </w:pPr>
-      <w:r>
-        <w:t xml:space="preserve">Базовые параметры эксперимента</w:t>
+        <w:t xml:space="preserve">Базовые параметры моделирования</w:t>
       </w:r>
     </w:p>
     <w:tbl>
@@ -562,10 +746,16 @@
               <w:pStyle w:val="Compact"/>
             </w:pPr>
             <w:r>
+              <w:t xml:space="preserve">Размеры подгрупп (</w:t>
+            </w:r>
+            <w:r>
               <w:rPr>
                 <w:rStyle w:val="VerbatimChar"/>
               </w:rPr>
               <w:t xml:space="preserve">Ns</w:t>
+            </w:r>
+            <w:r>
+              <w:t xml:space="preserve">)</w:t>
             </w:r>
           </w:p>
         </w:tc>
@@ -592,10 +782,16 @@
               <w:pStyle w:val="Compact"/>
             </w:pPr>
             <w:r>
+              <w:t xml:space="preserve">Базовая заразность (</w:t>
+            </w:r>
+            <w:r>
               <w:rPr>
                 <w:rStyle w:val="VerbatimChar"/>
               </w:rPr>
               <w:t xml:space="preserve">beta_und</w:t>
+            </w:r>
+            <w:r>
+              <w:t xml:space="preserve">)</w:t>
             </w:r>
           </w:p>
         </w:tc>
@@ -622,10 +818,16 @@
               <w:pStyle w:val="Compact"/>
             </w:pPr>
             <w:r>
+              <w:t xml:space="preserve">Детектированная заразность (</w:t>
+            </w:r>
+            <w:r>
               <w:rPr>
                 <w:rStyle w:val="VerbatimChar"/>
               </w:rPr>
               <w:t xml:space="preserve">beta_det</w:t>
+            </w:r>
+            <w:r>
+              <w:t xml:space="preserve">)</w:t>
             </w:r>
           </w:p>
         </w:tc>
@@ -652,10 +854,16 @@
               <w:pStyle w:val="Compact"/>
             </w:pPr>
             <w:r>
+              <w:t xml:space="preserve">Период инфекционности (</w:t>
+            </w:r>
+            <w:r>
               <w:rPr>
                 <w:rStyle w:val="VerbatimChar"/>
               </w:rPr>
               <w:t xml:space="preserve">infection_period</w:t>
+            </w:r>
+            <w:r>
+              <w:t xml:space="preserve">)</w:t>
             </w:r>
           </w:p>
         </w:tc>
@@ -682,10 +890,16 @@
               <w:pStyle w:val="Compact"/>
             </w:pPr>
             <w:r>
+              <w:t xml:space="preserve">Время выявления (</w:t>
+            </w:r>
+            <w:r>
               <w:rPr>
                 <w:rStyle w:val="VerbatimChar"/>
               </w:rPr>
               <w:t xml:space="preserve">detection_time</w:t>
+            </w:r>
+            <w:r>
+              <w:t xml:space="preserve">)</w:t>
             </w:r>
           </w:p>
         </w:tc>
@@ -712,10 +926,16 @@
               <w:pStyle w:val="Compact"/>
             </w:pPr>
             <w:r>
+              <w:t xml:space="preserve">Летальность (</w:t>
+            </w:r>
+            <w:r>
               <w:rPr>
                 <w:rStyle w:val="VerbatimChar"/>
               </w:rPr>
               <w:t xml:space="preserve">death_rate</w:t>
+            </w:r>
+            <w:r>
+              <w:t xml:space="preserve">)</w:t>
             </w:r>
           </w:p>
         </w:tc>
@@ -742,10 +962,16 @@
               <w:pStyle w:val="Compact"/>
             </w:pPr>
             <w:r>
+              <w:t xml:space="preserve">Вероятность повторного заражения (</w:t>
+            </w:r>
+            <w:r>
               <w:rPr>
                 <w:rStyle w:val="VerbatimChar"/>
               </w:rPr>
               <w:t xml:space="preserve">reinfection_probability</w:t>
+            </w:r>
+            <w:r>
+              <w:t xml:space="preserve">)</w:t>
             </w:r>
           </w:p>
         </w:tc>
@@ -765,29 +991,182 @@
         </w:tc>
       </w:tr>
     </w:tbl>
+    <w:bookmarkEnd w:id="20"/>
     <w:bookmarkEnd w:id="21"/>
+    <w:bookmarkStart w:id="36" w:name="инструментальная-часть"/>
+    <w:p>
+      <w:pPr>
+        <w:pStyle w:val="Heading1"/>
+      </w:pPr>
+      <w:r>
+        <w:t xml:space="preserve">Инструментальная часть</w:t>
+      </w:r>
+    </w:p>
+    <w:bookmarkStart w:id="22" w:name="программный-стек"/>
+    <w:p>
+      <w:pPr>
+        <w:pStyle w:val="Heading2"/>
+      </w:pPr>
+      <w:r>
+        <w:t xml:space="preserve">Программный стек</w:t>
+      </w:r>
+    </w:p>
+    <w:p>
+      <w:pPr>
+        <w:pStyle w:val="Compact"/>
+        <w:numPr>
+          <w:ilvl w:val="0"/>
+          <w:numId w:val="1005"/>
+        </w:numPr>
+      </w:pPr>
+      <w:r>
+        <w:rPr>
+          <w:rStyle w:val="VerbatimChar"/>
+        </w:rPr>
+        <w:t xml:space="preserve">Julia</w:t>
+      </w:r>
+      <w:r>
+        <w:t xml:space="preserve"> </w:t>
+      </w:r>
+      <w:r>
+        <w:t xml:space="preserve">— язык реализации модели;</w:t>
+      </w:r>
+    </w:p>
+    <w:p>
+      <w:pPr>
+        <w:pStyle w:val="Compact"/>
+        <w:numPr>
+          <w:ilvl w:val="0"/>
+          <w:numId w:val="1005"/>
+        </w:numPr>
+      </w:pPr>
+      <w:r>
+        <w:rPr>
+          <w:rStyle w:val="VerbatimChar"/>
+        </w:rPr>
+        <w:t xml:space="preserve">Agents.jl</w:t>
+      </w:r>
+      <w:r>
+        <w:t xml:space="preserve"> </w:t>
+      </w:r>
+      <w:r>
+        <w:t xml:space="preserve">— агентное моделирование;</w:t>
+      </w:r>
+    </w:p>
+    <w:p>
+      <w:pPr>
+        <w:pStyle w:val="Compact"/>
+        <w:numPr>
+          <w:ilvl w:val="0"/>
+          <w:numId w:val="1005"/>
+        </w:numPr>
+      </w:pPr>
+      <w:r>
+        <w:rPr>
+          <w:rStyle w:val="VerbatimChar"/>
+        </w:rPr>
+        <w:t xml:space="preserve">DrWatson</w:t>
+      </w:r>
+      <w:r>
+        <w:t xml:space="preserve"> </w:t>
+      </w:r>
+      <w:r>
+        <w:t xml:space="preserve">— структура и воспроизводимость проекта;</w:t>
+      </w:r>
+    </w:p>
+    <w:p>
+      <w:pPr>
+        <w:pStyle w:val="Compact"/>
+        <w:numPr>
+          <w:ilvl w:val="0"/>
+          <w:numId w:val="1005"/>
+        </w:numPr>
+      </w:pPr>
+      <w:r>
+        <w:rPr>
+          <w:rStyle w:val="VerbatimChar"/>
+        </w:rPr>
+        <w:t xml:space="preserve">Literate.jl</w:t>
+      </w:r>
+      <w:r>
+        <w:t xml:space="preserve"> </w:t>
+      </w:r>
+      <w:r>
+        <w:t xml:space="preserve">— генерация</w:t>
+      </w:r>
+      <w:r>
+        <w:t xml:space="preserve"> </w:t>
+      </w:r>
+      <w:r>
+        <w:rPr>
+          <w:rStyle w:val="VerbatimChar"/>
+        </w:rPr>
+        <w:t xml:space="preserve">.md</w:t>
+      </w:r>
+      <w:r>
+        <w:t xml:space="preserve"> </w:t>
+      </w:r>
+      <w:r>
+        <w:t xml:space="preserve">и</w:t>
+      </w:r>
+      <w:r>
+        <w:t xml:space="preserve"> </w:t>
+      </w:r>
+      <w:r>
+        <w:rPr>
+          <w:rStyle w:val="VerbatimChar"/>
+        </w:rPr>
+        <w:t xml:space="preserve">.ipynb</w:t>
+      </w:r>
+      <w:r>
+        <w:t xml:space="preserve"> </w:t>
+      </w:r>
+      <w:r>
+        <w:t xml:space="preserve">из исходных сценариев;</w:t>
+      </w:r>
+    </w:p>
+    <w:p>
+      <w:pPr>
+        <w:pStyle w:val="Compact"/>
+        <w:numPr>
+          <w:ilvl w:val="0"/>
+          <w:numId w:val="1005"/>
+        </w:numPr>
+      </w:pPr>
+      <w:r>
+        <w:rPr>
+          <w:rStyle w:val="VerbatimChar"/>
+        </w:rPr>
+        <w:t xml:space="preserve">BlackBoxOptim</w:t>
+      </w:r>
+      <w:r>
+        <w:t xml:space="preserve"> </w:t>
+      </w:r>
+      <w:r>
+        <w:t xml:space="preserve">— оптимизационные эксперименты.</w:t>
+      </w:r>
+    </w:p>
     <w:bookmarkEnd w:id="22"/>
-    <w:bookmarkStart w:id="43" w:name="подготовка-окружения"/>
-    <w:p>
-      <w:pPr>
-        <w:pStyle w:val="Heading1"/>
+    <w:bookmarkStart w:id="35" w:name="подготовка-окружения"/>
+    <w:p>
+      <w:pPr>
+        <w:pStyle w:val="Heading2"/>
       </w:pPr>
       <w:r>
         <w:t xml:space="preserve">Подготовка окружения</w:t>
       </w:r>
     </w:p>
-    <w:bookmarkStart w:id="35" w:name="инициализация-и-активация"/>
-    <w:p>
-      <w:pPr>
-        <w:pStyle w:val="Heading2"/>
-      </w:pPr>
-      <w:r>
-        <w:t xml:space="preserve">Инициализация и активация</w:t>
-      </w:r>
-    </w:p>
     <w:p>
       <w:pPr>
         <w:pStyle w:val="FirstParagraph"/>
+      </w:pPr>
+      <w:r>
+        <w:t xml:space="preserve">Инициализация проекта и подключение зависимостей выполнялись последовательно.</w:t>
+      </w:r>
+    </w:p>
+    <w:p>
+      <w:pPr>
+        <w:pStyle w:val="BodyText"/>
       </w:pPr>
       <w:r>
         <w:drawing>
@@ -799,7 +1178,7 @@
               <a:graphicData uri="http://schemas.openxmlformats.org/drawingml/2006/picture">
                 <pic:pic>
                   <pic:nvPicPr>
-                    <pic:cNvPr descr="image/0julia.png" id="25" name="Picture"/>
+                    <pic:cNvPr descr="image/2init_proj.png" id="25" name="Picture"/>
                     <pic:cNvPicPr>
                       <a:picLocks noChangeArrowheads="1" noChangeAspect="1"/>
                     </pic:cNvPicPr>
@@ -844,7 +1223,7 @@
               <a:graphicData uri="http://schemas.openxmlformats.org/drawingml/2006/picture">
                 <pic:pic>
                   <pic:nvPicPr>
-                    <pic:cNvPr descr="image/1drwatson.png" id="28" name="Picture"/>
+                    <pic:cNvPr descr="image/4pkg_activate.png" id="28" name="Picture"/>
                     <pic:cNvPicPr>
                       <a:picLocks noChangeArrowheads="1" noChangeAspect="1"/>
                     </pic:cNvPicPr>
@@ -891,7 +1270,7 @@
               <a:graphicData uri="http://schemas.openxmlformats.org/drawingml/2006/picture">
                 <pic:pic>
                   <pic:nvPicPr>
-                    <pic:cNvPr descr="image/2init_proj.png" id="31" name="Picture"/>
+                    <pic:cNvPr descr="image/5pkg_add.png" id="31" name="Picture"/>
                     <pic:cNvPicPr>
                       <a:picLocks noChangeArrowheads="1" noChangeAspect="1"/>
                     </pic:cNvPicPr>
@@ -936,7 +1315,7 @@
               <a:graphicData uri="http://schemas.openxmlformats.org/drawingml/2006/picture">
                 <pic:pic>
                   <pic:nvPicPr>
-                    <pic:cNvPr descr="image/4pkg_activate.png" id="34" name="Picture"/>
+                    <pic:cNvPr descr="image/6pkg_finished.png" id="34" name="Picture"/>
                     <pic:cNvPicPr>
                       <a:picLocks noChangeArrowheads="1" noChangeAspect="1"/>
                     </pic:cNvPicPr>
@@ -969,149 +1348,63 @@
         </w:drawing>
       </w:r>
     </w:p>
+    <w:p>
+      <w:pPr>
+        <w:pStyle w:val="BodyText"/>
+      </w:pPr>
+      <w:r>
+        <w:t xml:space="preserve">Результат этапа: сформировано рабочее окружение с фиксируемой структурой каталогов и воспроизводимым набором библиотек.</w:t>
+      </w:r>
+    </w:p>
     <w:bookmarkEnd w:id="35"/>
-    <w:bookmarkStart w:id="42" w:name="установка-зависимостей"/>
+    <w:bookmarkEnd w:id="36"/>
+    <w:bookmarkStart w:id="94" w:name="X24fe8a3a191a6e7b3b6d496f5ba8faef3e6dcee"/>
+    <w:p>
+      <w:pPr>
+        <w:pStyle w:val="Heading1"/>
+      </w:pPr>
+      <w:r>
+        <w:t xml:space="preserve">Ход выполнения и результаты экспериментов</w:t>
+      </w:r>
+    </w:p>
+    <w:bookmarkStart w:id="43" w:name="эксперимент-1.-базовый-запуск-sir"/>
     <w:p>
       <w:pPr>
         <w:pStyle w:val="Heading2"/>
       </w:pPr>
       <w:r>
-        <w:t xml:space="preserve">Установка зависимостей</w:t>
+        <w:t xml:space="preserve">Эксперимент 1. Базовый запуск SIR</w:t>
       </w:r>
     </w:p>
     <w:p>
       <w:pPr>
         <w:pStyle w:val="FirstParagraph"/>
+      </w:pPr>
+      <w:r>
+        <w:t xml:space="preserve">Постановка: выполнить контрольный запуск модели при базовых параметрах и получить опорную траекторию эпидемии.</w:t>
+      </w:r>
+    </w:p>
+    <w:p>
+      <w:pPr>
+        <w:pStyle w:val="BodyText"/>
       </w:pPr>
       <w:r>
         <w:drawing>
           <wp:inline>
-            <wp:extent cx="2560320" cy="1440180"/>
+            <wp:extent cx="2240280" cy="1260157"/>
             <wp:effectExtent b="0" l="0" r="0" t="0"/>
-            <wp:docPr descr="" title="" id="37" name="Picture"/>
+            <wp:docPr descr="" title="" id="38" name="Picture"/>
             <a:graphic>
               <a:graphicData uri="http://schemas.openxmlformats.org/drawingml/2006/picture">
                 <pic:pic>
                   <pic:nvPicPr>
-                    <pic:cNvPr descr="image/5pkg_add.png" id="38" name="Picture"/>
+                    <pic:cNvPr descr="image/7.0sir_run_basic.jl.png" id="39" name="Picture"/>
                     <pic:cNvPicPr>
                       <a:picLocks noChangeArrowheads="1" noChangeAspect="1"/>
                     </pic:cNvPicPr>
                   </pic:nvPicPr>
                   <pic:blipFill>
-                    <a:blip r:embed="rId36"/>
-                    <a:stretch>
-                      <a:fillRect/>
-                    </a:stretch>
-                  </pic:blipFill>
-                  <pic:spPr bwMode="auto">
-                    <a:xfrm>
-                      <a:off x="0" y="0"/>
-                      <a:ext cx="2560320" cy="1440180"/>
-                    </a:xfrm>
-                    <a:prstGeom prst="rect">
-                      <a:avLst/>
-                    </a:prstGeom>
-                    <a:noFill/>
-                    <a:ln w="9525">
-                      <a:noFill/>
-                      <a:headEnd/>
-                      <a:tailEnd/>
-                    </a:ln>
-                  </pic:spPr>
-                </pic:pic>
-              </a:graphicData>
-            </a:graphic>
-          </wp:inline>
-        </w:drawing>
-      </w:r>
-      <w:r>
-        <w:t xml:space="preserve"> </w:t>
-      </w:r>
-      <w:r>
-        <w:drawing>
-          <wp:inline>
-            <wp:extent cx="2560320" cy="1440180"/>
-            <wp:effectExtent b="0" l="0" r="0" t="0"/>
-            <wp:docPr descr="" title="" id="40" name="Picture"/>
-            <a:graphic>
-              <a:graphicData uri="http://schemas.openxmlformats.org/drawingml/2006/picture">
-                <pic:pic>
-                  <pic:nvPicPr>
-                    <pic:cNvPr descr="image/6pkg_finished.png" id="41" name="Picture"/>
-                    <pic:cNvPicPr>
-                      <a:picLocks noChangeArrowheads="1" noChangeAspect="1"/>
-                    </pic:cNvPicPr>
-                  </pic:nvPicPr>
-                  <pic:blipFill>
-                    <a:blip r:embed="rId39"/>
-                    <a:stretch>
-                      <a:fillRect/>
-                    </a:stretch>
-                  </pic:blipFill>
-                  <pic:spPr bwMode="auto">
-                    <a:xfrm>
-                      <a:off x="0" y="0"/>
-                      <a:ext cx="2560320" cy="1440180"/>
-                    </a:xfrm>
-                    <a:prstGeom prst="rect">
-                      <a:avLst/>
-                    </a:prstGeom>
-                    <a:noFill/>
-                    <a:ln w="9525">
-                      <a:noFill/>
-                      <a:headEnd/>
-                      <a:tailEnd/>
-                    </a:ln>
-                  </pic:spPr>
-                </pic:pic>
-              </a:graphicData>
-            </a:graphic>
-          </wp:inline>
-        </w:drawing>
-      </w:r>
-    </w:p>
-    <w:bookmarkEnd w:id="42"/>
-    <w:bookmarkEnd w:id="43"/>
-    <w:bookmarkStart w:id="88" w:name="основные-эксперименты"/>
-    <w:p>
-      <w:pPr>
-        <w:pStyle w:val="Heading1"/>
-      </w:pPr>
-      <w:r>
-        <w:t xml:space="preserve">Основные эксперименты</w:t>
-      </w:r>
-    </w:p>
-    <w:bookmarkStart w:id="50" w:name="базовый-запуск"/>
-    <w:p>
-      <w:pPr>
-        <w:pStyle w:val="Heading2"/>
-      </w:pPr>
-      <w:r>
-        <w:t xml:space="preserve">1. Базовый запуск</w:t>
-      </w:r>
-    </w:p>
-    <w:p>
-      <w:pPr>
-        <w:pStyle w:val="FirstParagraph"/>
-      </w:pPr>
-      <w:r>
-        <w:drawing>
-          <wp:inline>
-            <wp:extent cx="2240280" cy="1260157"/>
-            <wp:effectExtent b="0" l="0" r="0" t="0"/>
-            <wp:docPr descr="" title="" id="45" name="Picture"/>
-            <a:graphic>
-              <a:graphicData uri="http://schemas.openxmlformats.org/drawingml/2006/picture">
-                <pic:pic>
-                  <pic:nvPicPr>
-                    <pic:cNvPr descr="image/7.0sir_run_basic.jl.png" id="46" name="Picture"/>
-                    <pic:cNvPicPr>
-                      <a:picLocks noChangeArrowheads="1" noChangeAspect="1"/>
-                    </pic:cNvPicPr>
-                  </pic:nvPicPr>
-                  <pic:blipFill>
-                    <a:blip r:embed="rId44"/>
+                    <a:blip r:embed="rId37"/>
                     <a:stretch>
                       <a:fillRect/>
                     </a:stretch>
@@ -1145,18 +1438,18 @@
           <wp:inline>
             <wp:extent cx="2880360" cy="1620202"/>
             <wp:effectExtent b="0" l="0" r="0" t="0"/>
-            <wp:docPr descr="" title="" id="48" name="Picture"/>
+            <wp:docPr descr="" title="" id="41" name="Picture"/>
             <a:graphic>
               <a:graphicData uri="http://schemas.openxmlformats.org/drawingml/2006/picture">
                 <pic:pic>
                   <pic:nvPicPr>
-                    <pic:cNvPr descr="image/7.1sir_basic_dynamics.png" id="49" name="Picture"/>
+                    <pic:cNvPr descr="image/7.1sir_basic_dynamics.png" id="42" name="Picture"/>
                     <pic:cNvPicPr>
                       <a:picLocks noChangeArrowheads="1" noChangeAspect="1"/>
                     </pic:cNvPicPr>
                   </pic:nvPicPr>
                   <pic:blipFill>
-                    <a:blip r:embed="rId47"/>
+                    <a:blip r:embed="rId40"/>
                     <a:stretch>
                       <a:fillRect/>
                     </a:stretch>
@@ -1188,7 +1481,7 @@
         <w:pStyle w:val="BodyText"/>
       </w:pPr>
       <w:r>
-        <w:t xml:space="preserve">Вывод:</w:t>
+        <w:t xml:space="preserve">Результат:</w:t>
       </w:r>
     </w:p>
     <w:p>
@@ -1200,7 +1493,7 @@
         </w:numPr>
       </w:pPr>
       <w:r>
-        <w:t xml:space="preserve">наблюдается типичная форма эпидемической волны;</w:t>
+        <w:t xml:space="preserve">наблюдается выраженная эпидемическая волна;</w:t>
       </w:r>
     </w:p>
     <w:p>
@@ -1212,40 +1505,87 @@
         </w:numPr>
       </w:pPr>
       <w:r>
-        <w:t xml:space="preserve">при выбранных параметрах эпидемия развивается устойчиво.</w:t>
-      </w:r>
-    </w:p>
-    <w:bookmarkEnd w:id="50"/>
-    <w:bookmarkStart w:id="60" w:name="literate-генерация"/>
+        <w:t xml:space="preserve">после пика доля инфицированных снижается за счёт перехода части популяции в состояние</w:t>
+      </w:r>
+      <w:r>
+        <w:t xml:space="preserve"> </w:t>
+      </w:r>
+      <w:r>
+        <w:rPr>
+          <w:rStyle w:val="VerbatimChar"/>
+        </w:rPr>
+        <w:t xml:space="preserve">R</w:t>
+      </w:r>
+      <w:r>
+        <w:t xml:space="preserve">;</w:t>
+      </w:r>
+    </w:p>
+    <w:p>
+      <w:pPr>
+        <w:pStyle w:val="Compact"/>
+        <w:numPr>
+          <w:ilvl w:val="0"/>
+          <w:numId w:val="1006"/>
+        </w:numPr>
+      </w:pPr>
+      <w:r>
+        <w:t xml:space="preserve">базовый сценарий принят как эталон для последующего сравнения.</w:t>
+      </w:r>
+    </w:p>
+    <w:bookmarkEnd w:id="43"/>
+    <w:bookmarkStart w:id="53" w:name="X52b4e889d90fa5f9ccfa7008481e6424edcd671"/>
     <w:p>
       <w:pPr>
         <w:pStyle w:val="Heading2"/>
       </w:pPr>
       <w:r>
-        <w:t xml:space="preserve">2. Literate-генерация</w:t>
+        <w:t xml:space="preserve">Эксперимент 2. Параметрический анализ по коэффициенту передачи</w:t>
       </w:r>
     </w:p>
     <w:p>
       <w:pPr>
         <w:pStyle w:val="FirstParagraph"/>
+      </w:pPr>
+      <w:r>
+        <w:t xml:space="preserve">Постановка: оценить чувствительность модели к изменению</w:t>
+      </w:r>
+      <w:r>
+        <w:t xml:space="preserve"> </w:t>
+      </w:r>
+      <w:r>
+        <w:rPr>
+          <w:rStyle w:val="VerbatimChar"/>
+        </w:rPr>
+        <w:t xml:space="preserve">beta</w:t>
+      </w:r>
+      <w:r>
+        <w:t xml:space="preserve"> </w:t>
+      </w:r>
+      <w:r>
+        <w:t xml:space="preserve">и выявить границу между затухающим и развивающимся процессом.</w:t>
+      </w:r>
+    </w:p>
+    <w:p>
+      <w:pPr>
+        <w:pStyle w:val="BodyText"/>
       </w:pPr>
       <w:r>
         <w:drawing>
           <wp:inline>
-            <wp:extent cx="1706880" cy="960120"/>
+            <wp:extent cx="2026920" cy="1140142"/>
             <wp:effectExtent b="0" l="0" r="0" t="0"/>
-            <wp:docPr descr="" title="" id="52" name="Picture"/>
+            <wp:docPr descr="" title="" id="45" name="Picture"/>
             <a:graphic>
               <a:graphicData uri="http://schemas.openxmlformats.org/drawingml/2006/picture">
                 <pic:pic>
                   <pic:nvPicPr>
-                    <pic:cNvPr descr="image/8sir_run_basic_clean.png" id="53" name="Picture"/>
+                    <pic:cNvPr descr="image/11.0sir_scan_beta.jl.png" id="46" name="Picture"/>
                     <pic:cNvPicPr>
                       <a:picLocks noChangeArrowheads="1" noChangeAspect="1"/>
                     </pic:cNvPicPr>
                   </pic:nvPicPr>
                   <pic:blipFill>
-                    <a:blip r:embed="rId51"/>
+                    <a:blip r:embed="rId44"/>
                     <a:stretch>
                       <a:fillRect/>
                     </a:stretch>
@@ -1253,7 +1593,7 @@
                   <pic:spPr bwMode="auto">
                     <a:xfrm>
                       <a:off x="0" y="0"/>
-                      <a:ext cx="1706880" cy="960120"/>
+                      <a:ext cx="2026920" cy="1140142"/>
                     </a:xfrm>
                     <a:prstGeom prst="rect">
                       <a:avLst/>
@@ -1277,20 +1617,20 @@
       <w:r>
         <w:drawing>
           <wp:inline>
-            <wp:extent cx="1706880" cy="960120"/>
+            <wp:extent cx="2987040" cy="1680210"/>
             <wp:effectExtent b="0" l="0" r="0" t="0"/>
-            <wp:docPr descr="" title="" id="55" name="Picture"/>
+            <wp:docPr descr="" title="" id="48" name="Picture"/>
             <a:graphic>
               <a:graphicData uri="http://schemas.openxmlformats.org/drawingml/2006/picture">
                 <pic:pic>
                   <pic:nvPicPr>
-                    <pic:cNvPr descr="image/9sir_run_basic_literate.md.png" id="56" name="Picture"/>
+                    <pic:cNvPr descr="image/11.1beta_scan.png" id="49" name="Picture"/>
                     <pic:cNvPicPr>
                       <a:picLocks noChangeArrowheads="1" noChangeAspect="1"/>
                     </pic:cNvPicPr>
                   </pic:nvPicPr>
                   <pic:blipFill>
-                    <a:blip r:embed="rId54"/>
+                    <a:blip r:embed="rId47"/>
                     <a:stretch>
                       <a:fillRect/>
                     </a:stretch>
@@ -1298,7 +1638,7 @@
                   <pic:spPr bwMode="auto">
                     <a:xfrm>
                       <a:off x="0" y="0"/>
-                      <a:ext cx="1706880" cy="960120"/>
+                      <a:ext cx="2987040" cy="1680210"/>
                     </a:xfrm>
                     <a:prstGeom prst="rect">
                       <a:avLst/>
@@ -1316,26 +1656,28 @@
           </wp:inline>
         </w:drawing>
       </w:r>
-      <w:r>
-        <w:t xml:space="preserve"> </w:t>
-      </w:r>
+    </w:p>
+    <w:p>
+      <w:pPr>
+        <w:pStyle w:val="BodyText"/>
+      </w:pPr>
       <w:r>
         <w:drawing>
           <wp:inline>
-            <wp:extent cx="1706880" cy="960120"/>
+            <wp:extent cx="2933700" cy="1650206"/>
             <wp:effectExtent b="0" l="0" r="0" t="0"/>
-            <wp:docPr descr="" title="" id="58" name="Picture"/>
+            <wp:docPr descr="" title="" id="51" name="Picture"/>
             <a:graphic>
               <a:graphicData uri="http://schemas.openxmlformats.org/drawingml/2006/picture">
                 <pic:pic>
                   <pic:nvPicPr>
-                    <pic:cNvPr descr="image/10sir_run_basic_literate.ipynb.png" id="59" name="Picture"/>
+                    <pic:cNvPr descr="image/11.2beta_scan_all.csv.png" id="52" name="Picture"/>
                     <pic:cNvPicPr>
                       <a:picLocks noChangeArrowheads="1" noChangeAspect="1"/>
                     </pic:cNvPicPr>
                   </pic:nvPicPr>
                   <pic:blipFill>
-                    <a:blip r:embed="rId57"/>
+                    <a:blip r:embed="rId50"/>
                     <a:stretch>
                       <a:fillRect/>
                     </a:stretch>
@@ -1343,7 +1685,7 @@
                   <pic:spPr bwMode="auto">
                     <a:xfrm>
                       <a:off x="0" y="0"/>
-                      <a:ext cx="1706880" cy="960120"/>
+                      <a:ext cx="2933700" cy="1650206"/>
                     </a:xfrm>
                     <a:prstGeom prst="rect">
                       <a:avLst/>
@@ -1367,7 +1709,7 @@
         <w:pStyle w:val="BodyText"/>
       </w:pPr>
       <w:r>
-        <w:t xml:space="preserve">Вывод:</w:t>
+        <w:t xml:space="preserve">Результат:</w:t>
       </w:r>
     </w:p>
     <w:p>
@@ -1379,62 +1721,7 @@
         </w:numPr>
       </w:pPr>
       <w:r>
-        <w:t xml:space="preserve">получены три формата (</w:t>
-      </w:r>
-      <w:r>
-        <w:rPr>
-          <w:rStyle w:val="VerbatimChar"/>
-        </w:rPr>
-        <w:t xml:space="preserve">.jl</w:t>
-      </w:r>
-      <w:r>
-        <w:t xml:space="preserve">,</w:t>
-      </w:r>
-      <w:r>
-        <w:t xml:space="preserve"> </w:t>
-      </w:r>
-      <w:r>
-        <w:rPr>
-          <w:rStyle w:val="VerbatimChar"/>
-        </w:rPr>
-        <w:t xml:space="preserve">.md</w:t>
-      </w:r>
-      <w:r>
-        <w:t xml:space="preserve">,</w:t>
-      </w:r>
-      <w:r>
-        <w:t xml:space="preserve"> </w:t>
-      </w:r>
-      <w:r>
-        <w:rPr>
-          <w:rStyle w:val="VerbatimChar"/>
-        </w:rPr>
-        <w:t xml:space="preserve">.ipynb</w:t>
-      </w:r>
-      <w:r>
-        <w:t xml:space="preserve">) из одного источника;</w:t>
-      </w:r>
-    </w:p>
-    <w:p>
-      <w:pPr>
-        <w:pStyle w:val="Compact"/>
-        <w:numPr>
-          <w:ilvl w:val="0"/>
-          <w:numId w:val="1007"/>
-        </w:numPr>
-      </w:pPr>
-      <w:r>
-        <w:t xml:space="preserve">повышена воспроизводимость и проверяемость экспериментов.</w:t>
-      </w:r>
-    </w:p>
-    <w:bookmarkEnd w:id="60"/>
-    <w:bookmarkStart w:id="70" w:name="сканирование-beta"/>
-    <w:p>
-      <w:pPr>
-        <w:pStyle w:val="Heading2"/>
-      </w:pPr>
-      <w:r>
-        <w:t xml:space="preserve">3. Сканирование</w:t>
+        <w:t xml:space="preserve">при увеличении</w:t>
       </w:r>
       <w:r>
         <w:t xml:space="preserve"> </w:t>
@@ -1445,28 +1732,76 @@
         </w:rPr>
         <w:t xml:space="preserve">beta</w:t>
       </w:r>
+      <w:r>
+        <w:t xml:space="preserve"> </w:t>
+      </w:r>
+      <w:r>
+        <w:t xml:space="preserve">растут пик инфицированных и скорость выхода к пику;</w:t>
+      </w:r>
+    </w:p>
+    <w:p>
+      <w:pPr>
+        <w:pStyle w:val="Compact"/>
+        <w:numPr>
+          <w:ilvl w:val="0"/>
+          <w:numId w:val="1007"/>
+        </w:numPr>
+      </w:pPr>
+      <w:r>
+        <w:t xml:space="preserve">фиксируется пороговый режим: ниже определённых значений вспышка ограничена, выше — переходит в интенсивную фазу;</w:t>
+      </w:r>
+    </w:p>
+    <w:p>
+      <w:pPr>
+        <w:pStyle w:val="Compact"/>
+        <w:numPr>
+          <w:ilvl w:val="0"/>
+          <w:numId w:val="1007"/>
+        </w:numPr>
+      </w:pPr>
+      <w:r>
+        <w:t xml:space="preserve">эксперимент подтверждает ключевую роль контактной передачи в динамике.</w:t>
+      </w:r>
+    </w:p>
+    <w:bookmarkEnd w:id="53"/>
+    <w:bookmarkStart w:id="63" w:name="Xdf996f7541d0b2f891c3f7b3e1ac78505ff0315"/>
+    <w:p>
+      <w:pPr>
+        <w:pStyle w:val="Heading2"/>
+      </w:pPr>
+      <w:r>
+        <w:t xml:space="preserve">Эксперимент 3. Влияние миграции между подгруппами</w:t>
+      </w:r>
     </w:p>
     <w:p>
       <w:pPr>
         <w:pStyle w:val="FirstParagraph"/>
+      </w:pPr>
+      <w:r>
+        <w:t xml:space="preserve">Постановка: исследовать, как межгрупповая мобильность ускоряет распространение инфекции.</w:t>
+      </w:r>
+    </w:p>
+    <w:p>
+      <w:pPr>
+        <w:pStyle w:val="BodyText"/>
       </w:pPr>
       <w:r>
         <w:drawing>
           <wp:inline>
-            <wp:extent cx="1920240" cy="1080135"/>
+            <wp:extent cx="2026920" cy="1140142"/>
             <wp:effectExtent b="0" l="0" r="0" t="0"/>
-            <wp:docPr descr="" title="" id="62" name="Picture"/>
+            <wp:docPr descr="" title="" id="55" name="Picture"/>
             <a:graphic>
               <a:graphicData uri="http://schemas.openxmlformats.org/drawingml/2006/picture">
                 <pic:pic>
                   <pic:nvPicPr>
-                    <pic:cNvPr descr="image/11.0sir_scan_beta.jl.png" id="63" name="Picture"/>
+                    <pic:cNvPr descr="image/15.0sir_migration_effect.png" id="56" name="Picture"/>
                     <pic:cNvPicPr>
                       <a:picLocks noChangeArrowheads="1" noChangeAspect="1"/>
                     </pic:cNvPicPr>
                   </pic:nvPicPr>
                   <pic:blipFill>
-                    <a:blip r:embed="rId61"/>
+                    <a:blip r:embed="rId54"/>
                     <a:stretch>
                       <a:fillRect/>
                     </a:stretch>
@@ -1474,7 +1809,7 @@
                   <pic:spPr bwMode="auto">
                     <a:xfrm>
                       <a:off x="0" y="0"/>
-                      <a:ext cx="1920240" cy="1080135"/>
+                      <a:ext cx="2026920" cy="1140142"/>
                     </a:xfrm>
                     <a:prstGeom prst="rect">
                       <a:avLst/>
@@ -1498,20 +1833,670 @@
       <w:r>
         <w:drawing>
           <wp:inline>
-            <wp:extent cx="3093720" cy="1740217"/>
+            <wp:extent cx="2987040" cy="1680210"/>
+            <wp:effectExtent b="0" l="0" r="0" t="0"/>
+            <wp:docPr descr="" title="" id="58" name="Picture"/>
+            <a:graphic>
+              <a:graphicData uri="http://schemas.openxmlformats.org/drawingml/2006/picture">
+                <pic:pic>
+                  <pic:nvPicPr>
+                    <pic:cNvPr descr="image/15.1migration_effect.png" id="59" name="Picture"/>
+                    <pic:cNvPicPr>
+                      <a:picLocks noChangeArrowheads="1" noChangeAspect="1"/>
+                    </pic:cNvPicPr>
+                  </pic:nvPicPr>
+                  <pic:blipFill>
+                    <a:blip r:embed="rId57"/>
+                    <a:stretch>
+                      <a:fillRect/>
+                    </a:stretch>
+                  </pic:blipFill>
+                  <pic:spPr bwMode="auto">
+                    <a:xfrm>
+                      <a:off x="0" y="0"/>
+                      <a:ext cx="2987040" cy="1680210"/>
+                    </a:xfrm>
+                    <a:prstGeom prst="rect">
+                      <a:avLst/>
+                    </a:prstGeom>
+                    <a:noFill/>
+                    <a:ln w="9525">
+                      <a:noFill/>
+                      <a:headEnd/>
+                      <a:tailEnd/>
+                    </a:ln>
+                  </pic:spPr>
+                </pic:pic>
+              </a:graphicData>
+            </a:graphic>
+          </wp:inline>
+        </w:drawing>
+      </w:r>
+    </w:p>
+    <w:p>
+      <w:pPr>
+        <w:pStyle w:val="BodyText"/>
+      </w:pPr>
+      <w:r>
+        <w:drawing>
+          <wp:inline>
+            <wp:extent cx="2933700" cy="1650206"/>
+            <wp:effectExtent b="0" l="0" r="0" t="0"/>
+            <wp:docPr descr="" title="" id="61" name="Picture"/>
+            <a:graphic>
+              <a:graphicData uri="http://schemas.openxmlformats.org/drawingml/2006/picture">
+                <pic:pic>
+                  <pic:nvPicPr>
+                    <pic:cNvPr descr="image/15.2migration_scan_all.csv.png" id="62" name="Picture"/>
+                    <pic:cNvPicPr>
+                      <a:picLocks noChangeArrowheads="1" noChangeAspect="1"/>
+                    </pic:cNvPicPr>
+                  </pic:nvPicPr>
+                  <pic:blipFill>
+                    <a:blip r:embed="rId60"/>
+                    <a:stretch>
+                      <a:fillRect/>
+                    </a:stretch>
+                  </pic:blipFill>
+                  <pic:spPr bwMode="auto">
+                    <a:xfrm>
+                      <a:off x="0" y="0"/>
+                      <a:ext cx="2933700" cy="1650206"/>
+                    </a:xfrm>
+                    <a:prstGeom prst="rect">
+                      <a:avLst/>
+                    </a:prstGeom>
+                    <a:noFill/>
+                    <a:ln w="9525">
+                      <a:noFill/>
+                      <a:headEnd/>
+                      <a:tailEnd/>
+                    </a:ln>
+                  </pic:spPr>
+                </pic:pic>
+              </a:graphicData>
+            </a:graphic>
+          </wp:inline>
+        </w:drawing>
+      </w:r>
+    </w:p>
+    <w:p>
+      <w:pPr>
+        <w:pStyle w:val="BodyText"/>
+      </w:pPr>
+      <w:r>
+        <w:t xml:space="preserve">Результат:</w:t>
+      </w:r>
+    </w:p>
+    <w:p>
+      <w:pPr>
+        <w:pStyle w:val="Compact"/>
+        <w:numPr>
+          <w:ilvl w:val="0"/>
+          <w:numId w:val="1008"/>
+        </w:numPr>
+      </w:pPr>
+      <w:r>
+        <w:t xml:space="preserve">миграция сокращает время синхронизации вспышек между группами;</w:t>
+      </w:r>
+    </w:p>
+    <w:p>
+      <w:pPr>
+        <w:pStyle w:val="Compact"/>
+        <w:numPr>
+          <w:ilvl w:val="0"/>
+          <w:numId w:val="1008"/>
+        </w:numPr>
+      </w:pPr>
+      <w:r>
+        <w:t xml:space="preserve">увеличивается общий охват инфекции на ранних этапах;</w:t>
+      </w:r>
+    </w:p>
+    <w:p>
+      <w:pPr>
+        <w:pStyle w:val="Compact"/>
+        <w:numPr>
+          <w:ilvl w:val="0"/>
+          <w:numId w:val="1008"/>
+        </w:numPr>
+      </w:pPr>
+      <w:r>
+        <w:t xml:space="preserve">при низкой мобильности динамика остаётся более локализованной.</w:t>
+      </w:r>
+    </w:p>
+    <w:bookmarkEnd w:id="63"/>
+    <w:bookmarkStart w:id="73" w:name="эксперимент-4.-гетерогенность-популяции"/>
+    <w:p>
+      <w:pPr>
+        <w:pStyle w:val="Heading2"/>
+      </w:pPr>
+      <w:r>
+        <w:t xml:space="preserve">Эксперимент 4. Гетерогенность популяции</w:t>
+      </w:r>
+    </w:p>
+    <w:p>
+      <w:pPr>
+        <w:pStyle w:val="FirstParagraph"/>
+      </w:pPr>
+      <w:r>
+        <w:t xml:space="preserve">Постановка: проверить, как неоднородность параметров агентов влияет на форму эпидемической кривой.</w:t>
+      </w:r>
+    </w:p>
+    <w:p>
+      <w:pPr>
+        <w:pStyle w:val="BodyText"/>
+      </w:pPr>
+      <w:r>
+        <w:drawing>
+          <wp:inline>
+            <wp:extent cx="1813560" cy="1020127"/>
             <wp:effectExtent b="0" l="0" r="0" t="0"/>
             <wp:docPr descr="" title="" id="65" name="Picture"/>
             <a:graphic>
               <a:graphicData uri="http://schemas.openxmlformats.org/drawingml/2006/picture">
                 <pic:pic>
                   <pic:nvPicPr>
-                    <pic:cNvPr descr="image/11.1beta_scan.png" id="66" name="Picture"/>
+                    <pic:cNvPr descr="image/27.0sir_heterogeneity_effect.jl.png" id="66" name="Picture"/>
                     <pic:cNvPicPr>
                       <a:picLocks noChangeArrowheads="1" noChangeAspect="1"/>
                     </pic:cNvPicPr>
                   </pic:nvPicPr>
                   <pic:blipFill>
                     <a:blip r:embed="rId64"/>
+                    <a:stretch>
+                      <a:fillRect/>
+                    </a:stretch>
+                  </pic:blipFill>
+                  <pic:spPr bwMode="auto">
+                    <a:xfrm>
+                      <a:off x="0" y="0"/>
+                      <a:ext cx="1813560" cy="1020127"/>
+                    </a:xfrm>
+                    <a:prstGeom prst="rect">
+                      <a:avLst/>
+                    </a:prstGeom>
+                    <a:noFill/>
+                    <a:ln w="9525">
+                      <a:noFill/>
+                      <a:headEnd/>
+                      <a:tailEnd/>
+                    </a:ln>
+                  </pic:spPr>
+                </pic:pic>
+              </a:graphicData>
+            </a:graphic>
+          </wp:inline>
+        </w:drawing>
+      </w:r>
+      <w:r>
+        <w:t xml:space="preserve"> </w:t>
+      </w:r>
+      <w:r>
+        <w:drawing>
+          <wp:inline>
+            <wp:extent cx="3307080" cy="1860232"/>
+            <wp:effectExtent b="0" l="0" r="0" t="0"/>
+            <wp:docPr descr="" title="" id="68" name="Picture"/>
+            <a:graphic>
+              <a:graphicData uri="http://schemas.openxmlformats.org/drawingml/2006/picture">
+                <pic:pic>
+                  <pic:nvPicPr>
+                    <pic:cNvPr descr="image/27.1heterogeneity_effect.png" id="69" name="Picture"/>
+                    <pic:cNvPicPr>
+                      <a:picLocks noChangeArrowheads="1" noChangeAspect="1"/>
+                    </pic:cNvPicPr>
+                  </pic:nvPicPr>
+                  <pic:blipFill>
+                    <a:blip r:embed="rId67"/>
+                    <a:stretch>
+                      <a:fillRect/>
+                    </a:stretch>
+                  </pic:blipFill>
+                  <pic:spPr bwMode="auto">
+                    <a:xfrm>
+                      <a:off x="0" y="0"/>
+                      <a:ext cx="3307080" cy="1860232"/>
+                    </a:xfrm>
+                    <a:prstGeom prst="rect">
+                      <a:avLst/>
+                    </a:prstGeom>
+                    <a:noFill/>
+                    <a:ln w="9525">
+                      <a:noFill/>
+                      <a:headEnd/>
+                      <a:tailEnd/>
+                    </a:ln>
+                  </pic:spPr>
+                </pic:pic>
+              </a:graphicData>
+            </a:graphic>
+          </wp:inline>
+        </w:drawing>
+      </w:r>
+    </w:p>
+    <w:p>
+      <w:pPr>
+        <w:pStyle w:val="BodyText"/>
+      </w:pPr>
+      <w:r>
+        <w:drawing>
+          <wp:inline>
+            <wp:extent cx="2933700" cy="1650206"/>
+            <wp:effectExtent b="0" l="0" r="0" t="0"/>
+            <wp:docPr descr="" title="" id="71" name="Picture"/>
+            <a:graphic>
+              <a:graphicData uri="http://schemas.openxmlformats.org/drawingml/2006/picture">
+                <pic:pic>
+                  <pic:nvPicPr>
+                    <pic:cNvPr descr="image/27.3heterogeneity_summary.csv.png" id="72" name="Picture"/>
+                    <pic:cNvPicPr>
+                      <a:picLocks noChangeArrowheads="1" noChangeAspect="1"/>
+                    </pic:cNvPicPr>
+                  </pic:nvPicPr>
+                  <pic:blipFill>
+                    <a:blip r:embed="rId70"/>
+                    <a:stretch>
+                      <a:fillRect/>
+                    </a:stretch>
+                  </pic:blipFill>
+                  <pic:spPr bwMode="auto">
+                    <a:xfrm>
+                      <a:off x="0" y="0"/>
+                      <a:ext cx="2933700" cy="1650206"/>
+                    </a:xfrm>
+                    <a:prstGeom prst="rect">
+                      <a:avLst/>
+                    </a:prstGeom>
+                    <a:noFill/>
+                    <a:ln w="9525">
+                      <a:noFill/>
+                      <a:headEnd/>
+                      <a:tailEnd/>
+                    </a:ln>
+                  </pic:spPr>
+                </pic:pic>
+              </a:graphicData>
+            </a:graphic>
+          </wp:inline>
+        </w:drawing>
+      </w:r>
+    </w:p>
+    <w:p>
+      <w:pPr>
+        <w:pStyle w:val="BodyText"/>
+      </w:pPr>
+      <w:r>
+        <w:t xml:space="preserve">Результат:</w:t>
+      </w:r>
+    </w:p>
+    <w:p>
+      <w:pPr>
+        <w:pStyle w:val="Compact"/>
+        <w:numPr>
+          <w:ilvl w:val="0"/>
+          <w:numId w:val="1009"/>
+        </w:numPr>
+      </w:pPr>
+      <w:r>
+        <w:t xml:space="preserve">распределение риска становится неравномерным;</w:t>
+      </w:r>
+    </w:p>
+    <w:p>
+      <w:pPr>
+        <w:pStyle w:val="Compact"/>
+        <w:numPr>
+          <w:ilvl w:val="0"/>
+          <w:numId w:val="1009"/>
+        </w:numPr>
+      </w:pPr>
+      <w:r>
+        <w:t xml:space="preserve">пик может смещаться во времени и изменяться по высоте;</w:t>
+      </w:r>
+    </w:p>
+    <w:p>
+      <w:pPr>
+        <w:pStyle w:val="Compact"/>
+        <w:numPr>
+          <w:ilvl w:val="0"/>
+          <w:numId w:val="1009"/>
+        </w:numPr>
+      </w:pPr>
+      <w:r>
+        <w:t xml:space="preserve">усреднённые показатели менее информативны без анализа подгрупп.</w:t>
+      </w:r>
+    </w:p>
+    <w:bookmarkEnd w:id="73"/>
+    <w:bookmarkStart w:id="83" w:name="эксперимент-5.-эффект-карантинных-мер"/>
+    <w:p>
+      <w:pPr>
+        <w:pStyle w:val="Heading2"/>
+      </w:pPr>
+      <w:r>
+        <w:t xml:space="preserve">Эксперимент 5. Эффект карантинных мер</w:t>
+      </w:r>
+    </w:p>
+    <w:p>
+      <w:pPr>
+        <w:pStyle w:val="FirstParagraph"/>
+      </w:pPr>
+      <w:r>
+        <w:t xml:space="preserve">Постановка: сравнить динамику без вмешательств и при активации карантина.</w:t>
+      </w:r>
+    </w:p>
+    <w:p>
+      <w:pPr>
+        <w:pStyle w:val="BodyText"/>
+      </w:pPr>
+      <w:r>
+        <w:drawing>
+          <wp:inline>
+            <wp:extent cx="1813560" cy="1020127"/>
+            <wp:effectExtent b="0" l="0" r="0" t="0"/>
+            <wp:docPr descr="" title="" id="75" name="Picture"/>
+            <a:graphic>
+              <a:graphicData uri="http://schemas.openxmlformats.org/drawingml/2006/picture">
+                <pic:pic>
+                  <pic:nvPicPr>
+                    <pic:cNvPr descr="image/31.0sir_quarantine_effect.png" id="76" name="Picture"/>
+                    <pic:cNvPicPr>
+                      <a:picLocks noChangeArrowheads="1" noChangeAspect="1"/>
+                    </pic:cNvPicPr>
+                  </pic:nvPicPr>
+                  <pic:blipFill>
+                    <a:blip r:embed="rId74"/>
+                    <a:stretch>
+                      <a:fillRect/>
+                    </a:stretch>
+                  </pic:blipFill>
+                  <pic:spPr bwMode="auto">
+                    <a:xfrm>
+                      <a:off x="0" y="0"/>
+                      <a:ext cx="1813560" cy="1020127"/>
+                    </a:xfrm>
+                    <a:prstGeom prst="rect">
+                      <a:avLst/>
+                    </a:prstGeom>
+                    <a:noFill/>
+                    <a:ln w="9525">
+                      <a:noFill/>
+                      <a:headEnd/>
+                      <a:tailEnd/>
+                    </a:ln>
+                  </pic:spPr>
+                </pic:pic>
+              </a:graphicData>
+            </a:graphic>
+          </wp:inline>
+        </w:drawing>
+      </w:r>
+      <w:r>
+        <w:t xml:space="preserve"> </w:t>
+      </w:r>
+      <w:r>
+        <w:drawing>
+          <wp:inline>
+            <wp:extent cx="3307080" cy="1860232"/>
+            <wp:effectExtent b="0" l="0" r="0" t="0"/>
+            <wp:docPr descr="" title="" id="78" name="Picture"/>
+            <a:graphic>
+              <a:graphicData uri="http://schemas.openxmlformats.org/drawingml/2006/picture">
+                <pic:pic>
+                  <pic:nvPicPr>
+                    <pic:cNvPr descr="image/31.1quarantine_effect.png" id="79" name="Picture"/>
+                    <pic:cNvPicPr>
+                      <a:picLocks noChangeArrowheads="1" noChangeAspect="1"/>
+                    </pic:cNvPicPr>
+                  </pic:nvPicPr>
+                  <pic:blipFill>
+                    <a:blip r:embed="rId77"/>
+                    <a:stretch>
+                      <a:fillRect/>
+                    </a:stretch>
+                  </pic:blipFill>
+                  <pic:spPr bwMode="auto">
+                    <a:xfrm>
+                      <a:off x="0" y="0"/>
+                      <a:ext cx="3307080" cy="1860232"/>
+                    </a:xfrm>
+                    <a:prstGeom prst="rect">
+                      <a:avLst/>
+                    </a:prstGeom>
+                    <a:noFill/>
+                    <a:ln w="9525">
+                      <a:noFill/>
+                      <a:headEnd/>
+                      <a:tailEnd/>
+                    </a:ln>
+                  </pic:spPr>
+                </pic:pic>
+              </a:graphicData>
+            </a:graphic>
+          </wp:inline>
+        </w:drawing>
+      </w:r>
+    </w:p>
+    <w:p>
+      <w:pPr>
+        <w:pStyle w:val="BodyText"/>
+      </w:pPr>
+      <w:r>
+        <w:drawing>
+          <wp:inline>
+            <wp:extent cx="2933700" cy="1650206"/>
+            <wp:effectExtent b="0" l="0" r="0" t="0"/>
+            <wp:docPr descr="" title="" id="81" name="Picture"/>
+            <a:graphic>
+              <a:graphicData uri="http://schemas.openxmlformats.org/drawingml/2006/picture">
+                <pic:pic>
+                  <pic:nvPicPr>
+                    <pic:cNvPr descr="image/31.4quarantine_summary.csv.png" id="82" name="Picture"/>
+                    <pic:cNvPicPr>
+                      <a:picLocks noChangeArrowheads="1" noChangeAspect="1"/>
+                    </pic:cNvPicPr>
+                  </pic:nvPicPr>
+                  <pic:blipFill>
+                    <a:blip r:embed="rId80"/>
+                    <a:stretch>
+                      <a:fillRect/>
+                    </a:stretch>
+                  </pic:blipFill>
+                  <pic:spPr bwMode="auto">
+                    <a:xfrm>
+                      <a:off x="0" y="0"/>
+                      <a:ext cx="2933700" cy="1650206"/>
+                    </a:xfrm>
+                    <a:prstGeom prst="rect">
+                      <a:avLst/>
+                    </a:prstGeom>
+                    <a:noFill/>
+                    <a:ln w="9525">
+                      <a:noFill/>
+                      <a:headEnd/>
+                      <a:tailEnd/>
+                    </a:ln>
+                  </pic:spPr>
+                </pic:pic>
+              </a:graphicData>
+            </a:graphic>
+          </wp:inline>
+        </w:drawing>
+      </w:r>
+    </w:p>
+    <w:p>
+      <w:pPr>
+        <w:pStyle w:val="BodyText"/>
+      </w:pPr>
+      <w:r>
+        <w:t xml:space="preserve">Результат:</w:t>
+      </w:r>
+    </w:p>
+    <w:p>
+      <w:pPr>
+        <w:pStyle w:val="Compact"/>
+        <w:numPr>
+          <w:ilvl w:val="0"/>
+          <w:numId w:val="1010"/>
+        </w:numPr>
+      </w:pPr>
+      <w:r>
+        <w:t xml:space="preserve">карантин снижает интенсивность передачи и сглаживает пик нагрузки;</w:t>
+      </w:r>
+    </w:p>
+    <w:p>
+      <w:pPr>
+        <w:pStyle w:val="Compact"/>
+        <w:numPr>
+          <w:ilvl w:val="0"/>
+          <w:numId w:val="1010"/>
+        </w:numPr>
+      </w:pPr>
+      <w:r>
+        <w:t xml:space="preserve">увеличивается длительность процесса, но уменьшается критическая перегрузка;</w:t>
+      </w:r>
+    </w:p>
+    <w:p>
+      <w:pPr>
+        <w:pStyle w:val="Compact"/>
+        <w:numPr>
+          <w:ilvl w:val="0"/>
+          <w:numId w:val="1010"/>
+        </w:numPr>
+      </w:pPr>
+      <w:r>
+        <w:t xml:space="preserve">мера эффективна при своевременном включении и достаточной строгости.</w:t>
+      </w:r>
+    </w:p>
+    <w:bookmarkEnd w:id="83"/>
+    <w:bookmarkStart w:id="93" w:name="Xb808e27b1ca3b1ccdb62883da103745b4e52604"/>
+    <w:p>
+      <w:pPr>
+        <w:pStyle w:val="Heading2"/>
+      </w:pPr>
+      <w:r>
+        <w:t xml:space="preserve">Эксперимент 6. Подбор параметров (оптимизация)</w:t>
+      </w:r>
+    </w:p>
+    <w:p>
+      <w:pPr>
+        <w:pStyle w:val="FirstParagraph"/>
+      </w:pPr>
+      <w:r>
+        <w:t xml:space="preserve">Постановка: подобрать параметры, минимизирующие эпидемический ущерб при заданных ограничениях.</w:t>
+      </w:r>
+    </w:p>
+    <w:p>
+      <w:pPr>
+        <w:pStyle w:val="BodyText"/>
+      </w:pPr>
+      <w:r>
+        <w:drawing>
+          <wp:inline>
+            <wp:extent cx="2346960" cy="1320165"/>
+            <wp:effectExtent b="0" l="0" r="0" t="0"/>
+            <wp:docPr descr="" title="" id="85" name="Picture"/>
+            <a:graphic>
+              <a:graphicData uri="http://schemas.openxmlformats.org/drawingml/2006/picture">
+                <pic:pic>
+                  <pic:nvPicPr>
+                    <pic:cNvPr descr="image/35sir_optimize_with_constraint.png" id="86" name="Picture"/>
+                    <pic:cNvPicPr>
+                      <a:picLocks noChangeArrowheads="1" noChangeAspect="1"/>
+                    </pic:cNvPicPr>
+                  </pic:nvPicPr>
+                  <pic:blipFill>
+                    <a:blip r:embed="rId84"/>
+                    <a:stretch>
+                      <a:fillRect/>
+                    </a:stretch>
+                  </pic:blipFill>
+                  <pic:spPr bwMode="auto">
+                    <a:xfrm>
+                      <a:off x="0" y="0"/>
+                      <a:ext cx="2346960" cy="1320165"/>
+                    </a:xfrm>
+                    <a:prstGeom prst="rect">
+                      <a:avLst/>
+                    </a:prstGeom>
+                    <a:noFill/>
+                    <a:ln w="9525">
+                      <a:noFill/>
+                      <a:headEnd/>
+                      <a:tailEnd/>
+                    </a:ln>
+                  </pic:spPr>
+                </pic:pic>
+              </a:graphicData>
+            </a:graphic>
+          </wp:inline>
+        </w:drawing>
+      </w:r>
+      <w:r>
+        <w:t xml:space="preserve"> </w:t>
+      </w:r>
+      <w:r>
+        <w:drawing>
+          <wp:inline>
+            <wp:extent cx="2773680" cy="1560195"/>
+            <wp:effectExtent b="0" l="0" r="0" t="0"/>
+            <wp:docPr descr="" title="" id="88" name="Picture"/>
+            <a:graphic>
+              <a:graphicData uri="http://schemas.openxmlformats.org/drawingml/2006/picture">
+                <pic:pic>
+                  <pic:nvPicPr>
+                    <pic:cNvPr descr="image/23.1comprehensive_analysis.png" id="89" name="Picture"/>
+                    <pic:cNvPicPr>
+                      <a:picLocks noChangeArrowheads="1" noChangeAspect="1"/>
+                    </pic:cNvPicPr>
+                  </pic:nvPicPr>
+                  <pic:blipFill>
+                    <a:blip r:embed="rId87"/>
+                    <a:stretch>
+                      <a:fillRect/>
+                    </a:stretch>
+                  </pic:blipFill>
+                  <pic:spPr bwMode="auto">
+                    <a:xfrm>
+                      <a:off x="0" y="0"/>
+                      <a:ext cx="2773680" cy="1560195"/>
+                    </a:xfrm>
+                    <a:prstGeom prst="rect">
+                      <a:avLst/>
+                    </a:prstGeom>
+                    <a:noFill/>
+                    <a:ln w="9525">
+                      <a:noFill/>
+                      <a:headEnd/>
+                      <a:tailEnd/>
+                    </a:ln>
+                  </pic:spPr>
+                </pic:pic>
+              </a:graphicData>
+            </a:graphic>
+          </wp:inline>
+        </w:drawing>
+      </w:r>
+    </w:p>
+    <w:p>
+      <w:pPr>
+        <w:pStyle w:val="BodyText"/>
+      </w:pPr>
+      <w:r>
+        <w:drawing>
+          <wp:inline>
+            <wp:extent cx="3093720" cy="1740217"/>
+            <wp:effectExtent b="0" l="0" r="0" t="0"/>
+            <wp:docPr descr="" title="" id="91" name="Picture"/>
+            <a:graphic>
+              <a:graphicData uri="http://schemas.openxmlformats.org/drawingml/2006/picture">
+                <pic:pic>
+                  <pic:nvPicPr>
+                    <pic:cNvPr descr="image/38.1optimization_with_constraint.csv.png" id="92" name="Picture"/>
+                    <pic:cNvPicPr>
+                      <a:picLocks noChangeArrowheads="1" noChangeAspect="1"/>
+                    </pic:cNvPicPr>
+                  </pic:nvPicPr>
+                  <pic:blipFill>
+                    <a:blip r:embed="rId90"/>
                     <a:stretch>
                       <a:fillRect/>
                     </a:stretch>
@@ -1543,1139 +2528,480 @@
         <w:pStyle w:val="BodyText"/>
       </w:pPr>
       <w:r>
-        <w:drawing>
-          <wp:inline>
-            <wp:extent cx="2400300" cy="1350168"/>
-            <wp:effectExtent b="0" l="0" r="0" t="0"/>
-            <wp:docPr descr="" title="" id="68" name="Picture"/>
-            <a:graphic>
-              <a:graphicData uri="http://schemas.openxmlformats.org/drawingml/2006/picture">
-                <pic:pic>
-                  <pic:nvPicPr>
-                    <pic:cNvPr descr="image/11.2beta_scan_all.csv.png" id="69" name="Picture"/>
-                    <pic:cNvPicPr>
-                      <a:picLocks noChangeArrowheads="1" noChangeAspect="1"/>
-                    </pic:cNvPicPr>
-                  </pic:nvPicPr>
-                  <pic:blipFill>
-                    <a:blip r:embed="rId67"/>
-                    <a:stretch>
-                      <a:fillRect/>
-                    </a:stretch>
-                  </pic:blipFill>
-                  <pic:spPr bwMode="auto">
-                    <a:xfrm>
-                      <a:off x="0" y="0"/>
-                      <a:ext cx="2400300" cy="1350168"/>
-                    </a:xfrm>
-                    <a:prstGeom prst="rect">
-                      <a:avLst/>
-                    </a:prstGeom>
-                    <a:noFill/>
-                    <a:ln w="9525">
-                      <a:noFill/>
-                      <a:headEnd/>
-                      <a:tailEnd/>
-                    </a:ln>
-                  </pic:spPr>
-                </pic:pic>
-              </a:graphicData>
-            </a:graphic>
-          </wp:inline>
-        </w:drawing>
-      </w:r>
-    </w:p>
-    <w:p>
-      <w:pPr>
-        <w:pStyle w:val="BodyText"/>
-      </w:pPr>
-      <w:r>
-        <w:t xml:space="preserve">Вывод:</w:t>
-      </w:r>
-    </w:p>
-    <w:p>
-      <w:pPr>
-        <w:pStyle w:val="Compact"/>
-        <w:numPr>
-          <w:ilvl w:val="0"/>
-          <w:numId w:val="1008"/>
-        </w:numPr>
-      </w:pPr>
-      <w:r>
-        <w:t xml:space="preserve">рост</w:t>
+        <w:t xml:space="preserve">Результат:</w:t>
+      </w:r>
+    </w:p>
+    <w:p>
+      <w:pPr>
+        <w:pStyle w:val="Compact"/>
+        <w:numPr>
+          <w:ilvl w:val="0"/>
+          <w:numId w:val="1011"/>
+        </w:numPr>
+      </w:pPr>
+      <w:r>
+        <w:t xml:space="preserve">оптимизация позволяет системно сравнивать сценарии;</w:t>
+      </w:r>
+    </w:p>
+    <w:p>
+      <w:pPr>
+        <w:pStyle w:val="Compact"/>
+        <w:numPr>
+          <w:ilvl w:val="0"/>
+          <w:numId w:val="1011"/>
+        </w:numPr>
+      </w:pPr>
+      <w:r>
+        <w:t xml:space="preserve">найденные комбинации параметров дают более благоприятный компромисс между скоростью распространения и масштабом вспышки;</w:t>
+      </w:r>
+    </w:p>
+    <w:p>
+      <w:pPr>
+        <w:pStyle w:val="Compact"/>
+        <w:numPr>
+          <w:ilvl w:val="0"/>
+          <w:numId w:val="1011"/>
+        </w:numPr>
+      </w:pPr>
+      <w:r>
+        <w:t xml:space="preserve">ограниченные ресурсы (например, интенсивность вмешательства) корректно учитываются в постановке.</w:t>
+      </w:r>
+    </w:p>
+    <w:bookmarkEnd w:id="93"/>
+    <w:bookmarkEnd w:id="94"/>
+    <w:bookmarkStart w:id="97" w:name="аналитическое-обобщение"/>
+    <w:p>
+      <w:pPr>
+        <w:pStyle w:val="Heading1"/>
+      </w:pPr>
+      <w:r>
+        <w:t xml:space="preserve">Аналитическое обобщение</w:t>
+      </w:r>
+    </w:p>
+    <w:bookmarkStart w:id="95" w:name="сравнение-сценариев"/>
+    <w:p>
+      <w:pPr>
+        <w:pStyle w:val="Heading2"/>
+      </w:pPr>
+      <w:r>
+        <w:t xml:space="preserve">Сравнение сценариев</w:t>
+      </w:r>
+    </w:p>
+    <w:tbl>
+      <w:tblPr>
+        <w:tblStyle w:val="Table"/>
+        <w:tblW w:type="auto" w:w="0"/>
+        <w:tblLook w:firstRow="1" w:lastRow="0" w:firstColumn="0" w:lastColumn="0" w:noHBand="0" w:noVBand="0" w:val="0020"/>
+      </w:tblPr>
+      <w:tblGrid>
+        <w:gridCol w:w="3960"/>
+        <w:gridCol w:w="3960"/>
+      </w:tblGrid>
+      <w:tr>
+        <w:trPr>
+          <w:tblHeader w:val="on"/>
+        </w:trPr>
+        <w:tc>
+          <w:tcPr/>
+          <w:p>
+            <w:pPr>
+              <w:pStyle w:val="Compact"/>
+            </w:pPr>
+            <w:r>
+              <w:t xml:space="preserve">Сценарий</w:t>
+            </w:r>
+          </w:p>
+        </w:tc>
+        <w:tc>
+          <w:tcPr/>
+          <w:p>
+            <w:pPr>
+              <w:pStyle w:val="Compact"/>
+            </w:pPr>
+            <w:r>
+              <w:t xml:space="preserve">Качественный эффект</w:t>
+            </w:r>
+          </w:p>
+        </w:tc>
+      </w:tr>
+      <w:tr>
+        <w:tc>
+          <w:tcPr/>
+          <w:p>
+            <w:pPr>
+              <w:pStyle w:val="Compact"/>
+            </w:pPr>
+            <w:r>
+              <w:t xml:space="preserve">Увеличение</w:t>
+            </w:r>
+            <w:r>
+              <w:t xml:space="preserve"> </w:t>
+            </w:r>
+            <w:r>
+              <w:rPr>
+                <w:rStyle w:val="VerbatimChar"/>
+              </w:rPr>
+              <w:t xml:space="preserve">beta</w:t>
+            </w:r>
+          </w:p>
+        </w:tc>
+        <w:tc>
+          <w:tcPr/>
+          <w:p>
+            <w:pPr>
+              <w:pStyle w:val="Compact"/>
+            </w:pPr>
+            <w:r>
+              <w:t xml:space="preserve">Рост пика, ускорение вспышки</w:t>
+            </w:r>
+          </w:p>
+        </w:tc>
+      </w:tr>
+      <w:tr>
+        <w:tc>
+          <w:tcPr/>
+          <w:p>
+            <w:pPr>
+              <w:pStyle w:val="Compact"/>
+            </w:pPr>
+            <w:r>
+              <w:t xml:space="preserve">Рост миграции</w:t>
+            </w:r>
+          </w:p>
+        </w:tc>
+        <w:tc>
+          <w:tcPr/>
+          <w:p>
+            <w:pPr>
+              <w:pStyle w:val="Compact"/>
+            </w:pPr>
+            <w:r>
+              <w:t xml:space="preserve">Быстрее межгрупповое распространение</w:t>
+            </w:r>
+          </w:p>
+        </w:tc>
+      </w:tr>
+      <w:tr>
+        <w:tc>
+          <w:tcPr/>
+          <w:p>
+            <w:pPr>
+              <w:pStyle w:val="Compact"/>
+            </w:pPr>
+            <w:r>
+              <w:t xml:space="preserve">Гетерогенность</w:t>
+            </w:r>
+          </w:p>
+        </w:tc>
+        <w:tc>
+          <w:tcPr/>
+          <w:p>
+            <w:pPr>
+              <w:pStyle w:val="Compact"/>
+            </w:pPr>
+            <w:r>
+              <w:t xml:space="preserve">Неравномерность риска и смещение пика</w:t>
+            </w:r>
+          </w:p>
+        </w:tc>
+      </w:tr>
+      <w:tr>
+        <w:tc>
+          <w:tcPr/>
+          <w:p>
+            <w:pPr>
+              <w:pStyle w:val="Compact"/>
+            </w:pPr>
+            <w:r>
+              <w:t xml:space="preserve">Карантин</w:t>
+            </w:r>
+          </w:p>
+        </w:tc>
+        <w:tc>
+          <w:tcPr/>
+          <w:p>
+            <w:pPr>
+              <w:pStyle w:val="Compact"/>
+            </w:pPr>
+            <w:r>
+              <w:t xml:space="preserve">Снижение пика, сглаживание кривой</w:t>
+            </w:r>
+          </w:p>
+        </w:tc>
+      </w:tr>
+      <w:tr>
+        <w:tc>
+          <w:tcPr/>
+          <w:p>
+            <w:pPr>
+              <w:pStyle w:val="Compact"/>
+            </w:pPr>
+            <w:r>
+              <w:t xml:space="preserve">Оптимизация</w:t>
+            </w:r>
+          </w:p>
+        </w:tc>
+        <w:tc>
+          <w:tcPr/>
+          <w:p>
+            <w:pPr>
+              <w:pStyle w:val="Compact"/>
+            </w:pPr>
+            <w:r>
+              <w:t xml:space="preserve">Поиск сбалансированных параметров</w:t>
+            </w:r>
+          </w:p>
+        </w:tc>
+      </w:tr>
+    </w:tbl>
+    <w:bookmarkEnd w:id="95"/>
+    <w:bookmarkStart w:id="96" w:name="практический-смысл-результатов"/>
+    <w:p>
+      <w:pPr>
+        <w:pStyle w:val="Heading2"/>
+      </w:pPr>
+      <w:r>
+        <w:t xml:space="preserve">Практический смысл результатов</w:t>
+      </w:r>
+    </w:p>
+    <w:p>
+      <w:pPr>
+        <w:pStyle w:val="FirstParagraph"/>
+      </w:pPr>
+      <w:r>
+        <w:t xml:space="preserve">Полученные данные показывают, что поведение системы определяется не одним параметром, а их сочетанием. Для прикладного планирования требуется:</w:t>
+      </w:r>
+    </w:p>
+    <w:p>
+      <w:pPr>
+        <w:pStyle w:val="Compact"/>
+        <w:numPr>
+          <w:ilvl w:val="0"/>
+          <w:numId w:val="1012"/>
+        </w:numPr>
+      </w:pPr>
+      <w:r>
+        <w:t xml:space="preserve">Проводить чувствительный анализ до принятия мер.</w:t>
+      </w:r>
+    </w:p>
+    <w:p>
+      <w:pPr>
+        <w:pStyle w:val="Compact"/>
+        <w:numPr>
+          <w:ilvl w:val="0"/>
+          <w:numId w:val="1012"/>
+        </w:numPr>
+      </w:pPr>
+      <w:r>
+        <w:t xml:space="preserve">Учитывать структуру популяции и мобильность.</w:t>
+      </w:r>
+    </w:p>
+    <w:p>
+      <w:pPr>
+        <w:pStyle w:val="Compact"/>
+        <w:numPr>
+          <w:ilvl w:val="0"/>
+          <w:numId w:val="1012"/>
+        </w:numPr>
+      </w:pPr>
+      <w:r>
+        <w:t xml:space="preserve">Комбинировать карантинные меры с параметрической настройкой.</w:t>
+      </w:r>
+    </w:p>
+    <w:bookmarkEnd w:id="96"/>
+    <w:bookmarkEnd w:id="97"/>
+    <w:bookmarkStart w:id="104" w:name="видеоматериалы"/>
+    <w:p>
+      <w:pPr>
+        <w:pStyle w:val="Heading1"/>
+      </w:pPr>
+      <w:r>
+        <w:t xml:space="preserve">Видеоматериалы</w:t>
+      </w:r>
+    </w:p>
+    <w:bookmarkStart w:id="100" w:name="выполнение-лабораторной-работы"/>
+    <w:p>
+      <w:pPr>
+        <w:pStyle w:val="Heading2"/>
+      </w:pPr>
+      <w:r>
+        <w:t xml:space="preserve">Выполнение лабораторной работы</w:t>
+      </w:r>
+    </w:p>
+    <w:p>
+      <w:pPr>
+        <w:pStyle w:val="Compact"/>
+        <w:numPr>
+          <w:ilvl w:val="0"/>
+          <w:numId w:val="1013"/>
+        </w:numPr>
+      </w:pPr>
+      <w:r>
+        <w:t xml:space="preserve">VK Video:</w:t>
       </w:r>
       <w:r>
         <w:t xml:space="preserve"> </w:t>
       </w:r>
-      <w:r>
-        <w:rPr>
-          <w:rStyle w:val="VerbatimChar"/>
-        </w:rPr>
-        <w:t xml:space="preserve">beta</w:t>
+      <w:hyperlink r:id="rId98">
+        <w:r>
+          <w:rPr>
+            <w:rStyle w:val="Hyperlink"/>
+          </w:rPr>
+          <w:t xml:space="preserve">https://vkvideo.ru/video-236906473_456239019?list=ln-ThHskPk8rN3Bj8lX7z</w:t>
+        </w:r>
+      </w:hyperlink>
+    </w:p>
+    <w:p>
+      <w:pPr>
+        <w:pStyle w:val="Compact"/>
+        <w:numPr>
+          <w:ilvl w:val="0"/>
+          <w:numId w:val="1013"/>
+        </w:numPr>
+      </w:pPr>
+      <w:r>
+        <w:t xml:space="preserve">RuTube:</w:t>
       </w:r>
       <w:r>
         <w:t xml:space="preserve"> </w:t>
       </w:r>
-      <w:r>
-        <w:t xml:space="preserve">приводит к росту пика заражения;</w:t>
-      </w:r>
-    </w:p>
-    <w:p>
-      <w:pPr>
-        <w:pStyle w:val="Compact"/>
-        <w:numPr>
-          <w:ilvl w:val="0"/>
-          <w:numId w:val="1008"/>
-        </w:numPr>
-      </w:pPr>
-      <w:r>
-        <w:t xml:space="preserve">наблюдается пороговая зона перехода к интенсивной вспышке.</w:t>
-      </w:r>
-    </w:p>
-    <w:bookmarkEnd w:id="70"/>
-    <w:bookmarkStart w:id="80" w:name="влияние-миграции"/>
+      <w:hyperlink r:id="rId99">
+        <w:r>
+          <w:rPr>
+            <w:rStyle w:val="Hyperlink"/>
+          </w:rPr>
+          <w:t xml:space="preserve">https://rutube.ru/video/e230a97c778dc4380eed8aa6b6c7dec8/</w:t>
+        </w:r>
+      </w:hyperlink>
+    </w:p>
+    <w:bookmarkEnd w:id="100"/>
+    <w:bookmarkStart w:id="103" w:name="отчёт-и-презентация"/>
     <w:p>
       <w:pPr>
         <w:pStyle w:val="Heading2"/>
       </w:pPr>
       <w:r>
-        <w:t xml:space="preserve">4. Влияние миграции</w:t>
-      </w:r>
-    </w:p>
-    <w:p>
-      <w:pPr>
-        <w:pStyle w:val="FirstParagraph"/>
-      </w:pPr>
-      <w:r>
-        <w:drawing>
-          <wp:inline>
-            <wp:extent cx="1920240" cy="1080135"/>
-            <wp:effectExtent b="0" l="0" r="0" t="0"/>
-            <wp:docPr descr="" title="" id="72" name="Picture"/>
-            <a:graphic>
-              <a:graphicData uri="http://schemas.openxmlformats.org/drawingml/2006/picture">
-                <pic:pic>
-                  <pic:nvPicPr>
-                    <pic:cNvPr descr="image/15.0sir_migration_effect.png" id="73" name="Picture"/>
-                    <pic:cNvPicPr>
-                      <a:picLocks noChangeArrowheads="1" noChangeAspect="1"/>
-                    </pic:cNvPicPr>
-                  </pic:nvPicPr>
-                  <pic:blipFill>
-                    <a:blip r:embed="rId71"/>
-                    <a:stretch>
-                      <a:fillRect/>
-                    </a:stretch>
-                  </pic:blipFill>
-                  <pic:spPr bwMode="auto">
-                    <a:xfrm>
-                      <a:off x="0" y="0"/>
-                      <a:ext cx="1920240" cy="1080135"/>
-                    </a:xfrm>
-                    <a:prstGeom prst="rect">
-                      <a:avLst/>
-                    </a:prstGeom>
-                    <a:noFill/>
-                    <a:ln w="9525">
-                      <a:noFill/>
-                      <a:headEnd/>
-                      <a:tailEnd/>
-                    </a:ln>
-                  </pic:spPr>
-                </pic:pic>
-              </a:graphicData>
-            </a:graphic>
-          </wp:inline>
-        </w:drawing>
+        <w:t xml:space="preserve">Отчёт и презентация</w:t>
+      </w:r>
+    </w:p>
+    <w:p>
+      <w:pPr>
+        <w:pStyle w:val="Compact"/>
+        <w:numPr>
+          <w:ilvl w:val="0"/>
+          <w:numId w:val="1014"/>
+        </w:numPr>
+      </w:pPr>
+      <w:r>
+        <w:t xml:space="preserve">VK Video:</w:t>
       </w:r>
       <w:r>
         <w:t xml:space="preserve"> </w:t>
       </w:r>
-      <w:r>
-        <w:drawing>
-          <wp:inline>
-            <wp:extent cx="3093720" cy="1740217"/>
-            <wp:effectExtent b="0" l="0" r="0" t="0"/>
-            <wp:docPr descr="" title="" id="75" name="Picture"/>
-            <a:graphic>
-              <a:graphicData uri="http://schemas.openxmlformats.org/drawingml/2006/picture">
-                <pic:pic>
-                  <pic:nvPicPr>
-                    <pic:cNvPr descr="image/15.1migration_effect.png" id="76" name="Picture"/>
-                    <pic:cNvPicPr>
-                      <a:picLocks noChangeArrowheads="1" noChangeAspect="1"/>
-                    </pic:cNvPicPr>
-                  </pic:nvPicPr>
-                  <pic:blipFill>
-                    <a:blip r:embed="rId74"/>
-                    <a:stretch>
-                      <a:fillRect/>
-                    </a:stretch>
-                  </pic:blipFill>
-                  <pic:spPr bwMode="auto">
-                    <a:xfrm>
-                      <a:off x="0" y="0"/>
-                      <a:ext cx="3093720" cy="1740217"/>
-                    </a:xfrm>
-                    <a:prstGeom prst="rect">
-                      <a:avLst/>
-                    </a:prstGeom>
-                    <a:noFill/>
-                    <a:ln w="9525">
-                      <a:noFill/>
-                      <a:headEnd/>
-                      <a:tailEnd/>
-                    </a:ln>
-                  </pic:spPr>
-                </pic:pic>
-              </a:graphicData>
-            </a:graphic>
-          </wp:inline>
-        </w:drawing>
-      </w:r>
-    </w:p>
-    <w:p>
-      <w:pPr>
-        <w:pStyle w:val="BodyText"/>
-      </w:pPr>
-      <w:r>
-        <w:drawing>
-          <wp:inline>
-            <wp:extent cx="2400300" cy="1350168"/>
-            <wp:effectExtent b="0" l="0" r="0" t="0"/>
-            <wp:docPr descr="" title="" id="78" name="Picture"/>
-            <a:graphic>
-              <a:graphicData uri="http://schemas.openxmlformats.org/drawingml/2006/picture">
-                <pic:pic>
-                  <pic:nvPicPr>
-                    <pic:cNvPr descr="image/15.2migration_scan_all.csv.png" id="79" name="Picture"/>
-                    <pic:cNvPicPr>
-                      <a:picLocks noChangeArrowheads="1" noChangeAspect="1"/>
-                    </pic:cNvPicPr>
-                  </pic:nvPicPr>
-                  <pic:blipFill>
-                    <a:blip r:embed="rId77"/>
-                    <a:stretch>
-                      <a:fillRect/>
-                    </a:stretch>
-                  </pic:blipFill>
-                  <pic:spPr bwMode="auto">
-                    <a:xfrm>
-                      <a:off x="0" y="0"/>
-                      <a:ext cx="2400300" cy="1350168"/>
-                    </a:xfrm>
-                    <a:prstGeom prst="rect">
-                      <a:avLst/>
-                    </a:prstGeom>
-                    <a:noFill/>
-                    <a:ln w="9525">
-                      <a:noFill/>
-                      <a:headEnd/>
-                      <a:tailEnd/>
-                    </a:ln>
-                  </pic:spPr>
-                </pic:pic>
-              </a:graphicData>
-            </a:graphic>
-          </wp:inline>
-        </w:drawing>
-      </w:r>
-    </w:p>
-    <w:p>
-      <w:pPr>
-        <w:pStyle w:val="BodyText"/>
-      </w:pPr>
-      <w:r>
-        <w:t xml:space="preserve">Вывод:</w:t>
-      </w:r>
-    </w:p>
-    <w:p>
-      <w:pPr>
-        <w:pStyle w:val="Compact"/>
-        <w:numPr>
-          <w:ilvl w:val="0"/>
-          <w:numId w:val="1009"/>
-        </w:numPr>
-      </w:pPr>
-      <w:r>
-        <w:t xml:space="preserve">ненулевая миграция ускоряет межгородское распространение;</w:t>
-      </w:r>
-    </w:p>
-    <w:p>
-      <w:pPr>
-        <w:pStyle w:val="Compact"/>
-        <w:numPr>
-          <w:ilvl w:val="0"/>
-          <w:numId w:val="1009"/>
-        </w:numPr>
-      </w:pPr>
-      <w:r>
-        <w:t xml:space="preserve">пик достигается раньше при более активном обмене агентами.</w:t>
-      </w:r>
-    </w:p>
-    <w:bookmarkEnd w:id="80"/>
-    <w:bookmarkStart w:id="87" w:name="оптимизация-параметров"/>
-    <w:p>
-      <w:pPr>
-        <w:pStyle w:val="Heading2"/>
-      </w:pPr>
-      <w:r>
-        <w:t xml:space="preserve">5. Оптимизация параметров</w:t>
-      </w:r>
-    </w:p>
-    <w:p>
-      <w:pPr>
-        <w:pStyle w:val="FirstParagraph"/>
-      </w:pPr>
-      <w:r>
-        <w:drawing>
-          <wp:inline>
-            <wp:extent cx="2400300" cy="1350168"/>
-            <wp:effectExtent b="0" l="0" r="0" t="0"/>
-            <wp:docPr descr="" title="" id="82" name="Picture"/>
-            <a:graphic>
-              <a:graphicData uri="http://schemas.openxmlformats.org/drawingml/2006/picture">
-                <pic:pic>
-                  <pic:nvPicPr>
-                    <pic:cNvPr descr="image/19sir_optimize_parameters.png" id="83" name="Picture"/>
-                    <pic:cNvPicPr>
-                      <a:picLocks noChangeArrowheads="1" noChangeAspect="1"/>
-                    </pic:cNvPicPr>
-                  </pic:nvPicPr>
-                  <pic:blipFill>
-                    <a:blip r:embed="rId81"/>
-                    <a:stretch>
-                      <a:fillRect/>
-                    </a:stretch>
-                  </pic:blipFill>
-                  <pic:spPr bwMode="auto">
-                    <a:xfrm>
-                      <a:off x="0" y="0"/>
-                      <a:ext cx="2400300" cy="1350168"/>
-                    </a:xfrm>
-                    <a:prstGeom prst="rect">
-                      <a:avLst/>
-                    </a:prstGeom>
-                    <a:noFill/>
-                    <a:ln w="9525">
-                      <a:noFill/>
-                      <a:headEnd/>
-                      <a:tailEnd/>
-                    </a:ln>
-                  </pic:spPr>
-                </pic:pic>
-              </a:graphicData>
-            </a:graphic>
-          </wp:inline>
-        </w:drawing>
+      <w:hyperlink r:id="rId101">
+        <w:r>
+          <w:rPr>
+            <w:rStyle w:val="Hyperlink"/>
+          </w:rPr>
+          <w:t xml:space="preserve">https://vkvideo.ru/video-236906473_456239020</w:t>
+        </w:r>
+      </w:hyperlink>
+    </w:p>
+    <w:p>
+      <w:pPr>
+        <w:pStyle w:val="Compact"/>
+        <w:numPr>
+          <w:ilvl w:val="0"/>
+          <w:numId w:val="1014"/>
+        </w:numPr>
+      </w:pPr>
+      <w:r>
+        <w:t xml:space="preserve">RuTube:</w:t>
       </w:r>
       <w:r>
         <w:t xml:space="preserve"> </w:t>
       </w:r>
-      <w:r>
-        <w:drawing>
-          <wp:inline>
-            <wp:extent cx="2667000" cy="1500187"/>
-            <wp:effectExtent b="0" l="0" r="0" t="0"/>
-            <wp:docPr descr="" title="" id="85" name="Picture"/>
-            <a:graphic>
-              <a:graphicData uri="http://schemas.openxmlformats.org/drawingml/2006/picture">
-                <pic:pic>
-                  <pic:nvPicPr>
-                    <pic:cNvPr descr="image/23.1comprehensive_analysis.png" id="86" name="Picture"/>
-                    <pic:cNvPicPr>
-                      <a:picLocks noChangeArrowheads="1" noChangeAspect="1"/>
-                    </pic:cNvPicPr>
-                  </pic:nvPicPr>
-                  <pic:blipFill>
-                    <a:blip r:embed="rId84"/>
-                    <a:stretch>
-                      <a:fillRect/>
-                    </a:stretch>
-                  </pic:blipFill>
-                  <pic:spPr bwMode="auto">
-                    <a:xfrm>
-                      <a:off x="0" y="0"/>
-                      <a:ext cx="2667000" cy="1500187"/>
-                    </a:xfrm>
-                    <a:prstGeom prst="rect">
-                      <a:avLst/>
-                    </a:prstGeom>
-                    <a:noFill/>
-                    <a:ln w="9525">
-                      <a:noFill/>
-                      <a:headEnd/>
-                      <a:tailEnd/>
-                    </a:ln>
-                  </pic:spPr>
-                </pic:pic>
-              </a:graphicData>
-            </a:graphic>
-          </wp:inline>
-        </w:drawing>
-      </w:r>
-    </w:p>
-    <w:p>
-      <w:pPr>
-        <w:pStyle w:val="BodyText"/>
-      </w:pPr>
-      <w:r>
-        <w:t xml:space="preserve">Вывод:</w:t>
-      </w:r>
-    </w:p>
-    <w:p>
-      <w:pPr>
-        <w:pStyle w:val="Compact"/>
-        <w:numPr>
-          <w:ilvl w:val="0"/>
-          <w:numId w:val="1010"/>
-        </w:numPr>
-      </w:pPr>
-      <w:r>
-        <w:t xml:space="preserve">оптимизационный блок позволяет подобрать параметры со снижением эпидемического ущерба;</w:t>
-      </w:r>
-    </w:p>
-    <w:p>
-      <w:pPr>
-        <w:pStyle w:val="Compact"/>
-        <w:numPr>
-          <w:ilvl w:val="0"/>
-          <w:numId w:val="1010"/>
-        </w:numPr>
-      </w:pPr>
-      <w:r>
-        <w:t xml:space="preserve">итоговая визуализация облегчает сравнительный анализ сценариев.</w:t>
-      </w:r>
-    </w:p>
-    <w:bookmarkEnd w:id="87"/>
-    <w:bookmarkEnd w:id="88"/>
-    <w:bookmarkStart w:id="126" w:name="дополнительные-задания"/>
+      <w:hyperlink r:id="rId102">
+        <w:r>
+          <w:rPr>
+            <w:rStyle w:val="Hyperlink"/>
+          </w:rPr>
+          <w:t xml:space="preserve">https://rutube.ru/video/ca906f162368016d3336242a0c0f068e/</w:t>
+        </w:r>
+      </w:hyperlink>
+    </w:p>
+    <w:bookmarkEnd w:id="103"/>
+    <w:bookmarkEnd w:id="104"/>
+    <w:bookmarkStart w:id="105" w:name="выводы"/>
     <w:p>
       <w:pPr>
         <w:pStyle w:val="Heading1"/>
       </w:pPr>
       <w:r>
-        <w:t xml:space="preserve">Дополнительные задания</w:t>
-      </w:r>
-    </w:p>
-    <w:bookmarkStart w:id="93" w:name="r0-и-порог-эпидемии"/>
-    <w:p>
-      <w:pPr>
-        <w:pStyle w:val="Heading2"/>
-      </w:pPr>
-      <w:r>
-        <w:t xml:space="preserve">1–2.</w:t>
-      </w:r>
-      <w:r>
-        <w:t xml:space="preserve"> </w:t>
-      </w:r>
-      <w:r>
-        <w:rPr>
-          <w:rStyle w:val="VerbatimChar"/>
-        </w:rPr>
-        <w:t xml:space="preserve">R0</w:t>
-      </w:r>
-      <w:r>
-        <w:t xml:space="preserve"> </w:t>
-      </w:r>
-      <w:r>
-        <w:t xml:space="preserve">и порог эпидемии</w:t>
-      </w:r>
-    </w:p>
-    <w:p>
-      <w:pPr>
-        <w:pStyle w:val="FirstParagraph"/>
-      </w:pPr>
-      <w:r>
-        <w:drawing>
-          <wp:inline>
-            <wp:extent cx="2400300" cy="1350168"/>
-            <wp:effectExtent b="0" l="0" r="0" t="0"/>
-            <wp:docPr descr="" title="" id="89" name="Picture"/>
-            <a:graphic>
-              <a:graphicData uri="http://schemas.openxmlformats.org/drawingml/2006/picture">
-                <pic:pic>
-                  <pic:nvPicPr>
-                    <pic:cNvPr descr="image/7.1sir_basic_dynamics.png" id="90" name="Picture"/>
-                    <pic:cNvPicPr>
-                      <a:picLocks noChangeArrowheads="1" noChangeAspect="1"/>
-                    </pic:cNvPicPr>
-                  </pic:nvPicPr>
-                  <pic:blipFill>
-                    <a:blip r:embed="rId47"/>
-                    <a:stretch>
-                      <a:fillRect/>
-                    </a:stretch>
-                  </pic:blipFill>
-                  <pic:spPr bwMode="auto">
-                    <a:xfrm>
-                      <a:off x="0" y="0"/>
-                      <a:ext cx="2400300" cy="1350168"/>
-                    </a:xfrm>
-                    <a:prstGeom prst="rect">
-                      <a:avLst/>
-                    </a:prstGeom>
-                    <a:noFill/>
-                    <a:ln w="9525">
-                      <a:noFill/>
-                      <a:headEnd/>
-                      <a:tailEnd/>
-                    </a:ln>
-                  </pic:spPr>
-                </pic:pic>
-              </a:graphicData>
-            </a:graphic>
-          </wp:inline>
-        </w:drawing>
-      </w:r>
-      <w:r>
-        <w:t xml:space="preserve"> </w:t>
-      </w:r>
-      <w:r>
-        <w:drawing>
-          <wp:inline>
-            <wp:extent cx="2400300" cy="1350168"/>
-            <wp:effectExtent b="0" l="0" r="0" t="0"/>
-            <wp:docPr descr="" title="" id="91" name="Picture"/>
-            <a:graphic>
-              <a:graphicData uri="http://schemas.openxmlformats.org/drawingml/2006/picture">
-                <pic:pic>
-                  <pic:nvPicPr>
-                    <pic:cNvPr descr="image/11.2beta_scan_all.csv.png" id="92" name="Picture"/>
-                    <pic:cNvPicPr>
-                      <a:picLocks noChangeArrowheads="1" noChangeAspect="1"/>
-                    </pic:cNvPicPr>
-                  </pic:nvPicPr>
-                  <pic:blipFill>
-                    <a:blip r:embed="rId67"/>
-                    <a:stretch>
-                      <a:fillRect/>
-                    </a:stretch>
-                  </pic:blipFill>
-                  <pic:spPr bwMode="auto">
-                    <a:xfrm>
-                      <a:off x="0" y="0"/>
-                      <a:ext cx="2400300" cy="1350168"/>
-                    </a:xfrm>
-                    <a:prstGeom prst="rect">
-                      <a:avLst/>
-                    </a:prstGeom>
-                    <a:noFill/>
-                    <a:ln w="9525">
-                      <a:noFill/>
-                      <a:headEnd/>
-                      <a:tailEnd/>
-                    </a:ln>
-                  </pic:spPr>
-                </pic:pic>
-              </a:graphicData>
-            </a:graphic>
-          </wp:inline>
-        </w:drawing>
-      </w:r>
-    </w:p>
-    <w:bookmarkEnd w:id="93"/>
-    <w:bookmarkStart w:id="103" w:name="гетерогенность"/>
-    <w:p>
-      <w:pPr>
-        <w:pStyle w:val="Heading2"/>
-      </w:pPr>
-      <w:r>
-        <w:t xml:space="preserve">3. Гетерогенность</w:t>
-      </w:r>
-    </w:p>
-    <w:p>
-      <w:pPr>
-        <w:pStyle w:val="FirstParagraph"/>
-      </w:pPr>
-      <w:r>
-        <w:drawing>
-          <wp:inline>
-            <wp:extent cx="1706880" cy="960120"/>
-            <wp:effectExtent b="0" l="0" r="0" t="0"/>
-            <wp:docPr descr="" title="" id="95" name="Picture"/>
-            <a:graphic>
-              <a:graphicData uri="http://schemas.openxmlformats.org/drawingml/2006/picture">
-                <pic:pic>
-                  <pic:nvPicPr>
-                    <pic:cNvPr descr="image/27.0sir_heterogeneity_effect.jl.png" id="96" name="Picture"/>
-                    <pic:cNvPicPr>
-                      <a:picLocks noChangeArrowheads="1" noChangeAspect="1"/>
-                    </pic:cNvPicPr>
-                  </pic:nvPicPr>
-                  <pic:blipFill>
-                    <a:blip r:embed="rId94"/>
-                    <a:stretch>
-                      <a:fillRect/>
-                    </a:stretch>
-                  </pic:blipFill>
-                  <pic:spPr bwMode="auto">
-                    <a:xfrm>
-                      <a:off x="0" y="0"/>
-                      <a:ext cx="1706880" cy="960120"/>
-                    </a:xfrm>
-                    <a:prstGeom prst="rect">
-                      <a:avLst/>
-                    </a:prstGeom>
-                    <a:noFill/>
-                    <a:ln w="9525">
-                      <a:noFill/>
-                      <a:headEnd/>
-                      <a:tailEnd/>
-                    </a:ln>
-                  </pic:spPr>
-                </pic:pic>
-              </a:graphicData>
-            </a:graphic>
-          </wp:inline>
-        </w:drawing>
-      </w:r>
-      <w:r>
-        <w:t xml:space="preserve"> </w:t>
-      </w:r>
-      <w:r>
-        <w:drawing>
-          <wp:inline>
-            <wp:extent cx="1706880" cy="960120"/>
-            <wp:effectExtent b="0" l="0" r="0" t="0"/>
-            <wp:docPr descr="" title="" id="98" name="Picture"/>
-            <a:graphic>
-              <a:graphicData uri="http://schemas.openxmlformats.org/drawingml/2006/picture">
-                <pic:pic>
-                  <pic:nvPicPr>
-                    <pic:cNvPr descr="image/27.1heterogeneity_effect.png" id="99" name="Picture"/>
-                    <pic:cNvPicPr>
-                      <a:picLocks noChangeArrowheads="1" noChangeAspect="1"/>
-                    </pic:cNvPicPr>
-                  </pic:nvPicPr>
-                  <pic:blipFill>
-                    <a:blip r:embed="rId97"/>
-                    <a:stretch>
-                      <a:fillRect/>
-                    </a:stretch>
-                  </pic:blipFill>
-                  <pic:spPr bwMode="auto">
-                    <a:xfrm>
-                      <a:off x="0" y="0"/>
-                      <a:ext cx="1706880" cy="960120"/>
-                    </a:xfrm>
-                    <a:prstGeom prst="rect">
-                      <a:avLst/>
-                    </a:prstGeom>
-                    <a:noFill/>
-                    <a:ln w="9525">
-                      <a:noFill/>
-                      <a:headEnd/>
-                      <a:tailEnd/>
-                    </a:ln>
-                  </pic:spPr>
-                </pic:pic>
-              </a:graphicData>
-            </a:graphic>
-          </wp:inline>
-        </w:drawing>
-      </w:r>
-      <w:r>
-        <w:t xml:space="preserve"> </w:t>
-      </w:r>
-      <w:r>
-        <w:drawing>
-          <wp:inline>
-            <wp:extent cx="1706880" cy="960120"/>
-            <wp:effectExtent b="0" l="0" r="0" t="0"/>
-            <wp:docPr descr="" title="" id="101" name="Picture"/>
-            <a:graphic>
-              <a:graphicData uri="http://schemas.openxmlformats.org/drawingml/2006/picture">
-                <pic:pic>
-                  <pic:nvPicPr>
-                    <pic:cNvPr descr="image/27.3heterogeneity_summary.csv.png" id="102" name="Picture"/>
-                    <pic:cNvPicPr>
-                      <a:picLocks noChangeArrowheads="1" noChangeAspect="1"/>
-                    </pic:cNvPicPr>
-                  </pic:nvPicPr>
-                  <pic:blipFill>
-                    <a:blip r:embed="rId100"/>
-                    <a:stretch>
-                      <a:fillRect/>
-                    </a:stretch>
-                  </pic:blipFill>
-                  <pic:spPr bwMode="auto">
-                    <a:xfrm>
-                      <a:off x="0" y="0"/>
-                      <a:ext cx="1706880" cy="960120"/>
-                    </a:xfrm>
-                    <a:prstGeom prst="rect">
-                      <a:avLst/>
-                    </a:prstGeom>
-                    <a:noFill/>
-                    <a:ln w="9525">
-                      <a:noFill/>
-                      <a:headEnd/>
-                      <a:tailEnd/>
-                    </a:ln>
-                  </pic:spPr>
-                </pic:pic>
-              </a:graphicData>
-            </a:graphic>
-          </wp:inline>
-        </w:drawing>
-      </w:r>
-    </w:p>
-    <w:bookmarkEnd w:id="103"/>
-    <w:bookmarkStart w:id="108" w:name="миграция"/>
-    <w:p>
-      <w:pPr>
-        <w:pStyle w:val="Heading2"/>
-      </w:pPr>
-      <w:r>
-        <w:t xml:space="preserve">4. Миграция</w:t>
-      </w:r>
-    </w:p>
-    <w:p>
-      <w:pPr>
-        <w:pStyle w:val="FirstParagraph"/>
-      </w:pPr>
-      <w:r>
-        <w:drawing>
-          <wp:inline>
-            <wp:extent cx="2560320" cy="1440180"/>
-            <wp:effectExtent b="0" l="0" r="0" t="0"/>
-            <wp:docPr descr="" title="" id="104" name="Picture"/>
-            <a:graphic>
-              <a:graphicData uri="http://schemas.openxmlformats.org/drawingml/2006/picture">
-                <pic:pic>
-                  <pic:nvPicPr>
-                    <pic:cNvPr descr="image/15.1migration_effect.png" id="105" name="Picture"/>
-                    <pic:cNvPicPr>
-                      <a:picLocks noChangeArrowheads="1" noChangeAspect="1"/>
-                    </pic:cNvPicPr>
-                  </pic:nvPicPr>
-                  <pic:blipFill>
-                    <a:blip r:embed="rId74"/>
-                    <a:stretch>
-                      <a:fillRect/>
-                    </a:stretch>
-                  </pic:blipFill>
-                  <pic:spPr bwMode="auto">
-                    <a:xfrm>
-                      <a:off x="0" y="0"/>
-                      <a:ext cx="2560320" cy="1440180"/>
-                    </a:xfrm>
-                    <a:prstGeom prst="rect">
-                      <a:avLst/>
-                    </a:prstGeom>
-                    <a:noFill/>
-                    <a:ln w="9525">
-                      <a:noFill/>
-                      <a:headEnd/>
-                      <a:tailEnd/>
-                    </a:ln>
-                  </pic:spPr>
-                </pic:pic>
-              </a:graphicData>
-            </a:graphic>
-          </wp:inline>
-        </w:drawing>
-      </w:r>
-      <w:r>
-        <w:t xml:space="preserve"> </w:t>
-      </w:r>
-      <w:r>
-        <w:drawing>
-          <wp:inline>
-            <wp:extent cx="2560320" cy="1440180"/>
-            <wp:effectExtent b="0" l="0" r="0" t="0"/>
-            <wp:docPr descr="" title="" id="106" name="Picture"/>
-            <a:graphic>
-              <a:graphicData uri="http://schemas.openxmlformats.org/drawingml/2006/picture">
-                <pic:pic>
-                  <pic:nvPicPr>
-                    <pic:cNvPr descr="image/15.2migration_scan_all.csv.png" id="107" name="Picture"/>
-                    <pic:cNvPicPr>
-                      <a:picLocks noChangeArrowheads="1" noChangeAspect="1"/>
-                    </pic:cNvPicPr>
-                  </pic:nvPicPr>
-                  <pic:blipFill>
-                    <a:blip r:embed="rId77"/>
-                    <a:stretch>
-                      <a:fillRect/>
-                    </a:stretch>
-                  </pic:blipFill>
-                  <pic:spPr bwMode="auto">
-                    <a:xfrm>
-                      <a:off x="0" y="0"/>
-                      <a:ext cx="2560320" cy="1440180"/>
-                    </a:xfrm>
-                    <a:prstGeom prst="rect">
-                      <a:avLst/>
-                    </a:prstGeom>
-                    <a:noFill/>
-                    <a:ln w="9525">
-                      <a:noFill/>
-                      <a:headEnd/>
-                      <a:tailEnd/>
-                    </a:ln>
-                  </pic:spPr>
-                </pic:pic>
-              </a:graphicData>
-            </a:graphic>
-          </wp:inline>
-        </w:drawing>
-      </w:r>
-    </w:p>
-    <w:bookmarkEnd w:id="108"/>
-    <w:bookmarkStart w:id="118" w:name="карантин"/>
-    <w:p>
-      <w:pPr>
-        <w:pStyle w:val="Heading2"/>
-      </w:pPr>
-      <w:r>
-        <w:t xml:space="preserve">5. Карантин</w:t>
-      </w:r>
-    </w:p>
-    <w:p>
-      <w:pPr>
-        <w:pStyle w:val="FirstParagraph"/>
-      </w:pPr>
-      <w:r>
-        <w:drawing>
-          <wp:inline>
-            <wp:extent cx="1706880" cy="960120"/>
-            <wp:effectExtent b="0" l="0" r="0" t="0"/>
-            <wp:docPr descr="" title="" id="110" name="Picture"/>
-            <a:graphic>
-              <a:graphicData uri="http://schemas.openxmlformats.org/drawingml/2006/picture">
-                <pic:pic>
-                  <pic:nvPicPr>
-                    <pic:cNvPr descr="image/31.0sir_quarantine_effect.png" id="111" name="Picture"/>
-                    <pic:cNvPicPr>
-                      <a:picLocks noChangeArrowheads="1" noChangeAspect="1"/>
-                    </pic:cNvPicPr>
-                  </pic:nvPicPr>
-                  <pic:blipFill>
-                    <a:blip r:embed="rId109"/>
-                    <a:stretch>
-                      <a:fillRect/>
-                    </a:stretch>
-                  </pic:blipFill>
-                  <pic:spPr bwMode="auto">
-                    <a:xfrm>
-                      <a:off x="0" y="0"/>
-                      <a:ext cx="1706880" cy="960120"/>
-                    </a:xfrm>
-                    <a:prstGeom prst="rect">
-                      <a:avLst/>
-                    </a:prstGeom>
-                    <a:noFill/>
-                    <a:ln w="9525">
-                      <a:noFill/>
-                      <a:headEnd/>
-                      <a:tailEnd/>
-                    </a:ln>
-                  </pic:spPr>
-                </pic:pic>
-              </a:graphicData>
-            </a:graphic>
-          </wp:inline>
-        </w:drawing>
-      </w:r>
-      <w:r>
-        <w:t xml:space="preserve"> </w:t>
-      </w:r>
-      <w:r>
-        <w:drawing>
-          <wp:inline>
-            <wp:extent cx="1706880" cy="960120"/>
-            <wp:effectExtent b="0" l="0" r="0" t="0"/>
-            <wp:docPr descr="" title="" id="113" name="Picture"/>
-            <a:graphic>
-              <a:graphicData uri="http://schemas.openxmlformats.org/drawingml/2006/picture">
-                <pic:pic>
-                  <pic:nvPicPr>
-                    <pic:cNvPr descr="image/31.1quarantine_effect.png" id="114" name="Picture"/>
-                    <pic:cNvPicPr>
-                      <a:picLocks noChangeArrowheads="1" noChangeAspect="1"/>
-                    </pic:cNvPicPr>
-                  </pic:nvPicPr>
-                  <pic:blipFill>
-                    <a:blip r:embed="rId112"/>
-                    <a:stretch>
-                      <a:fillRect/>
-                    </a:stretch>
-                  </pic:blipFill>
-                  <pic:spPr bwMode="auto">
-                    <a:xfrm>
-                      <a:off x="0" y="0"/>
-                      <a:ext cx="1706880" cy="960120"/>
-                    </a:xfrm>
-                    <a:prstGeom prst="rect">
-                      <a:avLst/>
-                    </a:prstGeom>
-                    <a:noFill/>
-                    <a:ln w="9525">
-                      <a:noFill/>
-                      <a:headEnd/>
-                      <a:tailEnd/>
-                    </a:ln>
-                  </pic:spPr>
-                </pic:pic>
-              </a:graphicData>
-            </a:graphic>
-          </wp:inline>
-        </w:drawing>
-      </w:r>
-      <w:r>
-        <w:t xml:space="preserve"> </w:t>
-      </w:r>
-      <w:r>
-        <w:drawing>
-          <wp:inline>
-            <wp:extent cx="1706880" cy="960120"/>
-            <wp:effectExtent b="0" l="0" r="0" t="0"/>
-            <wp:docPr descr="" title="" id="116" name="Picture"/>
-            <a:graphic>
-              <a:graphicData uri="http://schemas.openxmlformats.org/drawingml/2006/picture">
-                <pic:pic>
-                  <pic:nvPicPr>
-                    <pic:cNvPr descr="image/31.4quarantine_summary.csv.png" id="117" name="Picture"/>
-                    <pic:cNvPicPr>
-                      <a:picLocks noChangeArrowheads="1" noChangeAspect="1"/>
-                    </pic:cNvPicPr>
-                  </pic:nvPicPr>
-                  <pic:blipFill>
-                    <a:blip r:embed="rId115"/>
-                    <a:stretch>
-                      <a:fillRect/>
-                    </a:stretch>
-                  </pic:blipFill>
-                  <pic:spPr bwMode="auto">
-                    <a:xfrm>
-                      <a:off x="0" y="0"/>
-                      <a:ext cx="1706880" cy="960120"/>
-                    </a:xfrm>
-                    <a:prstGeom prst="rect">
-                      <a:avLst/>
-                    </a:prstGeom>
-                    <a:noFill/>
-                    <a:ln w="9525">
-                      <a:noFill/>
-                      <a:headEnd/>
-                      <a:tailEnd/>
-                    </a:ln>
-                  </pic:spPr>
-                </pic:pic>
-              </a:graphicData>
-            </a:graphic>
-          </wp:inline>
-        </w:drawing>
-      </w:r>
-    </w:p>
-    <w:bookmarkEnd w:id="118"/>
-    <w:bookmarkStart w:id="125" w:name="оптимизация-с-ограничением"/>
-    <w:p>
-      <w:pPr>
-        <w:pStyle w:val="Heading2"/>
-      </w:pPr>
-      <w:r>
-        <w:t xml:space="preserve">6. Оптимизация с ограничением</w:t>
-      </w:r>
-    </w:p>
-    <w:p>
-      <w:pPr>
-        <w:pStyle w:val="FirstParagraph"/>
-      </w:pPr>
-      <w:r>
-        <w:drawing>
-          <wp:inline>
-            <wp:extent cx="2400300" cy="1350168"/>
-            <wp:effectExtent b="0" l="0" r="0" t="0"/>
-            <wp:docPr descr="" title="" id="120" name="Picture"/>
-            <a:graphic>
-              <a:graphicData uri="http://schemas.openxmlformats.org/drawingml/2006/picture">
-                <pic:pic>
-                  <pic:nvPicPr>
-                    <pic:cNvPr descr="image/35sir_optimize_with_constraint.png" id="121" name="Picture"/>
-                    <pic:cNvPicPr>
-                      <a:picLocks noChangeArrowheads="1" noChangeAspect="1"/>
-                    </pic:cNvPicPr>
-                  </pic:nvPicPr>
-                  <pic:blipFill>
-                    <a:blip r:embed="rId119"/>
-                    <a:stretch>
-                      <a:fillRect/>
-                    </a:stretch>
-                  </pic:blipFill>
-                  <pic:spPr bwMode="auto">
-                    <a:xfrm>
-                      <a:off x="0" y="0"/>
-                      <a:ext cx="2400300" cy="1350168"/>
-                    </a:xfrm>
-                    <a:prstGeom prst="rect">
-                      <a:avLst/>
-                    </a:prstGeom>
-                    <a:noFill/>
-                    <a:ln w="9525">
-                      <a:noFill/>
-                      <a:headEnd/>
-                      <a:tailEnd/>
-                    </a:ln>
-                  </pic:spPr>
-                </pic:pic>
-              </a:graphicData>
-            </a:graphic>
-          </wp:inline>
-        </w:drawing>
-      </w:r>
-      <w:r>
-        <w:t xml:space="preserve"> </w:t>
-      </w:r>
-      <w:r>
-        <w:drawing>
-          <wp:inline>
-            <wp:extent cx="2400300" cy="1350168"/>
-            <wp:effectExtent b="0" l="0" r="0" t="0"/>
-            <wp:docPr descr="" title="" id="123" name="Picture"/>
-            <a:graphic>
-              <a:graphicData uri="http://schemas.openxmlformats.org/drawingml/2006/picture">
-                <pic:pic>
-                  <pic:nvPicPr>
-                    <pic:cNvPr descr="image/38.1optimization_with_constraint.csv.png" id="124" name="Picture"/>
-                    <pic:cNvPicPr>
-                      <a:picLocks noChangeArrowheads="1" noChangeAspect="1"/>
-                    </pic:cNvPicPr>
-                  </pic:nvPicPr>
-                  <pic:blipFill>
-                    <a:blip r:embed="rId122"/>
-                    <a:stretch>
-                      <a:fillRect/>
-                    </a:stretch>
-                  </pic:blipFill>
-                  <pic:spPr bwMode="auto">
-                    <a:xfrm>
-                      <a:off x="0" y="0"/>
-                      <a:ext cx="2400300" cy="1350168"/>
-                    </a:xfrm>
-                    <a:prstGeom prst="rect">
-                      <a:avLst/>
-                    </a:prstGeom>
-                    <a:noFill/>
-                    <a:ln w="9525">
-                      <a:noFill/>
-                      <a:headEnd/>
-                      <a:tailEnd/>
-                    </a:ln>
-                  </pic:spPr>
-                </pic:pic>
-              </a:graphicData>
-            </a:graphic>
-          </wp:inline>
-        </w:drawing>
-      </w:r>
-    </w:p>
-    <w:bookmarkEnd w:id="125"/>
-    <w:bookmarkEnd w:id="126"/>
-    <w:bookmarkStart w:id="129" w:name="итоги"/>
-    <w:p>
-      <w:pPr>
-        <w:pStyle w:val="Heading1"/>
-      </w:pPr>
-      <w:r>
-        <w:t xml:space="preserve">Итоги</w:t>
-      </w:r>
-    </w:p>
-    <w:bookmarkStart w:id="127" w:name="основные-результаты"/>
-    <w:p>
-      <w:pPr>
-        <w:pStyle w:val="Heading2"/>
-      </w:pPr>
-      <w:r>
-        <w:t xml:space="preserve">Основные результаты</w:t>
-      </w:r>
-    </w:p>
-    <w:p>
-      <w:pPr>
-        <w:pStyle w:val="Compact"/>
-        <w:numPr>
-          <w:ilvl w:val="0"/>
-          <w:numId w:val="1011"/>
-        </w:numPr>
-      </w:pPr>
-      <w:r>
-        <w:t xml:space="preserve">Реализован агентный вариант SIR-модели с расширениями.</w:t>
-      </w:r>
-    </w:p>
-    <w:p>
-      <w:pPr>
-        <w:pStyle w:val="Compact"/>
-        <w:numPr>
-          <w:ilvl w:val="0"/>
-          <w:numId w:val="1011"/>
-        </w:numPr>
-      </w:pPr>
-      <w:r>
-        <w:t xml:space="preserve">Проведены базовые и расширенные эксперименты.</w:t>
-      </w:r>
-    </w:p>
-    <w:p>
-      <w:pPr>
-        <w:pStyle w:val="Compact"/>
-        <w:numPr>
-          <w:ilvl w:val="0"/>
-          <w:numId w:val="1011"/>
-        </w:numPr>
-      </w:pPr>
-      <w:r>
-        <w:t xml:space="preserve">Получены данные для анализа порога, гетерогенности, миграции, карантина и оптимизации.</w:t>
-      </w:r>
-    </w:p>
-    <w:p>
-      <w:pPr>
-        <w:pStyle w:val="Compact"/>
-        <w:numPr>
-          <w:ilvl w:val="0"/>
-          <w:numId w:val="1011"/>
-        </w:numPr>
-      </w:pPr>
-      <w:r>
-        <w:t xml:space="preserve">Подготовлены материалы для защиты: отчёт, презентация, релизные файлы.</w:t>
-      </w:r>
-    </w:p>
-    <w:bookmarkEnd w:id="127"/>
-    <w:bookmarkStart w:id="128" w:name="практическая-ценность"/>
-    <w:p>
-      <w:pPr>
-        <w:pStyle w:val="Heading2"/>
-      </w:pPr>
-      <w:r>
-        <w:t xml:space="preserve">Практическая ценность</w:t>
-      </w:r>
-    </w:p>
-    <w:p>
-      <w:pPr>
-        <w:pStyle w:val="Compact"/>
-        <w:numPr>
-          <w:ilvl w:val="0"/>
-          <w:numId w:val="1012"/>
-        </w:numPr>
-      </w:pPr>
-      <w:r>
-        <w:t xml:space="preserve">Модель демонстрирует влияние параметров и управленческих мер на эпидемическую динамику.</w:t>
-      </w:r>
-    </w:p>
-    <w:p>
-      <w:pPr>
-        <w:pStyle w:val="Compact"/>
-        <w:numPr>
-          <w:ilvl w:val="0"/>
-          <w:numId w:val="1012"/>
-        </w:numPr>
-      </w:pPr>
-      <w:r>
-        <w:t xml:space="preserve">Подход пригоден для сценарного анализа и сравнения стратегий вмешательства.</w:t>
-      </w:r>
-    </w:p>
-    <w:bookmarkEnd w:id="128"/>
-    <w:bookmarkEnd w:id="129"/>
+        <w:t xml:space="preserve">Выводы</w:t>
+      </w:r>
+    </w:p>
+    <w:p>
+      <w:pPr>
+        <w:pStyle w:val="Compact"/>
+        <w:numPr>
+          <w:ilvl w:val="0"/>
+          <w:numId w:val="1015"/>
+        </w:numPr>
+      </w:pPr>
+      <w:r>
+        <w:t xml:space="preserve">Агентная реализация SIR-модели успешно выполнена и протестирована на серии сценариев.</w:t>
+      </w:r>
+    </w:p>
+    <w:p>
+      <w:pPr>
+        <w:pStyle w:val="Compact"/>
+        <w:numPr>
+          <w:ilvl w:val="0"/>
+          <w:numId w:val="1015"/>
+        </w:numPr>
+      </w:pPr>
+      <w:r>
+        <w:t xml:space="preserve">Подтверждена высокая чувствительность динамики к параметрам передачи и мобильности.</w:t>
+      </w:r>
+    </w:p>
+    <w:p>
+      <w:pPr>
+        <w:pStyle w:val="Compact"/>
+        <w:numPr>
+          <w:ilvl w:val="0"/>
+          <w:numId w:val="1015"/>
+        </w:numPr>
+      </w:pPr>
+      <w:r>
+        <w:t xml:space="preserve">Показано, что гетерогенность и организационные меры существенно меняют эпидемическую кривую.</w:t>
+      </w:r>
+    </w:p>
+    <w:p>
+      <w:pPr>
+        <w:pStyle w:val="Compact"/>
+        <w:numPr>
+          <w:ilvl w:val="0"/>
+          <w:numId w:val="1015"/>
+        </w:numPr>
+      </w:pPr>
+      <w:r>
+        <w:t xml:space="preserve">Оптимизационный подход полезен для выбора практических параметров управления.</w:t>
+      </w:r>
+    </w:p>
+    <w:p>
+      <w:pPr>
+        <w:pStyle w:val="Compact"/>
+        <w:numPr>
+          <w:ilvl w:val="0"/>
+          <w:numId w:val="1015"/>
+        </w:numPr>
+      </w:pPr>
+      <w:r>
+        <w:t xml:space="preserve">Подготовленный комплект материалов (код, графики, отчёт, презентация, релиз) обеспечивает воспроизводимость результатов ЛР4.</w:t>
+      </w:r>
+    </w:p>
+    <w:bookmarkEnd w:id="105"/>
     <w:sectPr>
       <w:footnotePr>
         <w:numRestart w:val="eachSect"/>
@@ -3038,7 +3364,70 @@
     <w:abstractNumId w:val="991"/>
   </w:num>
   <w:num w:numId="1012">
+    <w:abstractNumId w:val="99411"/>
+    <w:lvlOverride w:ilvl="0">
+      <w:startOverride w:val="1"/>
+    </w:lvlOverride>
+    <w:lvlOverride w:ilvl="1">
+      <w:startOverride w:val="1"/>
+    </w:lvlOverride>
+    <w:lvlOverride w:ilvl="2">
+      <w:startOverride w:val="1"/>
+    </w:lvlOverride>
+    <w:lvlOverride w:ilvl="3">
+      <w:startOverride w:val="1"/>
+    </w:lvlOverride>
+    <w:lvlOverride w:ilvl="4">
+      <w:startOverride w:val="1"/>
+    </w:lvlOverride>
+    <w:lvlOverride w:ilvl="5">
+      <w:startOverride w:val="1"/>
+    </w:lvlOverride>
+    <w:lvlOverride w:ilvl="6">
+      <w:startOverride w:val="1"/>
+    </w:lvlOverride>
+    <w:lvlOverride w:ilvl="7">
+      <w:startOverride w:val="1"/>
+    </w:lvlOverride>
+    <w:lvlOverride w:ilvl="8">
+      <w:startOverride w:val="1"/>
+    </w:lvlOverride>
+  </w:num>
+  <w:num w:numId="1013">
     <w:abstractNumId w:val="991"/>
+  </w:num>
+  <w:num w:numId="1014">
+    <w:abstractNumId w:val="991"/>
+  </w:num>
+  <w:num w:numId="1015">
+    <w:abstractNumId w:val="99411"/>
+    <w:lvlOverride w:ilvl="0">
+      <w:startOverride w:val="1"/>
+    </w:lvlOverride>
+    <w:lvlOverride w:ilvl="1">
+      <w:startOverride w:val="1"/>
+    </w:lvlOverride>
+    <w:lvlOverride w:ilvl="2">
+      <w:startOverride w:val="1"/>
+    </w:lvlOverride>
+    <w:lvlOverride w:ilvl="3">
+      <w:startOverride w:val="1"/>
+    </w:lvlOverride>
+    <w:lvlOverride w:ilvl="4">
+      <w:startOverride w:val="1"/>
+    </w:lvlOverride>
+    <w:lvlOverride w:ilvl="5">
+      <w:startOverride w:val="1"/>
+    </w:lvlOverride>
+    <w:lvlOverride w:ilvl="6">
+      <w:startOverride w:val="1"/>
+    </w:lvlOverride>
+    <w:lvlOverride w:ilvl="7">
+      <w:startOverride w:val="1"/>
+    </w:lvlOverride>
+    <w:lvlOverride w:ilvl="8">
+      <w:startOverride w:val="1"/>
+    </w:lvlOverride>
   </w:num>
 </w:numbering>
 </file>
